--- a/docs/CIM_Block_Spec.docx
+++ b/docs/CIM_Block_Spec.docx
@@ -21,7 +21,7 @@
         <w:spacing w:after="120" w:line="312" w:lineRule="auto"/>
       </w:pPr>
       <w:r>
-        <w:t>设计边界：功能模块清单为CIM-Block、Macro、ACT Buffer、归约树、tmp/Psum及Requant。当前支持同包接收/发射重叠、OS1 AS逐Context融合、64×8-bit权重地址表与107-bit descriptor；保留raw signed32输出，新增per-tensor组合Requant及INT8输出寄存器。OS&gt;1 AS保持原调度。Local Shared Memory写回扩展见第6章。</w:t>
+        <w:t>设计边界：功能模块清单为CIM-Block、Macro、ACT Buffer、归约树、tmp/Psum及Requant。支持同包接收/发射重叠、OS1 AS逐Context融合、64×8-bit权重地址表与107-bit descriptor。保留raw signed32，四通道组合Requant及INT8寄存输出。所有启用Requant的计算限制一个归约组、最多4OC；scale可per-tensor/per-channel，合并后的zp始终per-channel。</w:t>
       </w:r>
     </w:p>
     <w:p>
@@ -5388,7 +5388,7 @@
                 <w:color w:val="000000"/>
                 <w:sz w:val="18"/>
               </w:rPr>
-              <w:t>1067-bit配置：共享multiplier/shift及32×INT32逐channel zp；输入补偿已合入zp；INT8寄存输出比raw晚1T</w:t>
+              <w:t>298-bit配置：四组multiplier/shift及四项逐OC zp；merged zp仍per-channel；INT8 valid比raw晚1T，每拍最多4OC</w:t>
             </w:r>
           </w:p>
         </w:tc>
@@ -5439,7 +5439,7 @@
         <w:spacing w:after="120" w:line="312" w:lineRule="auto"/>
       </w:pPr>
       <w:r>
-        <w:t>每Tile/Context提交一次descriptor，cmd_fire=cmd_valid_i&amp;&amp;cmd_ready_o采样；首命令同时接收A0。packed struct字段按下表从高至低声明；三个count各8 bit，CTRL_W=107。AS后续命令仅更新Context地址，公共配置一致。</w:t>
+        <w:t>每Tile/Context提交一次compute descriptor，cmd_fire=cmd_valid_i&amp;&amp;cmd_ready_o采样；首命令同时接收A0。三个count各8bit，CTRL_W=107。AS后续compute descriptor仅改变Context地址，公共计算字段一致；独立requant_cfg_i按Context提供量化参数，见6.1节。</w:t>
       </w:r>
     </w:p>
     <w:tbl>
@@ -6895,7 +6895,7 @@
         <w:keepLines/>
       </w:pPr>
       <w:r>
-        <w:t>常规访问行为：cim_cs_en=1 且 cim_wr_en=1 时，对选中 Macro 的指定行按写掩码更新，未选中的 Macro 和被屏蔽的 OC 区域保持；cim_cs_en=1 且 cim_wr_en=0 时，读回选中 Macro 的完整 128 B 行，读操作忽略写掩码。cim_cs_en=0 时不发起常规访问。读写采样时序、读返回延迟、非读期间输出保持行为及背靠背访问约束待冻结，不能由数据位宽推断单拍完成。</w:t>
+        <w:t>常规端口按cim_macro_group与cim_bank_sel选择Macro。当前参考RTL在上升沿按wmask写入：1屏蔽32B OC，0允许更新；使能读为组合读，忽略wmask，非读期间cim_rd_data=0。整个计算batch及TB preload期间禁止常规访问。物理SRAM IP的接口延迟与时序签核仍待冻结，不能由128B位宽推断已完成物理实现。</w:t>
       </w:r>
     </w:p>
     <w:p>
@@ -6966,7 +6966,7 @@
           <w:color w:val="000000"/>
           <w:sz w:val="19"/>
         </w:rPr>
-        <w:t>AS Context 上限为：OS=1 时 as_cnt≤min(255,WGT_RADDR_BUFFER_DEPTH,MAX_CONTEXTS)，默认 64；OS&gt;1 时还要求 as_cnt≤OUTPUT_BUFFER_DEPTH，默认 min(255,64,64,16)=16。MAX_CONTEXTS 默认 64，Psum 深度 OUTPUT_BUFFER_DEPTH 仍为 16。Stationary 的 Context 复用次数受此上限约束；有效发射次数为 P×as_cnt，并非所有精度都只有 16 个时钟周期。</w:t>
+        <w:t>AS计算Context上限：OS1要求as_cnt≤min(255,WGT_RADDR_BUFFER_DEPTH,MAX_CONTEXTS)，默认64；OS&gt;1还要求as_cnt≤OUTPUT_BUFFER_DEPTH，默认16。有效发射数为P×as_cnt。该上限不代表默认缓存64套量化参数；独立Requant配置要求见6.1节。</w:t>
       </w:r>
     </w:p>
     <w:p>
@@ -9859,7 +9859,7 @@
         <w:spacing w:after="120" w:line="312" w:lineRule="auto"/>
       </w:pPr>
       <w:r>
-        <w:t>K Tail 由上游补零；OC Tail 使用 macro_oc_mask 屏蔽，并通过逐 channel out_valid_o 标识有效结果。实际启用 Macro 数可小于 8。上表为 K=256 满载映射；v2.8 标准 K=128 例使用相同 Slot，W2/W4/W8 的 EN 分别为 8'h55/8'h33/8'h0F，物理归约终点仍为 pair/quad/root。</w:t>
+        <w:t>K Tail由上游补零，OC Tail由macro_oc_mask屏蔽并通过valid标识。上表为K256满载Slot映射。v2.8标准K128的EN=55/33/0F仅用于ENABLE_REQUANT=0的raw-only验证；其pair/quad/root时序保持。启用Requant须采用完整对齐归约组，逻辑K128以尾部补零适配物理K256。</w:t>
       </w:r>
     </w:p>
     <w:bookmarkEnd w:id="11"/>
@@ -10783,7 +10783,7 @@
         <w:spacing w:after="120" w:line="312" w:lineRule="auto"/>
       </w:pPr>
       <w:r>
-        <w:t>AS 同一 Tile 的后续 Context 命令仅加载该 Context 的 weight_cim_raddr，不重装 A0，公共配置保持相同。WS 同一 Tile 的全部 Context 使用相同行号，各 Context 分别加载完整 ACT。新 Tile 地址由外部命令给出。单 bank 在当前包内部发射结束后的下一拍才接收下一包；整批末次发射后等待全部有效输出发布完成，再接受下一批。</w:t>
+        <w:t>AS同Tile后续Context命令更新weight_cim_raddr，不重装A0，公共计算配置不变；启用Context量化参数表时，独立requant_cfg_i还加载/校验该Context的zp和scale。WS同Tile所有Context使用相同行号，各自输入完整ACT。下一包在当前包末次发射后一拍接受；整批raw排空后下一沿可同时接受新batch并锁存旧INT8。</w:t>
       </w:r>
     </w:p>
     <w:bookmarkEnd w:id="15"/>
@@ -14856,7 +14856,7 @@
         <w:spacing w:after="120" w:line="312" w:lineRule="auto"/>
       </w:pPr>
       <w:r>
-        <w:t>每个 OC 的最终 Psum 在全部 slice 融合和全部 OS Tile 累加完成后发布，下一沿锁存该 OC 的INT8结果。中间phase/Tile不触发量化寄存器更新；不等待完整向量凑齐，混合归约树各lane的raw完成时间统一加1T即为量化完成时间。raw与量化输出寄存器均按lane独立更新，无有效结果时保持，包括跨batch配置变化期间。复位清零量化数据及valid，并取消尚未锁存的raw结果。</w:t>
+        <w:t>启用Requant仅允许一个有效归约组。每OC最终Psum在全部slice融合及OS Tile累加后发布，下一沿锁存对应INT8，valid晚1T。中间phase/Tile不量化。raw-only多组/混合树验证设ENABLE_REQUANT=0，不发布量化valid。无valid的lane保持旧值；复位清零量化数据及valid并取消待输出结果。</w:t>
       </w:r>
     </w:p>
     <w:p>
@@ -14865,7 +14865,7 @@
         <w:spacing w:after="120" w:line="312" w:lineRule="auto"/>
       </w:pPr>
       <w:r>
-        <w:t>Requant配置采用独立1067-bit requant_cfg_t：mode 1 bit、signed INT32 multiplier、signed INT10 shift、32×signed INT32 requant_zp。multiplier/shift按per-tensor共用，zp按weight输出channel分别配置，参数生成端已将输入补偿合入zp。Cluster只保留该逐通道zp接口。AS首K Tile各Context Command分别锁存其zp，后续K Tile必须一致；107-bit compute descriptor不变。</w:t>
+        <w:t>Requant配置采用独立298-bit requant_cfg_t：conv_mode及requant_mode各1bit、4×INT32 multiplier、4×INT10 shift、4×INT32 zp。OC c固定使用参数c，对应oc_mask的OC0～3位序；屏蔽某OC不会压缩参数索引。107-bit compute descriptor不变。</w:t>
       </w:r>
     </w:p>
     <w:p>
@@ -14874,15 +14874,33 @@
         <w:spacing w:after="120" w:line="312" w:lineRule="auto"/>
       </w:pPr>
       <w:r>
-        <w:t>本阶段仅支持requant_mode=0的per-tensor multiplier/shift；mode=1的per-channel scale尚未实现。zp始终按weight输出channel提供INT32值，其逐通道属性不随mode改变。复位multiplier=1、shift=0、全部zp=0。</w:t>
+        <w:t>requant_mode=0：四OC共用第0项multiplier/shift，zp仍用四项。requant_mode=1：四OC分别使用对应multiplier/shift，要求conv_mode=1。无论scale模式，启用Requant均限制一个对齐归约组：W8用Macro0～7，W4选0～3或4～7，W2选四个对齐Macro对之一。当前有效shift为−31～31。 ENABLE_REQUANT默认1；设0仅用于raw-only多组归约验证，不发布INT8 valid。四个组合算术通道收集OC0～3，结果仍回到原物理lane。</w:t>
       </w:r>
     </w:p>
     <w:bookmarkEnd w:id="29"/>
     <w:p>
       <w:pPr>
+        <w:pStyle w:val="3"/>
+        <w:spacing w:after="120" w:line="312" w:lineRule="auto"/>
+      </w:pPr>
+      <w:r>
+        <w:t>REQUANT_CONTEXT_DEPTH默认1，整批共用一套四通道配置。AS不同Context需要不同量化参数时，配置该深度至少为as_cnt；首K Tile各Context Command加载各自四项zp和四组scale，后续K Tile须重复一致参数。mode在batch内不变；per-tensor只使用batch第0项scale，zp仍逐Context选择。地址表64项、标签容量64、Psum默认16和Requant参数表是独立约束。</w:t>
+      </w:r>
+    </w:p>
+    <w:p>
+      <w:pPr>
+        <w:pStyle w:val="3"/>
+        <w:spacing w:after="120" w:line="312" w:lineRule="auto"/>
+      </w:pPr>
+      <w:r>
+        <w:t>OS2/AS4需显式配置REQUANT_CONTEXT_DEPTH=4：16个INT32 zp为512bit，16组INT32 multiplier/INT10 shift为672bit，共1184bit参数，不含valid和298-bit batch配置。默认depth=1不是自动按as_cnt扩展。最后raw发布后的下一沿，可同时锁存该结果的INT8并接受下一batch的Command/配置；输出使用沿前旧参数，新参数沿后生效。cmd_ready_o不额外等待量化valid结束；外部仍可主动插入命令空拍。</w:t>
+      </w:r>
+    </w:p>
+    <w:p>
+      <w:pPr>
         <w:pStyle w:val="4"/>
         <w:keepNext/>
-        <w:pageBreakBefore/>
+        <w:pageBreakBefore w:val="0"/>
         <w:spacing w:after="100"/>
       </w:pPr>
       <w:r>
@@ -14917,7 +14935,7 @@
           <w:color w:val="000000"/>
           <w:sz w:val="19"/>
         </w:rPr>
-        <w:t>q_out[n] = clip_INT8(round(Psum[n] × requant_multiplier × 2^requant_shift) + requant_zp[n])</w:t>
+        <w:t>q_out[n] = clip_INT8(round(Psum[n] × multiplier[s] × 2^shift[s]) + zp[c])；本地OC c=0…3，per-tensor选s=0，per-channel选s=c。</w:t>
       </w:r>
     </w:p>
     <w:p>
@@ -15247,7 +15265,7 @@
                 <w:color w:val="000000"/>
                 <w:sz w:val="18"/>
               </w:rPr>
-              <w:t>signed INT32，−2^31…2^31−1</w:t>
+              <w:t>4×signed INT32</w:t>
             </w:r>
           </w:p>
         </w:tc>
@@ -15276,7 +15294,7 @@
                 <w:color w:val="000000"/>
                 <w:sz w:val="18"/>
               </w:rPr>
-              <w:t>按编码整数直接参与乘法，不隐含Q0.31或除2^31</w:t>
+              <w:t>OC c对应[32*c+:32]；per-tensor共用第0项，无隐含Q31缩放</w:t>
             </w:r>
           </w:p>
         </w:tc>
@@ -15354,7 +15372,7 @@
                 <w:color w:val="000000"/>
                 <w:sz w:val="18"/>
               </w:rPr>
-              <w:t>signed INT10，−512…511</w:t>
+              <w:t>4×signed INT10，每项−512…511</w:t>
             </w:r>
           </w:p>
         </w:tc>
@@ -15383,7 +15401,7 @@
                 <w:color w:val="000000"/>
                 <w:sz w:val="18"/>
               </w:rPr>
-              <w:t>INT10编码保持；本阶段RTL有效配置仅−31～31，大shift暂未实现</w:t>
+              <w:t>OC c对应[10*c+:10]；当前RTL支持−31～31</w:t>
             </w:r>
           </w:p>
         </w:tc>
@@ -15461,7 +15479,7 @@
                 <w:color w:val="000000"/>
                 <w:sz w:val="18"/>
               </w:rPr>
-              <w:t>逐weight channel的signed INT32，共32项</w:t>
+              <w:t>4×signed INT32，按输出OC提供</w:t>
             </w:r>
           </w:p>
         </w:tc>
@@ -15490,7 +15508,7 @@
                 <w:color w:val="000000"/>
                 <w:sz w:val="18"/>
               </w:rPr>
-              <w:t>per-channel INT32有效偏置，输入补偿已合入；在round后、clip前加入</w:t>
+              <w:t>合并输入补偿后的有效zp仍per-channel；OC c用[32*c+:32]，在round后、clip前加入</w:t>
             </w:r>
           </w:p>
         </w:tc>
@@ -15626,7 +15644,7 @@
           <w:color w:val="000000"/>
           <w:sz w:val="19"/>
         </w:rPr>
-        <w:t>requant_mode仅控制multiplier/shift粒度。requant_zp明确为per-channel：每个weight输出channel一个signed INT32有效偏置，输入补偿已由参数生成端合入该zp。不同通道允许相同值，配置接口仍按通道提供。</w:t>
+        <w:t>requant_mode仅控制scale粒度。输入补偿与原输出偏置合并后的zero-point仍为per-channel；即使weight使用per-tensor scale，每个weight输出channel仍有自己的signed INT32有效zp。当前接口仅四项zp，固定对应OC0～3，与四组scale采用同一索引。</w:t>
       </w:r>
     </w:p>
     <w:p>
@@ -15699,7 +15717,7 @@
       <w:pPr>
         <w:pStyle w:val="4"/>
         <w:keepNext/>
-        <w:pageBreakBefore/>
+        <w:pageBreakBefore w:val="0"/>
         <w:spacing w:after="100"/>
       </w:pPr>
       <w:r>
@@ -17153,12 +17171,12 @@
     </w:p>
     <w:p>
       <w:r>
-        <w:t>X[32,128]×W[128,16]仅使用一个Cluster，分两批N8。每批os/ws/as=1/32/1、W8A16、signed_en=1、split=0x01、slots=0x688688。四Macro归约K128/N4，两组并行N8；同一八Macro的0x40/0x41两行分别保存N0…7/N8…15，X的32行重复输入两次。每行A0与Command同拍，后续A1…A3连续输入，包间隔5T。</w:t>
+        <w:t>X[32,128]×W[128,16]仅用一个Cluster，分四批N4；每批OS/WS/AS=1/32/1，W8A16，split=0，EN=0xff，slots=0xfac688。八Macro全归约K256/N4，逻辑K128的尾部权重和ACT补零；行0x40～0x43分别保存四批N4。X的32行重放四次，A0与Command同拍输入，包间隔5T。</w:t>
       </w:r>
     </w:p>
     <w:p>
       <w:r>
-        <w:t>Python先计算原始实数矩阵golden，再校准ACT、weight和输出缩放。WS32示例ACT_zp=−9264、multiplier=4649、shift=−31；最终逐通道zp已合入输入offset，直接送入Cluster。每批raw在C8…C163、INT8在C9…C164发布，全例64条Command、256次发射、512个raw和512个INT8逐元素匹配接口golden。</w:t>
+        <w:t>Python先算实数GEMM再校准。两个GEMM TB均保留per-tensor weight并新增per-channel weight版本：后者按W各输出列分别计算对称W8 scale，由ACT_scale×W_scale[n]/output_scale生成逐通道multiplier/shift，合并输入补偿后的zp也为per-channel。WS32每批raw在C9…C164、INT8在C10…C165发布，共128条Command、512次发射；每版512个raw和512个INT8匹配整数接口golden。</w:t>
       </w:r>
     </w:p>
     <w:p>
@@ -17176,7 +17194,69 @@
     </w:p>
     <w:p>
       <w:r>
-        <w:t>AS Context参数表为4组×4 OC，仅保存16个INT32 zp，共512bit；每拍选当前Context的4个zp。首K Tile各Context命令分别加载，第二K Tile校验一致。输入补偿已合入这些zp。raw每行C35…C38发布，INT8在C36…C39发布；Psum保存4个Context历史，默认深度16足够。</w:t>
+        <w:t>AS Context参数表为四组×四OC：16个INT32 zp共512bit，16组INT32 multiplier与INT10 shift共672bit，总1184bit。首K Tile各Context分别加载，第二Tile校验一致；每拍只选当前Context的四组。OS2/AS4的raw仍在C35…C38发布，INT8在C36…C39发布，Psum默认深度16足够。</w:t>
+      </w:r>
+    </w:p>
+    <w:p>
+      <w:pPr>
+        <w:pStyle w:val="4"/>
+      </w:pPr>
+      <w:r>
+        <w:t>6.2.5 端到端 GEMM 高位置组与边界验证</w:t>
+      </w:r>
+    </w:p>
+    <w:p>
+      <w:pPr>
+        <w:pStyle w:val="3"/>
+        <w:spacing w:after="120" w:line="312" w:lineRule="auto"/>
+      </w:pPr>
+      <w:r>
+        <w:t>W4高位置组：X[8,192]×W[192,8]，W4A16，OS1/WS8/AS1，Macro4～7，split=0x01、EN=0xf0；输出lane4～7，两批N4，地址0x80/0x81。首行raw/INT8为C8/C9。</w:t>
+      </w:r>
+    </w:p>
+    <w:p>
+      <w:pPr>
+        <w:pStyle w:val="3"/>
+        <w:spacing w:after="120" w:line="312" w:lineRule="auto"/>
+      </w:pPr>
+      <w:r>
+        <w:t>W2最后一组：X[8,192]×W[192,8]，W2A8，OS1/WS8/AS1，Macro6～7，split=0x07、EN=0xc0；输出lane12～15，两批N4，地址0x90/0x91。首行raw/INT8为C5/C6。</w:t>
+      </w:r>
+    </w:p>
+    <w:p>
+      <w:pPr>
+        <w:pStyle w:val="3"/>
+        <w:spacing w:after="120" w:line="312" w:lineRule="auto"/>
+      </w:pPr>
+      <w:r>
+        <w:t>N尾部：X[8,160]×W[160,6]，W4A16、Macro4～7，地址0xa0/0xa1。第二批OC mask=0101，逻辑列4、5分别位于OC0、OC2（lane4、6）；OC2继续使用参数2，OC1/3无valid且输出寄存器保持。</w:t>
+      </w:r>
+    </w:p>
+    <w:p>
+      <w:pPr>
+        <w:pStyle w:val="3"/>
+        <w:spacing w:after="120" w:line="312" w:lineRule="auto"/>
+      </w:pPr>
+      <w:r>
+        <w:t>舍入/饱和边界：X[12,160]×W[160,4]，W4A16、Macro4～7、OS1/WS12/AS1、地址0xb0。前四行单位基权重产生可控点积，其余K权重为0；通过真实Macro计算和归约。multiplier=[1,3,1,1]、shift=[−1,−2,0,0]、merged zp=[0,1,100,−100]，ACT_zp=11。命中正/负半整数各5项、低/高越界2/4项、精确−128/127各2项。</w:t>
+      </w:r>
+    </w:p>
+    <w:p>
+      <w:pPr>
+        <w:pStyle w:val="3"/>
+        <w:spacing w:after="120" w:line="312" w:lineRule="auto"/>
+      </w:pPr>
+      <w:r>
+        <w:t>前三类各运行per-tensor weight和per-channel weight两版，边界使用定向per-channel Requant，共7个suite、400个raw和400个INT8。Python独立整数/Fraction golden，SV从常规SRAM装载、Command/ACT输入到最终输出逐元素精确比较。完整回归76个suite通过，48个预期拒绝；每case打印英文时间戳与描述。</w:t>
+      </w:r>
+    </w:p>
+    <w:p>
+      <w:pPr>
+        <w:pStyle w:val="3"/>
+        <w:spacing w:after="120" w:line="312" w:lineRule="auto"/>
+      </w:pPr>
+      <w:r>
+        <w:t>复现入口：python RTL/cluster/tb/py/run_sram_regression.py --gemm-edges-only；完整回归使用--full。共享tb_Cluster_GEMM_Edges.sv及分离的driver、scoreboard、regression include。场景数据、真实输出与SHA256保存在RTL/cluster/tb/data/gemm_edges/。</w:t>
       </w:r>
     </w:p>
     <w:p>

--- a/docs/CIM_Block_Spec.docx
+++ b/docs/CIM_Block_Spec.docx
@@ -21,7 +21,7 @@
         <w:spacing w:after="120" w:line="312" w:lineRule="auto"/>
       </w:pPr>
       <w:r>
-        <w:t>设计边界：功能模块清单为CIM-Block、Macro、ACT Buffer、归约树、tmp/Psum及Requant。支持同包接收/发射重叠、OS1 AS逐Context融合、64×8-bit权重地址表与107-bit descriptor。保留raw signed32，四通道组合Requant及INT8寄存输出。所有启用Requant的计算限制一个归约组、最多4OC；scale可per-tensor/per-channel，合并后的zp始终per-channel。</w:t>
+        <w:t>设计边界：八Macro、4096-bit ACT、归约树和tmp/Psum。所有多Context AS采用Tile→Slice→Context，包括OS1。Psum使用条件为cim_os_cnt&gt;1或(cim_as_cnt&gt;1且ACT位宽&gt;4)；WS/单Context仅OS&gt;1写Psum，AS A4 OS1旁路Psum。REQUANT_CONTEXT_DEPTH=OUTPUT_BUFFER_DEPTH，默认16个固定Context槽位，每项296bit，合计4736bit/592B。所有多Context AS包括A4使用该表；首K Tile加载，后续Tile校验有效参数一致。非AS关闭深表并使用一组批次参数。正式输出为requant_data_o[255:0]和requant_valid_o[31:0]。raw_data/raw_valid仅供TB层次观察，psum_data_o/out_valid_o不是RTL端口。全部Slice和K Tile完成后量化一次，INT8 data/valid比对应raw晚1T，没有输出反压。</w:t>
       </w:r>
     </w:p>
     <w:p>
@@ -2396,7 +2396,7 @@
           </w:tcPr>
           <w:p>
             <w:r>
-              <w:t>64×8=512 bit / Cluster；所有AS共用；独立地址握手尚未添加</w:t>
+              <w:t>16×8=128bit/Cluster；仅AS A8/A16开启，A4旁路；非AS关钟</w:t>
             </w:r>
           </w:p>
         </w:tc>
@@ -3460,7 +3460,7 @@
                 <w:color w:val="000000"/>
                 <w:sz w:val="18"/>
               </w:rPr>
-              <w:t>os_cnt</w:t>
+              <w:t>cim_os_cnt</w:t>
             </w:r>
           </w:p>
         </w:tc>
@@ -3538,15 +3538,14 @@
                 <w:color w:val="000000"/>
                 <w:sz w:val="18"/>
               </w:rPr>
-              <w:t>ws_cnt</w:t>
-            </w:r>
-            <w:r>
-              <w:rPr>
-                <w:b w:val="0"/>
-                <w:color w:val="000000"/>
-                <w:sz w:val="18"/>
-              </w:rPr>
-              <w:t xml:space="preserve"> / </w:t>
+              <w:t>cim_ws_cnt / cim_as_cnt</w:t>
+            </w:r>
+            <w:r>
+              <w:rPr>
+                <w:b w:val="0"/>
+                <w:color w:val="000000"/>
+                <w:sz w:val="18"/>
+              </w:rPr>
             </w:r>
             <w:r>
               <w:rPr>
@@ -3555,7 +3554,6 @@
                 <w:color w:val="000000"/>
                 <w:sz w:val="18"/>
               </w:rPr>
-              <w:t>as_cnt</w:t>
             </w:r>
           </w:p>
         </w:tc>
@@ -3760,11 +3758,9 @@
         <w:spacing w:after="120" w:line="312" w:lineRule="auto"/>
       </w:pPr>
       <w:r>
-        <w:t>以下端口均以单个 Cluster 为视角。CV-Core 驱动 cmd_i/cmd_valid_i 与 act_data_i；Cluster 仅对 Command 返回 cmd_ready_o，ACT 无独立 valid/ready。当前输出逐 channel 发布 raw signed32，无输出反压。多 Cluster 广播由外部保证各目标满足相同接收时序，不能绕过各 Cluster 的 ready 约束。</w:t>
-      </w:r>
-      <w:r>
-        <w:t xml:space="preserve"> WLC 驱动 cim_* 常规权重读写口，其方向在下表统一按 Cluster 视角列出；与 WLC 视角相反。weight_wen_i/weight_waddr_i/weight_wdata_i 保留为 TB preload 验证辅助接口，不代表 WLC 常规总线宽度。</w:t>
-      </w:r>
+        <w:t>CV-Core提供cmd_i/cmd_valid_i和ACT，Cluster通过cmd_ready_o接受命令。WLC通过sram_*常规端口逐Macro装载/读回权重；没有TB preload端口。正式输出为requant_data_o[255:0]和requant_valid_o[31:0]。raw_data/raw_valid仅供TB层次观察，psum_data_o/out_valid_o不是RTL端口。全部Slice和K Tile完成后量化一次，INT8 data/valid比对应raw晚1T，没有输出反压。</w:t>
+      </w:r>
+      <w:r/>
     </w:p>
     <w:tbl>
       <w:tblPr>
@@ -4243,7 +4239,7 @@
                 <w:color w:val="000000"/>
                 <w:sz w:val="18"/>
               </w:rPr>
-              <w:t>psum_data_o[1023:0]</w:t>
+              <w:t>psum_data_o[1023:0]（仅TB）</w:t>
             </w:r>
           </w:p>
         </w:tc>
@@ -4270,7 +4266,7 @@
                 <w:color w:val="000000"/>
                 <w:sz w:val="18"/>
               </w:rPr>
-              <w:t>输出</w:t>
+              <w:t>仅TB观察</w:t>
             </w:r>
           </w:p>
         </w:tc>
@@ -4297,7 +4293,7 @@
                 <w:color w:val="000000"/>
                 <w:sz w:val="18"/>
               </w:rPr>
-              <w:t>32 个 raw signed32 channel，未发布数据保持，不含 Requant</w:t>
+              <w:t>内部raw_data的TB别名，32路signed32数据；仅用于数值、时序和Psum检查，不是RTL正式输出端口。</w:t>
             </w:r>
           </w:p>
         </w:tc>
@@ -4329,7 +4325,7 @@
                 <w:color w:val="000000"/>
                 <w:sz w:val="18"/>
               </w:rPr>
-              <w:t>out_valid_o[31:0]</w:t>
+              <w:t>out_valid_o[31:0]（仅TB）</w:t>
             </w:r>
           </w:p>
         </w:tc>
@@ -4356,7 +4352,7 @@
                 <w:color w:val="000000"/>
                 <w:sz w:val="18"/>
               </w:rPr>
-              <w:t>输出</w:t>
+              <w:t>仅TB观察</w:t>
             </w:r>
           </w:p>
         </w:tc>
@@ -4383,7 +4379,7 @@
                 <w:color w:val="000000"/>
                 <w:sz w:val="18"/>
               </w:rPr>
-              <w:t>逐 channel 当拍新结果有效，无输出反压</w:t>
+              <w:t>内部raw_valid的TB别名，逐lane标记raw发布；仅用于TB检查，不是RTL正式输出端口。</w:t>
             </w:r>
           </w:p>
         </w:tc>
@@ -4415,7 +4411,7 @@
                 <w:color w:val="000000"/>
                 <w:sz w:val="18"/>
               </w:rPr>
-              <w:t>cim_wr_en</w:t>
+              <w:t>sram_wr_en</w:t>
             </w:r>
           </w:p>
         </w:tc>
@@ -4469,7 +4465,7 @@
                 <w:color w:val="000000"/>
                 <w:sz w:val="18"/>
               </w:rPr>
-              <w:t>1 bit；WLC 常规 SRAM 访问方向：1=写，0=读；由 cim_cs_en 限定</w:t>
+              <w:t>1 bit；WLC 常规 SRAM 访问方向：1=写，0=读；由 sram_cs_en 限定</w:t>
             </w:r>
           </w:p>
         </w:tc>
@@ -4501,7 +4497,7 @@
                 <w:color w:val="000000"/>
                 <w:sz w:val="18"/>
               </w:rPr>
-              <w:t>cim_cs_en</w:t>
+              <w:t>sram_cs_en</w:t>
             </w:r>
           </w:p>
         </w:tc>
@@ -4587,7 +4583,7 @@
                 <w:color w:val="000000"/>
                 <w:sz w:val="18"/>
               </w:rPr>
-              <w:t>cim_row_addr[7:0]</w:t>
+              <w:t>sram_row_addr[7:0]</w:t>
             </w:r>
           </w:p>
         </w:tc>
@@ -4673,7 +4669,7 @@
                 <w:color w:val="000000"/>
                 <w:sz w:val="18"/>
               </w:rPr>
-              <w:t>cim_bank_sel[1:0]</w:t>
+              <w:t>sram_bank_sel[1:0]</w:t>
             </w:r>
           </w:p>
         </w:tc>
@@ -4727,7 +4723,7 @@
                 <w:color w:val="000000"/>
                 <w:sz w:val="18"/>
               </w:rPr>
-              <w:t>2 bit；macro_id[1:0]，与 cim_macro_group 拼接选择 Cluster 内的 Macro</w:t>
+              <w:t>2 bit；macro_id[1:0]，与 sram_macro_group 拼接选择 Cluster 内的 Macro</w:t>
             </w:r>
           </w:p>
         </w:tc>
@@ -4759,7 +4755,7 @@
                 <w:color w:val="000000"/>
                 <w:sz w:val="18"/>
               </w:rPr>
-              <w:t>cim_macro_group</w:t>
+              <w:t>sram_macro_group</w:t>
             </w:r>
           </w:p>
         </w:tc>
@@ -4813,7 +4809,7 @@
                 <w:color w:val="000000"/>
                 <w:sz w:val="18"/>
               </w:rPr>
-              <w:t>1 bit；macro_id[2]；macro_id={cim_macro_group,cim_bank_sel}，范围 0…7</w:t>
+              <w:t>1 bit；macro_id[2]；macro_id={sram_macro_group,sram_bank_sel}，范围 0…7</w:t>
             </w:r>
           </w:p>
         </w:tc>
@@ -4845,7 +4841,7 @@
                 <w:color w:val="000000"/>
                 <w:sz w:val="18"/>
               </w:rPr>
-              <w:t>cim_wmask[3:0]</w:t>
+              <w:t>sram_wmask[3:0]</w:t>
             </w:r>
           </w:p>
         </w:tc>
@@ -4931,7 +4927,7 @@
                 <w:color w:val="000000"/>
                 <w:sz w:val="18"/>
               </w:rPr>
-              <w:t>cim_wrdata[1023:0]</w:t>
+              <w:t>sram_wrdata[1023:0]</w:t>
             </w:r>
           </w:p>
         </w:tc>
@@ -4985,7 +4981,7 @@
                 <w:color w:val="000000"/>
                 <w:sz w:val="18"/>
               </w:rPr>
-              <w:t>128 B；所选 Macro 的一整行写数据，包含 4 个 OC 各 32 B；按 cim_wmask 更新</w:t>
+              <w:t>128 B；所选 Macro 的一整行写数据，包含 4 个 OC 各 32 B；按 sram_wmask 更新</w:t>
             </w:r>
           </w:p>
         </w:tc>
@@ -5017,7 +5013,7 @@
                 <w:color w:val="000000"/>
                 <w:sz w:val="18"/>
               </w:rPr>
-              <w:t>cim_rd_data[1023:0]</w:t>
+              <w:t>sram_rd_data[1023:0]</w:t>
             </w:r>
           </w:p>
         </w:tc>
@@ -5071,7 +5067,7 @@
                 <w:color w:val="000000"/>
                 <w:sz w:val="18"/>
               </w:rPr>
-              <w:t>128 B；所选 Macro 的一整行原始权重读数据，包含 4 个 OC 各 32 B；读延迟及有效时序待定</w:t>
+              <w:t>128B同步读响应，sram_rd_valid=1时有效；响应Macro编号随请求锁存，下一请求不改变本次响应。</w:t>
             </w:r>
           </w:p>
         </w:tc>
@@ -5103,7 +5099,7 @@
                 <w:color w:val="000000"/>
                 <w:sz w:val="18"/>
               </w:rPr>
-              <w:t>weight_wen_i[7:0]</w:t>
+              <w:t>sram_rd_valid</w:t>
             </w:r>
           </w:p>
         </w:tc>
@@ -5130,7 +5126,7 @@
                 <w:color w:val="000000"/>
                 <w:sz w:val="18"/>
               </w:rPr>
-              <w:t>输入</w:t>
+              <w:t>输出</w:t>
             </w:r>
           </w:p>
         </w:tc>
@@ -5147,162 +5143,17 @@
             </w:tcMar>
           </w:tcPr>
           <w:p>
-            <w:r>
-              <w:t>仅 TB preload 验证辅助接口：bit m 写 Macro m 的完整 1024-bit 权重行</w:t>
-            </w:r>
-          </w:p>
-        </w:tc>
-      </w:tr>
-      <w:tr>
-        <w:trPr>
-          <w:cantSplit/>
-        </w:trPr>
-        <w:tc>
-          <w:tcPr>
-            <w:tcW w:type="dxa" w:w="2952"/>
-            <w:vAlign w:val="center"/>
-            <w:shd w:fill="FFFFFF"/>
-            <w:tcMar>
-              <w:top w:w="70" w:type="dxa"/>
-              <w:left w:w="70" w:type="dxa"/>
-              <w:bottom w:w="70" w:type="dxa"/>
-              <w:right w:w="70" w:type="dxa"/>
-            </w:tcMar>
-          </w:tcPr>
-          <w:p>
-            <w:pPr>
-              <w:keepNext w:val="0"/>
-              <w:spacing w:before="40" w:after="40"/>
-            </w:pPr>
-            <w:r>
-              <w:rPr>
-                <w:b w:val="0"/>
-                <w:color w:val="000000"/>
-                <w:sz w:val="18"/>
-              </w:rPr>
-              <w:t>weight_waddr_i[7:0]</w:t>
-            </w:r>
-          </w:p>
-        </w:tc>
-        <w:tc>
-          <w:tcPr>
-            <w:tcW w:type="dxa" w:w="1008"/>
-            <w:vAlign w:val="center"/>
-            <w:shd w:fill="FFFFFF"/>
-            <w:tcMar>
-              <w:top w:w="70" w:type="dxa"/>
-              <w:left w:w="70" w:type="dxa"/>
-              <w:bottom w:w="70" w:type="dxa"/>
-              <w:right w:w="70" w:type="dxa"/>
-            </w:tcMar>
-          </w:tcPr>
-          <w:p>
-            <w:pPr>
-              <w:keepNext w:val="0"/>
-              <w:spacing w:before="40" w:after="40"/>
-            </w:pPr>
-            <w:r>
-              <w:rPr>
-                <w:b w:val="0"/>
-                <w:color w:val="000000"/>
-                <w:sz w:val="18"/>
-              </w:rPr>
-              <w:t>输入</w:t>
-            </w:r>
-          </w:p>
-        </w:tc>
-        <w:tc>
-          <w:tcPr>
-            <w:tcW w:type="dxa" w:w="5400"/>
-            <w:vAlign w:val="center"/>
-            <w:shd w:fill="FFFFFF"/>
-            <w:tcMar>
-              <w:top w:w="70" w:type="dxa"/>
-              <w:left w:w="70" w:type="dxa"/>
-              <w:bottom w:w="70" w:type="dxa"/>
-              <w:right w:w="70" w:type="dxa"/>
-            </w:tcMar>
-          </w:tcPr>
-          <w:p>
-            <w:r>
-              <w:t>仅 TB preload 验证辅助接口 共享写行号，与计算读地址分离</w:t>
-            </w:r>
-          </w:p>
-        </w:tc>
-      </w:tr>
-      <w:tr>
-        <w:trPr>
-          <w:cantSplit/>
-        </w:trPr>
-        <w:tc>
-          <w:tcPr>
-            <w:tcW w:type="dxa" w:w="2952"/>
-            <w:vAlign w:val="center"/>
-            <w:shd w:fill="FFFFFF"/>
-            <w:tcMar>
-              <w:top w:w="70" w:type="dxa"/>
-              <w:left w:w="70" w:type="dxa"/>
-              <w:bottom w:w="70" w:type="dxa"/>
-              <w:right w:w="70" w:type="dxa"/>
-            </w:tcMar>
-          </w:tcPr>
-          <w:p>
-            <w:pPr>
-              <w:keepNext w:val="0"/>
-              <w:spacing w:before="40" w:after="40"/>
-            </w:pPr>
-            <w:r>
-              <w:rPr>
-                <w:b w:val="0"/>
-                <w:color w:val="000000"/>
-                <w:sz w:val="18"/>
-              </w:rPr>
-              <w:t>weight_wdata_i[8191:0]</w:t>
-            </w:r>
-          </w:p>
-        </w:tc>
-        <w:tc>
-          <w:tcPr>
-            <w:tcW w:type="dxa" w:w="1008"/>
-            <w:vAlign w:val="center"/>
-            <w:shd w:fill="FFFFFF"/>
-            <w:tcMar>
-              <w:top w:w="70" w:type="dxa"/>
-              <w:left w:w="70" w:type="dxa"/>
-              <w:bottom w:w="70" w:type="dxa"/>
-              <w:right w:w="70" w:type="dxa"/>
-            </w:tcMar>
-          </w:tcPr>
-          <w:p>
-            <w:pPr>
-              <w:keepNext w:val="0"/>
-              <w:spacing w:before="40" w:after="40"/>
-            </w:pPr>
-            <w:r>
-              <w:rPr>
-                <w:b w:val="0"/>
-                <w:color w:val="000000"/>
-                <w:sz w:val="18"/>
-              </w:rPr>
-              <w:t>输入</w:t>
-            </w:r>
-          </w:p>
-        </w:tc>
-        <w:tc>
-          <w:tcPr>
-            <w:tcW w:type="dxa" w:w="5400"/>
-            <w:vAlign w:val="center"/>
-            <w:shd w:fill="FFFFFF"/>
-            <w:tcMar>
-              <w:top w:w="70" w:type="dxa"/>
-              <w:left w:w="70" w:type="dxa"/>
-              <w:bottom w:w="70" w:type="dxa"/>
-              <w:right w:w="70" w:type="dxa"/>
-            </w:tcMar>
-          </w:tcPr>
-          <w:p>
-            <w:r>
-              <w:t>仅 TB preload 验证辅助接口：每 Macro 对应 [1024*m+:1024]</w:t>
+            <w:pPr>
+              <w:keepNext w:val="0"/>
+              <w:spacing w:before="40" w:after="40"/>
+            </w:pPr>
+            <w:r>
+              <w:rPr>
+                <w:b w:val="0"/>
+                <w:color w:val="000000"/>
+                <w:sz w:val="18"/>
+              </w:rPr>
+              <w:t>1 bit；读采样沿后置1；与读数据对齐。下一沿非读则清零，复位异步清零。</w:t>
             </w:r>
           </w:p>
         </w:tc>
@@ -5404,7 +5255,7 @@
         </w:rPr>
       </w:pPr>
       <w:r>
-        <w:t>完成事件约定：out_valid_o[l]=1 表示本拍 channel l 发布新结果，对应 psum_data_o[32*l+:32] 有效；未发布的数据保持。各有效 channel 按 Context 顺序发布，整批全部 Context 的有效 channel 发布完成后结束批次。无 out_ready_i。后续 Requant 完成协议另见 6.1 节。</w:t>
+        <w:t>正式输出为requant_data_o[255:0]和requant_valid_o[31:0]。raw_data/raw_valid仅供TB层次观察，psum_data_o/out_valid_o不是RTL端口。全部Slice和K Tile完成后量化一次，INT8 data/valid比对应raw晚1T，没有输出反压。</w:t>
       </w:r>
     </w:p>
     <w:bookmarkEnd w:id="4"/>
@@ -5619,7 +5470,7 @@
                 <w:color w:val="000000"/>
                 <w:sz w:val="18"/>
               </w:rPr>
-              <w:t>os_cnt</w:t>
+              <w:t>cim_os_cnt</w:t>
             </w:r>
           </w:p>
         </w:tc>
@@ -5721,7 +5572,7 @@
                 <w:color w:val="000000"/>
                 <w:sz w:val="18"/>
               </w:rPr>
-              <w:t>ws_cnt</w:t>
+              <w:t>cim_ws_cnt</w:t>
             </w:r>
           </w:p>
         </w:tc>
@@ -5827,7 +5678,7 @@
                 <w:color w:val="000000"/>
                 <w:sz w:val="18"/>
               </w:rPr>
-              <w:t>as_cnt</w:t>
+              <w:t>cim_as_cnt</w:t>
             </w:r>
           </w:p>
         </w:tc>
@@ -5879,7 +5730,7 @@
                 <w:color w:val="000000"/>
                 <w:sz w:val="18"/>
               </w:rPr>
-              <w:t>AS Context数，1～255编码；OS1上限64，OS&gt;1默认16</w:t>
+              <w:t>AS Context数，编码1～255，所有精度有效上限16</w:t>
             </w:r>
           </w:p>
         </w:tc>
@@ -5929,7 +5780,7 @@
                 <w:color w:val="000000"/>
                 <w:sz w:val="18"/>
               </w:rPr>
-              <w:t>reduce_split_mask</w:t>
+              <w:t>cim_reduce_split_mask</w:t>
             </w:r>
           </w:p>
         </w:tc>
@@ -6035,7 +5886,7 @@
                 <w:color w:val="000000"/>
                 <w:sz w:val="18"/>
               </w:rPr>
-              <w:t>macro_en_mask</w:t>
+              <w:t>cim_macro_en_mask</w:t>
             </w:r>
           </w:p>
         </w:tc>
@@ -6149,7 +6000,7 @@
                 <w:sz w:val="18"/>
                 <w:lang w:val="en-US" w:eastAsia="zh-CN"/>
               </w:rPr>
-              <w:t>macro_oc_mask</w:t>
+              <w:t>cim_macro_oc_mask</w:t>
             </w:r>
           </w:p>
         </w:tc>
@@ -6254,7 +6105,7 @@
                 <w:color w:val="000000"/>
                 <w:sz w:val="18"/>
               </w:rPr>
-              <w:t>weight_cim_raddr</w:t>
+              <w:t>cim_weight_raddr</w:t>
             </w:r>
           </w:p>
         </w:tc>
@@ -6365,7 +6216,7 @@
                 <w:color w:val="000000"/>
                 <w:sz w:val="18"/>
               </w:rPr>
-              <w:t>act_slot_sel</w:t>
+              <w:t>cim_act_slot_sel</w:t>
             </w:r>
           </w:p>
         </w:tc>
@@ -6471,7 +6322,7 @@
                 <w:color w:val="000000"/>
                 <w:sz w:val="18"/>
               </w:rPr>
-              <w:t>precision</w:t>
+              <w:t>cim_precision</w:t>
             </w:r>
           </w:p>
         </w:tc>
@@ -6598,7 +6449,7 @@
                 <w:color w:val="000000"/>
                 <w:sz w:val="18"/>
               </w:rPr>
-              <w:t>signed_en</w:t>
+              <w:t>cim_signed_en</w:t>
             </w:r>
           </w:p>
         </w:tc>
@@ -6858,7 +6709,7 @@
         </w:rPr>
       </w:pPr>
       <w:r>
-        <w:t>Compute 阶段，descriptor 的 weight_cim_raddr 为八个 Macro 共享的单个 8-bit 权重行号，广播至各 Macro；Macro 内 4 个 OC 共用该行号，通过 macro_oc_mask[4*m+:4] 控制计算。无逐 Macro 读地址数组、无自动递增。WS 同一 Tile 的全部 Context/phase 保持相同地址；AS 按 Context 保存外部提交的地址，内部发射时切换。常规 Weight SRAM 读写与 CIM 计算读阶段分离；WLC 使用 cim_* 常规端口装载或读回权重，weight_wen_i、weight_waddr_i、weight_wdata_i 仅用于 TB preload。</w:t>
+        <w:t>cim_weight_raddr为八Macro共享的8-bit计算行地址，各Macro四个OC共用。AS按Context保存地址，WS同Tile复用地址；计算mask不影响常规写mask。</w:t>
       </w:r>
     </w:p>
     <w:bookmarkEnd w:id="8"/>
@@ -6868,7 +6719,7 @@
         <w:keepLines/>
       </w:pPr>
       <w:r>
-        <w:t>常规读写寻址：macro_id[2:0]={cim_macro_group,cim_bank_sel[1:0]}，即 macro_id=4×cim_macro_group+cim_bank_sel。group=0 时 bank_sel=0…3 选择 Macro0…3；group=1 时选择 Macro4…7。这里 bank_sel 是 Macro 编号的低两位，不表示所选 Macro 内部另有四个可寻址 bank。macro_group 也不是计算归约树的 group_id。</w:t>
+        <w:t>常规读写寻址：macro_id[2:0]={sram_macro_group,sram_bank_sel[1:0]}，即 macro_id=4×sram_macro_group+sram_bank_sel。group=0 时 bank_sel=0…3 选择 Macro0…3；group=1 时选择 Macro4…7。这里 bank_sel 是 Macro 编号的低两位，不表示所选 Macro 内部另有四个可寻址 bank。macro_group 也不是计算归约树的 group_id。</w:t>
       </w:r>
     </w:p>
     <w:p>
@@ -6877,7 +6728,7 @@
         <w:keepLines/>
       </w:pPr>
       <w:r>
-        <w:t>单次常规访问由 3-bit Macro 选择与 8-bit 行地址共同定位，逻辑地址为 {macro_id,cim_row_addr}。选中 Macro 的 4 个本地 OC 共用 cim_row_addr，各占该行 32 B，整行共 128 B。共有 8×256 个 128 B 行，总容量为 256 KiB；常规 128 B 数据不跨四个 Macro 分发。</w:t>
+        <w:t>单次常规访问由 3-bit Macro 选择与 8-bit 行地址共同定位，逻辑地址为 {macro_id,sram_row_addr}。选中 Macro 的 4 个本地 OC 共用 sram_row_addr，各占该行 32 B，整行共 128 B。共有 8×256 个 128 B 行，总容量为 256 KiB；常规 128 B 数据不跨四个 Macro 分发。</w:t>
       </w:r>
     </w:p>
     <w:p>
@@ -6886,7 +6737,7 @@
         <w:keepLines/>
       </w:pPr>
       <w:r>
-        <w:t>数据与掩码映射：对本地 oc_id=c（c=0…3），cim_wrdata[256*c+:256] 和 cim_rd_data[256*c+:256] 对应该 OC 的 32 B 权重区；cim_wmask[c]=1 屏蔽对应 OC 的 32 B 写入并保持原值，=0 允许写入。4'b0000 表示整行全写，4'b1111 表示整行全部屏蔽；例如 4'b0010 仅屏蔽 OC1，其余三个 OC 允许写入。写入掩码与计算用 macro_oc_mask 相互独立。</w:t>
+        <w:t>数据与掩码映射：对本地 oc_id=c（c=0…3），sram_wrdata[256*c+:256] 和 sram_rd_data[256*c+:256] 对应该 OC 的 32 B 权重区；sram_wmask[c]=1 屏蔽对应 OC 的 32 B 写入并保持原值，=0 允许写入。4'b0000 表示整行全写，4'b1111 表示整行全部屏蔽；例如 4'b0010 仅屏蔽 OC1，其余三个 OC 允许写入。写入掩码与计算用 cim_macro_oc_mask 相互独立。</w:t>
       </w:r>
     </w:p>
     <w:p>
@@ -6895,7 +6746,7 @@
         <w:keepLines/>
       </w:pPr>
       <w:r>
-        <w:t>常规端口按cim_macro_group与cim_bank_sel选择Macro。当前参考RTL在上升沿按wmask写入：1屏蔽32B OC，0允许更新；使能读为组合读，忽略wmask，非读期间cim_rd_data=0。整个计算batch及TB preload期间禁止常规访问。物理SRAM IP的接口延迟与时序签核仍待冻结，不能由128B位宽推断已完成物理实现。</w:t>
+        <w:t>常规SRAM在上升沿采样读写，读数据沿后可见；sram_rd_valid=0时sram_rd_data=0。计算刷新在Macro输入接受沿读权重，同沿寄存ACT，下一沿输出局部结果，保持1T/II1。当前访问冲突保护仍按Cluster互斥，独立门控保留跨Macro并发的实现空间。</w:t>
       </w:r>
     </w:p>
     <w:p>
@@ -6904,7 +6755,7 @@
         <w:keepLines/>
       </w:pPr>
       <w:r>
-        <w:t>例如访问 Macro5 的 row12：cim_macro_group=1、cim_bank_sel=2'b01、cim_row_addr=8'd12；该次访问的数据覆盖 Macro5 的 OC0…3。以 128 B 常规总线分别访问八个 Macro 的同一行号，需要八次访问；TB preload 的 8192-bit 数据接口可为各 Macro 提供独立整行数据，二者不是同一外部端口。</w:t>
+        <w:t>访问Macro5/row12：sram_macro_group=1，sram_bank_sel=01，sram_row_addr=12。128B覆盖该Macro四个OC，八Macro需要八次常规访问。</w:t>
       </w:r>
     </w:p>
     <w:p>
@@ -6913,7 +6764,7 @@
         <w:keepLines/>
       </w:pPr>
       <w:r>
-        <w:t>Cluster 选择由外部的 16 组 Cluster 读写口确定，本单 Cluster 接口不含 cim_cluster_index。控制是否广播由 Cluster 外部实现；读回数据的选择也由外部管理。常规访问期间不与 CIM 计算读或 TB preload 同时操作同一 Weight SRAM；本规格不假定双端口并发能力。CIM 计算读仍使用共享的 weight_cim_raddr，且不经 cim_rd_data 返回原始权重。</w:t>
+        <w:t>Cluster选择由外部16组独立端口完成。SRAM常规口统一sram_*，计算描述字段统一cim_*。各Macro的计算、SRAM访问、Hold更新分别门控；被计算OC mask屏蔽的Macro结果、归约转发、tmp/Psum和raw/INT8数据寄存器关闭时钟。ACT入口、SRAM整行读和完整行Hold为公共资源；valid保留清零尾沿。</w:t>
       </w:r>
     </w:p>
     <w:p>
@@ -6940,7 +6791,7 @@
           <w:color w:val="000000"/>
           <w:sz w:val="19"/>
         </w:rPr>
-        <w:t>os_cnt、ws_cnt、as_cnt 均为 8 bit，合法字段值为 1～255，0 非法，256 不可编码；cluster_ctrl_t 总宽度 CTRL_W=107 bit。OS 上限 255 指每个 Context 的 K Tile 累加次数，仍需满足 signed32 不溢出的数值约束。WS/AS 的字段位宽不代表可忽略存储容量上限。</w:t>
+        <w:t>cim_os_cnt、cim_ws_cnt、cim_as_cnt 均为 8 bit，合法字段值为 1～255，0 非法，256 不可编码；cluster_ctrl_t 总宽度 CTRL_W=107 bit。OS 上限 255 指每个 Context 的 K Tile 累加次数，仍需满足 signed32 不溢出的数值约束。WS/AS 的字段位宽不代表可忽略存储容量上限。</w:t>
       </w:r>
     </w:p>
     <w:p>
@@ -6953,7 +6804,7 @@
           <w:color w:val="000000"/>
           <w:sz w:val="19"/>
         </w:rPr>
-        <w:t>WGT_RADDR_BUFFER_DEPTH=64；context_address[0:63] 每项仅保存一个 8-bit weight_cim_raddr，共 64×8=512 bit（64 B）。OS=1 和 OS&gt;1 的 AS 共用这份地址表，计算时按 Context 取出并广播至八个 Macro；表内不存权重数据，不为八个 Macro 各复制一份。新 Tile 的地址由外部重新提交，无硬件自动递增。</w:t>
+        <w:t>WGT_RADDR_BUFFER_DEPTH=16，16×8=128bit，仅AS A8/A16使用Context地址深表，每Tile重新提交。A4 AS使用当前地址寄存器；非AS直接使用当前Command地址。地址表不存权重。</w:t>
       </w:r>
     </w:p>
     <w:p>
@@ -6966,7 +6817,7 @@
           <w:color w:val="000000"/>
           <w:sz w:val="19"/>
         </w:rPr>
-        <w:t>AS计算Context上限：OS1要求as_cnt≤min(255,WGT_RADDR_BUFFER_DEPTH,MAX_CONTEXTS)，默认64；OS&gt;1还要求as_cnt≤OUTPUT_BUFFER_DEPTH，默认16。有效发射数为P×as_cnt。该上限不代表默认缓存64套量化参数；独立Requant配置要求见6.1节。</w:t>
+        <w:t>所有精度cim_as_cnt≤OUTPUT_BUFFER_DEPTH=16，OS1/OS&gt;1相同；OS1 WS最多64，OS&gt;1 WS最多16，还需满足标签、地址和参数表容量。三个count均为8bit、1～255编码，0非法。</w:t>
       </w:r>
     </w:p>
     <w:p>
@@ -6979,7 +6830,7 @@
           <w:color w:val="000000"/>
           <w:sz w:val="19"/>
         </w:rPr>
-        <w:t>当前保留 Command 的 cmd_valid_i/cmd_ready_o；未增加独立的权重地址 buffer valid/ready、满空/credit 或逐项消费回收握手，不能靠新增背压自动处理超限 as_cnt。外部必须在首命令前满足容量约束；当前 RTL 对非法 count、地址表/标签/Psum 超限给出仿真诊断，产品级错误上报与额外流控尚未定义。内部仅在当前 Context 地址已寄存时发射，否则保持 phase/Context 并等待后续 Command。</w:t>
+        <w:t>AS参数、地址和ACT可边接收边发射，不等待全部Context收齐。Context i固定使用槽i，批次内不回收槽位，无FIFO。当前Slice和对应Context命令寄存后下一拍即可发射；收到后续参数可与已有计算同拍。</w:t>
       </w:r>
     </w:p>
     <w:tbl>
@@ -7189,7 +7040,7 @@
                 <w:color w:val="000000"/>
                 <w:sz w:val="18"/>
               </w:rPr>
-              <w:t>64 项 × 8 bit = 512 bit</w:t>
+              <w:t>16×8bit=128bit</w:t>
             </w:r>
           </w:p>
         </w:tc>
@@ -7218,7 +7069,7 @@
                 <w:color w:val="000000"/>
                 <w:sz w:val="18"/>
               </w:rPr>
-              <w:t>所有 AS 共用；8 个 Macro 广播同一行号</w:t>
+              <w:t>AS A8/A16使用；A4旁路</w:t>
             </w:r>
           </w:p>
         </w:tc>
@@ -7296,7 +7147,7 @@
                 <w:color w:val="000000"/>
                 <w:sz w:val="18"/>
               </w:rPr>
-              <w:t>as_cnt 最大 64</w:t>
+              <w:t>cim_as_cnt≤16</w:t>
             </w:r>
           </w:p>
         </w:tc>
@@ -7325,7 +7176,7 @@
                 <w:color w:val="000000"/>
                 <w:sz w:val="18"/>
               </w:rPr>
-              <w:t>先逐 Context bit fusion；Psum 全部关闭</w:t>
+              <w:t>Slice→Context；A8/A16使用Psum</w:t>
             </w:r>
           </w:p>
         </w:tc>
@@ -7403,7 +7254,7 @@
                 <w:color w:val="000000"/>
                 <w:sz w:val="18"/>
               </w:rPr>
-              <w:t>as_cnt 最大 16</w:t>
+              <w:t>cim_as_cnt≤16</w:t>
             </w:r>
           </w:p>
         </w:tc>
@@ -7432,7 +7283,7 @@
                 <w:color w:val="000000"/>
                 <w:sz w:val="18"/>
               </w:rPr>
-              <w:t>地址表、MAX_CONTEXTS、Psum 深度共同限制</w:t>
+              <w:t>固定参数槽位；Psum历史</w:t>
             </w:r>
           </w:p>
         </w:tc>
@@ -7663,7 +7514,7 @@
           <w:color w:val="000000"/>
           <w:sz w:val="22"/>
         </w:rPr>
-        <w:t>OS1 AS64 示例与 stationary 周期</w:t>
+        <w:t>OS1 AS16 示例与 stationary 周期</w:t>
       </w:r>
     </w:p>
     <w:p>
@@ -7676,7 +7527,7 @@
           <w:color w:val="000000"/>
           <w:sz w:val="19"/>
         </w:rPr>
-        <w:t>以 W8A16、OS=1、AS=64 为例：只接收一份完整 ACT，按 Context 连续完成四个 slice，唯一 tmp 保存融合前缀；64 个地址独立保存。无空拍时内部发射 C1…C256，共256次；Ctxc 的末次发射为 C(4c+4)，raw 为 C(4c+9)，最后 Ctx63 在 C261 发布。</w:t>
+        <w:t>W8A16、OS1/AS16：C0…C15接收16个Context地址/参数，A0…A3在C0…C3接收。C1开始发射，顺序A0/Ctx0…15、A1/Ctx0…15、A2/Ctx0…15、A3/Ctx0…15。Ctxc末次发射C(49+c)，raw C(54+c)，INT8 C(55+c)。AS64拒绝。</w:t>
       </w:r>
     </w:p>
     <w:tbl>
@@ -7886,7 +7737,7 @@
                 <w:color w:val="000000"/>
                 <w:sz w:val="18"/>
               </w:rPr>
-              <w:t>Ctx0 地址 + A0</w:t>
+              <w:t>Ctx0地址/参数+A0</w:t>
             </w:r>
           </w:p>
         </w:tc>
@@ -7915,7 +7766,7 @@
                 <w:color w:val="000000"/>
                 <w:sz w:val="18"/>
               </w:rPr>
-              <w:t>保存首命令与 A0</w:t>
+              <w:t>保存输入</w:t>
             </w:r>
           </w:p>
         </w:tc>
@@ -7993,7 +7844,7 @@
                 <w:color w:val="000000"/>
                 <w:sz w:val="18"/>
               </w:rPr>
-              <w:t>Ctx1…3 地址 + A1…A3</w:t>
+              <w:t>Ctx1…3地址/参数+A1…3</w:t>
             </w:r>
           </w:p>
         </w:tc>
@@ -8022,7 +7873,7 @@
                 <w:color w:val="000000"/>
                 <w:sz w:val="18"/>
               </w:rPr>
-              <w:t>发射 Ctx0/A0…A2，与接收重叠</w:t>
+              <w:t>发射A0/Ctx0…2</w:t>
             </w:r>
           </w:p>
         </w:tc>
@@ -8072,35 +7923,35 @@
                 <w:color w:val="000000"/>
                 <w:sz w:val="18"/>
               </w:rPr>
-              <w:t>C4</w:t>
-            </w:r>
-          </w:p>
-        </w:tc>
-        <w:tc>
-          <w:tcPr>
-            <w:vAlign w:val="center"/>
-            <w:shd w:fill="FFFFFF"/>
-            <w:tcMar>
-              <w:top w:w="70" w:type="dxa"/>
-              <w:left w:w="70" w:type="dxa"/>
-              <w:bottom w:w="70" w:type="dxa"/>
-              <w:right w:w="70" w:type="dxa"/>
-            </w:tcMar>
-          </w:tcPr>
-          <w:p>
-            <w:pPr>
-              <w:pStyle w:val="24"/>
-              <w:keepNext w:val="0"/>
-              <w:spacing w:before="40" w:after="40"/>
-              <w:jc w:val="left"/>
-            </w:pPr>
-            <w:r>
-              <w:rPr>
-                <w:b w:val="0"/>
-                <w:color w:val="000000"/>
-                <w:sz w:val="18"/>
-              </w:rPr>
-              <w:t>Ctx4 地址；无新 ACT</w:t>
+              <w:t>C4…C15</w:t>
+            </w:r>
+          </w:p>
+        </w:tc>
+        <w:tc>
+          <w:tcPr>
+            <w:vAlign w:val="center"/>
+            <w:shd w:fill="FFFFFF"/>
+            <w:tcMar>
+              <w:top w:w="70" w:type="dxa"/>
+              <w:left w:w="70" w:type="dxa"/>
+              <w:bottom w:w="70" w:type="dxa"/>
+              <w:right w:w="70" w:type="dxa"/>
+            </w:tcMar>
+          </w:tcPr>
+          <w:p>
+            <w:pPr>
+              <w:pStyle w:val="24"/>
+              <w:keepNext w:val="0"/>
+              <w:spacing w:before="40" w:after="40"/>
+              <w:jc w:val="left"/>
+            </w:pPr>
+            <w:r>
+              <w:rPr>
+                <w:b w:val="0"/>
+                <w:color w:val="000000"/>
+                <w:sz w:val="18"/>
+              </w:rPr>
+              <w:t>Ctx4…15地址/参数</w:t>
             </w:r>
           </w:p>
         </w:tc>
@@ -8129,7 +7980,7 @@
                 <w:color w:val="000000"/>
                 <w:sz w:val="18"/>
               </w:rPr>
-              <w:t>发射 Ctx0/A3，完成该 Context 融合输入</w:t>
+              <w:t>发射A0/Ctx3…14</w:t>
             </w:r>
           </w:p>
         </w:tc>
@@ -8179,35 +8030,35 @@
                 <w:color w:val="000000"/>
                 <w:sz w:val="18"/>
               </w:rPr>
-              <w:t>C5…C63</w:t>
-            </w:r>
-          </w:p>
-        </w:tc>
-        <w:tc>
-          <w:tcPr>
-            <w:vAlign w:val="center"/>
-            <w:shd w:fill="FFFFFF"/>
-            <w:tcMar>
-              <w:top w:w="70" w:type="dxa"/>
-              <w:left w:w="70" w:type="dxa"/>
-              <w:bottom w:w="70" w:type="dxa"/>
-              <w:right w:w="70" w:type="dxa"/>
-            </w:tcMar>
-          </w:tcPr>
-          <w:p>
-            <w:pPr>
-              <w:pStyle w:val="24"/>
-              <w:keepNext w:val="0"/>
-              <w:spacing w:before="40" w:after="40"/>
-              <w:jc w:val="left"/>
-            </w:pPr>
-            <w:r>
-              <w:rPr>
-                <w:b w:val="0"/>
-                <w:color w:val="000000"/>
-                <w:sz w:val="18"/>
-              </w:rPr>
-              <w:t>继续接收剩余 Context 地址</w:t>
+              <w:t>C16…C48</w:t>
+            </w:r>
+          </w:p>
+        </w:tc>
+        <w:tc>
+          <w:tcPr>
+            <w:vAlign w:val="center"/>
+            <w:shd w:fill="FFFFFF"/>
+            <w:tcMar>
+              <w:top w:w="70" w:type="dxa"/>
+              <w:left w:w="70" w:type="dxa"/>
+              <w:bottom w:w="70" w:type="dxa"/>
+              <w:right w:w="70" w:type="dxa"/>
+            </w:tcMar>
+          </w:tcPr>
+          <w:p>
+            <w:pPr>
+              <w:pStyle w:val="24"/>
+              <w:keepNext w:val="0"/>
+              <w:spacing w:before="40" w:after="40"/>
+              <w:jc w:val="left"/>
+            </w:pPr>
+            <w:r>
+              <w:rPr>
+                <w:b w:val="0"/>
+                <w:color w:val="000000"/>
+                <w:sz w:val="18"/>
+              </w:rPr>
+              <w:t>输入已收齐</w:t>
             </w:r>
           </w:p>
         </w:tc>
@@ -8236,7 +8087,7 @@
                 <w:color w:val="000000"/>
                 <w:sz w:val="18"/>
               </w:rPr>
-              <w:t>按 Context→Slice 推进，当前地址须已就绪</w:t>
+              <w:t>完成A0后发射A1/A2全部Context</w:t>
             </w:r>
           </w:p>
         </w:tc>
@@ -8286,35 +8137,35 @@
                 <w:color w:val="000000"/>
                 <w:sz w:val="18"/>
               </w:rPr>
-              <w:t>C64…C256</w:t>
-            </w:r>
-          </w:p>
-        </w:tc>
-        <w:tc>
-          <w:tcPr>
-            <w:vAlign w:val="center"/>
-            <w:shd w:fill="FFFFFF"/>
-            <w:tcMar>
-              <w:top w:w="70" w:type="dxa"/>
-              <w:left w:w="70" w:type="dxa"/>
-              <w:bottom w:w="70" w:type="dxa"/>
-              <w:right w:w="70" w:type="dxa"/>
-            </w:tcMar>
-          </w:tcPr>
-          <w:p>
-            <w:pPr>
-              <w:pStyle w:val="24"/>
-              <w:keepNext w:val="0"/>
-              <w:spacing w:before="40" w:after="40"/>
-              <w:jc w:val="left"/>
-            </w:pPr>
-            <w:r>
-              <w:rPr>
-                <w:b w:val="0"/>
-                <w:color w:val="000000"/>
-                <w:sz w:val="18"/>
-              </w:rPr>
-              <w:t>无新 ACT；地址已收齐</w:t>
+              <w:t>C49…C64</w:t>
+            </w:r>
+          </w:p>
+        </w:tc>
+        <w:tc>
+          <w:tcPr>
+            <w:vAlign w:val="center"/>
+            <w:shd w:fill="FFFFFF"/>
+            <w:tcMar>
+              <w:top w:w="70" w:type="dxa"/>
+              <w:left w:w="70" w:type="dxa"/>
+              <w:bottom w:w="70" w:type="dxa"/>
+              <w:right w:w="70" w:type="dxa"/>
+            </w:tcMar>
+          </w:tcPr>
+          <w:p>
+            <w:pPr>
+              <w:pStyle w:val="24"/>
+              <w:keepNext w:val="0"/>
+              <w:spacing w:before="40" w:after="40"/>
+              <w:jc w:val="left"/>
+            </w:pPr>
+            <w:r>
+              <w:rPr>
+                <w:b w:val="0"/>
+                <w:color w:val="000000"/>
+                <w:sz w:val="18"/>
+              </w:rPr>
+              <w:t>无新ACT</w:t>
             </w:r>
           </w:p>
         </w:tc>
@@ -8343,7 +8194,7 @@
                 <w:color w:val="000000"/>
                 <w:sz w:val="18"/>
               </w:rPr>
-              <w:t>继续复用同一 ACT；不读写 Psum</w:t>
+              <w:t>A3/Ctx0…15；raw C54…C69</w:t>
             </w:r>
           </w:p>
         </w:tc>
@@ -8393,35 +8244,35 @@
                 <w:color w:val="000000"/>
                 <w:sz w:val="18"/>
               </w:rPr>
-              <w:t>OS&gt;1 对照</w:t>
-            </w:r>
-          </w:p>
-        </w:tc>
-        <w:tc>
-          <w:tcPr>
-            <w:vAlign w:val="center"/>
-            <w:shd w:fill="FFFFFF"/>
-            <w:tcMar>
-              <w:top w:w="70" w:type="dxa"/>
-              <w:left w:w="70" w:type="dxa"/>
-              <w:bottom w:w="70" w:type="dxa"/>
-              <w:right w:w="70" w:type="dxa"/>
-            </w:tcMar>
-          </w:tcPr>
-          <w:p>
-            <w:pPr>
-              <w:pStyle w:val="24"/>
-              <w:keepNext w:val="0"/>
-              <w:spacing w:before="40" w:after="40"/>
-              <w:jc w:val="left"/>
-            </w:pPr>
-            <w:r>
-              <w:rPr>
-                <w:b w:val="0"/>
-                <w:color w:val="000000"/>
-                <w:sz w:val="18"/>
-              </w:rPr>
-              <w:t>默认 AS≤16</w:t>
+              <w:t>OS&gt;1</w:t>
+            </w:r>
+          </w:p>
+        </w:tc>
+        <w:tc>
+          <w:tcPr>
+            <w:vAlign w:val="center"/>
+            <w:shd w:fill="FFFFFF"/>
+            <w:tcMar>
+              <w:top w:w="70" w:type="dxa"/>
+              <w:left w:w="70" w:type="dxa"/>
+              <w:bottom w:w="70" w:type="dxa"/>
+              <w:right w:w="70" w:type="dxa"/>
+            </w:tcMar>
+          </w:tcPr>
+          <w:p>
+            <w:pPr>
+              <w:pStyle w:val="24"/>
+              <w:keepNext w:val="0"/>
+              <w:spacing w:before="40" w:after="40"/>
+              <w:jc w:val="left"/>
+            </w:pPr>
+            <w:r>
+              <w:rPr>
+                <w:b w:val="0"/>
+                <w:color w:val="000000"/>
+                <w:sz w:val="18"/>
+              </w:rPr>
+              <w:t>下一Tile重复提交地址</w:t>
             </w:r>
           </w:p>
         </w:tc>
@@ -8450,7 +8301,7 @@
                 <w:color w:val="000000"/>
                 <w:sz w:val="18"/>
               </w:rPr>
-              <w:t>A16 每 Tile 最多64次有效发射，融合历史仍在 Psum</w:t>
+              <w:t>A0累加；高Slice融合</w:t>
             </w:r>
           </w:p>
         </w:tc>
@@ -9096,7 +8947,7 @@
         </w:rPr>
       </w:pPr>
       <w:r>
-        <w:t>act_slot_sel[3*i+:3] 为 Macro i 的 3-bit Slot Select。</w:t>
+        <w:t>cim_act_slot_sel[3*i+:3] 为 Macro i 的 3-bit Slot Select。</w:t>
       </w:r>
     </w:p>
     <w:p>
@@ -9126,7 +8977,7 @@
         <w:rPr>
           <w:rStyle w:val="36"/>
         </w:rPr>
-        <w:t>act_digit_offset(i) = act_slot_sel[i] × K_row</w:t>
+        <w:t>act_digit_offset(i) = cim_act_slot_sel[i] × K_row</w:t>
       </w:r>
     </w:p>
     <w:p>
@@ -9371,7 +9222,7 @@
                 <w:color w:val="000000"/>
                 <w:sz w:val="18"/>
               </w:rPr>
-              <w:t>act_slot_sel[0:7]</w:t>
+              <w:t>cim_act_slot_sel[0:7][2:0]</w:t>
             </w:r>
             <w:r>
               <w:rPr>
@@ -9382,7 +9233,6 @@
                 <w:sz w:val="18"/>
                 <w:lang w:val="en-US" w:eastAsia="zh-CN"/>
               </w:rPr>
-              <w:t>[2:0]</w:t>
             </w:r>
           </w:p>
         </w:tc>
@@ -9859,7 +9709,7 @@
         <w:spacing w:after="120" w:line="312" w:lineRule="auto"/>
       </w:pPr>
       <w:r>
-        <w:t>K Tail由上游补零，OC Tail由macro_oc_mask屏蔽并通过valid标识。上表为K256满载Slot映射。v2.8标准K128的EN=55/33/0F仅用于ENABLE_REQUANT=0的raw-only验证；其pair/quad/root时序保持。启用Requant须采用完整对齐归约组，逻辑K128以尾部补零适配物理K256。</w:t>
+        <w:t>K Tail由上游补零，OC Tail由cim_macro_oc_mask屏蔽并通过valid标识。上表为K256满载Slot映射。v2.8标准K128的EN=55/33/0F仅用于ENABLE_REQUANT=0的raw-only验证；其pair/quad/root时序保持。启用Requant须采用完整对齐归约组，逻辑K128以尾部补零适配物理K256。</w:t>
       </w:r>
     </w:p>
     <w:bookmarkEnd w:id="11"/>
@@ -9872,20 +9722,18 @@
         <w:rPr>
           <w:color w:val="000000"/>
         </w:rPr>
-        <w:t xml:space="preserve">3.2 </w:t>
+        <w:t>3.2 cim_reduce_split_mask 树配置</w:t>
       </w:r>
       <w:r>
         <w:rPr>
           <w:rStyle w:val="36"/>
           <w:color w:val="000000"/>
         </w:rPr>
-        <w:t>reduce_split_mask</w:t>
       </w:r>
       <w:r>
         <w:rPr>
           <w:color w:val="000000"/>
         </w:rPr>
-        <w:t xml:space="preserve"> 树配置</w:t>
       </w:r>
     </w:p>
     <w:p>
@@ -10063,7 +9911,7 @@
                 <w:color w:val="000000"/>
                 <w:sz w:val="18"/>
               </w:rPr>
-              <w:t>reduce_split_mask</w:t>
+              <w:t>cim_reduce_split_mask</w:t>
             </w:r>
           </w:p>
         </w:tc>
@@ -10465,35 +10313,26 @@
         <w:spacing w:after="120" w:line="312" w:lineRule="auto"/>
       </w:pPr>
       <w:r>
-        <w:t xml:space="preserve">归约连接由 </w:t>
+        <w:t>归约连接由 cim_reduce_split_mask 决定，物理参与者由 cim_macro_en_mask 决定。每个有有效 Macro 的叶/归约输出组产生独立四通道结果；组内仅合并同一逻辑 (M, OC, K Tile, Phase) 且 K 覆盖合法的贡献。Idle Macro 不参与有效性等待，整组 Idle 不输出。树配置本身不证明 K 分段覆盖正确。</w:t>
       </w:r>
       <w:r>
         <w:rPr>
           <w:rStyle w:val="36"/>
         </w:rPr>
-        <w:t>reduce_split_mask</w:t>
-      </w:r>
-      <w:r>
-        <w:t xml:space="preserve"> 决定，物理参与者由 </w:t>
-      </w:r>
+      </w:r>
+      <w:r/>
       <w:r>
         <w:rPr>
           <w:rStyle w:val="36"/>
         </w:rPr>
-        <w:t>macro_en_mask</w:t>
-      </w:r>
-      <w:r>
-        <w:t xml:space="preserve"> 决定。每个有有效 Macro 的叶/归约输出组产生独立四通道结果；组内仅合并同一逻辑 </w:t>
-      </w:r>
+      </w:r>
+      <w:r/>
       <w:r>
         <w:rPr>
           <w:rStyle w:val="36"/>
         </w:rPr>
-        <w:t>(M, OC, K Tile, Phase)</w:t>
-      </w:r>
-      <w:r>
-        <w:t xml:space="preserve"> 且 K 覆盖合法的贡献。Idle Macro 不参与有效性等待，整组 Idle 不输出。树配置本身不证明 K 分段覆盖正确。</w:t>
-      </w:r>
+      </w:r>
+      <w:r/>
     </w:p>
     <w:bookmarkEnd w:id="12"/>
     <w:p>
@@ -10505,20 +10344,18 @@
         <w:rPr>
           <w:color w:val="000000"/>
         </w:rPr>
-        <w:t xml:space="preserve">3.3 </w:t>
+        <w:t>3.3 cim_reduce_split_mask 归约树图</w:t>
       </w:r>
       <w:r>
         <w:rPr>
           <w:rStyle w:val="36"/>
           <w:color w:val="000000"/>
         </w:rPr>
-        <w:t>reduce_split_mask</w:t>
       </w:r>
       <w:r>
         <w:rPr>
           <w:color w:val="000000"/>
         </w:rPr>
-        <w:t xml:space="preserve"> 归约树图</w:t>
       </w:r>
     </w:p>
     <w:p>
@@ -10576,7 +10413,7 @@
         <w:jc w:val="center"/>
       </w:pPr>
       <w:r>
-        <w:t>图 3-1 reduce_split_mask 归约树结构</w:t>
+        <w:t>图 3-1 cim_reduce_split_mask 归约树结构</w:t>
       </w:r>
     </w:p>
     <w:p>
@@ -10585,91 +10422,64 @@
         <w:spacing w:after="120" w:line="312" w:lineRule="auto"/>
       </w:pPr>
       <w:r>
-        <w:t xml:space="preserve">对节点 </w:t>
+        <w:t>对节点 ti，cim_reduce_split_mask[i]=0 表示在该节点合并并输出一个归约组，=1 表示继续拆分子节点。例如，0000001 仅拆分根节点，形成 {M0…M3} 和 {M4…M7} 两个独立的 4-Macro 归约组。其余典型掩码见 3.2 节，cim_macro_en_mask 独立决定每组中的有效 Macro。</w:t>
       </w:r>
       <w:r>
         <w:rPr>
           <w:rStyle w:val="36"/>
         </w:rPr>
-        <w:t>ti</w:t>
-      </w:r>
-      <w:r>
-        <w:t>，</w:t>
-      </w:r>
+      </w:r>
+      <w:r/>
       <w:r>
         <w:rPr>
           <w:rStyle w:val="36"/>
         </w:rPr>
-        <w:t>reduce_split_mask[i]=0</w:t>
-      </w:r>
-      <w:r>
-        <w:t xml:space="preserve"> 表示</w:t>
-      </w:r>
+      </w:r>
+      <w:r/>
       <w:r>
         <w:rPr>
           <w:b/>
           <w:bCs/>
         </w:rPr>
-        <w:t>在该节点合并并输出一个归约组</w:t>
-      </w:r>
-      <w:r>
-        <w:t>，</w:t>
-      </w:r>
+      </w:r>
+      <w:r/>
       <w:r>
         <w:rPr>
           <w:rStyle w:val="36"/>
         </w:rPr>
-        <w:t>=1</w:t>
-      </w:r>
-      <w:r>
-        <w:t xml:space="preserve"> 表示</w:t>
-      </w:r>
+      </w:r>
+      <w:r/>
       <w:r>
         <w:rPr>
           <w:b/>
           <w:bCs/>
         </w:rPr>
-        <w:t>继续拆分子节点</w:t>
-      </w:r>
-      <w:r>
-        <w:t>。例如，</w:t>
-      </w:r>
+      </w:r>
+      <w:r/>
       <w:r>
         <w:rPr>
           <w:rStyle w:val="36"/>
         </w:rPr>
-        <w:t>0000001</w:t>
-      </w:r>
-      <w:r>
-        <w:t xml:space="preserve"> 仅拆分根节点，形成 </w:t>
-      </w:r>
+      </w:r>
+      <w:r/>
       <w:r>
         <w:rPr>
           <w:rStyle w:val="36"/>
         </w:rPr>
-        <w:t>{M0…M3}</w:t>
-      </w:r>
-      <w:r>
-        <w:t xml:space="preserve"> 和 </w:t>
-      </w:r>
+      </w:r>
+      <w:r/>
       <w:r>
         <w:rPr>
           <w:rStyle w:val="36"/>
         </w:rPr>
-        <w:t>{M4…M7}</w:t>
-      </w:r>
-      <w:r>
-        <w:t xml:space="preserve"> 两个独立的 4-Macro 归约组。其余典型掩码见 3.2 节，</w:t>
-      </w:r>
+      </w:r>
+      <w:r/>
       <w:r>
         <w:rPr>
           <w:rStyle w:val="36"/>
         </w:rPr>
-        <w:t>macro_en_mask</w:t>
-      </w:r>
-      <w:r>
-        <w:t xml:space="preserve"> 独立决定每组中的有效 Macro。</w:t>
-      </w:r>
+      </w:r>
+      <w:r/>
     </w:p>
     <w:bookmarkEnd w:id="10"/>
     <w:bookmarkEnd w:id="13"/>
@@ -10687,7 +10497,7 @@
         <w:spacing w:after="120" w:line="312" w:lineRule="auto"/>
       </w:pPr>
       <w:r>
-        <w:t>每个 Macro 的 macro_oc_mask[4*m+:4] 独立配置，因此同一归约组内各 Macro 的 OC mask 允许不同。每个 merge 节点的输出 OC mask 固定采用该节点覆盖范围内最左侧 Macro 的 4 bit OC mask，即 Macro 编号最小者；不对组内各 mask 做按位或或按位与，也不要求各 Macro 的 mask 相同。</w:t>
+        <w:t>每个 Macro 的 cim_macro_oc_mask[4*m+:4] 独立配置，因此同一归约组内各 Macro 的 OC mask 允许不同。每个 merge 节点的输出 OC mask 固定采用该节点覆盖范围内最左侧 Macro 的 4 bit OC mask，即 Macro 编号最小者；不对组内各 mask 做按位或或按位与，也不要求各 Macro 的 mask 相同。</w:t>
       </w:r>
     </w:p>
     <w:p>
@@ -10696,7 +10506,7 @@
         <w:spacing w:after="120" w:line="312" w:lineRule="auto"/>
       </w:pPr>
       <w:r>
-        <w:t>设 left(t_i) 为节点 t_i 覆盖范围内最左侧 Macro 的编号，则 oc_mask(t_i)=macro_oc_mask[4*left(t_i)+:4]。该规则逐级传递：父节点合并时沿用左子树的 oc_mask，因此两两合并和更高层合并遵循同一规则。</w:t>
+        <w:t>设 left(t_i) 为节点 t_i 覆盖范围内最左侧 Macro 的编号，则 oc_mask(t_i)=cim_macro_oc_mask[4*left(t_i)+:4]。该规则逐级传递：父节点合并时沿用左子树的 oc_mask，因此两两合并和更高层合并遵循同一规则。</w:t>
       </w:r>
     </w:p>
     <w:p>
@@ -10723,7 +10533,7 @@
         <w:spacing w:after="120" w:line="312" w:lineRule="auto"/>
       </w:pPr>
       <w:r>
-        <w:t>上述 oc_mask 用于判定该 merge 节点输出各局部 OC 的有效性，并作为该归约组后续结果发布的 OC 有效性依据。各 Macro 的本地计算仍使用各自的 macro_oc_mask；macro_en_mask、归约节点选择和 Context 有效性继续按原有规则控制，不能仅凭 oc_mask 将未启用的归约输出标记为有效。</w:t>
+        <w:t>上述 oc_mask 用于判定该 merge 节点输出各局部 OC 的有效性，并作为该归约组后续结果发布的 OC 有效性依据。各 Macro 的本地计算仍使用各自的 cim_macro_oc_mask；cim_macro_en_mask、归约节点选择和 Context 有效性继续按原有规则控制，不能仅凭 oc_mask 将未启用的归约输出标记为有效。</w:t>
       </w:r>
     </w:p>
     <w:p>
@@ -10774,7 +10584,7 @@
         <w:spacing w:after="120" w:line="312" w:lineRule="auto"/>
       </w:pPr>
       <w:r>
-        <w:t>首命令锁定precision、signed_en、counts、split、mask、Slot。首命令与 A0 在同一接受沿寄存；后续 P−1 个 ACT Plane 连续到达，无独立 ACT 握手。当前 Plane 和当前 Context 地址寄存后的下一拍即可发射，可与同包后续 Plane/地址接收重叠，不等待整包收齐。下一包仍在当前包末次发射后的下一拍才接受，整批末次发射后需排空输出。</w:t>
+        <w:t>首命令锁定cim_precision、cim_signed_en、counts、split、mask、Slot。首命令与 A0 在同一接受沿寄存；后续 P−1 个 ACT Plane 连续到达，无独立 ACT 握手。当前 Plane 和当前 Context 地址寄存后的下一拍即可发射，可与同包后续 Plane/地址接收重叠，不等待整包收齐。下一包仍在当前包末次发射后的下一拍才接受，整批末次发射后需排空输出。</w:t>
       </w:r>
     </w:p>
     <w:p>
@@ -10783,7 +10593,7 @@
         <w:spacing w:after="120" w:line="312" w:lineRule="auto"/>
       </w:pPr>
       <w:r>
-        <w:t>AS同Tile后续Context命令更新weight_cim_raddr，不重装A0，公共计算配置不变；启用Context量化参数表时，独立requant_cfg_i还加载/校验该Context的zp和scale。WS同Tile所有Context使用相同行号，各自输入完整ACT。下一包在当前包末次发射后一拍接受；整批raw排空后下一沿可同时接受新batch并锁存旧INT8。</w:t>
+        <w:t>AS同Tile后续Context命令更新cim_weight_raddr，不重装A0，公共计算配置不变；启用Context量化参数表时，独立requant_cfg_i还加载/校验该Context的zp和scale。WS同Tile所有Context使用相同行号，各自输入完整ACT。下一包在当前包末次发射后一拍接受；整批raw排空后下一沿可同时接受新batch并锁存旧INT8。</w:t>
       </w:r>
     </w:p>
     <w:bookmarkEnd w:id="15"/>
@@ -11033,7 +10843,7 @@
                 <w:color w:val="000000"/>
                 <w:sz w:val="18"/>
               </w:rPr>
-              <w:t>Psum；os_cnt为1～255个K Tile</w:t>
+              <w:t>Psum；cim_os_cnt为1～255个K Tile</w:t>
             </w:r>
           </w:p>
         </w:tc>
@@ -11211,35 +11021,35 @@
                 <w:color w:val="000000"/>
                 <w:sz w:val="18"/>
               </w:rPr>
-              <w:t>Ctx0全部slice→Ctx1全部slice→…</w:t>
-            </w:r>
-          </w:p>
-        </w:tc>
-        <w:tc>
-          <w:tcPr>
-            <w:vAlign w:val="center"/>
-            <w:shd w:fill="FFFFFF"/>
-            <w:tcMar>
-              <w:top w:w="70" w:type="dxa"/>
-              <w:left w:w="70" w:type="dxa"/>
-              <w:bottom w:w="70" w:type="dxa"/>
-              <w:right w:w="70" w:type="dxa"/>
-            </w:tcMar>
-          </w:tcPr>
-          <w:p>
-            <w:pPr>
-              <w:pStyle w:val="24"/>
-              <w:keepNext w:val="0"/>
-              <w:spacing w:before="40" w:after="40"/>
-              <w:jc w:val="left"/>
-            </w:pPr>
-            <w:r>
-              <w:rPr>
-                <w:b w:val="0"/>
-                <w:color w:val="000000"/>
-                <w:sz w:val="18"/>
-              </w:rPr>
-              <w:t>完整ACT；地址表64项；Psum关闭</w:t>
+              <w:t>A0全部Context→A1全部Context→…</w:t>
+            </w:r>
+          </w:p>
+        </w:tc>
+        <w:tc>
+          <w:tcPr>
+            <w:vAlign w:val="center"/>
+            <w:shd w:fill="FFFFFF"/>
+            <w:tcMar>
+              <w:top w:w="70" w:type="dxa"/>
+              <w:left w:w="70" w:type="dxa"/>
+              <w:bottom w:w="70" w:type="dxa"/>
+              <w:right w:w="70" w:type="dxa"/>
+            </w:tcMar>
+          </w:tcPr>
+          <w:p>
+            <w:pPr>
+              <w:pStyle w:val="24"/>
+              <w:keepNext w:val="0"/>
+              <w:spacing w:before="40" w:after="40"/>
+              <w:jc w:val="left"/>
+            </w:pPr>
+            <w:r>
+              <w:rPr>
+                <w:b w:val="0"/>
+                <w:color w:val="000000"/>
+                <w:sz w:val="18"/>
+              </w:rPr>
+              <w:t>完整ACT；AS≤16，A8/A16使用Psum</w:t>
             </w:r>
           </w:p>
         </w:tc>
@@ -11354,7 +11164,7 @@
         <w:spacing w:after="120" w:line="312" w:lineRule="auto"/>
       </w:pPr>
       <w:r>
-        <w:t>WS/单 Context 按 Tile→Context→Slice；仅 OS=1 的 AS 改为 Context→Slice，先融合同一 Context 全部 slice，再切换 Context。OS&gt;1 的 AS 保留 Tile→Slice→Context，tmp 保存当前 R_slice，Psum 保存各 Context 的融合与跨 Tile 累加历史。 AS每Tile只加载一份完整ACT，保持到所有Context的全部slice发完；同一Context的全部slice使用同一保存地址。</w:t>
+        <w:t>所有多Context AS采用Tile→Slice→Context，包括OS1。Psum使用条件为cim_os_cnt&gt;1或(cim_as_cnt&gt;1且ACT位宽&gt;4)；WS/单Context仅OS&gt;1写Psum，AS A4 OS1旁路Psum。</w:t>
       </w:r>
     </w:p>
     <w:bookmarkEnd w:id="16"/>
@@ -12363,7 +12173,7 @@
                 <w:color w:val="000000"/>
                 <w:sz w:val="18"/>
               </w:rPr>
-              <w:t>Ctx2地址</w:t>
+              <w:t>Ctx2地址/参数</w:t>
             </w:r>
           </w:p>
         </w:tc>
@@ -12390,7 +12200,7 @@
                 <w:color w:val="000000"/>
                 <w:sz w:val="18"/>
               </w:rPr>
-              <w:t>发射Ctx0/A1</w:t>
+              <w:t>发射Ctx1/A0</w:t>
             </w:r>
           </w:p>
         </w:tc>
@@ -12449,7 +12259,7 @@
                 <w:color w:val="000000"/>
                 <w:sz w:val="18"/>
               </w:rPr>
-              <w:t>Ctx3地址</w:t>
+              <w:t>Ctx3地址/参数</w:t>
             </w:r>
           </w:p>
         </w:tc>
@@ -12476,7 +12286,7 @@
                 <w:color w:val="000000"/>
                 <w:sz w:val="18"/>
               </w:rPr>
-              <w:t>发射Ctx1/A0</w:t>
+              <w:t>发射Ctx2/A0</w:t>
             </w:r>
           </w:p>
         </w:tc>
@@ -12562,7 +12372,7 @@
                 <w:color w:val="000000"/>
                 <w:sz w:val="18"/>
               </w:rPr>
-              <w:t>发射Ctx1/A1</w:t>
+              <w:t>发射Ctx3/A0</w:t>
             </w:r>
           </w:p>
         </w:tc>
@@ -12648,7 +12458,7 @@
                 <w:color w:val="000000"/>
                 <w:sz w:val="18"/>
               </w:rPr>
-              <w:t>发射Ctx2/A0、A1</w:t>
+              <w:t>发射Ctx0/A1、Ctx1/A1</w:t>
             </w:r>
           </w:p>
         </w:tc>
@@ -12734,7 +12544,7 @@
                 <w:color w:val="000000"/>
                 <w:sz w:val="18"/>
               </w:rPr>
-              <w:t>发射Ctx3/A0；同时发布Ctx0 raw</w:t>
+              <w:t>发射Ctx2/A1</w:t>
             </w:r>
           </w:p>
         </w:tc>
@@ -12852,7 +12662,7 @@
                 <w:color w:val="000000"/>
                 <w:sz w:val="18"/>
               </w:rPr>
-              <w:t>C9 / C11 / C13</w:t>
+              <w:t>C10…C13</w:t>
             </w:r>
           </w:p>
         </w:tc>
@@ -12879,7 +12689,7 @@
                 <w:color w:val="000000"/>
                 <w:sz w:val="18"/>
               </w:rPr>
-              <w:t>等待本批输出完成</w:t>
+              <w:t>等待本批结束</w:t>
             </w:r>
           </w:p>
         </w:tc>
@@ -12906,7 +12716,7 @@
                 <w:color w:val="000000"/>
                 <w:sz w:val="18"/>
               </w:rPr>
-              <w:t>W8：依次发布Ctx1 / Ctx2 / Ctx3 raw</w:t>
+              <w:t>W8依次发布Ctx0…3 raw</w:t>
             </w:r>
           </w:p>
         </w:tc>
@@ -12928,7 +12738,7 @@
         <w:spacing w:after="120" w:line="312" w:lineRule="auto"/>
       </w:pPr>
       <w:r>
-        <w:t>示例os/ws/as=1/1/4，A8：C0…C3各收一个Context地址，A0/A1仅在C0/C1接收一次；C1…C8按Context→Slice发射。每Context的两个slice保持自己的地址，C2/C4/C6/C8完成末次发射，W8 raw分别在C7/C9/C11/C13发布。</w:t>
+        <w:t>A8、OS1/AS4：C0…C3接收Context地址，A0/A1在C0/C1接收；C1…C4发射A0/Ctx0…3，C5…C8发射A1/Ctx0…3。W8 raw在C10…C13发布。</w:t>
       </w:r>
     </w:p>
     <w:bookmarkEnd w:id="18"/>
@@ -12955,7 +12765,7 @@
         <w:spacing w:after="120" w:line="312" w:lineRule="auto"/>
       </w:pPr>
       <w:r>
-        <w:t>os_cnt、ws_cnt、as_cnt 均为 8 bit，合法字段值为 1～255，0 非法，256 不可编码；cluster_ctrl_t 总宽度 CTRL_W=107 bit。OS 上限 255 指每个 Context 的 K Tile 累加次数，仍需满足 signed32 不溢出的数值约束。WS/AS 的字段位宽不代表可忽略存储容量上限。 所有模式R≤MAX_CONTEXTS=64；AS还要求as_cnt≤WGT_RADDR_BUFFER_DEPTH=64；仅OS&gt;1再要求R≤OUTPUT_BUFFER_DEPTH=16。ws/as不同时大于1。树、Slot及K覆盖须合法；实际硬件错误上报和地址buffer额外握手未定义。</w:t>
+        <w:t>所有多Context AS采用Tile→Slice→Context。Psum在OS&gt;1或多Context AS A8/A16时使用；AS A4 OS1旁路。AS所有精度最多16，WS OS1最多64、OS&gt;1最多16。三个count各8bit，范围1～255，WS/AS不能同时大于1；还须满足地址、参数、标签容量。</w:t>
       </w:r>
     </w:p>
     <w:bookmarkEnd w:id="14"/>
@@ -13248,7 +13058,7 @@
         <w:spacing w:after="120" w:line="312" w:lineRule="auto"/>
       </w:pPr>
       <w:r>
-        <w:t>Cluster pair/quad/root 对应 signed19/20/21，较小树组的 Phase Sum 符号扩展至统一 signed21。当前 v2.8 从内部发射到 tmp：leaf/pair 2T、quad 3T、root 4T；再 1T 运算写回或发布 raw，即 D=3T/4T/5T。macro_en_mask 只控制贡献，不改变物理树深。上述固定拍数为当前参考实现基线；STA 和流水修改须同步修订时序。</w:t>
+        <w:t>Cluster pair/quad/root 对应 signed19/20/21，较小树组的 Phase Sum 符号扩展至统一 signed21。当前 v2.8 从内部发射到 tmp：leaf/pair 2T、quad 3T、root 4T；再 1T 运算写回或发布 raw，即 D=3T/4T/5T。cim_macro_en_mask 只控制贡献，不改变物理树深。上述固定拍数为当前参考实现基线；STA 和流水修改须同步修订时序。</w:t>
       </w:r>
     </w:p>
     <w:bookmarkEnd w:id="23"/>
@@ -13432,7 +13242,7 @@
                 <w:color w:val="000000"/>
                 <w:sz w:val="18"/>
               </w:rPr>
-              <w:t>每 channel 1×32 bit；最多1024 bit</w:t>
+              <w:t>每channel 1×32bit</w:t>
             </w:r>
           </w:p>
         </w:tc>
@@ -13459,7 +13269,7 @@
                 <w:color w:val="000000"/>
                 <w:sz w:val="18"/>
               </w:rPr>
-              <w:t>WS/OS1 AS保存融合前缀；OS&gt;1 AS保存当前原始slice</w:t>
+              <w:t>WS融合前缀；AS原始Slice</w:t>
             </w:r>
           </w:p>
         </w:tc>
@@ -13518,7 +13328,7 @@
                 <w:color w:val="000000"/>
                 <w:sz w:val="18"/>
               </w:rPr>
-              <w:t>每 channel DEPTH×32 bit</w:t>
+              <w:t>每channel DEPTH×32bit</w:t>
             </w:r>
           </w:p>
         </w:tc>
@@ -13545,7 +13355,7 @@
                 <w:color w:val="000000"/>
                 <w:sz w:val="18"/>
               </w:rPr>
-              <w:t>仅OS&gt;1保存跨Tile累加或AS融合历史；OS1全部关闭</w:t>
+              <w:t>所有多Context AS采用Tile→Slice→Context，包括OS1。Psum使用条件为cim_os_cnt&gt;1或(cim_as_cnt&gt;1且ACT位宽&gt;4)；WS/单Context仅OS&gt;1写Psum，AS A4 OS1旁路Psum。</w:t>
             </w:r>
           </w:p>
         </w:tc>
@@ -13570,7 +13380,7 @@
         <w:spacing w:after="120" w:line="312" w:lineRule="auto"/>
       </w:pPr>
       <w:r>
-        <w:t>WS/单Context与OS1 AS：A0的R_slice覆盖tmp；高phase在tmp捕获前计算tmp+(R_slice&lt;&lt;(4×phase))并回写同一tmp，保存当前Context的融合前缀。</w:t>
+        <w:t>WS/单Context：A0覆盖tmp，后续Slice在tmp前融合。AS：tmp保存当前原始R_slice，随后通过Psum[ctx]保存Context历史。</w:t>
       </w:r>
     </w:p>
     <w:p>
@@ -13583,7 +13393,7 @@
         <w:spacing w:after="120" w:line="312" w:lineRule="auto"/>
       </w:pPr>
       <w:r>
-        <w:t>WS/单Context与OS1 AS：最后phase融合后的tmp在下一拍用于发布或写Psum。所有OS1均直接输出并关闭Psum；WS OS&gt;1在首Tile填充、后续Tile累加Psum[ctx]。fusion与acc由tmp分隔，不组合串联。</w:t>
+        <w:t>所有多Context AS采用Tile→Slice→Context，包括OS1。Psum使用条件为cim_os_cnt&gt;1或(cim_as_cnt&gt;1且ACT位宽&gt;4)；WS/单Context仅OS&gt;1写Psum，AS A4 OS1旁路Psum。</w:t>
       </w:r>
     </w:p>
     <w:p>
@@ -13596,7 +13406,7 @@
         <w:spacing w:after="120" w:line="312" w:lineRule="auto"/>
       </w:pPr>
       <w:r>
-        <w:t>仅OS&gt;1 AS保留原路径：tmp保存当前R_slice；首Tile/A0填充Psum[ctx]，后续Tile/A0做acc，高phase做Psum[ctx]+(R_slice&lt;&lt;(4×phase))。仍按Slice→Context执行；OS1 AS不进入此路径。</w:t>
+        <w:t>所有多Context AS采用Tile→Slice→Context，包括OS1。Psum使用条件为cim_os_cnt&gt;1或(cim_as_cnt&gt;1且ACT位宽&gt;4)；WS/单Context仅OS&gt;1写Psum，AS A4 OS1旁路Psum。</w:t>
       </w:r>
     </w:p>
     <w:p>
@@ -13618,7 +13428,7 @@
         <w:spacing w:after="120" w:line="312" w:lineRule="auto"/>
       </w:pPr>
       <w:r>
-        <w:t>每channel共享fusion/acc，未使用输入隔离。tmp捕获前1T预测使能；OS&gt;1 AS逐phase预测Psum写，WS仅OS&gt;1末phase写。OS1 AS整批关闭Psum。WS与OS1 AS的归约末级→fusion→tmp路径需STA。</w:t>
+        <w:t>SRAM常规口统一sram_*，计算描述字段统一cim_*。各Macro的计算、SRAM访问、Hold更新分别门控；被计算OC mask屏蔽的Macro结果、归约转发、tmp/Psum和raw/INT8数据寄存器关闭时钟。ACT入口、SRAM整行读和完整行Hold为公共资源；valid保留清零尾沿。</w:t>
       </w:r>
     </w:p>
     <w:bookmarkEnd w:id="24"/>
@@ -13639,7 +13449,7 @@
         <w:spacing w:after="120" w:line="312" w:lineRule="auto"/>
       </w:pPr>
       <w:r>
-        <w:t>令 DEPTH=OUTPUT_BUFFER_DEPTH，R=max(ws_cnt,as_cnt)。容量按最多 32 个逻辑 channel 计，不乘 Activation phase 数，也不另乘 os_cnt。</w:t>
+        <w:t>令 DEPTH=OUTPUT_BUFFER_DEPTH，R=max(cim_ws_cnt,cim_as_cnt)。容量按最多 32 个逻辑 channel 计，不乘 Activation phase 数，也不另乘 cim_os_cnt。</w:t>
       </w:r>
     </w:p>
     <w:p>
@@ -13648,7 +13458,7 @@
         <w:spacing w:after="120" w:line="312" w:lineRule="auto"/>
       </w:pPr>
       <w:r>
-        <w:t>C_tmp=32×32=1024 bit；C_Psum=1024×DEPTH bit，DEPTH默认16。仅OS&gt;1开放低R个Psum entry，其余关闭；所有OS1关闭全部Psum。地址暂存另为64×8=512 bit，属于独立控制存储。</w:t>
+        <w:t>tmp为32×32=1024bit，Psum为1024×DEPTH bit，DEPTH默认16。WGT_RADDR_BUFFER_DEPTH=16，16×8=128bit，仅AS A8/A16使用Context地址深表，每Tile重新提交。A4 AS使用当前地址寄存器；非AS直接使用当前Command地址。地址表不存权重。</w:t>
       </w:r>
     </w:p>
     <w:p>
@@ -13657,7 +13467,7 @@
         <w:spacing w:after="120" w:line="312" w:lineRule="auto"/>
       </w:pPr>
       <w:r>
-        <w:t>需要Psum的条件仅为os_cnt&gt;1。OS1 AS的融合前缀在唯一tmp中完成，因此AS64全部精度可运行；OS&gt;1 AS仍以Psum[ctx]保存隔拍历史，其stationary Context数仍受Psum深度限制，默认AS≤16。ACT固定4096 bit，不随Context数复制。</w:t>
+        <w:t>所有多Context AS采用Tile→Slice→Context，包括OS1。Psum使用条件为cim_os_cnt&gt;1或(cim_as_cnt&gt;1且ACT位宽&gt;4)；WS/单Context仅OS&gt;1写Psum，AS A4 OS1旁路Psum。所有精度cim_as_cnt≤OUTPUT_BUFFER_DEPTH=16，OS1/OS&gt;1相同；OS1 WS最多64，OS&gt;1 WS最多16，还需满足标签、地址和参数表容量。三个count均为8bit、1～255编码，0非法。</w:t>
       </w:r>
     </w:p>
     <w:bookmarkEnd w:id="25"/>
@@ -14245,7 +14055,7 @@
         <w:rPr>
           <w:rStyle w:val="36"/>
         </w:rPr>
-        <w:t>N_OS_max是signed32范围允许的完整K Tile累加次数，不是时钟周期数，也不是接口字段容量。实际os_cnt≤min(255,N_OS_max)；数据分布有更紧上界时按实际约束判断。Overflow后的异常、饱和或终止策略仍待冻结。</w:t>
+        <w:t>N_OS_max是signed32范围允许的完整K Tile累加次数，不是时钟周期数，也不是接口字段容量。实际cim_os_cnt≤min(255,N_OS_max)；数据分布有更紧上界时按实际约束判断。Overflow后的异常、饱和或终止策略仍待冻结。</w:t>
       </w:r>
     </w:p>
     <w:bookmarkEnd w:id="26"/>
@@ -14266,7 +14076,7 @@
         <w:spacing w:after="120" w:line="312" w:lineRule="auto"/>
       </w:pPr>
       <w:r>
-        <w:t>下表展示A8在同一channel的更新。R0/R1为当前Tile原始slice归约值。WS与OS1 AS在tmp前fusion；仅OS&gt;1 AS在tmp后更新Psum。A16扩展到A2/A3，移位量8/12，Context之间不相加。</w:t>
+        <w:t>A8中R0/R1为原始归约Slice。WS在tmp前融合；AS高Slice通过Psum融合，OS&gt;1还累加K Tile。Context之间不相加。</w:t>
       </w:r>
     </w:p>
     <w:tbl>
@@ -14402,7 +14212,7 @@
                 <w:color w:val="000000"/>
                 <w:sz w:val="18"/>
               </w:rPr>
-              <w:t>WS或OS1 AS A0</w:t>
+              <w:t>WS/单Context A0</w:t>
             </w:r>
           </w:p>
         </w:tc>
@@ -14488,7 +14298,7 @@
                 <w:color w:val="000000"/>
                 <w:sz w:val="18"/>
               </w:rPr>
-              <w:t>WS或OS1 AS A1</w:t>
+              <w:t>WS/单Context A1</w:t>
             </w:r>
           </w:p>
         </w:tc>
@@ -14574,7 +14384,7 @@
                 <w:color w:val="000000"/>
                 <w:sz w:val="18"/>
               </w:rPr>
-              <w:t>OS&gt;1 AS 首Tile A0</w:t>
+              <w:t>AS 首Tile A0</w:t>
             </w:r>
           </w:p>
         </w:tc>
@@ -14660,7 +14470,7 @@
                 <w:color w:val="000000"/>
                 <w:sz w:val="18"/>
               </w:rPr>
-              <w:t>OS&gt;1 AS 后续Tile A0</w:t>
+              <w:t>AS 后续Tile A0</w:t>
             </w:r>
           </w:p>
         </w:tc>
@@ -14746,7 +14556,7 @@
                 <w:color w:val="000000"/>
                 <w:sz w:val="18"/>
               </w:rPr>
-              <w:t>OS&gt;1 AS 任意Tile A1</w:t>
+              <w:t>AS 任意Tile A1</w:t>
             </w:r>
           </w:p>
         </w:tc>
@@ -14847,7 +14657,7 @@
         <w:spacing w:after="120" w:line="312" w:lineRule="auto"/>
       </w:pPr>
       <w:r>
-        <w:t>保留 psum_data_o[1023:0] 与 out_valid_o[31:0]，逐 OC 发布最终 raw signed32。新增 requant_data_o[255:0] 与 requant_valid_o[31:0]，每 OC 对应 8 bit signed INT8。数据通路为raw Psum输出寄存器→单级组合Requant→32×8-bit量化输出寄存器。若raw在Ck发布，则量化结果与valid在C(k+1)发布，比raw晚一拍；Requant算术内部没有额外流水寄存器。输出接收端始终就绪，本阶段不增加ready、FIFO或输出反压。</w:t>
+        <w:t>正式输出为requant_data_o[255:0]和requant_valid_o[31:0]。raw_data/raw_valid仅供TB层次观察，psum_data_o/out_valid_o不是RTL端口。全部Slice和K Tile完成后量化一次，INT8 data/valid比对应raw晚1T，没有输出反压。</w:t>
       </w:r>
     </w:p>
     <w:p>
@@ -14884,7 +14694,7 @@
         <w:spacing w:after="120" w:line="312" w:lineRule="auto"/>
       </w:pPr>
       <w:r>
-        <w:t>REQUANT_CONTEXT_DEPTH默认1，整批共用一套四通道配置。AS不同Context需要不同量化参数时，配置该深度至少为as_cnt；首K Tile各Context Command加载各自四项zp和四组scale，后续K Tile须重复一致参数。mode在batch内不变；per-tensor只使用batch第0项scale，zp仍逐Context选择。地址表64项、标签容量64、Psum默认16和Requant参数表是独立约束。</w:t>
+        <w:t>REQUANT_CONTEXT_DEPTH=OUTPUT_BUFFER_DEPTH，默认16个固定Context槽位，每项296bit，合计4736bit/592B。所有多Context AS包括A4使用该表；首K Tile加载，后续Tile校验有效参数一致。非AS关闭深表并使用一组批次参数。per-tensor每Context只保存和广播第0项multiplier/shift，另外三项关闭时钟；不同Context可以有不同scale。per-channel使用四组。四项merged zp始终逐Context、逐OC，固定对应本地OC0～3；OC0被屏蔽时仍使用当前Context第0项共享scale。AS参数、地址和ACT可边接收边发射，不等待全部Context收齐。Context i固定使用槽i，批次内不回收槽位，无FIFO。当前Slice和对应Context命令寄存后下一拍即可发射；收到后续参数可与已有计算同拍。</w:t>
       </w:r>
     </w:p>
     <w:p>
@@ -14893,7 +14703,7 @@
         <w:spacing w:after="120" w:line="312" w:lineRule="auto"/>
       </w:pPr>
       <w:r>
-        <w:t>OS2/AS4需显式配置REQUANT_CONTEXT_DEPTH=4：16个INT32 zp为512bit，16组INT32 multiplier/INT10 shift为672bit，共1184bit参数，不含valid和298-bit batch配置。默认depth=1不是自动按as_cnt扩展。最后raw发布后的下一沿，可同时锁存该结果的INT8并接受下一batch的Command/配置；输出使用沿前旧参数，新参数沿后生效。cmd_ready_o不额外等待量化valid结束；外部仍可主动插入命令空拍。</w:t>
+        <w:t>OS2/AS4使用16槽位中的4项，活动参数1184bit；整表4736bit。最后raw的下一沿可捕获旧INT8并接受新批参数，沿前旧值完成量化。</w:t>
       </w:r>
     </w:p>
     <w:p>
@@ -15631,7 +15441,7 @@
           <w:color w:val="000000"/>
           <w:sz w:val="19"/>
         </w:rPr>
-        <w:t>对应截图的 M 表示 scale：M=requant_multiplier×2^requant_shift，不与输出 q_out 混用。截图的 Sat_B(psum) 在本节对应当前 signed32 输入边界；当前 raw Psum 已满足该范围，Sat_32 对它不改变数值。更宽累加器的饱和边界需与输入接口一起定义，不能直接截低32 bit。</w:t>
+        <w:t>有效scale为multiplier×2^shift，无隐含Q31。tmp/Psum为signed32；中间存储截断可能先于最终范围检查，调用方须保证每次写入均不溢出。</w:t>
       </w:r>
     </w:p>
     <w:p>
@@ -17247,7 +17057,7 @@
         <w:spacing w:after="120" w:line="312" w:lineRule="auto"/>
       </w:pPr>
       <w:r>
-        <w:t>前三类各运行per-tensor weight和per-channel weight两版，边界使用定向per-channel Requant，共7个suite、400个raw和400个INT8。Python独立整数/Fraction golden，SV从常规SRAM装载、Command/ACT输入到最终输出逐元素精确比较。完整回归76个suite通过，48个预期拒绝；每case打印英文时间戳与描述。</w:t>
+        <w:t>完整回归134个suite，41个正向、93个预期拒绝；固定Context专项77个case、2912个raw和2912个INT8比较，另有A4地址深度1旁路专项。所有display为英文并包含时间戳和case描述。</w:t>
       </w:r>
     </w:p>
     <w:p>
@@ -17295,7 +17105,7 @@
         <w:spacing w:after="120" w:line="312" w:lineRule="auto"/>
       </w:pPr>
       <w:r>
-        <w:t>Cluster理论峰值为8个Macro之和；Group全资源值按16个Cluster计算，最多同时激活8个时上限减半。当前单bank支持同包接收/发射重叠：WS包间隔P+1，AS每Tile包间隔1+R×P，另计命令空拍和整批排空。OS1 AS先逐Context融合；OS&gt;1 AS的R仍受Psum深度限制。外部吞吐还受Tree/Slot、Tail、依赖和后续Requant带宽限制，不能直接采用阵列峰值。</w:t>
+        <w:t>单bank同包接收/发射重叠：WS包间隔P+1，AS每Tile间隔1+R×P。所有多Context AS采用Tile→Slice→Context，包括OS1。Psum使用条件为cim_os_cnt&gt;1或(cim_as_cnt&gt;1且ACT位宽&gt;4)；WS/单Context仅OS&gt;1写Psum，AS A4 OS1旁路Psum。所有精度cim_as_cnt≤OUTPUT_BUFFER_DEPTH=16，OS1/OS&gt;1相同；OS1 WS最多64，OS&gt;1 WS最多16，还需满足标签、地址和参数表容量。三个count均为8bit、1～255编码，0非法。</w:t>
       </w:r>
     </w:p>
     <w:bookmarkEnd w:id="31"/>
@@ -17318,6 +17128,16 @@
       </w:pPr>
       <w:r>
         <w:t>SRAM Array 采用 Dual-Rail 并支持 Deep-Retention；MAC 支持 Clock Gating。MAC MTCMOS Power Gating 及与 VDDP 共用电源的方案仍待确认，不能作为已冻结能力。当前 v2.8 的 tmp/Psum 提前一拍 ICG 和输入隔离见第 5 章；尚未综合或运行 STA/功耗分析。</w:t>
+      </w:r>
+    </w:p>
+    <w:p>
+      <w:r>
+        <w:t>同步常规读：上升沿采样请求并锁存响应Macro编号，沿后sram_rd_valid=1且数据有效。该周期切换下一请求的Macro、地址、CS或读写方向不改变本次响应；下一采样沿若非读则valid清零、数据为0。reset异步取消读响应，无额外数据流水。</w:t>
+      </w:r>
+    </w:p>
+    <w:p>
+      <w:r>
+        <w:t>Requant的两个读源均按对齐OC有效位隔离：output Psum与参数Buffer存储保持旧值，但进入无效通道的Psum、multiplier、shift和ZP均为0。Per-tensor共享scale可继续服务其他有效OC。无效lane组合输出为0，最终INT8寄存器仍门控保持。</w:t>
       </w:r>
     </w:p>
     <w:sectPr>

--- a/docs/CIM_Block_Spec.docx
+++ b/docs/CIM_Block_Spec.docx
@@ -1153,7 +1153,7 @@
                 <w:color w:val="000000"/>
                 <w:sz w:val="18"/>
               </w:rPr>
-              <w:t>2048 个 4×4 Lane</w:t>
+              <w:t>512个2×4单元/Macro；4096个2×4单元/Cluster</w:t>
             </w:r>
           </w:p>
         </w:tc>
@@ -1732,7 +1732,7 @@
                 <w:color w:val="000000"/>
                 <w:sz w:val="18"/>
               </w:rPr>
-              <w:t>每 Cluster 最大并行 OC</w:t>
+              <w:t>Raw归约最大并行OC</w:t>
             </w:r>
           </w:p>
         </w:tc>
@@ -3733,7 +3733,7 @@
                 <w:color w:val="000000"/>
                 <w:sz w:val="18"/>
               </w:rPr>
-              <w:t>后续 Requant 输出拼装深度，TBD；非当前 Psum 深度的既定取值</w:t>
+              <w:t>当前RTL无输出拼装FIFO或S深度参数；结果仅保存在逐lane INT8输出寄存器，不与Psum深度混用。</w:t>
             </w:r>
           </w:p>
         </w:tc>
@@ -6632,28 +6632,22 @@
         <w:spacing w:after="120" w:line="312" w:lineRule="auto"/>
       </w:pPr>
       <w:r>
-        <w:t xml:space="preserve">Cluster Group 包含 16 个 Cluster。它们共享同一逻辑 Activation Stream、独立计算 OC。最大 K=256 标准满载映射的结果数为 W8 </w:t>
+        <w:t>Cluster Group 包含 16 个 Cluster。它们共享同一逻辑 Activation Stream、独立计算 OC。最大 K=256 标准满载映射的结果数为 W8 4 OC/Cluster（64 OC/Group），W4 8 OC/Cluster（128 OC/Group）；非标准树映射按有效组数确定。 以上并行OC数描述raw-only阵列能力；当前默认ENABLE_REQUANT=1时，每Cluster只启用一个对齐归约组、最多4个OC的量化输出。</w:t>
       </w:r>
       <w:r>
         <w:rPr>
           <w:b/>
           <w:bCs/>
         </w:rPr>
-        <w:t>4 OC/Cluster（64 OC/Group）</w:t>
-      </w:r>
-      <w:r>
-        <w:t xml:space="preserve">，W4 </w:t>
-      </w:r>
+      </w:r>
+      <w:r/>
       <w:r>
         <w:rPr>
           <w:b/>
           <w:bCs/>
         </w:rPr>
-        <w:t>8 OC/Cluster（128 OC/Group）</w:t>
-      </w:r>
-      <w:r>
-        <w:t>；非标准树映射按有效组数确定。</w:t>
-      </w:r>
+      </w:r>
+      <w:r/>
     </w:p>
     <w:bookmarkEnd w:id="7"/>
     <w:p>
@@ -10566,7 +10560,7 @@
         <w:rPr>
           <w:color w:val="000000"/>
         </w:rPr>
-        <w:t>4.1 Command 接受与完整 ACT 收集</w:t>
+        <w:t>4.1 Command 接受与 ACT 逐拍收集</w:t>
       </w:r>
     </w:p>
     <w:p>
@@ -12801,7 +12795,7 @@
         <w:spacing w:after="120" w:line="312" w:lineRule="auto"/>
       </w:pPr>
       <w:r>
-        <w:t>每 OC 配备 64 个 4×4 Lane，可组成 32 个 dual-lane slice：</w:t>
+        <w:t>当前SingleMacro每OC使用128个2×4 bit乘法单元，组成32个Slice，每Slice四个子乘积p0～p3。每Macro共512个、每Cluster共4096个2×4单元。</w:t>
       </w:r>
     </w:p>
     <w:p>
@@ -12814,17 +12808,14 @@
         <w:spacing w:after="120" w:line="312" w:lineRule="auto"/>
       </w:pPr>
       <w:r>
-        <w:t>W8：</w:t>
+        <w:t>W2模式：四个子乘积对应四个K元素，Slice结果为p0+p1+p2+p3。</w:t>
       </w:r>
       <w:r>
         <w:rPr>
           <w:rStyle w:val="36"/>
         </w:rPr>
-        <w:t>pair = W_low×A_digit + ((W_high×A_digit)&lt;&lt;4)</w:t>
-      </w:r>
-      <w:r>
-        <w:t>（Weight Bit-Parallel）。</w:t>
-      </w:r>
+      </w:r>
+      <w:r/>
     </w:p>
     <w:p>
       <w:pPr>
@@ -12836,17 +12827,14 @@
         <w:spacing w:after="120" w:line="312" w:lineRule="auto"/>
       </w:pPr>
       <w:r>
-        <w:t>W4：</w:t>
+        <w:t>W4模式：每两个2-bit权重Digit组成一个W4，Slice结果为p0+(p1&lt;&lt;2)+p2+(p3&lt;&lt;2)，对应两个K元素。</w:t>
       </w:r>
       <w:r>
         <w:rPr>
           <w:rStyle w:val="36"/>
         </w:rPr>
-        <w:t>pair = W4_even×A_even + W4_odd×A_odd</w:t>
-      </w:r>
-      <w:r>
-        <w:t>。</w:t>
-      </w:r>
+      </w:r>
+      <w:r/>
     </w:p>
     <w:p>
       <w:pPr>
@@ -12854,7 +12842,7 @@
         <w:spacing w:after="120" w:line="312" w:lineRule="auto"/>
       </w:pPr>
       <w:r>
-        <w:t>UINT 下所有 Digit 为 unsigned。INT 下仅完整整数的最高有效 Digit 为 signed：W2/W4 自身按 signed 解释，W8 的 Low Digit 为 unsigned、High Digit 为 signed；A4 的 A0 为 signed，A8 的 A1 为 signed，A16 的 A3 为 signed，其余 Activation Slice 为 unsigned。完整 W8A8 分解为：</w:t>
+        <w:t>W8模式：四个2-bit权重Digit组成一个W8，Slice结果为p0+(p1&lt;&lt;2)+(p2&lt;&lt;4)+(p3&lt;&lt;6)，对应一个K元素。</w:t>
       </w:r>
     </w:p>
     <w:p>
@@ -12866,7 +12854,7 @@
         <w:rPr>
           <w:rStyle w:val="36"/>
         </w:rPr>
-        <w:t>W×A = W_L×A_L + 16W_H×A_L + 16W_L×A_H + 256W_H×A_H</w:t>
+        <w:t>UINT模式下Digit均为unsigned。INT模式下W2的每个2-bit Digit、W4的高2-bit Digit及W8的最高2-bit Digit按signed解释；ACT仅完整整数的最高4-bit Slice按signed解释，其余Slice按unsigned解释。</w:t>
       </w:r>
     </w:p>
     <w:p>
@@ -12875,45 +12863,33 @@
         <w:spacing w:after="120" w:line="312" w:lineRule="auto"/>
       </w:pPr>
       <w:r>
-        <w:t xml:space="preserve">每个 4×4 Lane 的乘积统一规范化为 </w:t>
+        <w:t>每个MacroMul2x4输出signed7，覆盖混合符号乘积范围-30～45；MacroSliceFusion先将四个子乘积符号扩展至signed13，再按权重模式移位相加。</w:t>
       </w:r>
       <w:r>
         <w:rPr>
           <w:b/>
           <w:bCs/>
         </w:rPr>
-        <w:t>signed9</w:t>
-      </w:r>
-      <w:r>
-        <w:t>，合法范围为 U4×U4：</w:t>
-      </w:r>
+      </w:r>
+      <w:r/>
       <w:r>
         <w:rPr>
           <w:rStyle w:val="36"/>
         </w:rPr>
-        <w:t>0…225</w:t>
-      </w:r>
-      <w:r>
-        <w:t>，S4×S4：</w:t>
-      </w:r>
+      </w:r>
+      <w:r/>
       <w:r>
         <w:rPr>
           <w:rStyle w:val="36"/>
         </w:rPr>
-        <w:t>-56…64</w:t>
-      </w:r>
-      <w:r>
-        <w:t>，混合符号：</w:t>
-      </w:r>
+      </w:r>
+      <w:r/>
       <w:r>
         <w:rPr>
           <w:rStyle w:val="36"/>
         </w:rPr>
-        <w:t>-120…105</w:t>
-      </w:r>
-      <w:r>
-        <w:t>。</w:t>
-      </w:r>
+      </w:r>
+      <w:r/>
     </w:p>
     <w:p>
       <w:pPr>
@@ -12921,7 +12897,7 @@
         <w:spacing w:after="120" w:line="312" w:lineRule="auto"/>
       </w:pPr>
       <w:r>
-        <w:t>原始 4×4 核实现可采用以下两种等价修正之一：</w:t>
+        <w:t>2×4原始unsigned乘积为6bit；符号修正在signed8临时值内进行，输出保留合法signed7乘积。</w:t>
       </w:r>
     </w:p>
     <w:p>
@@ -12934,17 +12910,14 @@
         <w:spacing w:after="120" w:line="312" w:lineRule="auto"/>
       </w:pPr>
       <w:r>
-        <w:t>unsigned 原始核：</w:t>
+        <w:t>修正为p = u - 4×neg_w×a_raw - 16×neg_a×w_raw + 64×neg_w×neg_a；neg_w/neg_a表示相应Digit按signed解释且最高位为1。</w:t>
       </w:r>
       <w:r>
         <w:rPr>
           <w:rStyle w:val="36"/>
         </w:rPr>
-        <w:t>p9 = u − 16·neg_w·a_raw − 16·neg_a·w_raw + 256·neg_w·neg_a</w:t>
-      </w:r>
-      <w:r>
-        <w:t>；</w:t>
-      </w:r>
+      </w:r>
+      <w:r/>
     </w:p>
     <w:p>
       <w:pPr>
@@ -12956,17 +12929,14 @@
         <w:spacing w:after="120" w:line="312" w:lineRule="auto"/>
       </w:pPr>
       <w:r>
-        <w:t>signed 原始核：</w:t>
+        <w:t>Slice的2/4/6bit权重位移均在signed13扩展后进行，避免窄位移提前丢位；随后32个Slice经五级组合加法树归约。</w:t>
       </w:r>
       <w:r>
         <w:rPr>
           <w:rStyle w:val="36"/>
         </w:rPr>
-        <w:t>p9 = q + 16·fix_w·a_s + 16·fix_a·w_s + 256·fix_w·fix_a</w:t>
-      </w:r>
-      <w:r>
-        <w:t>。</w:t>
-      </w:r>
+      </w:r>
+      <w:r/>
     </w:p>
     <w:p>
       <w:pPr>
@@ -12974,62 +12944,44 @@
         <w:spacing w:after="120" w:line="312" w:lineRule="auto"/>
       </w:pPr>
       <w:r>
-        <w:t xml:space="preserve">其中 </w:t>
+        <w:t>Macro只在输入和逐OC结果边界寄存，不设置乘积或加法树中间流水。SRAM刷新与ACT在输入沿采样，下一沿寄存结果，保持1T、II=1。</w:t>
       </w:r>
       <w:r>
         <w:rPr>
           <w:rStyle w:val="36"/>
         </w:rPr>
-        <w:t>neg_*</w:t>
-      </w:r>
-      <w:r>
-        <w:t xml:space="preserve"> 表示当前 Digit 按 signed 解释且编码最高位为 1；</w:t>
-      </w:r>
+      </w:r>
+      <w:r/>
       <w:r>
         <w:rPr>
           <w:rStyle w:val="36"/>
         </w:rPr>
-        <w:t>fix_*</w:t>
-      </w:r>
-      <w:r>
-        <w:t xml:space="preserve"> 表示当前 Digit 按 unsigned 解释且编码最高位为 1。</w:t>
-      </w:r>
+      </w:r>
+      <w:r/>
       <w:r>
         <w:rPr>
           <w:rStyle w:val="36"/>
         </w:rPr>
-        <w:t>u</w:t>
-      </w:r>
-      <w:r>
-        <w:t xml:space="preserve"> 为 unsigned4×unsigned4 的原始乘积，</w:t>
-      </w:r>
+      </w:r>
+      <w:r/>
       <w:r>
         <w:rPr>
           <w:rStyle w:val="36"/>
         </w:rPr>
-        <w:t>q</w:t>
-      </w:r>
-      <w:r>
-        <w:t xml:space="preserve"> 为 signed4×signed4 的原始乘积；</w:t>
-      </w:r>
+      </w:r>
+      <w:r/>
       <w:r>
         <w:rPr>
           <w:rStyle w:val="36"/>
         </w:rPr>
-        <w:t>*_raw</w:t>
-      </w:r>
-      <w:r>
-        <w:t xml:space="preserve"> 为原始 4-bit unsigned 编码，</w:t>
-      </w:r>
+      </w:r>
+      <w:r/>
       <w:r>
         <w:rPr>
           <w:rStyle w:val="36"/>
         </w:rPr>
-        <w:t>*_s</w:t>
-      </w:r>
-      <w:r>
-        <w:t xml:space="preserve"> 为原始编码的 signed4 解释。内部扩宽和修正必须在数值不截断的条件下完成。</w:t>
-      </w:r>
+      </w:r>
+      <w:r/>
     </w:p>
     <w:p>
       <w:pPr>
@@ -13037,7 +12989,7 @@
         <w:spacing w:after="120" w:line="312" w:lineRule="auto"/>
       </w:pPr>
       <w:r>
-        <w:t>推荐 Macro 每 OC 的宽度链：</w:t>
+        <w:t>当前Macro每OC的加法树位宽链：</w:t>
       </w:r>
     </w:p>
     <w:p>
@@ -13406,7 +13358,7 @@
         <w:spacing w:after="120" w:line="312" w:lineRule="auto"/>
       </w:pPr>
       <w:r>
-        <w:t>所有多Context AS采用Tile→Slice→Context，包括OS1。Psum使用条件为cim_os_cnt&gt;1或(cim_as_cnt&gt;1且ACT位宽&gt;4)；WS/单Context仅OS&gt;1写Psum，AS A4 OS1旁路Psum。</w:t>
+        <w:t>父节点消费需求向下控制子节点输出寄存器：Cluster按Macro到所属终点的全部合并OC mask生成内部cim_result_mask，Macro在输入接受沿锁存result_mask_in，下一沿按in_valid、mask_in和result_mask_in逐OC开放结果时钟。归约转发使能仍提前一拍寄存，并检查祖先消费需求。父节点不消费时相关子节点保持原值，父加法器输入随之保持；独立终点保留自己的路径，不增加数据流水或输入强制置零。</w:t>
       </w:r>
     </w:p>
     <w:p>
@@ -13428,7 +13380,7 @@
         <w:spacing w:after="120" w:line="312" w:lineRule="auto"/>
       </w:pPr>
       <w:r>
-        <w:t>SRAM常规口统一sram_*，计算描述字段统一cim_*。各Macro的计算、SRAM访问、Hold更新分别门控；被计算OC mask屏蔽的Macro结果、归约转发、tmp/Psum和raw/INT8数据寄存器关闭时钟。ACT入口、SRAM整行读和完整行Hold为公共资源；valid保留清零尾沿。</w:t>
+        <w:t>本地Macro事务valid、phase、OC元数据与完整行Hold行为保持原定义；无消费需求的结果保持值不可使用。共享ACT、完整行SRAM/Hold及Macro结果寄存器之前的组合乘法不保证因此停止翻转。raw与INT8按对齐有效lane门控，valid控制保留清零尾沿。cim_result_mask仅为Cluster至Macro内部接口，不是cluster_top新增的外部端口。</w:t>
       </w:r>
     </w:p>
     <w:bookmarkEnd w:id="24"/>
@@ -13480,7 +13432,7 @@
         <w:rPr>
           <w:color w:val="000000"/>
         </w:rPr>
-        <w:t>5.4 signed32 与 Overflow</w:t>
+        <w:t>5.4 signed32 与溢出处理 TBD</w:t>
       </w:r>
     </w:p>
     <w:p>
@@ -13489,18 +13441,15 @@
         <w:spacing w:after="120" w:line="312" w:lineRule="auto"/>
       </w:pPr>
       <w:r>
-        <w:t xml:space="preserve">所有存入 Psum 的值统一限制在 </w:t>
+        <w:t>当前支持的数值合同要求每次tmp/Psum写入均满足signed32范围；这是调用方约束，并非硬件已实现逐次溢出防护：</w:t>
       </w:r>
       <w:r>
         <w:rPr>
           <w:b/>
           <w:bCs/>
         </w:rPr>
-        <w:t>signed32 two’s-complement</w:t>
-      </w:r>
-      <w:r>
-        <w:t xml:space="preserve"> 范围：</w:t>
-      </w:r>
+      </w:r>
+      <w:r/>
     </w:p>
     <w:p>
       <w:pPr>
@@ -13512,17 +13461,14 @@
         <w:spacing w:after="120" w:line="312" w:lineRule="auto"/>
       </w:pPr>
       <w:r>
-        <w:t>INT：</w:t>
+        <w:t>INT：每次存储值须在-2147483648～2147483647内；数学结果或中间历史超范围时不保证数值正确。</w:t>
       </w:r>
       <w:r>
         <w:rPr>
           <w:rStyle w:val="36"/>
         </w:rPr>
-        <w:t>−2^31 ≤ Psum ≤ 2^31−1</w:t>
-      </w:r>
-      <w:r>
-        <w:t>，检查正向与负向 Overflow；</w:t>
-      </w:r>
+      </w:r>
+      <w:r/>
     </w:p>
     <w:p>
       <w:pPr>
@@ -13534,17 +13480,14 @@
         <w:spacing w:after="120" w:line="312" w:lineRule="auto"/>
       </w:pPr>
       <w:r>
-        <w:t>UINT：</w:t>
+        <w:t>UINT：每次存储值须在0～2147483647内，不能利用bit31扩展正数值域。</w:t>
       </w:r>
       <w:r>
         <w:rPr>
           <w:rStyle w:val="36"/>
         </w:rPr>
-        <w:t>0 ≤ Psum ≤ 2^31−1</w:t>
-      </w:r>
-      <w:r>
-        <w:t>，仅允许非负范围，超出上界视为 Overflow。</w:t>
-      </w:r>
+      </w:r>
+      <w:r/>
     </w:p>
     <w:p>
       <w:pPr>
@@ -13552,7 +13495,7 @@
         <w:spacing w:after="120" w:line="312" w:lineRule="auto"/>
       </w:pPr>
       <w:r>
-        <w:t>加法及移位先进行足够位宽的扩展，再判断 signed32 范围，不得利用 UINT 的 bit31 扩展正数值域。UINT 完整 K Tile 最坏增量和 OS 最多安全累加次数定义为：</w:t>
+        <w:t>组合加法及移位使用signed64中间值，写入signed32仍会截断；最终raw检查不能恢复此前丢失的高位。UINT完整K Tile最坏增量与保守安全OS上限用于调用方选型：</w:t>
       </w:r>
     </w:p>
     <w:p>
@@ -14055,7 +13998,57 @@
         <w:rPr>
           <w:rStyle w:val="36"/>
         </w:rPr>
-        <w:t>N_OS_max是signed32范围允许的完整K Tile累加次数，不是时钟周期数，也不是接口字段容量。实际cim_os_cnt≤min(255,N_OS_max)；数据分布有更紧上界时按实际约束判断。Overflow后的异常、饱和或终止策略仍待冻结。</w:t>
+        <w:t>N_OS_max是数值范围允许的完整K Tile累加次数，不是时钟周期数或接口字段容量。实际cim_os_cnt≤min(255,N_OS_max)，且每次tmp/Psum写入都须满足范围；有更紧数据上界时按实际边界计算。溢出防护与处理策略为TBD。</w:t>
+      </w:r>
+    </w:p>
+    <w:p>
+      <w:pPr>
+        <w:pStyle w:val="3"/>
+        <w:keepNext w:val="0"/>
+        <w:spacing w:after="120" w:line="312" w:lineRule="auto"/>
+      </w:pPr>
+      <w:r>
+        <w:t>当前实现：tmp_result与Psum[ctx]均为signed32存储；fusion、acc等组合中间值使用signed64（longint signed），但写入32bit寄存器时截断为低32bit。当前没有逐次写入的溢出标志、饱和、自动扩位或硬件错误状态。</w:t>
+      </w:r>
+    </w:p>
+    <w:p>
+      <w:pPr>
+        <w:pStyle w:val="3"/>
+        <w:keepNext w:val="0"/>
+        <w:spacing w:after="120" w:line="312" w:lineRule="auto"/>
+      </w:pPr>
+      <w:r>
+        <w:t>检查范围：仅在result_done发布最终raw时，仿真检查当拍arithmetic_result是否在signed32范围内；UINT还检查非负。此前tmp/Psum若已截断回绕，后续值可能重新落入范围，因此最终检查不等于端到端溢出检测；valid只表示事务发布，不保证此前没有溢出。</w:t>
+      </w:r>
+    </w:p>
+    <w:p>
+      <w:pPr>
+        <w:pStyle w:val="3"/>
+        <w:keepNext w:val="0"/>
+        <w:spacing w:after="120" w:line="312" w:lineRule="auto"/>
+      </w:pPr>
+      <w:r>
+        <w:t>可复现边界：W8A16、INT、每Tile K256、OS5，ACT全为32767、weight全为127。数学累加5326603520；中间signed32回绕后raw可为1031636224，最终范围检查不报错。multiplier=1、shift=-26、zp=0时INT8为15，宽位累加后量化参考为79。此例描述当前限制，不属于合法范围内的数值正确性保证。</w:t>
+      </w:r>
+    </w:p>
+    <w:p>
+      <w:pPr>
+        <w:pStyle w:val="3"/>
+        <w:keepNext w:val="0"/>
+        <w:spacing w:after="120" w:line="312" w:lineRule="auto"/>
+      </w:pPr>
+      <w:r>
+        <w:t>TBD：逐次写入的检测位置、溢出后的拒绝或终止、饱和或扩位策略，以及错误状态与输出valid处理均未确定、未实现。后续决策须同时覆盖WS/单Context的tmp bit fusion、AS的逐Context Psum fusion和OS跨Tile累加；扩大Context深度不能解决数值位宽溢出。</w:t>
+      </w:r>
+    </w:p>
+    <w:p>
+      <w:pPr>
+        <w:pStyle w:val="3"/>
+        <w:keepNext w:val="0"/>
+        <w:spacing w:after="120" w:line="312" w:lineRule="auto"/>
+      </w:pPr>
+      <w:r>
+        <w:t>当前集成约束：调用方必须保证每次tmp/Psum写入值均在-2147483648～2147483647内，UINT还须非负，不能只保证最终数学和不溢出。Requant末端INT8 clip无法修复先前回绕。cim_os_cnt的8bit/255编码上限与安全累加次数是两类约束。</w:t>
       </w:r>
     </w:p>
     <w:bookmarkEnd w:id="26"/>
@@ -15441,7 +15434,7 @@
           <w:color w:val="000000"/>
           <w:sz w:val="19"/>
         </w:rPr>
-        <w:t>有效scale为multiplier×2^shift，无隐含Q31。tmp/Psum为signed32；中间存储截断可能先于最终范围检查，调用方须保证每次写入均不溢出。</w:t>
+        <w:t>有效scale为multiplier×2^shift，无隐含Q31。tmp/Psum使用signed32；中间截断先于最终检查，具体限制与未实现的溢出策略见5.4，INT8 clip不是Psum溢出处理。</w:t>
       </w:r>
     </w:p>
     <w:p>

--- a/docs/CIM_Block_Spec.docx
+++ b/docs/CIM_Block_Spec.docx
@@ -21,7 +21,7 @@
         <w:spacing w:after="120" w:line="312" w:lineRule="auto"/>
       </w:pPr>
       <w:r>
-        <w:t>设计边界：八Macro、4096-bit ACT、归约树和tmp/Psum。所有多Context AS采用Tile→Slice→Context，包括OS1。Psum使用条件为cim_os_cnt&gt;1或(cim_as_cnt&gt;1且ACT位宽&gt;4)；WS/单Context仅OS&gt;1写Psum，AS A4 OS1旁路Psum。REQUANT_CONTEXT_DEPTH=OUTPUT_BUFFER_DEPTH，默认16个固定Context槽位，每项296bit，合计4736bit/592B。所有多Context AS包括A4使用该表；首K Tile加载，后续Tile校验有效参数一致。非AS关闭深表并使用一组批次参数。正式输出为requant_data_o[255:0]和requant_valid_o[31:0]。raw_data/raw_valid仅供TB层次观察，psum_data_o/out_valid_o不是RTL端口。全部Slice和K Tile完成后量化一次，INT8 data/valid比对应raw晚1T，没有输出反压。</w:t>
+        <w:t>设计边界：八Macro、4096-bit ACT、归约树和tmp/Psum。所有多Context AS采用Tile→Slice→Context，包括OS1。Psum使用条件为cim_os_cnt&gt;1或cim_as_cnt&gt;1；WS/单Context仅OS&gt;1写Psum，所有多Context AS（包括OS1/A4）保存各Context结果至Psum。REQUANT_CONTEXT_DEPTH=OUTPUT_BUFFER_DEPTH，默认16个固定Context槽位，每项296bit，合计4736bit/592B。所有多Context AS包括A4使用该表；首K Tile加载，后续Tile校验有效参数一致。非AS关闭深表并使用一组批次参数。正式输出为requant_data_o[255:0]和requant_valid_o[31:0]。raw_data/raw_valid仅供TB层次观察；raw为tmp/Psum组合视图，仅valid时保证有效，无效周期不保证保持，psum_data_o/out_valid_o不是RTL端口。全部Slice和K Tile完成后量化一次，INT8 data/valid比对应raw晚1T，没有输出反压。</w:t>
       </w:r>
     </w:p>
     <w:p>
@@ -3758,7 +3758,7 @@
         <w:spacing w:after="120" w:line="312" w:lineRule="auto"/>
       </w:pPr>
       <w:r>
-        <w:t>CV-Core提供cmd_i/cmd_valid_i和ACT，Cluster通过cmd_ready_o接受命令。WLC通过sram_*常规端口逐Macro装载/读回权重；没有TB preload端口。正式输出为requant_data_o[255:0]和requant_valid_o[31:0]。raw_data/raw_valid仅供TB层次观察，psum_data_o/out_valid_o不是RTL端口。全部Slice和K Tile完成后量化一次，INT8 data/valid比对应raw晚1T，没有输出反压。</w:t>
+        <w:t>CV-Core提供cmd_i/cmd_valid_i和ACT，Cluster通过cmd_ready_o接受命令。WLC通过sram_*常规端口逐Macro装载/读回权重；没有TB preload端口。正式输出为requant_data_o[255:0]和requant_valid_o[31:0]。raw_data/raw_valid仅供TB层次观察；raw为tmp/Psum组合视图，仅valid时保证有效，无效周期不保证保持，psum_data_o/out_valid_o不是RTL端口。全部Slice和K Tile完成后量化一次，INT8 data/valid比对应raw晚1T，没有输出反压。</w:t>
       </w:r>
       <w:r/>
     </w:p>
@@ -5255,7 +5255,7 @@
         </w:rPr>
       </w:pPr>
       <w:r>
-        <w:t>正式输出为requant_data_o[255:0]和requant_valid_o[31:0]。raw_data/raw_valid仅供TB层次观察，psum_data_o/out_valid_o不是RTL端口。全部Slice和K Tile完成后量化一次，INT8 data/valid比对应raw晚1T，没有输出反压。</w:t>
+        <w:t>正式输出为requant_data_o[255:0]和requant_valid_o[31:0]。raw_data/raw_valid仅供TB层次观察；raw为tmp/Psum组合视图，仅valid时保证有效，无效周期不保证保持，psum_data_o/out_valid_o不是RTL端口。全部Slice和K Tile完成后量化一次，INT8 data/valid比对应raw晚1T，没有输出反压。</w:t>
       </w:r>
     </w:p>
     <w:bookmarkEnd w:id="4"/>
@@ -6746,10 +6746,24 @@
     <w:p>
       <w:pPr>
         <w:pStyle w:val="3"/>
+        <w:keepNext w:val="0"/>
         <w:keepLines/>
       </w:pPr>
       <w:r>
-        <w:t>访问Macro5/row12：sram_macro_group=1，sram_bank_sel=01，sram_row_addr=12。128B覆盖该Macro四个OC，八Macro需要八次常规访问。</w:t>
+        <w:t>权重直接使用SRAM读出保持，不配置独立1024bit held_weight数据寄存器或Hold时钟域；每Macro仅保留8bit输出行号及1bit有效位。CIM刷新与常规读均在输入接受沿更新实际输出行标签；同地址可复用，普通读换行后必须按新标签判断刷新。有效写入使输出标签失效，全屏蔽写保持；reset清标签，不清SRAM阵列。ACT输入寄存器保留W2/W4/W8的512/256/128bit分区门控，Macro仍为1T/II1。</w:t>
+      </w:r>
+    </w:p>
+    <w:p>
+      <w:pPr>
+        <w:pStyle w:val="3"/>
+        <w:keepNext w:val="0"/>
+        <w:keepLines/>
+      </w:pPr>
+      <w:r>
+        <w:t>声明级资源统计：独立权重数据减少8192bit，冗余read_address_in/station_in输入状态减少72bit。默认逻辑DFF名义37838bit，SRAM读出保持模型8192bit另列，ICG锁存位684；这不是综合网表单元数或面积。 批次描述符共享；四级窄事务标签68bit、三路径tmp标签51bit、逐lane tmp valid32bit、三路径raw Context指针18bit。raw直接观察对应tmp/Psum，不保留独立raw数据DFF；相对逐lane完整标签和raw副本减少10407bit。</w:t>
+      </w:r>
+      <w:r>
+        <w:t xml:space="preserve"> OUTPUT_PSUM_DEPTH默认16，统一控制Psum、权重地址表、Requant Context表深度；三个兼容深度参数默认联动，容量负向测试可单独覆盖。每个物理OC一套acc和一套bit-fusion组合算术，由所有Context复用，不随Context深度复制。</w:t>
       </w:r>
     </w:p>
     <w:p>
@@ -6758,7 +6772,16 @@
         <w:keepLines/>
       </w:pPr>
       <w:r>
-        <w:t>Cluster选择由外部16组独立端口完成。SRAM常规口统一sram_*，计算描述字段统一cim_*。各Macro的计算、SRAM访问、Hold更新分别门控；被计算OC mask屏蔽的Macro结果、归约转发、tmp/Psum和raw/INT8数据寄存器关闭时钟。ACT入口、SRAM整行读和完整行Hold为公共资源；valid保留清零尾沿。</w:t>
+        <w:t>访问Macro5/row12：sram_macro_group=1，sram_bank_sel=01，sram_row_addr=12。128B覆盖该Macro四个OC，八Macro需要八次常规访问。</w:t>
+      </w:r>
+    </w:p>
+    <w:p>
+      <w:pPr>
+        <w:pStyle w:val="3"/>
+        <w:keepLines/>
+      </w:pPr>
+      <w:r>
+        <w:t>Cluster选择由外部16组独立端口完成。SRAM常规口统一sram_*，计算描述字段统一cim_*。各Macro的控制、SRAM访问与ACT分区独立门控；输出行标签随SRAM访问更新；被计算OC mask屏蔽的Macro结果、归约转发、tmp/Psum和INT8数据寄存器关闭时钟。ACT入口、SRAM整行读和完整行Hold为公共资源；valid保留清零尾沿。</w:t>
       </w:r>
     </w:p>
     <w:p>
@@ -11158,7 +11181,7 @@
         <w:spacing w:after="120" w:line="312" w:lineRule="auto"/>
       </w:pPr>
       <w:r>
-        <w:t>所有多Context AS采用Tile→Slice→Context，包括OS1。Psum使用条件为cim_os_cnt&gt;1或(cim_as_cnt&gt;1且ACT位宽&gt;4)；WS/单Context仅OS&gt;1写Psum，AS A4 OS1旁路Psum。</w:t>
+        <w:t>所有多Context AS采用Tile→Slice→Context，包括OS1。Psum使用条件为cim_os_cnt&gt;1或cim_as_cnt&gt;1；WS/单Context仅OS&gt;1写Psum，所有多Context AS（包括OS1/A4）保存各Context结果至Psum。</w:t>
       </w:r>
     </w:p>
     <w:bookmarkEnd w:id="16"/>
@@ -12759,7 +12782,7 @@
         <w:spacing w:after="120" w:line="312" w:lineRule="auto"/>
       </w:pPr>
       <w:r>
-        <w:t>所有多Context AS采用Tile→Slice→Context。Psum在OS&gt;1或多Context AS A8/A16时使用；AS A4 OS1旁路。AS所有精度最多16，WS OS1最多64、OS&gt;1最多16。三个count各8bit，范围1～255，WS/AS不能同时大于1；还须满足地址、参数、标签容量。</w:t>
+        <w:t>所有多Context AS采用Tile→Slice→Context。Psum在OS&gt;1或多Context AS时使用，包括OS1/A4。AS所有精度最多16，WS OS1最多64、OS&gt;1最多16。三个count各8bit，范围1～255，WS/AS不能同时大于1；还须满足地址、参数、标签容量。</w:t>
       </w:r>
     </w:p>
     <w:bookmarkEnd w:id="14"/>
@@ -13307,7 +13330,7 @@
                 <w:color w:val="000000"/>
                 <w:sz w:val="18"/>
               </w:rPr>
-              <w:t>所有多Context AS采用Tile→Slice→Context，包括OS1。Psum使用条件为cim_os_cnt&gt;1或(cim_as_cnt&gt;1且ACT位宽&gt;4)；WS/单Context仅OS&gt;1写Psum，AS A4 OS1旁路Psum。</w:t>
+              <w:t>所有多Context AS采用Tile→Slice→Context，包括OS1。Psum使用条件为cim_os_cnt&gt;1或cim_as_cnt&gt;1；WS/单Context仅OS&gt;1写Psum，所有多Context AS（包括OS1/A4）保存各Context结果至Psum。</w:t>
             </w:r>
           </w:p>
         </w:tc>
@@ -13345,7 +13368,7 @@
         <w:spacing w:after="120" w:line="312" w:lineRule="auto"/>
       </w:pPr>
       <w:r>
-        <w:t>所有多Context AS采用Tile→Slice→Context，包括OS1。Psum使用条件为cim_os_cnt&gt;1或(cim_as_cnt&gt;1且ACT位宽&gt;4)；WS/单Context仅OS&gt;1写Psum，AS A4 OS1旁路Psum。</w:t>
+        <w:t>所有多Context AS采用Tile→Slice→Context，包括OS1。Psum使用条件为cim_os_cnt&gt;1或cim_as_cnt&gt;1；WS/单Context仅OS&gt;1写Psum，所有多Context AS（包括OS1/A4）保存各Context结果至Psum。</w:t>
       </w:r>
     </w:p>
     <w:p>
@@ -13380,7 +13403,7 @@
         <w:spacing w:after="120" w:line="312" w:lineRule="auto"/>
       </w:pPr>
       <w:r>
-        <w:t>本地Macro事务valid、phase、OC元数据与完整行Hold行为保持原定义；无消费需求的结果保持值不可使用。共享ACT、完整行SRAM/Hold及Macro结果寄存器之前的组合乘法不保证因此停止翻转。raw与INT8按对齐有效lane门控，valid控制保留清零尾沿。cim_result_mask仅为Cluster至Macro内部接口，不是cluster_top新增的外部端口。</w:t>
+        <w:t>本地Macro事务valid、phase与OC元数据保持原定义；权重复用按SRAM输出行标签判断；无消费需求的结果保持值不可使用。共享ACT、SRAM保持输出及Macro结果寄存器之前的组合乘法不保证因此停止翻转。raw与INT8按对齐有效lane门控，valid控制保留清零尾沿。cim_result_mask仅为Cluster至Macro内部接口，不是cluster_top新增的外部端口。</w:t>
       </w:r>
     </w:p>
     <w:bookmarkEnd w:id="24"/>
@@ -13419,7 +13442,7 @@
         <w:spacing w:after="120" w:line="312" w:lineRule="auto"/>
       </w:pPr>
       <w:r>
-        <w:t>所有多Context AS采用Tile→Slice→Context，包括OS1。Psum使用条件为cim_os_cnt&gt;1或(cim_as_cnt&gt;1且ACT位宽&gt;4)；WS/单Context仅OS&gt;1写Psum，AS A4 OS1旁路Psum。所有精度cim_as_cnt≤OUTPUT_BUFFER_DEPTH=16，OS1/OS&gt;1相同；OS1 WS最多64，OS&gt;1 WS最多16，还需满足标签、地址和参数表容量。三个count均为8bit、1～255编码，0非法。</w:t>
+        <w:t>所有多Context AS采用Tile→Slice→Context，包括OS1。Psum使用条件为cim_os_cnt&gt;1或cim_as_cnt&gt;1；WS/单Context仅OS&gt;1写Psum，所有多Context AS（包括OS1/A4）保存各Context结果至Psum。所有精度cim_as_cnt≤OUTPUT_BUFFER_DEPTH=16，OS1/OS&gt;1相同；OS1 WS最多64，OS&gt;1 WS最多16，还需满足标签、地址和参数表容量。三个count均为8bit、1～255编码，0非法。</w:t>
       </w:r>
     </w:p>
     <w:bookmarkEnd w:id="25"/>
@@ -14650,7 +14673,7 @@
         <w:spacing w:after="120" w:line="312" w:lineRule="auto"/>
       </w:pPr>
       <w:r>
-        <w:t>正式输出为requant_data_o[255:0]和requant_valid_o[31:0]。raw_data/raw_valid仅供TB层次观察，psum_data_o/out_valid_o不是RTL端口。全部Slice和K Tile完成后量化一次，INT8 data/valid比对应raw晚1T，没有输出反压。</w:t>
+        <w:t>正式输出为requant_data_o[255:0]和requant_valid_o[31:0]。raw_data/raw_valid仅供TB层次观察；raw为tmp/Psum组合视图，仅valid时保证有效，无效周期不保证保持，psum_data_o/out_valid_o不是RTL端口。全部Slice和K Tile完成后量化一次，INT8 data/valid比对应raw晚1T，没有输出反压。</w:t>
       </w:r>
     </w:p>
     <w:p>
@@ -17098,7 +17121,7 @@
         <w:spacing w:after="120" w:line="312" w:lineRule="auto"/>
       </w:pPr>
       <w:r>
-        <w:t>单bank同包接收/发射重叠：WS包间隔P+1，AS每Tile间隔1+R×P。所有多Context AS采用Tile→Slice→Context，包括OS1。Psum使用条件为cim_os_cnt&gt;1或(cim_as_cnt&gt;1且ACT位宽&gt;4)；WS/单Context仅OS&gt;1写Psum，AS A4 OS1旁路Psum。所有精度cim_as_cnt≤OUTPUT_BUFFER_DEPTH=16，OS1/OS&gt;1相同；OS1 WS最多64，OS&gt;1 WS最多16，还需满足标签、地址和参数表容量。三个count均为8bit、1～255编码，0非法。</w:t>
+        <w:t>单bank同包接收/发射重叠：WS包间隔P+1，AS每Tile间隔1+R×P。所有多Context AS采用Tile→Slice→Context，包括OS1。Psum使用条件为cim_os_cnt&gt;1或cim_as_cnt&gt;1；WS/单Context仅OS&gt;1写Psum，所有多Context AS（包括OS1/A4）保存各Context结果至Psum。所有精度cim_as_cnt≤OUTPUT_BUFFER_DEPTH=16，OS1/OS&gt;1相同；OS1 WS最多64，OS&gt;1 WS最多16，还需满足标签、地址和参数表容量。三个count均为8bit、1～255编码，0非法。</w:t>
       </w:r>
     </w:p>
     <w:bookmarkEnd w:id="31"/>

--- a/docs/CIM_Block_Spec.docx
+++ b/docs/CIM_Block_Spec.docx
@@ -10610,7 +10610,7 @@
         <w:spacing w:after="120" w:line="312" w:lineRule="auto"/>
       </w:pPr>
       <w:r>
-        <w:t>AS同Tile后续Context命令更新cim_weight_raddr，不重装A0，公共计算配置不变；启用Context量化参数表时，独立requant_cfg_i还加载/校验该Context的zp和scale。WS同Tile所有Context使用相同行号，各自输入完整ACT。下一包在当前包末次发射后一拍接受；整批raw排空后下一沿可同时接受新batch并锁存旧INT8。</w:t>
+        <w:t>AS同Tile后续Context命令更新cim_weight_raddr，不重装A0，公共计算配置不变；启用Context量化参数表时，独立requant_cfg_i加载/校验该Context的scale；仅per-channel额外加载/校验已舍入INT32 ZP。WS同Tile所有Context使用相同行号，各自输入完整ACT。下一包在当前包末次发射后一拍接受；整批raw排空后下一沿可同时接受新batch并锁存旧INT8。</w:t>
       </w:r>
     </w:p>
     <w:bookmarkEnd w:id="15"/>
@@ -14700,7 +14700,7 @@
         <w:spacing w:after="120" w:line="312" w:lineRule="auto"/>
       </w:pPr>
       <w:r>
-        <w:t>requant_mode=0：四OC共用第0项multiplier/shift，zp仍用四项。requant_mode=1：四OC分别使用对应multiplier/shift，要求conv_mode=1。无论scale模式，启用Requant均限制一个对齐归约组：W8用Macro0～7，W4选0～3或4～7，W2选四个对齐Macro对之一。当前有效shift为−31～31。 ENABLE_REQUANT默认1；设0仅用于raw-only多组归约验证，不发布INT8 valid。四个组合算术通道收集OC0～3，结果仍回到原物理lane。</w:t>
+        <w:t>requant_mode=0：四OC共用第0项multiplier/shift，CIM不加ZP，整个ZP buffer关钟；逐channel修正仅在TB进行。requant_mode=1：四OC分别使用对应multiplier/shift，要求conv_mode=1。无论scale模式，启用Requant均限制一个对齐归约组：W8用Macro0～7，W4选0～3或4～7，W2选四个对齐Macro对之一。当前有效shift覆盖完整signed INT10范围−512～511。 ENABLE_REQUANT默认1；设0仅用于raw-only多组归约验证，不发布INT8 valid。四个组合算术通道收集OC0～3，结果仍回到原物理lane。</w:t>
       </w:r>
     </w:p>
     <w:bookmarkEnd w:id="29"/>
@@ -14710,7 +14710,7 @@
         <w:spacing w:after="120" w:line="312" w:lineRule="auto"/>
       </w:pPr>
       <w:r>
-        <w:t>REQUANT_CONTEXT_DEPTH=OUTPUT_BUFFER_DEPTH，默认16个固定Context槽位，每项296bit，合计4736bit/592B。所有多Context AS包括A4使用该表；首K Tile加载，后续Tile校验有效参数一致。非AS关闭深表并使用一组批次参数。per-tensor每Context只保存和广播第0项multiplier/shift，另外三项关闭时钟；不同Context可以有不同scale。per-channel使用四组。四项merged zp始终逐Context、逐OC，固定对应本地OC0～3；OC0被屏蔽时仍使用当前Context第0项共享scale。AS参数、地址和ACT可边接收边发射，不等待全部Context收齐。Context i固定使用槽i，批次内不回收槽位，无FIFO。当前Slice和对应Context命令寄存后下一拍即可发射；收到后续参数可与已有计算同拍。</w:t>
+        <w:t>REQUANT_CONTEXT_DEPTH=OUTPUT_BUFFER_DEPTH，默认16个固定Context槽位，每项296bit，合计4736bit/592B。所有多Context AS包括A4使用该表；首K Tile加载，后续Tile校验有效参数一致。非AS关闭深表并使用一组批次参数。per-tensor每Context只保存和广播第0项multiplier/shift，另外三项关闭时钟；不同Context可以有不同scale。per-channel使用四组。四项已舍入INT32 merged ZP仅在per-channel时由RTL保存和消费，固定对应本地OC0～3；per-tensor不加载或读取ZP，批次ZP及AS Context ZP全部关钟；OC0被屏蔽时仍使用当前Context第0项共享scale。AS参数、地址和ACT可边接收边发射，不等待全部Context收齐。Context i固定使用槽i，批次内不回收槽位，无FIFO。当前Slice和对应Context命令寄存后下一拍即可发射；收到后续参数可与已有计算同拍。</w:t>
       </w:r>
     </w:p>
     <w:p>
@@ -14719,2316 +14719,4065 @@
         <w:spacing w:after="120" w:line="312" w:lineRule="auto"/>
       </w:pPr>
       <w:r>
-        <w:t>OS2/AS4使用16槽位中的4项，活动参数1184bit；整表4736bit。最后raw的下一沿可捕获旧INT8并接受新批参数，沿前旧值完成量化。</w:t>
-      </w:r>
-    </w:p>
-    <w:p>
-      <w:pPr>
-        <w:pStyle w:val="4"/>
-        <w:keepNext/>
-        <w:pageBreakBefore w:val="0"/>
-        <w:spacing w:after="100"/>
-      </w:pPr>
-      <w:r>
-        <w:rPr>
-          <w:color w:val="000000"/>
-          <w:sz w:val="22"/>
-        </w:rPr>
-        <w:t>6.2 Requant 公式与参数</w:t>
-      </w:r>
-    </w:p>
-    <w:p>
-      <w:pPr>
-        <w:keepNext w:val="0"/>
-        <w:spacing w:after="100"/>
-      </w:pPr>
-      <w:r>
-        <w:rPr>
-          <w:color w:val="000000"/>
-          <w:sz w:val="19"/>
-        </w:rPr>
-        <w:t>数据通路为raw Psum输出寄存器→组合Requant→INT8输出寄存器，量化比raw晚1T。全部slice和K Tile完成后执行一次量化，不改变tmp/Psum历史。输入补偿已合入外部提供的逐通道zp，Cluster直接处理raw Psum，不重复施加输入offset。</w:t>
-      </w:r>
-    </w:p>
-    <w:p>
-      <w:pPr>
-        <w:keepNext w:val="0"/>
-        <w:spacing w:after="100"/>
-      </w:pPr>
-      <w:r>
-        <w:rPr>
-          <w:b/>
-          <w:color w:val="000000"/>
-          <w:sz w:val="19"/>
-        </w:rPr>
-        <w:t>q_out[n] = clip_INT8(round(Psum[n] × multiplier[s] × 2^shift[s]) + zp[c])；本地OC c=0…3，per-tensor选s=0，per-channel选s=c。</w:t>
-      </w:r>
-    </w:p>
-    <w:p>
-      <w:pPr>
-        <w:keepNext w:val="0"/>
-        <w:spacing w:after="100"/>
-      </w:pPr>
-      <w:r>
-        <w:rPr>
-          <w:color w:val="000000"/>
-          <w:sz w:val="19"/>
-        </w:rPr>
-        <w:t>round 采用最近整数、恰好半整数远离零；clip_INT8(x)=min(127,max(-128,x))，最终按 signed INT8 二补码输出。requant_zp 在 round 之后相加，再做最终 clip，不能移到 round 内。</w:t>
-      </w:r>
-    </w:p>
-    <w:tbl>
-      <w:tblPr>
-        <w:tblStyle w:val="29"/>
-        <w:tblW w:w="5000" w:type="pct"/>
-        <w:tblInd w:w="0" w:type="dxa"/>
-        <w:tblBorders>
-          <w:top w:val="single" w:color="D9D9D9" w:sz="4" w:space="0"/>
-          <w:left w:val="single" w:color="D9D9D9" w:sz="4" w:space="0"/>
-          <w:bottom w:val="single" w:color="D9D9D9" w:sz="4" w:space="0"/>
-          <w:right w:val="single" w:color="D9D9D9" w:sz="4" w:space="0"/>
-          <w:insideH w:val="single" w:color="D9D9D9" w:sz="4" w:space="0"/>
-          <w:insideV w:val="single" w:color="D9D9D9" w:sz="4" w:space="0"/>
-        </w:tblBorders>
-        <w:tblLayout w:type="autofit"/>
-        <w:tblCellMar>
-          <w:top w:w="0" w:type="dxa"/>
-          <w:left w:w="108" w:type="dxa"/>
-          <w:bottom w:w="0" w:type="dxa"/>
-          <w:right w:w="108" w:type="dxa"/>
-        </w:tblCellMar>
-      </w:tblPr>
-      <w:tblGrid>
-        <w:gridCol w:w="2328"/>
-        <w:gridCol w:w="1229"/>
-        <w:gridCol w:w="6071"/>
-      </w:tblGrid>
-      <w:tr>
-        <w:tblPrEx>
-          <w:tblBorders>
-            <w:top w:val="single" w:color="A6B4CC" w:sz="4" w:space="0"/>
-            <w:left w:val="single" w:color="A6B4CC" w:sz="4" w:space="0"/>
-            <w:bottom w:val="single" w:color="A6B4CC" w:sz="4" w:space="0"/>
-            <w:right w:val="single" w:color="A6B4CC" w:sz="4" w:space="0"/>
-            <w:insideH w:val="single" w:color="A6B4CC" w:sz="4" w:space="0"/>
-            <w:insideV w:val="single" w:color="A6B4CC" w:sz="4" w:space="0"/>
-          </w:tblBorders>
-          <w:tblCellMar>
-            <w:top w:w="0" w:type="dxa"/>
-            <w:left w:w="108" w:type="dxa"/>
-            <w:bottom w:w="0" w:type="dxa"/>
-            <w:right w:w="108" w:type="dxa"/>
-          </w:tblCellMar>
-        </w:tblPrEx>
-        <w:trPr>
-          <w:cantSplit/>
-          <w:tblHeader/>
-        </w:trPr>
-        <w:tc>
-          <w:tcPr>
-            <w:shd w:val="clear" w:color="auto" w:fill="E7EDF4"/>
-            <w:vAlign w:val="center"/>
-            <w:tcMar>
-              <w:top w:w="70" w:type="dxa"/>
-              <w:left w:w="70" w:type="dxa"/>
-              <w:bottom w:w="70" w:type="dxa"/>
-              <w:right w:w="70" w:type="dxa"/>
-            </w:tcMar>
-          </w:tcPr>
-          <w:p>
-            <w:pPr>
-              <w:pStyle w:val="24"/>
-              <w:keepNext w:val="0"/>
-              <w:spacing w:before="40" w:after="40"/>
-              <w:jc w:val="left"/>
-            </w:pPr>
-            <w:r>
-              <w:rPr>
-                <w:b/>
-                <w:color w:val="000000"/>
-                <w:sz w:val="18"/>
-              </w:rPr>
-              <w:t>字段 / 运算</w:t>
-            </w:r>
-          </w:p>
-        </w:tc>
-        <w:tc>
-          <w:tcPr>
-            <w:shd w:val="clear" w:color="auto" w:fill="E7EDF4"/>
-            <w:vAlign w:val="center"/>
-            <w:tcMar>
-              <w:top w:w="70" w:type="dxa"/>
-              <w:left w:w="70" w:type="dxa"/>
-              <w:bottom w:w="70" w:type="dxa"/>
-              <w:right w:w="70" w:type="dxa"/>
-            </w:tcMar>
-          </w:tcPr>
-          <w:p>
-            <w:pPr>
-              <w:pStyle w:val="24"/>
-              <w:keepNext w:val="0"/>
-              <w:spacing w:before="40" w:after="40"/>
-              <w:jc w:val="left"/>
-            </w:pPr>
-            <w:r>
-              <w:rPr>
-                <w:b/>
-                <w:color w:val="000000"/>
-                <w:sz w:val="18"/>
-              </w:rPr>
-              <w:t>类型或范围</w:t>
-            </w:r>
-          </w:p>
-        </w:tc>
-        <w:tc>
-          <w:tcPr>
-            <w:shd w:val="clear" w:color="auto" w:fill="E7EDF4"/>
-            <w:vAlign w:val="center"/>
-            <w:tcMar>
-              <w:top w:w="70" w:type="dxa"/>
-              <w:left w:w="70" w:type="dxa"/>
-              <w:bottom w:w="70" w:type="dxa"/>
-              <w:right w:w="70" w:type="dxa"/>
-            </w:tcMar>
-          </w:tcPr>
-          <w:p>
-            <w:pPr>
-              <w:pStyle w:val="24"/>
-              <w:keepNext w:val="0"/>
-              <w:spacing w:before="40" w:after="40"/>
-              <w:jc w:val="left"/>
-            </w:pPr>
-            <w:r>
-              <w:rPr>
-                <w:b/>
-                <w:color w:val="000000"/>
-                <w:sz w:val="18"/>
-              </w:rPr>
-              <w:t>明确语义</w:t>
-            </w:r>
-          </w:p>
-        </w:tc>
-      </w:tr>
-      <w:bookmarkEnd w:id="1"/>
-      <w:bookmarkEnd w:id="5"/>
-      <w:tr>
-        <w:tblPrEx>
-          <w:tblBorders>
-            <w:top w:val="single" w:color="A6B4CC" w:sz="4" w:space="0"/>
-            <w:left w:val="single" w:color="A6B4CC" w:sz="4" w:space="0"/>
-            <w:bottom w:val="single" w:color="A6B4CC" w:sz="4" w:space="0"/>
-            <w:right w:val="single" w:color="A6B4CC" w:sz="4" w:space="0"/>
-            <w:insideH w:val="single" w:color="A6B4CC" w:sz="4" w:space="0"/>
-            <w:insideV w:val="single" w:color="A6B4CC" w:sz="4" w:space="0"/>
-          </w:tblBorders>
-          <w:tblCellMar>
-            <w:top w:w="0" w:type="dxa"/>
-            <w:left w:w="108" w:type="dxa"/>
-            <w:bottom w:w="0" w:type="dxa"/>
-            <w:right w:w="108" w:type="dxa"/>
-          </w:tblCellMar>
-        </w:tblPrEx>
-        <w:trPr>
-          <w:cantSplit/>
-        </w:trPr>
-        <w:tc>
-          <w:tcPr>
-            <w:vAlign w:val="center"/>
-            <w:shd w:fill="FFFFFF"/>
-            <w:tcMar>
-              <w:top w:w="70" w:type="dxa"/>
-              <w:left w:w="70" w:type="dxa"/>
-              <w:bottom w:w="70" w:type="dxa"/>
-              <w:right w:w="70" w:type="dxa"/>
-            </w:tcMar>
-          </w:tcPr>
-          <w:p>
-            <w:pPr>
-              <w:pStyle w:val="24"/>
-              <w:keepNext w:val="0"/>
-              <w:spacing w:before="40" w:after="40"/>
-              <w:jc w:val="left"/>
-            </w:pPr>
-            <w:r>
-              <w:rPr>
-                <w:rStyle w:val="36"/>
-                <w:b w:val="0"/>
-                <w:color w:val="000000"/>
-                <w:sz w:val="18"/>
-              </w:rPr>
-              <w:t>Psum</w:t>
-            </w:r>
-          </w:p>
-        </w:tc>
-        <w:tc>
-          <w:tcPr>
-            <w:vAlign w:val="center"/>
-            <w:shd w:fill="FFFFFF"/>
-            <w:tcMar>
-              <w:top w:w="70" w:type="dxa"/>
-              <w:left w:w="70" w:type="dxa"/>
-              <w:bottom w:w="70" w:type="dxa"/>
-              <w:right w:w="70" w:type="dxa"/>
-            </w:tcMar>
-          </w:tcPr>
-          <w:p>
-            <w:pPr>
-              <w:pStyle w:val="24"/>
-              <w:keepNext w:val="0"/>
-              <w:spacing w:before="40" w:after="40"/>
-              <w:jc w:val="left"/>
-            </w:pPr>
-            <w:r>
-              <w:rPr>
-                <w:b w:val="0"/>
-                <w:color w:val="000000"/>
-                <w:sz w:val="18"/>
-              </w:rPr>
-              <w:t>signed INT32</w:t>
-            </w:r>
-          </w:p>
-        </w:tc>
-        <w:tc>
-          <w:tcPr>
-            <w:vAlign w:val="center"/>
-            <w:shd w:fill="FFFFFF"/>
-            <w:tcMar>
-              <w:top w:w="70" w:type="dxa"/>
-              <w:left w:w="70" w:type="dxa"/>
-              <w:bottom w:w="70" w:type="dxa"/>
-              <w:right w:w="70" w:type="dxa"/>
-            </w:tcMar>
-          </w:tcPr>
-          <w:p>
-            <w:pPr>
-              <w:pStyle w:val="24"/>
-              <w:keepNext w:val="0"/>
-              <w:spacing w:before="40" w:after="40"/>
-              <w:jc w:val="left"/>
-            </w:pPr>
-            <w:r>
-              <w:rPr>
-                <w:rStyle w:val="36"/>
-                <w:b w:val="0"/>
-                <w:color w:val="000000"/>
-                <w:sz w:val="18"/>
-              </w:rPr>
-              <w:t>完成所有Slice与K Tile的输入值</w:t>
-            </w:r>
-          </w:p>
-        </w:tc>
-      </w:tr>
-      <w:tr>
-        <w:tblPrEx>
-          <w:tblBorders>
-            <w:top w:val="single" w:color="A6B4CC" w:sz="4" w:space="0"/>
-            <w:left w:val="single" w:color="A6B4CC" w:sz="4" w:space="0"/>
-            <w:bottom w:val="single" w:color="A6B4CC" w:sz="4" w:space="0"/>
-            <w:right w:val="single" w:color="A6B4CC" w:sz="4" w:space="0"/>
-            <w:insideH w:val="single" w:color="A6B4CC" w:sz="4" w:space="0"/>
-            <w:insideV w:val="single" w:color="A6B4CC" w:sz="4" w:space="0"/>
-          </w:tblBorders>
-          <w:tblCellMar>
-            <w:top w:w="0" w:type="dxa"/>
-            <w:left w:w="108" w:type="dxa"/>
-            <w:bottom w:w="0" w:type="dxa"/>
-            <w:right w:w="108" w:type="dxa"/>
-          </w:tblCellMar>
-        </w:tblPrEx>
-        <w:trPr>
-          <w:cantSplit/>
-        </w:trPr>
-        <w:tc>
-          <w:tcPr>
-            <w:vAlign w:val="center"/>
-            <w:shd w:fill="FFFFFF"/>
-            <w:tcMar>
-              <w:top w:w="70" w:type="dxa"/>
-              <w:left w:w="70" w:type="dxa"/>
-              <w:bottom w:w="70" w:type="dxa"/>
-              <w:right w:w="70" w:type="dxa"/>
-            </w:tcMar>
-          </w:tcPr>
-          <w:p>
-            <w:pPr>
-              <w:pStyle w:val="24"/>
-              <w:keepNext w:val="0"/>
-              <w:spacing w:before="40" w:after="40"/>
-              <w:jc w:val="left"/>
-            </w:pPr>
-            <w:r>
-              <w:rPr>
-                <w:rStyle w:val="36"/>
-                <w:b w:val="0"/>
-                <w:color w:val="000000"/>
-                <w:sz w:val="18"/>
-              </w:rPr>
-              <w:t>requant_multiplier</w:t>
-            </w:r>
-          </w:p>
-        </w:tc>
-        <w:tc>
-          <w:tcPr>
-            <w:vAlign w:val="center"/>
-            <w:shd w:fill="FFFFFF"/>
-            <w:tcMar>
-              <w:top w:w="70" w:type="dxa"/>
-              <w:left w:w="70" w:type="dxa"/>
-              <w:bottom w:w="70" w:type="dxa"/>
-              <w:right w:w="70" w:type="dxa"/>
-            </w:tcMar>
-          </w:tcPr>
-          <w:p>
-            <w:pPr>
-              <w:pStyle w:val="24"/>
-              <w:keepNext w:val="0"/>
-              <w:spacing w:before="40" w:after="40"/>
-              <w:jc w:val="left"/>
-            </w:pPr>
-            <w:r>
-              <w:rPr>
-                <w:b w:val="0"/>
-                <w:color w:val="000000"/>
-                <w:sz w:val="18"/>
-              </w:rPr>
-              <w:t>4×signed INT32</w:t>
-            </w:r>
-          </w:p>
-        </w:tc>
-        <w:tc>
-          <w:tcPr>
-            <w:vAlign w:val="center"/>
-            <w:shd w:fill="FFFFFF"/>
-            <w:tcMar>
-              <w:top w:w="70" w:type="dxa"/>
-              <w:left w:w="70" w:type="dxa"/>
-              <w:bottom w:w="70" w:type="dxa"/>
-              <w:right w:w="70" w:type="dxa"/>
-            </w:tcMar>
-          </w:tcPr>
-          <w:p>
-            <w:pPr>
-              <w:pStyle w:val="24"/>
-              <w:keepNext w:val="0"/>
-              <w:spacing w:before="40" w:after="40"/>
-              <w:jc w:val="left"/>
-            </w:pPr>
-            <w:r>
-              <w:rPr>
-                <w:rStyle w:val="36"/>
-                <w:b w:val="0"/>
-                <w:color w:val="000000"/>
-                <w:sz w:val="18"/>
-              </w:rPr>
-              <w:t>OC c对应[32*c+:32]；per-tensor共用第0项，无隐含Q31缩放</w:t>
-            </w:r>
-          </w:p>
-        </w:tc>
-      </w:tr>
-      <w:tr>
-        <w:tblPrEx>
-          <w:tblBorders>
-            <w:top w:val="single" w:color="A6B4CC" w:sz="4" w:space="0"/>
-            <w:left w:val="single" w:color="A6B4CC" w:sz="4" w:space="0"/>
-            <w:bottom w:val="single" w:color="A6B4CC" w:sz="4" w:space="0"/>
-            <w:right w:val="single" w:color="A6B4CC" w:sz="4" w:space="0"/>
-            <w:insideH w:val="single" w:color="A6B4CC" w:sz="4" w:space="0"/>
-            <w:insideV w:val="single" w:color="A6B4CC" w:sz="4" w:space="0"/>
-          </w:tblBorders>
-          <w:tblCellMar>
-            <w:top w:w="0" w:type="dxa"/>
-            <w:left w:w="108" w:type="dxa"/>
-            <w:bottom w:w="0" w:type="dxa"/>
-            <w:right w:w="108" w:type="dxa"/>
-          </w:tblCellMar>
-        </w:tblPrEx>
-        <w:trPr>
-          <w:cantSplit/>
-        </w:trPr>
-        <w:tc>
-          <w:tcPr>
-            <w:vAlign w:val="center"/>
-            <w:shd w:fill="FFFFFF"/>
-            <w:tcMar>
-              <w:top w:w="70" w:type="dxa"/>
-              <w:left w:w="70" w:type="dxa"/>
-              <w:bottom w:w="70" w:type="dxa"/>
-              <w:right w:w="70" w:type="dxa"/>
-            </w:tcMar>
-          </w:tcPr>
-          <w:p>
-            <w:pPr>
-              <w:pStyle w:val="24"/>
-              <w:keepNext w:val="0"/>
-              <w:spacing w:before="40" w:after="40"/>
-              <w:jc w:val="left"/>
-            </w:pPr>
-            <w:r>
-              <w:rPr>
-                <w:rStyle w:val="36"/>
-                <w:b w:val="0"/>
-                <w:color w:val="000000"/>
-                <w:sz w:val="18"/>
-              </w:rPr>
-              <w:t>requant_shift</w:t>
-            </w:r>
-          </w:p>
-        </w:tc>
-        <w:tc>
-          <w:tcPr>
-            <w:vAlign w:val="center"/>
-            <w:shd w:fill="FFFFFF"/>
-            <w:tcMar>
-              <w:top w:w="70" w:type="dxa"/>
-              <w:left w:w="70" w:type="dxa"/>
-              <w:bottom w:w="70" w:type="dxa"/>
-              <w:right w:w="70" w:type="dxa"/>
-            </w:tcMar>
-          </w:tcPr>
-          <w:p>
-            <w:pPr>
-              <w:pStyle w:val="24"/>
-              <w:keepNext w:val="0"/>
-              <w:spacing w:before="40" w:after="40"/>
-              <w:jc w:val="left"/>
-            </w:pPr>
-            <w:r>
-              <w:rPr>
-                <w:b w:val="0"/>
-                <w:color w:val="000000"/>
-                <w:sz w:val="18"/>
-              </w:rPr>
-              <w:t>4×signed INT10，每项−512…511</w:t>
-            </w:r>
-          </w:p>
-        </w:tc>
-        <w:tc>
-          <w:tcPr>
-            <w:vAlign w:val="center"/>
-            <w:shd w:fill="FFFFFF"/>
-            <w:tcMar>
-              <w:top w:w="70" w:type="dxa"/>
-              <w:left w:w="70" w:type="dxa"/>
-              <w:bottom w:w="70" w:type="dxa"/>
-              <w:right w:w="70" w:type="dxa"/>
-            </w:tcMar>
-          </w:tcPr>
-          <w:p>
-            <w:pPr>
-              <w:pStyle w:val="24"/>
-              <w:keepNext w:val="0"/>
-              <w:spacing w:before="40" w:after="40"/>
-              <w:jc w:val="left"/>
-            </w:pPr>
-            <w:r>
-              <w:rPr>
-                <w:rStyle w:val="36"/>
-                <w:b w:val="0"/>
-                <w:color w:val="000000"/>
-                <w:sz w:val="18"/>
-              </w:rPr>
-              <w:t>OC c对应[10*c+:10]；当前RTL支持−31～31</w:t>
-            </w:r>
-          </w:p>
-        </w:tc>
-      </w:tr>
-      <w:tr>
-        <w:tblPrEx>
-          <w:tblBorders>
-            <w:top w:val="single" w:color="A6B4CC" w:sz="4" w:space="0"/>
-            <w:left w:val="single" w:color="A6B4CC" w:sz="4" w:space="0"/>
-            <w:bottom w:val="single" w:color="A6B4CC" w:sz="4" w:space="0"/>
-            <w:right w:val="single" w:color="A6B4CC" w:sz="4" w:space="0"/>
-            <w:insideH w:val="single" w:color="A6B4CC" w:sz="4" w:space="0"/>
-            <w:insideV w:val="single" w:color="A6B4CC" w:sz="4" w:space="0"/>
-          </w:tblBorders>
-          <w:tblCellMar>
-            <w:top w:w="0" w:type="dxa"/>
-            <w:left w:w="108" w:type="dxa"/>
-            <w:bottom w:w="0" w:type="dxa"/>
-            <w:right w:w="108" w:type="dxa"/>
-          </w:tblCellMar>
-        </w:tblPrEx>
-        <w:trPr>
-          <w:cantSplit/>
-        </w:trPr>
-        <w:tc>
-          <w:tcPr>
-            <w:vAlign w:val="center"/>
-            <w:shd w:fill="FFFFFF"/>
-            <w:tcMar>
-              <w:top w:w="70" w:type="dxa"/>
-              <w:left w:w="70" w:type="dxa"/>
-              <w:bottom w:w="70" w:type="dxa"/>
-              <w:right w:w="70" w:type="dxa"/>
-            </w:tcMar>
-          </w:tcPr>
-          <w:p>
-            <w:pPr>
-              <w:pStyle w:val="24"/>
-              <w:keepNext w:val="0"/>
-              <w:spacing w:before="40" w:after="40"/>
-              <w:jc w:val="left"/>
-            </w:pPr>
-            <w:r>
-              <w:rPr>
-                <w:rStyle w:val="36"/>
-                <w:b w:val="0"/>
-                <w:color w:val="000000"/>
-                <w:sz w:val="18"/>
-              </w:rPr>
-              <w:t>requant_zp</w:t>
-            </w:r>
-          </w:p>
-        </w:tc>
-        <w:tc>
-          <w:tcPr>
-            <w:vAlign w:val="center"/>
-            <w:shd w:fill="FFFFFF"/>
-            <w:tcMar>
-              <w:top w:w="70" w:type="dxa"/>
-              <w:left w:w="70" w:type="dxa"/>
-              <w:bottom w:w="70" w:type="dxa"/>
-              <w:right w:w="70" w:type="dxa"/>
-            </w:tcMar>
-          </w:tcPr>
-          <w:p>
-            <w:pPr>
-              <w:pStyle w:val="24"/>
-              <w:keepNext w:val="0"/>
-              <w:spacing w:before="40" w:after="40"/>
-              <w:jc w:val="left"/>
-            </w:pPr>
-            <w:r>
-              <w:rPr>
-                <w:b w:val="0"/>
-                <w:color w:val="000000"/>
-                <w:sz w:val="18"/>
-              </w:rPr>
-              <w:t>4×signed INT32，按输出OC提供</w:t>
-            </w:r>
-          </w:p>
-        </w:tc>
-        <w:tc>
-          <w:tcPr>
-            <w:vAlign w:val="center"/>
-            <w:shd w:fill="FFFFFF"/>
-            <w:tcMar>
-              <w:top w:w="70" w:type="dxa"/>
-              <w:left w:w="70" w:type="dxa"/>
-              <w:bottom w:w="70" w:type="dxa"/>
-              <w:right w:w="70" w:type="dxa"/>
-            </w:tcMar>
-          </w:tcPr>
-          <w:p>
-            <w:pPr>
-              <w:pStyle w:val="24"/>
-              <w:keepNext w:val="0"/>
-              <w:spacing w:before="40" w:after="40"/>
-              <w:jc w:val="left"/>
-            </w:pPr>
-            <w:r>
-              <w:rPr>
-                <w:rStyle w:val="36"/>
-                <w:b w:val="0"/>
-                <w:color w:val="000000"/>
-                <w:sz w:val="18"/>
-              </w:rPr>
-              <w:t>合并输入补偿后的有效zp仍per-channel；OC c用[32*c+:32]，在round后、clip前加入</w:t>
-            </w:r>
-          </w:p>
-        </w:tc>
-      </w:tr>
-      <w:tr>
-        <w:tblPrEx>
-          <w:tblBorders>
-            <w:top w:val="single" w:color="A6B4CC" w:sz="4" w:space="0"/>
-            <w:left w:val="single" w:color="A6B4CC" w:sz="4" w:space="0"/>
-            <w:bottom w:val="single" w:color="A6B4CC" w:sz="4" w:space="0"/>
-            <w:right w:val="single" w:color="A6B4CC" w:sz="4" w:space="0"/>
-            <w:insideH w:val="single" w:color="A6B4CC" w:sz="4" w:space="0"/>
-            <w:insideV w:val="single" w:color="A6B4CC" w:sz="4" w:space="0"/>
-          </w:tblBorders>
-          <w:tblCellMar>
-            <w:top w:w="0" w:type="dxa"/>
-            <w:left w:w="108" w:type="dxa"/>
-            <w:bottom w:w="0" w:type="dxa"/>
-            <w:right w:w="108" w:type="dxa"/>
-          </w:tblCellMar>
-        </w:tblPrEx>
-        <w:trPr>
-          <w:cantSplit/>
-        </w:trPr>
-        <w:tc>
-          <w:tcPr>
-            <w:vAlign w:val="center"/>
-            <w:shd w:fill="FFFFFF"/>
-            <w:tcMar>
-              <w:top w:w="70" w:type="dxa"/>
-              <w:left w:w="70" w:type="dxa"/>
-              <w:bottom w:w="70" w:type="dxa"/>
-              <w:right w:w="70" w:type="dxa"/>
-            </w:tcMar>
-          </w:tcPr>
-          <w:p>
-            <w:pPr>
-              <w:pStyle w:val="24"/>
-              <w:keepNext w:val="0"/>
-              <w:spacing w:before="40" w:after="40"/>
-              <w:jc w:val="left"/>
-            </w:pPr>
-            <w:r>
-              <w:rPr>
-                <w:rStyle w:val="36"/>
-                <w:b w:val="0"/>
-                <w:color w:val="000000"/>
-                <w:sz w:val="18"/>
-              </w:rPr>
-              <w:t>q_out</w:t>
-            </w:r>
-          </w:p>
-        </w:tc>
-        <w:tc>
-          <w:tcPr>
-            <w:vAlign w:val="center"/>
-            <w:shd w:fill="FFFFFF"/>
-            <w:tcMar>
-              <w:top w:w="70" w:type="dxa"/>
-              <w:left w:w="70" w:type="dxa"/>
-              <w:bottom w:w="70" w:type="dxa"/>
-              <w:right w:w="70" w:type="dxa"/>
-            </w:tcMar>
-          </w:tcPr>
-          <w:p>
-            <w:pPr>
-              <w:pStyle w:val="24"/>
-              <w:keepNext w:val="0"/>
-              <w:spacing w:before="40" w:after="40"/>
-              <w:jc w:val="left"/>
-            </w:pPr>
-            <w:r>
-              <w:rPr>
-                <w:b w:val="0"/>
-                <w:color w:val="000000"/>
-                <w:sz w:val="18"/>
-              </w:rPr>
-              <w:t>signed INT8，−128…127</w:t>
-            </w:r>
-          </w:p>
-        </w:tc>
-        <w:tc>
-          <w:tcPr>
-            <w:vAlign w:val="center"/>
-            <w:shd w:fill="FFFFFF"/>
-            <w:tcMar>
-              <w:top w:w="70" w:type="dxa"/>
-              <w:left w:w="70" w:type="dxa"/>
-              <w:bottom w:w="70" w:type="dxa"/>
-              <w:right w:w="70" w:type="dxa"/>
-            </w:tcMar>
-          </w:tcPr>
-          <w:p>
-            <w:pPr>
-              <w:pStyle w:val="24"/>
-              <w:keepNext w:val="0"/>
-              <w:spacing w:before="40" w:after="40"/>
-              <w:jc w:val="left"/>
-            </w:pPr>
-            <w:r>
-              <w:rPr>
-                <w:rStyle w:val="36"/>
-                <w:b w:val="0"/>
-                <w:color w:val="000000"/>
-                <w:sz w:val="18"/>
-              </w:rPr>
-              <w:t>先完成round与zp相加，再饱和到输出范围</w:t>
-            </w:r>
-          </w:p>
-        </w:tc>
-      </w:tr>
-    </w:tbl>
-    <w:p>
-      <w:pPr>
-        <w:keepNext w:val="0"/>
-        <w:spacing w:after="100"/>
-      </w:pPr>
-      <w:r>
-        <w:rPr>
-          <w:color w:val="000000"/>
-          <w:sz w:val="19"/>
-        </w:rPr>
-        <w:t>有效scale为multiplier×2^shift，无隐含Q31。tmp/Psum使用signed32；中间截断先于最终检查，具体限制与未实现的溢出策略见5.4，INT8 clip不是Psum溢出处理。</w:t>
-      </w:r>
-    </w:p>
-    <w:p>
-      <w:pPr>
-        <w:keepNext w:val="0"/>
-        <w:spacing w:after="100"/>
-      </w:pPr>
-      <w:r>
-        <w:rPr>
-          <w:color w:val="000000"/>
-          <w:sz w:val="19"/>
-        </w:rPr>
-        <w:t>requant_mode仅控制scale粒度。输入补偿与原输出偏置合并后的zero-point仍为per-channel；即使weight使用per-tensor scale，每个weight输出channel仍有自己的signed INT32有效zp。当前接口仅四项zp，固定对应OC0～3，与四组scale采用同一索引。</w:t>
-      </w:r>
-    </w:p>
-    <w:p>
-      <w:pPr>
-        <w:keepNext w:val="0"/>
-        <w:spacing w:after="100"/>
-      </w:pPr>
-      <w:r>
-        <w:rPr>
-          <w:color w:val="000000"/>
-          <w:sz w:val="19"/>
-        </w:rPr>
-        <w:t>ACT非对称、weight对称时，参数生成端依据输入zero-point与各列权重和合成有效zp，例如zp[n]=output_zp_reference[n]+round((−ACT_zp×sum(Wq[:,n]))×scale)。硬件golden严格按raw缩放舍入后加该zp生成。Python另存中心化数学参考并记录定点折算/舍入差异；不将不同运算顺序混为同一整数参考。</w:t>
-      </w:r>
-    </w:p>
-    <w:p>
-      <w:pPr>
-        <w:pStyle w:val="4"/>
+        <w:t>OS2/AS4使用16槽位中的4项：per-channel活动参数1184bit；per-tensor仅加载四项共享scale，共168bit，不加载ZP。兼容整表容量仍为4736bit。最后raw的下一沿可捕获旧INT8并接受新批参数，沿前旧值完成量化。</w:t>
+      </w:r>
+    </w:p>
+    <w:p>
+      <w:pPr>
+        <w:pStyle w:val="5"/>
         <w:keepNext/>
         <w:spacing w:after="100"/>
       </w:pPr>
-      <w:r>
-        <w:rPr>
+      <w:commentRangeStart w:id="0"/>
+      <w:r>
+        <w:rPr>
+          <w:b w:val="0"/>
           <w:color w:val="000000"/>
-          <w:sz w:val="22"/>
-        </w:rPr>
-        <w:t>6.2.1 乘法 移位 舍入与裁剪</w:t>
-      </w:r>
-    </w:p>
-    <w:p>
-      <w:pPr>
+        </w:rPr>
+        <w:t>6.2 Requant 数学说明 RTL 计算与 TB 补偿</w:t>
+      </w:r>
+      <w:commentRangeEnd w:id="0"/>
+      <w:r>
+        <w:rPr>
+          <w:rStyle w:val="CommentReference"/>
+        </w:rPr>
+        <w:commentReference w:id="0"/>
+      </w:r>
+    </w:p>
+    <w:p>
+      <w:pPr>
+        <w:pStyle w:val="3"/>
+        <w:spacing w:after="100"/>
+      </w:pPr>
+      <w:r>
+        <w:rPr>
+          <w:b w:val="0"/>
+        </w:rPr>
+        <w:t>本节合并《CIM_Block_Spec_Requant修订》的数学展开与原始C++参数生成代码，并以当前RTL及已确认的整数接口为实现依据。per-tensor由CIM先输出不加ZP的饱和INT8，TB按channel加入已舍入INT32 ZP后再次饱和；per-channel保持CIM内先舍入、再加INT32 ZP、最后饱和。参考推导中的累加器域D与当前输出域ZP分别定义，不可混用。</w:t>
+      </w:r>
+    </w:p>
+    <w:p>
+      <w:pPr>
+        <w:pStyle w:val="6"/>
+        <w:keepNext/>
+        <w:spacing w:after="100"/>
+      </w:pPr>
+      <w:r>
+        <w:rPr>
+          <w:b w:val="0"/>
+          <w:color w:val="000000"/>
+        </w:rPr>
+        <w:t>6.2.1 原始量化定义与索引</w:t>
+      </w:r>
+    </w:p>
+    <w:p>
+      <w:pPr>
+        <w:pStyle w:val="3"/>
+        <w:spacing w:after="100"/>
+      </w:pPr>
+      <w:r>
+        <w:rPr>
+          <w:b w:val="0"/>
+        </w:rPr>
+        <w:t>k覆盖完整有效K范围，n为逻辑输出channel；以下沿用参考文档的j时，j与n含义相同。c为所选归约组内本地OC0至OC3，按物理lane和Context映射到n；mask空洞不压缩参数索引。</w:t>
+      </w:r>
+    </w:p>
+    <w:p>
+      <w:pPr>
+        <w:pStyle w:val="3"/>
         <w:keepNext w:val="0"/>
+        <w:widowControl/>
+        <w:spacing w:before="60" w:after="120" w:line="264" w:lineRule="auto"/>
+        <w:jc w:val="center"/>
+      </w:pPr>
+      <m:oMathPara>
+        <m:oMath>
+          <m:r>
+            <m:rPr>
+              <m:nor/>
+              <m:sty m:val="p"/>
+            </m:rPr>
+            <m:t>x[k]≈</m:t>
+          </m:r>
+          <m:sSub>
+            <m:sSubPr/>
+            <m:e>
+              <m:r>
+                <m:rPr>
+                  <m:nor/>
+                  <m:sty m:val="p"/>
+                </m:rPr>
+                <m:t>s</m:t>
+              </m:r>
+            </m:e>
+            <m:sub>
+              <m:r>
+                <m:rPr>
+                  <m:nor/>
+                  <m:sty m:val="p"/>
+                </m:rPr>
+                <m:t>x</m:t>
+              </m:r>
+            </m:sub>
+          </m:sSub>
+          <m:r>
+            <m:rPr>
+              <m:nor/>
+              <m:sty m:val="p"/>
+            </m:rPr>
+            <m:t>(</m:t>
+          </m:r>
+          <m:sSub>
+            <m:sSubPr/>
+            <m:e>
+              <m:r>
+                <m:rPr>
+                  <m:nor/>
+                  <m:sty m:val="p"/>
+                </m:rPr>
+                <m:t>x</m:t>
+              </m:r>
+            </m:e>
+            <m:sub>
+              <m:r>
+                <m:rPr>
+                  <m:nor/>
+                  <m:sty m:val="p"/>
+                </m:rPr>
+                <m:t>q</m:t>
+              </m:r>
+            </m:sub>
+          </m:sSub>
+          <m:r>
+            <m:rPr>
+              <m:nor/>
+              <m:sty m:val="p"/>
+            </m:rPr>
+            <m:t>[k]-</m:t>
+          </m:r>
+          <m:sSub>
+            <m:sSubPr/>
+            <m:e>
+              <m:r>
+                <m:rPr>
+                  <m:nor/>
+                  <m:sty m:val="p"/>
+                </m:rPr>
+                <m:t>z</m:t>
+              </m:r>
+            </m:e>
+            <m:sub>
+              <m:r>
+                <m:rPr>
+                  <m:nor/>
+                  <m:sty m:val="p"/>
+                </m:rPr>
+                <m:t>x</m:t>
+              </m:r>
+            </m:sub>
+          </m:sSub>
+          <m:r>
+            <m:rPr>
+              <m:nor/>
+              <m:sty m:val="p"/>
+            </m:rPr>
+            <m:t>),    w[k,j]≈</m:t>
+          </m:r>
+          <m:sSub>
+            <m:sSubPr/>
+            <m:e>
+              <m:r>
+                <m:rPr>
+                  <m:nor/>
+                  <m:sty m:val="p"/>
+                </m:rPr>
+                <m:t>s</m:t>
+              </m:r>
+            </m:e>
+            <m:sub>
+              <m:r>
+                <m:rPr>
+                  <m:nor/>
+                  <m:sty m:val="p"/>
+                </m:rPr>
+                <m:t>w</m:t>
+              </m:r>
+            </m:sub>
+          </m:sSub>
+          <m:r>
+            <m:rPr>
+              <m:nor/>
+              <m:sty m:val="p"/>
+            </m:rPr>
+            <m:t>[j]</m:t>
+          </m:r>
+          <m:sSub>
+            <m:sSubPr/>
+            <m:e>
+              <m:r>
+                <m:rPr>
+                  <m:nor/>
+                  <m:sty m:val="p"/>
+                </m:rPr>
+                <m:t>w</m:t>
+              </m:r>
+            </m:e>
+            <m:sub>
+              <m:r>
+                <m:rPr>
+                  <m:nor/>
+                  <m:sty m:val="p"/>
+                </m:rPr>
+                <m:t>q</m:t>
+              </m:r>
+            </m:sub>
+          </m:sSub>
+          <m:r>
+            <m:rPr>
+              <m:nor/>
+              <m:sty m:val="p"/>
+            </m:rPr>
+            <m:t>[k,j]</m:t>
+          </m:r>
+        </m:oMath>
+      </m:oMathPara>
+    </w:p>
+    <w:p>
+      <w:pPr>
+        <w:pStyle w:val="3"/>
+        <w:keepNext w:val="0"/>
+        <w:widowControl/>
+        <w:spacing w:before="60" w:after="120" w:line="264" w:lineRule="auto"/>
+        <w:jc w:val="center"/>
+      </w:pPr>
+      <m:oMathPara>
+        <m:oMath>
+          <m:r>
+            <m:rPr>
+              <m:nor/>
+              <m:sty m:val="p"/>
+            </m:rPr>
+            <m:t>y[j]≈</m:t>
+          </m:r>
+          <m:sSub>
+            <m:sSubPr/>
+            <m:e>
+              <m:r>
+                <m:rPr>
+                  <m:nor/>
+                  <m:sty m:val="p"/>
+                </m:rPr>
+                <m:t>s</m:t>
+              </m:r>
+            </m:e>
+            <m:sub>
+              <m:r>
+                <m:rPr>
+                  <m:nor/>
+                  <m:sty m:val="p"/>
+                </m:rPr>
+                <m:t>y</m:t>
+              </m:r>
+            </m:sub>
+          </m:sSub>
+          <m:r>
+            <m:rPr>
+              <m:nor/>
+              <m:sty m:val="p"/>
+            </m:rPr>
+            <m:t>(</m:t>
+          </m:r>
+          <m:sSub>
+            <m:sSubPr/>
+            <m:e>
+              <m:r>
+                <m:rPr>
+                  <m:nor/>
+                  <m:sty m:val="p"/>
+                </m:rPr>
+                <m:t>y</m:t>
+              </m:r>
+            </m:e>
+            <m:sub>
+              <m:r>
+                <m:rPr>
+                  <m:nor/>
+                  <m:sty m:val="p"/>
+                </m:rPr>
+                <m:t>q</m:t>
+              </m:r>
+            </m:sub>
+          </m:sSub>
+          <m:r>
+            <m:rPr>
+              <m:nor/>
+              <m:sty m:val="p"/>
+            </m:rPr>
+            <m:t>[j]-</m:t>
+          </m:r>
+          <m:sSub>
+            <m:sSubPr/>
+            <m:e>
+              <m:r>
+                <m:rPr>
+                  <m:nor/>
+                  <m:sty m:val="p"/>
+                </m:rPr>
+                <m:t>z</m:t>
+              </m:r>
+            </m:e>
+            <m:sub>
+              <m:r>
+                <m:rPr>
+                  <m:nor/>
+                  <m:sty m:val="p"/>
+                </m:rPr>
+                <m:t>y</m:t>
+              </m:r>
+            </m:sub>
+          </m:sSub>
+          <m:r>
+            <m:rPr>
+              <m:nor/>
+              <m:sty m:val="p"/>
+            </m:rPr>
+            <m:t xml:space="preserve">),    </m:t>
+          </m:r>
+          <m:sSub>
+            <m:sSubPr/>
+            <m:e>
+              <m:r>
+                <m:rPr>
+                  <m:nor/>
+                  <m:sty m:val="p"/>
+                </m:rPr>
+                <m:t>y</m:t>
+              </m:r>
+            </m:e>
+            <m:sub>
+              <m:r>
+                <m:rPr>
+                  <m:nor/>
+                  <m:sty m:val="p"/>
+                </m:rPr>
+                <m:t>q</m:t>
+              </m:r>
+            </m:sub>
+          </m:sSub>
+          <m:r>
+            <m:rPr>
+              <m:nor/>
+              <m:sty m:val="p"/>
+            </m:rPr>
+            <m:t>[j]∈[-128,127]</m:t>
+          </m:r>
+        </m:oMath>
+      </m:oMathPara>
+    </w:p>
+    <w:p>
+      <w:pPr>
+        <w:pStyle w:val="3"/>
         <w:spacing w:after="100"/>
       </w:pPr>
       <w:r>
         <w:rPr>
+          <w:b w:val="0"/>
+        </w:rPr>
+        <w:t>ACT使用per-tensor非对称量化，输入scale为s_x、零点为z_x；weight使用对称量化，权重零点为0。per-tensor weight共用一个s_w；per-channel weight按输出列使用s_w[n]。输出参考采用s_y及整数零点z_y，生成器中若逐列保存output_zp_reference[n]，应使用该列实际参考值。</w:t>
+      </w:r>
+    </w:p>
+    <w:p>
+      <w:pPr>
+        <w:pStyle w:val="6"/>
+        <w:keepNext/>
+        <w:spacing w:after="100"/>
+      </w:pPr>
+      <w:r>
+        <w:rPr>
+          <w:b w:val="0"/>
           <w:color w:val="000000"/>
-          <w:sz w:val="19"/>
-        </w:rPr>
-        <w:t>先精确计算 signed32×signed32 的 signed64 乘积 T。本阶段有效 shift 范围为 −31～31，字段仍保留 signed INT10；超出范围的配置在仿真中报错，大 shift 的完整范围实现与优化暂不纳入。s≥0 时先将 T 符号扩展至 signed96 后左移；s&lt;0 时对绝对值使用至少65 bit计算 floor((|T|+2^(−s−1))/2^(−s))，再恢复符号，实现半整数远离零。</w:t>
-      </w:r>
-    </w:p>
-    <w:p>
-      <w:pPr>
+        </w:rPr>
+        <w:t>6.2.2 从实数点积展开到 raw Psum</w:t>
+      </w:r>
+    </w:p>
+    <w:p>
+      <w:pPr>
+        <w:pStyle w:val="3"/>
         <w:keepNext w:val="0"/>
+        <w:widowControl/>
+        <w:spacing w:before="60" w:after="120" w:line="264" w:lineRule="auto"/>
+        <w:jc w:val="center"/>
+      </w:pPr>
+      <m:oMathPara>
+        <m:oMath>
+          <m:r>
+            <m:rPr>
+              <m:nor/>
+              <m:sty m:val="p"/>
+            </m:rPr>
+            <m:t>y[j]=</m:t>
+          </m:r>
+          <m:sSub>
+            <m:sSubPr/>
+            <m:e>
+              <m:r>
+                <m:rPr>
+                  <m:nor/>
+                  <m:sty m:val="p"/>
+                </m:rPr>
+                <m:t>∑</m:t>
+              </m:r>
+            </m:e>
+            <m:sub>
+              <m:r>
+                <m:rPr>
+                  <m:nor/>
+                  <m:sty m:val="p"/>
+                </m:rPr>
+                <m:t>k</m:t>
+              </m:r>
+            </m:sub>
+          </m:sSub>
+          <m:r>
+            <m:rPr>
+              <m:nor/>
+              <m:sty m:val="p"/>
+            </m:rPr>
+            <m:t>x[k]w[k,j]+b[j]</m:t>
+          </m:r>
+        </m:oMath>
+      </m:oMathPara>
+    </w:p>
+    <w:p>
+      <w:pPr>
+        <w:pStyle w:val="3"/>
+        <w:keepNext w:val="0"/>
+        <w:widowControl/>
+        <w:spacing w:before="60" w:after="120" w:line="264" w:lineRule="auto"/>
+        <w:jc w:val="center"/>
+      </w:pPr>
+      <m:oMathPara>
+        <m:oMath>
+          <m:r>
+            <m:rPr>
+              <m:nor/>
+              <m:sty m:val="p"/>
+            </m:rPr>
+            <m:t>y[j]≈</m:t>
+          </m:r>
+          <m:sSub>
+            <m:sSubPr/>
+            <m:e>
+              <m:r>
+                <m:rPr>
+                  <m:nor/>
+                  <m:sty m:val="p"/>
+                </m:rPr>
+                <m:t>s</m:t>
+              </m:r>
+            </m:e>
+            <m:sub>
+              <m:r>
+                <m:rPr>
+                  <m:nor/>
+                  <m:sty m:val="p"/>
+                </m:rPr>
+                <m:t>x</m:t>
+              </m:r>
+            </m:sub>
+          </m:sSub>
+          <m:sSub>
+            <m:sSubPr/>
+            <m:e>
+              <m:r>
+                <m:rPr>
+                  <m:nor/>
+                  <m:sty m:val="p"/>
+                </m:rPr>
+                <m:t>s</m:t>
+              </m:r>
+            </m:e>
+            <m:sub>
+              <m:r>
+                <m:rPr>
+                  <m:nor/>
+                  <m:sty m:val="p"/>
+                </m:rPr>
+                <m:t>w</m:t>
+              </m:r>
+            </m:sub>
+          </m:sSub>
+          <m:r>
+            <m:rPr>
+              <m:nor/>
+              <m:sty m:val="p"/>
+            </m:rPr>
+            <m:t>[j]</m:t>
+          </m:r>
+          <m:sSub>
+            <m:sSubPr/>
+            <m:e>
+              <m:r>
+                <m:rPr>
+                  <m:nor/>
+                  <m:sty m:val="p"/>
+                </m:rPr>
+                <m:t>∑</m:t>
+              </m:r>
+            </m:e>
+            <m:sub>
+              <m:r>
+                <m:rPr>
+                  <m:nor/>
+                  <m:sty m:val="p"/>
+                </m:rPr>
+                <m:t>k</m:t>
+              </m:r>
+            </m:sub>
+          </m:sSub>
+          <m:r>
+            <m:rPr>
+              <m:nor/>
+              <m:sty m:val="p"/>
+            </m:rPr>
+            <m:t>(</m:t>
+          </m:r>
+          <m:sSub>
+            <m:sSubPr/>
+            <m:e>
+              <m:r>
+                <m:rPr>
+                  <m:nor/>
+                  <m:sty m:val="p"/>
+                </m:rPr>
+                <m:t>x</m:t>
+              </m:r>
+            </m:e>
+            <m:sub>
+              <m:r>
+                <m:rPr>
+                  <m:nor/>
+                  <m:sty m:val="p"/>
+                </m:rPr>
+                <m:t>q</m:t>
+              </m:r>
+            </m:sub>
+          </m:sSub>
+          <m:r>
+            <m:rPr>
+              <m:nor/>
+              <m:sty m:val="p"/>
+            </m:rPr>
+            <m:t>[k]-</m:t>
+          </m:r>
+          <m:sSub>
+            <m:sSubPr/>
+            <m:e>
+              <m:r>
+                <m:rPr>
+                  <m:nor/>
+                  <m:sty m:val="p"/>
+                </m:rPr>
+                <m:t>z</m:t>
+              </m:r>
+            </m:e>
+            <m:sub>
+              <m:r>
+                <m:rPr>
+                  <m:nor/>
+                  <m:sty m:val="p"/>
+                </m:rPr>
+                <m:t>x</m:t>
+              </m:r>
+            </m:sub>
+          </m:sSub>
+          <m:r>
+            <m:rPr>
+              <m:nor/>
+              <m:sty m:val="p"/>
+            </m:rPr>
+            <m:t>)</m:t>
+          </m:r>
+          <m:sSub>
+            <m:sSubPr/>
+            <m:e>
+              <m:r>
+                <m:rPr>
+                  <m:nor/>
+                  <m:sty m:val="p"/>
+                </m:rPr>
+                <m:t>w</m:t>
+              </m:r>
+            </m:e>
+            <m:sub>
+              <m:r>
+                <m:rPr>
+                  <m:nor/>
+                  <m:sty m:val="p"/>
+                </m:rPr>
+                <m:t>q</m:t>
+              </m:r>
+            </m:sub>
+          </m:sSub>
+          <m:r>
+            <m:rPr>
+              <m:nor/>
+              <m:sty m:val="p"/>
+            </m:rPr>
+            <m:t>[k,j]+b[j]</m:t>
+          </m:r>
+        </m:oMath>
+      </m:oMathPara>
+    </w:p>
+    <w:p>
+      <w:pPr>
+        <w:pStyle w:val="3"/>
+        <w:keepNext w:val="0"/>
+        <w:widowControl/>
+        <w:spacing w:before="60" w:after="120" w:line="264" w:lineRule="auto"/>
+        <w:jc w:val="center"/>
+      </w:pPr>
+      <m:oMathPara>
+        <m:oMath>
+          <m:r>
+            <m:rPr>
+              <m:nor/>
+              <m:sty m:val="p"/>
+            </m:rPr>
+            <m:t>y[j]≈</m:t>
+          </m:r>
+          <m:sSub>
+            <m:sSubPr/>
+            <m:e>
+              <m:r>
+                <m:rPr>
+                  <m:nor/>
+                  <m:sty m:val="p"/>
+                </m:rPr>
+                <m:t>s</m:t>
+              </m:r>
+            </m:e>
+            <m:sub>
+              <m:r>
+                <m:rPr>
+                  <m:nor/>
+                  <m:sty m:val="p"/>
+                </m:rPr>
+                <m:t>x</m:t>
+              </m:r>
+            </m:sub>
+          </m:sSub>
+          <m:sSub>
+            <m:sSubPr/>
+            <m:e>
+              <m:r>
+                <m:rPr>
+                  <m:nor/>
+                  <m:sty m:val="p"/>
+                </m:rPr>
+                <m:t>s</m:t>
+              </m:r>
+            </m:e>
+            <m:sub>
+              <m:r>
+                <m:rPr>
+                  <m:nor/>
+                  <m:sty m:val="p"/>
+                </m:rPr>
+                <m:t>w</m:t>
+              </m:r>
+            </m:sub>
+          </m:sSub>
+          <m:r>
+            <m:rPr>
+              <m:nor/>
+              <m:sty m:val="p"/>
+            </m:rPr>
+            <m:t>[j](</m:t>
+          </m:r>
+          <m:sSub>
+            <m:sSubPr/>
+            <m:e>
+              <m:r>
+                <m:rPr>
+                  <m:nor/>
+                  <m:sty m:val="p"/>
+                </m:rPr>
+                <m:t>∑</m:t>
+              </m:r>
+            </m:e>
+            <m:sub>
+              <m:r>
+                <m:rPr>
+                  <m:nor/>
+                  <m:sty m:val="p"/>
+                </m:rPr>
+                <m:t>k</m:t>
+              </m:r>
+            </m:sub>
+          </m:sSub>
+          <m:sSub>
+            <m:sSubPr/>
+            <m:e>
+              <m:r>
+                <m:rPr>
+                  <m:nor/>
+                  <m:sty m:val="p"/>
+                </m:rPr>
+                <m:t>x</m:t>
+              </m:r>
+            </m:e>
+            <m:sub>
+              <m:r>
+                <m:rPr>
+                  <m:nor/>
+                  <m:sty m:val="p"/>
+                </m:rPr>
+                <m:t>q</m:t>
+              </m:r>
+            </m:sub>
+          </m:sSub>
+          <m:r>
+            <m:rPr>
+              <m:nor/>
+              <m:sty m:val="p"/>
+            </m:rPr>
+            <m:t>[k]</m:t>
+          </m:r>
+          <m:sSub>
+            <m:sSubPr/>
+            <m:e>
+              <m:r>
+                <m:rPr>
+                  <m:nor/>
+                  <m:sty m:val="p"/>
+                </m:rPr>
+                <m:t>w</m:t>
+              </m:r>
+            </m:e>
+            <m:sub>
+              <m:r>
+                <m:rPr>
+                  <m:nor/>
+                  <m:sty m:val="p"/>
+                </m:rPr>
+                <m:t>q</m:t>
+              </m:r>
+            </m:sub>
+          </m:sSub>
+          <m:r>
+            <m:rPr>
+              <m:nor/>
+              <m:sty m:val="p"/>
+            </m:rPr>
+            <m:t>[k,j]-</m:t>
+          </m:r>
+          <m:sSub>
+            <m:sSubPr/>
+            <m:e>
+              <m:r>
+                <m:rPr>
+                  <m:nor/>
+                  <m:sty m:val="p"/>
+                </m:rPr>
+                <m:t>z</m:t>
+              </m:r>
+            </m:e>
+            <m:sub>
+              <m:r>
+                <m:rPr>
+                  <m:nor/>
+                  <m:sty m:val="p"/>
+                </m:rPr>
+                <m:t>x</m:t>
+              </m:r>
+            </m:sub>
+          </m:sSub>
+          <m:sSub>
+            <m:sSubPr/>
+            <m:e>
+              <m:r>
+                <m:rPr>
+                  <m:nor/>
+                  <m:sty m:val="p"/>
+                </m:rPr>
+                <m:t>∑</m:t>
+              </m:r>
+            </m:e>
+            <m:sub>
+              <m:r>
+                <m:rPr>
+                  <m:nor/>
+                  <m:sty m:val="p"/>
+                </m:rPr>
+                <m:t>k</m:t>
+              </m:r>
+            </m:sub>
+          </m:sSub>
+          <m:sSub>
+            <m:sSubPr/>
+            <m:e>
+              <m:r>
+                <m:rPr>
+                  <m:nor/>
+                  <m:sty m:val="p"/>
+                </m:rPr>
+                <m:t>w</m:t>
+              </m:r>
+            </m:e>
+            <m:sub>
+              <m:r>
+                <m:rPr>
+                  <m:nor/>
+                  <m:sty m:val="p"/>
+                </m:rPr>
+                <m:t>q</m:t>
+              </m:r>
+            </m:sub>
+          </m:sSub>
+          <m:r>
+            <m:rPr>
+              <m:nor/>
+              <m:sty m:val="p"/>
+            </m:rPr>
+            <m:t>[k,j])+b[j]</m:t>
+          </m:r>
+        </m:oMath>
+      </m:oMathPara>
+    </w:p>
+    <w:p>
+      <w:pPr>
+        <w:pStyle w:val="3"/>
+        <w:keepNext w:val="0"/>
+        <w:widowControl/>
+        <w:spacing w:before="60" w:after="120" w:line="264" w:lineRule="auto"/>
+        <w:jc w:val="center"/>
+      </w:pPr>
+      <m:oMathPara>
+        <m:oMath>
+          <m:sSub>
+            <m:sSubPr/>
+            <m:e>
+              <m:r>
+                <m:rPr>
+                  <m:nor/>
+                  <m:sty m:val="p"/>
+                </m:rPr>
+                <m:t>P</m:t>
+              </m:r>
+            </m:e>
+            <m:sub>
+              <m:r>
+                <m:rPr>
+                  <m:nor/>
+                  <m:sty m:val="p"/>
+                </m:rPr>
+                <m:t>j</m:t>
+              </m:r>
+            </m:sub>
+          </m:sSub>
+          <m:r>
+            <m:rPr>
+              <m:nor/>
+              <m:sty m:val="p"/>
+            </m:rPr>
+            <m:t>=</m:t>
+          </m:r>
+          <m:sSub>
+            <m:sSubPr/>
+            <m:e>
+              <m:r>
+                <m:rPr>
+                  <m:nor/>
+                  <m:sty m:val="p"/>
+                </m:rPr>
+                <m:t>Psum</m:t>
+              </m:r>
+            </m:e>
+            <m:sub>
+              <m:r>
+                <m:rPr>
+                  <m:nor/>
+                  <m:sty m:val="p"/>
+                </m:rPr>
+                <m:t>raw,j</m:t>
+              </m:r>
+            </m:sub>
+          </m:sSub>
+          <m:r>
+            <m:rPr>
+              <m:nor/>
+              <m:sty m:val="p"/>
+            </m:rPr>
+            <m:t>=</m:t>
+          </m:r>
+          <m:sSub>
+            <m:sSubPr/>
+            <m:e>
+              <m:r>
+                <m:rPr>
+                  <m:nor/>
+                  <m:sty m:val="p"/>
+                </m:rPr>
+                <m:t>∑</m:t>
+              </m:r>
+            </m:e>
+            <m:sub>
+              <m:r>
+                <m:rPr>
+                  <m:nor/>
+                  <m:sty m:val="p"/>
+                </m:rPr>
+                <m:t>k</m:t>
+              </m:r>
+            </m:sub>
+          </m:sSub>
+          <m:sSub>
+            <m:sSubPr/>
+            <m:e>
+              <m:r>
+                <m:rPr>
+                  <m:nor/>
+                  <m:sty m:val="p"/>
+                </m:rPr>
+                <m:t>x</m:t>
+              </m:r>
+            </m:e>
+            <m:sub>
+              <m:r>
+                <m:rPr>
+                  <m:nor/>
+                  <m:sty m:val="p"/>
+                </m:rPr>
+                <m:t>q</m:t>
+              </m:r>
+            </m:sub>
+          </m:sSub>
+          <m:r>
+            <m:rPr>
+              <m:nor/>
+              <m:sty m:val="p"/>
+            </m:rPr>
+            <m:t>[k]</m:t>
+          </m:r>
+          <m:sSub>
+            <m:sSubPr/>
+            <m:e>
+              <m:r>
+                <m:rPr>
+                  <m:nor/>
+                  <m:sty m:val="p"/>
+                </m:rPr>
+                <m:t>w</m:t>
+              </m:r>
+            </m:e>
+            <m:sub>
+              <m:r>
+                <m:rPr>
+                  <m:nor/>
+                  <m:sty m:val="p"/>
+                </m:rPr>
+                <m:t>q</m:t>
+              </m:r>
+            </m:sub>
+          </m:sSub>
+          <m:r>
+            <m:rPr>
+              <m:nor/>
+              <m:sty m:val="p"/>
+            </m:rPr>
+            <m:t xml:space="preserve">[k,j],    </m:t>
+          </m:r>
+          <m:sSub>
+            <m:sSubPr/>
+            <m:e>
+              <m:r>
+                <m:rPr>
+                  <m:nor/>
+                  <m:sty m:val="p"/>
+                </m:rPr>
+                <m:t>C</m:t>
+              </m:r>
+            </m:e>
+            <m:sub>
+              <m:r>
+                <m:rPr>
+                  <m:nor/>
+                  <m:sty m:val="p"/>
+                </m:rPr>
+                <m:t>j</m:t>
+              </m:r>
+            </m:sub>
+          </m:sSub>
+          <m:r>
+            <m:rPr>
+              <m:nor/>
+              <m:sty m:val="p"/>
+            </m:rPr>
+            <m:t>=</m:t>
+          </m:r>
+          <m:sSub>
+            <m:sSubPr/>
+            <m:e>
+              <m:r>
+                <m:rPr>
+                  <m:nor/>
+                  <m:sty m:val="p"/>
+                </m:rPr>
+                <m:t>∑</m:t>
+              </m:r>
+            </m:e>
+            <m:sub>
+              <m:r>
+                <m:rPr>
+                  <m:nor/>
+                  <m:sty m:val="p"/>
+                </m:rPr>
+                <m:t>k</m:t>
+              </m:r>
+            </m:sub>
+          </m:sSub>
+          <m:sSub>
+            <m:sSubPr/>
+            <m:e>
+              <m:r>
+                <m:rPr>
+                  <m:nor/>
+                  <m:sty m:val="p"/>
+                </m:rPr>
+                <m:t>w</m:t>
+              </m:r>
+            </m:e>
+            <m:sub>
+              <m:r>
+                <m:rPr>
+                  <m:nor/>
+                  <m:sty m:val="p"/>
+                </m:rPr>
+                <m:t>q</m:t>
+              </m:r>
+            </m:sub>
+          </m:sSub>
+          <m:r>
+            <m:rPr>
+              <m:nor/>
+              <m:sty m:val="p"/>
+            </m:rPr>
+            <m:t>[k,j]</m:t>
+          </m:r>
+        </m:oMath>
+      </m:oMathPara>
+    </w:p>
+    <w:p>
+      <w:pPr>
+        <w:pStyle w:val="3"/>
+        <w:keepNext w:val="0"/>
+        <w:widowControl/>
+        <w:spacing w:before="60" w:after="120" w:line="264" w:lineRule="auto"/>
+        <w:jc w:val="center"/>
+      </w:pPr>
+      <m:oMathPara>
+        <m:oMath>
+          <m:r>
+            <m:rPr>
+              <m:nor/>
+              <m:sty m:val="p"/>
+            </m:rPr>
+            <m:t>y[j]≈</m:t>
+          </m:r>
+          <m:sSub>
+            <m:sSubPr/>
+            <m:e>
+              <m:r>
+                <m:rPr>
+                  <m:nor/>
+                  <m:sty m:val="p"/>
+                </m:rPr>
+                <m:t>s</m:t>
+              </m:r>
+            </m:e>
+            <m:sub>
+              <m:r>
+                <m:rPr>
+                  <m:nor/>
+                  <m:sty m:val="p"/>
+                </m:rPr>
+                <m:t>x</m:t>
+              </m:r>
+            </m:sub>
+          </m:sSub>
+          <m:sSub>
+            <m:sSubPr/>
+            <m:e>
+              <m:r>
+                <m:rPr>
+                  <m:nor/>
+                  <m:sty m:val="p"/>
+                </m:rPr>
+                <m:t>s</m:t>
+              </m:r>
+            </m:e>
+            <m:sub>
+              <m:r>
+                <m:rPr>
+                  <m:nor/>
+                  <m:sty m:val="p"/>
+                </m:rPr>
+                <m:t>w</m:t>
+              </m:r>
+            </m:sub>
+          </m:sSub>
+          <m:r>
+            <m:rPr>
+              <m:nor/>
+              <m:sty m:val="p"/>
+            </m:rPr>
+            <m:t>[j](</m:t>
+          </m:r>
+          <m:sSub>
+            <m:sSubPr/>
+            <m:e>
+              <m:r>
+                <m:rPr>
+                  <m:nor/>
+                  <m:sty m:val="p"/>
+                </m:rPr>
+                <m:t>P</m:t>
+              </m:r>
+            </m:e>
+            <m:sub>
+              <m:r>
+                <m:rPr>
+                  <m:nor/>
+                  <m:sty m:val="p"/>
+                </m:rPr>
+                <m:t>j</m:t>
+              </m:r>
+            </m:sub>
+          </m:sSub>
+          <m:r>
+            <m:rPr>
+              <m:nor/>
+              <m:sty m:val="p"/>
+            </m:rPr>
+            <m:t>-</m:t>
+          </m:r>
+          <m:sSub>
+            <m:sSubPr/>
+            <m:e>
+              <m:r>
+                <m:rPr>
+                  <m:nor/>
+                  <m:sty m:val="p"/>
+                </m:rPr>
+                <m:t>z</m:t>
+              </m:r>
+            </m:e>
+            <m:sub>
+              <m:r>
+                <m:rPr>
+                  <m:nor/>
+                  <m:sty m:val="p"/>
+                </m:rPr>
+                <m:t>x</m:t>
+              </m:r>
+            </m:sub>
+          </m:sSub>
+          <m:sSub>
+            <m:sSubPr/>
+            <m:e>
+              <m:r>
+                <m:rPr>
+                  <m:nor/>
+                  <m:sty m:val="p"/>
+                </m:rPr>
+                <m:t>C</m:t>
+              </m:r>
+            </m:e>
+            <m:sub>
+              <m:r>
+                <m:rPr>
+                  <m:nor/>
+                  <m:sty m:val="p"/>
+                </m:rPr>
+                <m:t>j</m:t>
+              </m:r>
+            </m:sub>
+          </m:sSub>
+          <m:r>
+            <m:rPr>
+              <m:nor/>
+              <m:sty m:val="p"/>
+            </m:rPr>
+            <m:t>)+b[j]</m:t>
+          </m:r>
+        </m:oMath>
+      </m:oMathPara>
+    </w:p>
+    <w:p>
+      <w:pPr>
+        <w:pStyle w:val="3"/>
         <w:spacing w:after="100"/>
       </w:pPr>
       <w:r>
         <w:rPr>
+          <w:b w:val="0"/>
+        </w:rPr>
+        <w:t>P_n就是当前RTL最终raw signed32；C_n是对应输出列的整数weight sum。两者必须覆盖相同K范围、补零规则和权重。全部Slice融合及OS Tile累加完成后才执行Requant，不能每个Tile重复添加完整输入补偿或输出零点。tmp/Psum任何一次写入均须满足signed32范围；末端INT8饱和无法修复中间回绕。</w:t>
+      </w:r>
+    </w:p>
+    <w:p>
+      <w:pPr>
+        <w:pStyle w:val="3"/>
+        <w:spacing w:after="100"/>
+      </w:pPr>
+      <w:r>
+        <w:rPr>
+          <w:b w:val="0"/>
+        </w:rPr>
+        <w:t>理想实数输出量化关系如下。这里展示数学推导的实数补偿顺序；当前整数接口的ZP生成、round位置和per-tensor二次饱和以6.2.3至6.2.6为准。</w:t>
+      </w:r>
+    </w:p>
+    <w:p>
+      <w:pPr>
+        <w:pStyle w:val="3"/>
+        <w:keepNext w:val="0"/>
+        <w:widowControl/>
+        <w:spacing w:before="60" w:after="120" w:line="264" w:lineRule="auto"/>
+        <w:jc w:val="center"/>
+      </w:pPr>
+      <m:oMathPara>
+        <m:oMath>
+          <m:sSub>
+            <m:sSubPr/>
+            <m:e>
+              <m:r>
+                <m:rPr>
+                  <m:nor/>
+                  <m:sty m:val="p"/>
+                </m:rPr>
+                <m:t>y</m:t>
+              </m:r>
+            </m:e>
+            <m:sub>
+              <m:r>
+                <m:rPr>
+                  <m:nor/>
+                  <m:sty m:val="p"/>
+                </m:rPr>
+                <m:t>q</m:t>
+              </m:r>
+            </m:sub>
+          </m:sSub>
+          <m:r>
+            <m:rPr>
+              <m:nor/>
+              <m:sty m:val="p"/>
+            </m:rPr>
+            <m:t>[j]=cli</m:t>
+          </m:r>
+          <m:sSub>
+            <m:sSubPr/>
+            <m:e>
+              <m:r>
+                <m:rPr>
+                  <m:nor/>
+                  <m:sty m:val="p"/>
+                </m:rPr>
+                <m:t>p</m:t>
+              </m:r>
+            </m:e>
+            <m:sub>
+              <m:r>
+                <m:rPr>
+                  <m:nor/>
+                  <m:sty m:val="p"/>
+                </m:rPr>
+                <m:t>[-128,127]</m:t>
+              </m:r>
+            </m:sub>
+          </m:sSub>
+          <m:r>
+            <m:rPr>
+              <m:nor/>
+              <m:sty m:val="p"/>
+            </m:rPr>
+            <m:t>(Round[</m:t>
+          </m:r>
+          <m:f>
+            <m:fPr/>
+            <m:num>
+              <m:r>
+                <m:rPr>
+                  <m:nor/>
+                  <m:sty m:val="p"/>
+                </m:rPr>
+                <m:t>y[j]</m:t>
+              </m:r>
+            </m:num>
+            <m:den>
+              <m:sSub>
+                <m:sSubPr/>
+                <m:e>
+                  <m:r>
+                    <m:rPr>
+                      <m:nor/>
+                      <m:sty m:val="p"/>
+                    </m:rPr>
+                    <m:t>s</m:t>
+                  </m:r>
+                </m:e>
+                <m:sub>
+                  <m:r>
+                    <m:rPr>
+                      <m:nor/>
+                      <m:sty m:val="p"/>
+                    </m:rPr>
+                    <m:t>y</m:t>
+                  </m:r>
+                </m:sub>
+              </m:sSub>
+            </m:den>
+          </m:f>
+          <m:r>
+            <m:rPr>
+              <m:nor/>
+              <m:sty m:val="p"/>
+            </m:rPr>
+            <m:t>+</m:t>
+          </m:r>
+          <m:sSub>
+            <m:sSubPr/>
+            <m:e>
+              <m:r>
+                <m:rPr>
+                  <m:nor/>
+                  <m:sty m:val="p"/>
+                </m:rPr>
+                <m:t>z</m:t>
+              </m:r>
+            </m:e>
+            <m:sub>
+              <m:r>
+                <m:rPr>
+                  <m:nor/>
+                  <m:sty m:val="p"/>
+                </m:rPr>
+                <m:t>y</m:t>
+              </m:r>
+            </m:sub>
+          </m:sSub>
+          <m:r>
+            <m:rPr>
+              <m:nor/>
+              <m:sty m:val="p"/>
+            </m:rPr>
+            <m:t>])</m:t>
+          </m:r>
+        </m:oMath>
+      </m:oMathPara>
+    </w:p>
+    <w:p>
+      <w:pPr>
+        <w:pStyle w:val="3"/>
+        <w:keepNext w:val="0"/>
+        <w:widowControl/>
+        <w:spacing w:before="60" w:after="120" w:line="264" w:lineRule="auto"/>
+        <w:jc w:val="center"/>
+      </w:pPr>
+      <m:oMathPara>
+        <m:oMath>
+          <m:sSub>
+            <m:sSubPr/>
+            <m:e>
+              <m:r>
+                <m:rPr>
+                  <m:nor/>
+                  <m:sty m:val="p"/>
+                </m:rPr>
+                <m:t>y</m:t>
+              </m:r>
+            </m:e>
+            <m:sub>
+              <m:r>
+                <m:rPr>
+                  <m:nor/>
+                  <m:sty m:val="p"/>
+                </m:rPr>
+                <m:t>q</m:t>
+              </m:r>
+            </m:sub>
+          </m:sSub>
+          <m:r>
+            <m:rPr>
+              <m:nor/>
+              <m:sty m:val="p"/>
+            </m:rPr>
+            <m:t>[j]=cli</m:t>
+          </m:r>
+          <m:sSub>
+            <m:sSubPr/>
+            <m:e>
+              <m:r>
+                <m:rPr>
+                  <m:nor/>
+                  <m:sty m:val="p"/>
+                </m:rPr>
+                <m:t>p</m:t>
+              </m:r>
+            </m:e>
+            <m:sub>
+              <m:r>
+                <m:rPr>
+                  <m:nor/>
+                  <m:sty m:val="p"/>
+                </m:rPr>
+                <m:t>[-128,127]</m:t>
+              </m:r>
+            </m:sub>
+          </m:sSub>
+          <m:r>
+            <m:rPr>
+              <m:nor/>
+              <m:sty m:val="p"/>
+            </m:rPr>
+            <m:t>(Round[</m:t>
+          </m:r>
+          <m:f>
+            <m:fPr/>
+            <m:num>
+              <m:sSub>
+                <m:sSubPr/>
+                <m:e>
+                  <m:r>
+                    <m:rPr>
+                      <m:nor/>
+                      <m:sty m:val="p"/>
+                    </m:rPr>
+                    <m:t>s</m:t>
+                  </m:r>
+                </m:e>
+                <m:sub>
+                  <m:r>
+                    <m:rPr>
+                      <m:nor/>
+                      <m:sty m:val="p"/>
+                    </m:rPr>
+                    <m:t>x</m:t>
+                  </m:r>
+                </m:sub>
+              </m:sSub>
+              <m:sSub>
+                <m:sSubPr/>
+                <m:e>
+                  <m:r>
+                    <m:rPr>
+                      <m:nor/>
+                      <m:sty m:val="p"/>
+                    </m:rPr>
+                    <m:t>s</m:t>
+                  </m:r>
+                </m:e>
+                <m:sub>
+                  <m:r>
+                    <m:rPr>
+                      <m:nor/>
+                      <m:sty m:val="p"/>
+                    </m:rPr>
+                    <m:t>w</m:t>
+                  </m:r>
+                </m:sub>
+              </m:sSub>
+              <m:r>
+                <m:rPr>
+                  <m:nor/>
+                  <m:sty m:val="p"/>
+                </m:rPr>
+                <m:t>[j]</m:t>
+              </m:r>
+            </m:num>
+            <m:den>
+              <m:sSub>
+                <m:sSubPr/>
+                <m:e>
+                  <m:r>
+                    <m:rPr>
+                      <m:nor/>
+                      <m:sty m:val="p"/>
+                    </m:rPr>
+                    <m:t>s</m:t>
+                  </m:r>
+                </m:e>
+                <m:sub>
+                  <m:r>
+                    <m:rPr>
+                      <m:nor/>
+                      <m:sty m:val="p"/>
+                    </m:rPr>
+                    <m:t>y</m:t>
+                  </m:r>
+                </m:sub>
+              </m:sSub>
+            </m:den>
+          </m:f>
+          <m:r>
+            <m:rPr>
+              <m:nor/>
+              <m:sty m:val="p"/>
+            </m:rPr>
+            <m:t>(</m:t>
+          </m:r>
+          <m:sSub>
+            <m:sSubPr/>
+            <m:e>
+              <m:r>
+                <m:rPr>
+                  <m:nor/>
+                  <m:sty m:val="p"/>
+                </m:rPr>
+                <m:t>P</m:t>
+              </m:r>
+            </m:e>
+            <m:sub>
+              <m:r>
+                <m:rPr>
+                  <m:nor/>
+                  <m:sty m:val="p"/>
+                </m:rPr>
+                <m:t>j</m:t>
+              </m:r>
+            </m:sub>
+          </m:sSub>
+          <m:r>
+            <m:rPr>
+              <m:nor/>
+              <m:sty m:val="p"/>
+            </m:rPr>
+            <m:t>-</m:t>
+          </m:r>
+          <m:sSub>
+            <m:sSubPr/>
+            <m:e>
+              <m:r>
+                <m:rPr>
+                  <m:nor/>
+                  <m:sty m:val="p"/>
+                </m:rPr>
+                <m:t>z</m:t>
+              </m:r>
+            </m:e>
+            <m:sub>
+              <m:r>
+                <m:rPr>
+                  <m:nor/>
+                  <m:sty m:val="p"/>
+                </m:rPr>
+                <m:t>x</m:t>
+              </m:r>
+            </m:sub>
+          </m:sSub>
+          <m:sSub>
+            <m:sSubPr/>
+            <m:e>
+              <m:r>
+                <m:rPr>
+                  <m:nor/>
+                  <m:sty m:val="p"/>
+                </m:rPr>
+                <m:t>C</m:t>
+              </m:r>
+            </m:e>
+            <m:sub>
+              <m:r>
+                <m:rPr>
+                  <m:nor/>
+                  <m:sty m:val="p"/>
+                </m:rPr>
+                <m:t>j</m:t>
+              </m:r>
+            </m:sub>
+          </m:sSub>
+          <m:r>
+            <m:rPr>
+              <m:nor/>
+              <m:sty m:val="p"/>
+            </m:rPr>
+            <m:t>)+</m:t>
+          </m:r>
+          <m:f>
+            <m:fPr/>
+            <m:num>
+              <m:r>
+                <m:rPr>
+                  <m:nor/>
+                  <m:sty m:val="p"/>
+                </m:rPr>
+                <m:t>b[j]</m:t>
+              </m:r>
+            </m:num>
+            <m:den>
+              <m:sSub>
+                <m:sSubPr/>
+                <m:e>
+                  <m:r>
+                    <m:rPr>
+                      <m:nor/>
+                      <m:sty m:val="p"/>
+                    </m:rPr>
+                    <m:t>s</m:t>
+                  </m:r>
+                </m:e>
+                <m:sub>
+                  <m:r>
+                    <m:rPr>
+                      <m:nor/>
+                      <m:sty m:val="p"/>
+                    </m:rPr>
+                    <m:t>y</m:t>
+                  </m:r>
+                </m:sub>
+              </m:sSub>
+            </m:den>
+          </m:f>
+          <m:r>
+            <m:rPr>
+              <m:nor/>
+              <m:sty m:val="p"/>
+            </m:rPr>
+            <m:t>+</m:t>
+          </m:r>
+          <m:sSub>
+            <m:sSubPr/>
+            <m:e>
+              <m:r>
+                <m:rPr>
+                  <m:nor/>
+                  <m:sty m:val="p"/>
+                </m:rPr>
+                <m:t>z</m:t>
+              </m:r>
+            </m:e>
+            <m:sub>
+              <m:r>
+                <m:rPr>
+                  <m:nor/>
+                  <m:sty m:val="p"/>
+                </m:rPr>
+                <m:t>y</m:t>
+              </m:r>
+            </m:sub>
+          </m:sSub>
+          <m:r>
+            <m:rPr>
+              <m:nor/>
+              <m:sty m:val="p"/>
+            </m:rPr>
+            <m:t>])</m:t>
+          </m:r>
+        </m:oMath>
+      </m:oMathPara>
+    </w:p>
+    <w:p>
+      <w:pPr>
+        <w:pStyle w:val="3"/>
+        <w:spacing w:after="100"/>
+      </w:pPr>
+      <w:r>
+        <w:rPr>
+          <w:b w:val="0"/>
+        </w:rPr>
+        <w:t>参考推导允许实数bias b[n]。若先量化bias至累加器域，可定义下式；当前RTL没有独立bias或D输入端口，现有GEMM补偿示例按b=0生成。非零bias如何合入参数须由上游明确约定，不能重复添加。</w:t>
+      </w:r>
+    </w:p>
+    <w:p>
+      <w:pPr>
+        <w:pStyle w:val="3"/>
+        <w:spacing w:after="140" w:before="80"/>
+        <w:jc w:val="center"/>
+      </w:pPr>
+      <w:r>
+        <w:rPr>
+          <w:b w:val="0"/>
+        </w:rPr>
+      </w:r>
+      <m:oMathPara>
+        <m:oMath>
+          <m:sSub>
+            <m:e>
+              <m:r>
+                <m:t>b</m:t>
+              </m:r>
+            </m:e>
+            <m:sub>
+              <m:r>
+                <m:t>q,n</m:t>
+              </m:r>
+            </m:sub>
+          </m:sSub>
+          <m:r>
+            <m:t> = </m:t>
+          </m:r>
+          <m:func>
+            <m:fName>
+              <m:r>
+                <m:t>R</m:t>
+              </m:r>
+            </m:fName>
+            <m:e>
+              <m:d>
+                <m:dPr>
+                  <m:begChr m:val="("/>
+                  <m:endChr m:val=")"/>
+                </m:dPr>
+                <m:e>
+                  <m:f>
+                    <m:num>
+                      <m:sSub>
+                        <m:e>
+                          <m:r>
+                            <m:t>b</m:t>
+                          </m:r>
+                        </m:e>
+                        <m:sub>
+                          <m:r>
+                            <m:t>n</m:t>
+                          </m:r>
+                        </m:sub>
+                      </m:sSub>
+                    </m:num>
+                    <m:den>
+                      <m:sSub>
+                        <m:e>
+                          <m:r>
+                            <m:t>s</m:t>
+                          </m:r>
+                        </m:e>
+                        <m:sub>
+                          <m:r>
+                            <m:t>x</m:t>
+                          </m:r>
+                        </m:sub>
+                      </m:sSub>
+                      <m:sSub>
+                        <m:e>
+                          <m:r>
+                            <m:t>s</m:t>
+                          </m:r>
+                        </m:e>
+                        <m:sub>
+                          <m:r>
+                            <m:t>w,n</m:t>
+                          </m:r>
+                        </m:sub>
+                      </m:sSub>
+                    </m:den>
+                  </m:f>
+                </m:e>
+              </m:d>
+            </m:e>
+          </m:func>
+          <m:r>
+            <m:t>，  </m:t>
+          </m:r>
+          <m:sSub>
+            <m:e>
+              <m:r>
+                <m:t>D</m:t>
+              </m:r>
+            </m:e>
+            <m:sub>
+              <m:r>
+                <m:t>n</m:t>
+              </m:r>
+            </m:sub>
+          </m:sSub>
+          <m:r>
+            <m:t> = </m:t>
+          </m:r>
+          <m:sSub>
+            <m:e>
+              <m:r>
+                <m:t>b</m:t>
+              </m:r>
+            </m:e>
+            <m:sub>
+              <m:r>
+                <m:t>q,n</m:t>
+              </m:r>
+            </m:sub>
+          </m:sSub>
+          <m:r>
+            <m:t> − </m:t>
+          </m:r>
+          <m:sSub>
+            <m:e>
+              <m:r>
+                <m:t>z</m:t>
+              </m:r>
+            </m:e>
+            <m:sub>
+              <m:r>
+                <m:t>x</m:t>
+              </m:r>
+            </m:sub>
+          </m:sSub>
+          <m:sSub>
+            <m:e>
+              <m:r>
+                <m:t>C</m:t>
+              </m:r>
+            </m:e>
+            <m:sub>
+              <m:r>
+                <m:t>n</m:t>
+              </m:r>
+            </m:sub>
+          </m:sSub>
+        </m:oMath>
+      </m:oMathPara>
+    </w:p>
+    <w:p>
+      <w:pPr>
+        <w:pStyle w:val="3"/>
+        <w:spacing w:after="100"/>
+      </w:pPr>
+      <w:r>
+        <w:rPr>
+          <w:b w:val="0"/>
+        </w:rPr>
+        <w:t>D_n为累加器域整数，P_n+D_n的完整加法需要signed33，若再乘signed32 multiplier，保守完整乘积需要signed65。这是参考推导的位宽，不表示当前RTL已实现P+D路径；当前RTL直接对raw signed32乘multiplier。</w:t>
+      </w:r>
+    </w:p>
+    <w:p>
+      <w:pPr>
+        <w:pStyle w:val="6"/>
+        <w:keepNext/>
+        <w:spacing w:after="100"/>
+      </w:pPr>
+      <w:r>
+        <w:rPr>
+          <w:b w:val="0"/>
           <w:color w:val="000000"/>
-          <w:sz w:val="19"/>
-        </w:rPr>
-        <w:t>缩放/舍入结果及加zp使用signed96组合中间值，最终只在加zp后裁剪到signed INT8。中间值不截为INT8，不在INT32边界提前饱和，允许zp抵消较大缩放结果。算术本身不增加流水寄存器，完成后由32×8-bit输出寄存器锁存；raw输出寄存器至量化输出寄存器的组合路径时延需后续综合及STA评估。</w:t>
-      </w:r>
-    </w:p>
-    <w:p>
-      <w:pPr>
+        </w:rPr>
+        <w:t>6.2.3 scale 编码与已舍入 INT32 ZP</w:t>
+      </w:r>
+    </w:p>
+    <w:p>
+      <w:pPr>
+        <w:pStyle w:val="3"/>
+        <w:spacing w:after="140" w:before="80"/>
+        <w:jc w:val="center"/>
+      </w:pPr>
+      <w:r>
+        <w:rPr>
+          <w:b w:val="0"/>
+        </w:rPr>
+      </w:r>
+      <m:oMathPara>
+        <m:oMath>
+          <m:sSub>
+            <m:e>
+              <m:r>
+                <m:t>S</m:t>
+              </m:r>
+            </m:e>
+            <m:sub>
+              <m:r>
+                <m:t>n</m:t>
+              </m:r>
+            </m:sub>
+          </m:sSub>
+          <m:r>
+            <m:t> = </m:t>
+          </m:r>
+          <m:f>
+            <m:num>
+              <m:sSub>
+                <m:e>
+                  <m:r>
+                    <m:t>s</m:t>
+                  </m:r>
+                </m:e>
+                <m:sub>
+                  <m:r>
+                    <m:t>x</m:t>
+                  </m:r>
+                </m:sub>
+              </m:sSub>
+              <m:sSub>
+                <m:e>
+                  <m:r>
+                    <m:t>s</m:t>
+                  </m:r>
+                </m:e>
+                <m:sub>
+                  <m:r>
+                    <m:t>w,n</m:t>
+                  </m:r>
+                </m:sub>
+              </m:sSub>
+            </m:num>
+            <m:den>
+              <m:sSub>
+                <m:e>
+                  <m:r>
+                    <m:t>s</m:t>
+                  </m:r>
+                </m:e>
+                <m:sub>
+                  <m:r>
+                    <m:t>y</m:t>
+                  </m:r>
+                </m:sub>
+              </m:sSub>
+            </m:den>
+          </m:f>
+          <m:r>
+            <m:t>，  </m:t>
+          </m:r>
+          <m:sSub>
+            <m:e>
+              <m:r>
+                <m:t>Ŝ</m:t>
+              </m:r>
+            </m:e>
+            <m:sub>
+              <m:r>
+                <m:t>n</m:t>
+              </m:r>
+            </m:sub>
+          </m:sSub>
+          <m:r>
+            <m:t> = </m:t>
+          </m:r>
+          <m:sSub>
+            <m:e>
+              <m:r>
+                <m:t>M</m:t>
+              </m:r>
+            </m:e>
+            <m:sub>
+              <m:r>
+                <m:t>n</m:t>
+              </m:r>
+            </m:sub>
+          </m:sSub>
+          <m:sSup>
+            <m:e>
+              <m:r>
+                <m:t>2</m:t>
+              </m:r>
+            </m:e>
+            <m:sup>
+              <m:sSub>
+                <m:e>
+                  <m:r>
+                    <m:t>h</m:t>
+                  </m:r>
+                </m:e>
+                <m:sub>
+                  <m:r>
+                    <m:t>n</m:t>
+                  </m:r>
+                </m:sub>
+              </m:sSub>
+            </m:sup>
+          </m:sSup>
+        </m:oMath>
+      </m:oMathPara>
+    </w:p>
+    <w:p>
+      <w:pPr>
+        <w:pStyle w:val="3"/>
+        <w:spacing w:after="100"/>
+      </w:pPr>
+      <w:r>
+        <w:rPr>
+          <w:b w:val="0"/>
+        </w:rPr>
+        <w:t>M_n对应requant_multiplier，为signed INT32；h_n对应requant_shift，为signed INT10，范围−512至511。有效scale就是M×2^h，没有隐含Q31除法。mode=0在当前Context读取第0项M/h并广播，mode=1按本地OC c选择对应M/h。参数生成及golden必须使用实际编码的Ŝ，而非只使用理想浮点S。</w:t>
+      </w:r>
+    </w:p>
+    <w:p>
+      <w:pPr>
+        <w:pStyle w:val="3"/>
+        <w:spacing w:after="140" w:before="80"/>
+        <w:jc w:val="center"/>
+      </w:pPr>
+      <w:r>
+        <w:rPr>
+          <w:b w:val="0"/>
+        </w:rPr>
+      </w:r>
+      <m:oMathPara>
+        <m:oMath>
+          <m:sSub>
+            <m:e>
+              <m:r>
+                <m:t>ZP</m:t>
+              </m:r>
+            </m:e>
+            <m:sub>
+              <m:r>
+                <m:t>n</m:t>
+              </m:r>
+            </m:sub>
+          </m:sSub>
+          <m:r>
+            <m:t> = </m:t>
+          </m:r>
+          <m:sSub>
+            <m:e>
+              <m:r>
+                <m:t>z</m:t>
+              </m:r>
+            </m:e>
+            <m:sub>
+              <m:r>
+                <m:t>y,n</m:t>
+              </m:r>
+            </m:sub>
+          </m:sSub>
+          <m:r>
+            <m:t> + </m:t>
+          </m:r>
+          <m:func>
+            <m:fName>
+              <m:r>
+                <m:t>R</m:t>
+              </m:r>
+            </m:fName>
+            <m:e>
+              <m:d>
+                <m:dPr>
+                  <m:begChr m:val="("/>
+                  <m:endChr m:val=")"/>
+                </m:dPr>
+                <m:e>
+                  <m:r>
+                    <m:t>−</m:t>
+                  </m:r>
+                  <m:sSub>
+                    <m:e>
+                      <m:r>
+                        <m:t>z</m:t>
+                      </m:r>
+                    </m:e>
+                    <m:sub>
+                      <m:r>
+                        <m:t>x</m:t>
+                      </m:r>
+                    </m:sub>
+                  </m:sSub>
+                  <m:sSub>
+                    <m:e>
+                      <m:r>
+                        <m:t>C</m:t>
+                      </m:r>
+                    </m:e>
+                    <m:sub>
+                      <m:r>
+                        <m:t>n</m:t>
+                      </m:r>
+                    </m:sub>
+                  </m:sSub>
+                  <m:sSub>
+                    <m:e>
+                      <m:r>
+                        <m:t>Ŝ</m:t>
+                      </m:r>
+                    </m:e>
+                    <m:sub>
+                      <m:r>
+                        <m:t>n</m:t>
+                      </m:r>
+                    </m:sub>
+                  </m:sSub>
+                </m:e>
+              </m:d>
+            </m:e>
+          </m:func>
+        </m:oMath>
+      </m:oMathPara>
+    </w:p>
+    <w:p>
+      <w:pPr>
+        <w:pStyle w:val="3"/>
+        <w:spacing w:after="100"/>
+      </w:pPr>
+      <w:r>
+        <w:rPr>
+          <w:b w:val="0"/>
+        </w:rPr>
+        <w:t>上式为当前无独立bias的GEMM参数生成示例。ZP_n已在参数生成端round，是signed INT32整数；其小数部分不再保留，也不先裁成INT8。z_y,n表示该列output_zp_reference；公共输出零点时各列相同。ZP_n属于输出量化域，D_n属于累加器域：当前requant_zp字段代表ZP_n，不能把D_n直接写入。</w:t>
+      </w:r>
+    </w:p>
+    <w:p>
+      <w:pPr>
+        <w:pStyle w:val="3"/>
+        <w:spacing w:after="100"/>
+      </w:pPr>
+      <w:r>
+        <w:rPr>
+          <w:b w:val="0"/>
+        </w:rPr>
+        <w:t>per-tensor即使共享scale，各列C_n仍可能不同，因此TB修正的ZP_n仍逐channel保存。per-channel则将每组四项已舍入INT32 ZP传入RTL；参数c固定对应OC c。</w:t>
+      </w:r>
+    </w:p>
+    <w:p>
+      <w:pPr>
+        <w:pStyle w:val="6"/>
+        <w:keepNext/>
+        <w:spacing w:after="100"/>
+      </w:pPr>
+      <w:r>
+        <w:rPr>
+          <w:b w:val="0"/>
+          <w:color w:val="000000"/>
+        </w:rPr>
+        <w:t>6.2.4 两种模式的 RTL 计算顺序</w:t>
+      </w:r>
+    </w:p>
+    <w:p>
+      <w:pPr>
+        <w:pStyle w:val="3"/>
+        <w:spacing w:after="100"/>
+      </w:pPr>
+      <w:r>
+        <w:rPr>
+          <w:b w:val="0"/>
+        </w:rPr>
+        <w:t>共同前段：完整raw signed32乘signed INT32 multiplier得到signed64乘积；按h移位并按最近整数、半整数远离零舍入。Requant使用组合算术及INT8输出寄存器；INT8 data/valid比对应raw晚1T，没有输出反压。raw本身为tmp/Psum的组合观察视图，不存在独立raw payload输出寄存器。</w:t>
+      </w:r>
+    </w:p>
+    <w:p>
+      <w:pPr>
+        <w:pStyle w:val="3"/>
+        <w:spacing w:after="100"/>
+      </w:pPr>
+      <w:r>
+        <w:rPr>
+          <w:b w:val="0"/>
+        </w:rPr>
+        <w:t>Per-tensor，requant_mode=0：CIM使用当前Context共享的第0项scale，不加ZP，先饱和到INT8。</w:t>
+      </w:r>
+    </w:p>
+    <w:p>
+      <w:pPr>
+        <w:pStyle w:val="3"/>
+        <w:spacing w:after="140" w:before="80"/>
+        <w:jc w:val="center"/>
+      </w:pPr>
+      <w:r>
+        <w:rPr>
+          <w:b w:val="0"/>
+        </w:rPr>
+      </w:r>
+      <m:oMathPara>
+        <m:oMath>
+          <m:sSub>
+            <m:e>
+              <m:r>
+                <m:t>CIM_out</m:t>
+              </m:r>
+            </m:e>
+            <m:sub>
+              <m:r>
+                <m:t>n</m:t>
+              </m:r>
+            </m:sub>
+          </m:sSub>
+          <m:r>
+            <m:t> = </m:t>
+          </m:r>
+          <m:func>
+            <m:fName>
+              <m:sSub>
+                <m:e>
+                  <m:r>
+                    <m:t>clip</m:t>
+                  </m:r>
+                </m:e>
+                <m:sub>
+                  <m:r>
+                    <m:t>INT8</m:t>
+                  </m:r>
+                </m:sub>
+              </m:sSub>
+            </m:fName>
+            <m:e>
+              <m:d>
+                <m:dPr>
+                  <m:begChr m:val="("/>
+                  <m:endChr m:val=")"/>
+                </m:dPr>
+                <m:e>
+                  <m:func>
+                    <m:fName>
+                      <m:r>
+                        <m:t>R</m:t>
+                      </m:r>
+                    </m:fName>
+                    <m:e>
+                      <m:d>
+                        <m:dPr>
+                          <m:begChr m:val="("/>
+                          <m:endChr m:val=")"/>
+                        </m:dPr>
+                        <m:e>
+                          <m:sSub>
+                            <m:e>
+                              <m:r>
+                                <m:t>P</m:t>
+                              </m:r>
+                            </m:e>
+                            <m:sub>
+                              <m:r>
+                                <m:t>n</m:t>
+                              </m:r>
+                            </m:sub>
+                          </m:sSub>
+                          <m:sSub>
+                            <m:e>
+                              <m:r>
+                                <m:t>M</m:t>
+                              </m:r>
+                            </m:e>
+                            <m:sub>
+                              <m:r>
+                                <m:t>0</m:t>
+                              </m:r>
+                            </m:sub>
+                          </m:sSub>
+                          <m:sSup>
+                            <m:e>
+                              <m:r>
+                                <m:t>2</m:t>
+                              </m:r>
+                            </m:e>
+                            <m:sup>
+                              <m:sSub>
+                                <m:e>
+                                  <m:r>
+                                    <m:t>h</m:t>
+                                  </m:r>
+                                </m:e>
+                                <m:sub>
+                                  <m:r>
+                                    <m:t>0</m:t>
+                                  </m:r>
+                                </m:sub>
+                              </m:sSub>
+                            </m:sup>
+                          </m:sSup>
+                        </m:e>
+                      </m:d>
+                    </m:e>
+                  </m:func>
+                </m:e>
+              </m:d>
+            </m:e>
+          </m:func>
+        </m:oMath>
+      </m:oMathPara>
+    </w:p>
+    <w:p>
+      <w:pPr>
+        <w:pStyle w:val="3"/>
+        <w:spacing w:after="100"/>
+      </w:pPr>
+      <w:r>
+        <w:rPr>
+          <w:b w:val="0"/>
+        </w:rPr>
+        <w:t>此模式的ZP算术输入固定为0。AS Context整个ZP表使用deep_zp_clock，批次ZP使用batch_zp_clock；默认USE_CLOCK_GATING=1时两者在per-tensor均无脉冲。它们复用现有channel_scale_clock和batch_channel_clock门控域，不新增ICG。共享第0项scale继续正常加载；异步reset仍有效。兼容ZP字段及数组容量保留以支持per-channel。</w:t>
+      </w:r>
+    </w:p>
+    <w:p>
+      <w:pPr>
+        <w:pStyle w:val="3"/>
+        <w:spacing w:after="100"/>
+      </w:pPr>
+      <w:r>
+        <w:rPr>
+          <w:b w:val="0"/>
+        </w:rPr>
+        <w:t>Per-channel，requant_mode=1且conv_mode=1：按OC选择scale和ZP，在RTL内先round，再加INT32 ZP，最后仅饱和一次。</w:t>
+      </w:r>
+    </w:p>
+    <w:p>
+      <w:pPr>
+        <w:pStyle w:val="3"/>
+        <w:spacing w:after="140" w:before="80"/>
+        <w:jc w:val="center"/>
+      </w:pPr>
+      <w:r>
+        <w:rPr>
+          <w:b w:val="0"/>
+        </w:rPr>
+      </w:r>
+      <m:oMathPara>
+        <m:oMath>
+          <m:sSub>
+            <m:e>
+              <m:r>
+                <m:t>CIM_out</m:t>
+              </m:r>
+            </m:e>
+            <m:sub>
+              <m:r>
+                <m:t>n</m:t>
+              </m:r>
+            </m:sub>
+          </m:sSub>
+          <m:r>
+            <m:t> = </m:t>
+          </m:r>
+          <m:func>
+            <m:fName>
+              <m:sSub>
+                <m:e>
+                  <m:r>
+                    <m:t>clip</m:t>
+                  </m:r>
+                </m:e>
+                <m:sub>
+                  <m:r>
+                    <m:t>INT8</m:t>
+                  </m:r>
+                </m:sub>
+              </m:sSub>
+            </m:fName>
+            <m:e>
+              <m:d>
+                <m:dPr>
+                  <m:begChr m:val="("/>
+                  <m:endChr m:val=")"/>
+                </m:dPr>
+                <m:e>
+                  <m:func>
+                    <m:fName>
+                      <m:r>
+                        <m:t>R</m:t>
+                      </m:r>
+                    </m:fName>
+                    <m:e>
+                      <m:d>
+                        <m:dPr>
+                          <m:begChr m:val="("/>
+                          <m:endChr m:val=")"/>
+                        </m:dPr>
+                        <m:e>
+                          <m:sSub>
+                            <m:e>
+                              <m:r>
+                                <m:t>P</m:t>
+                              </m:r>
+                            </m:e>
+                            <m:sub>
+                              <m:r>
+                                <m:t>n</m:t>
+                              </m:r>
+                            </m:sub>
+                          </m:sSub>
+                          <m:sSub>
+                            <m:e>
+                              <m:r>
+                                <m:t>M</m:t>
+                              </m:r>
+                            </m:e>
+                            <m:sub>
+                              <m:r>
+                                <m:t>c</m:t>
+                              </m:r>
+                            </m:sub>
+                          </m:sSub>
+                          <m:sSup>
+                            <m:e>
+                              <m:r>
+                                <m:t>2</m:t>
+                              </m:r>
+                            </m:e>
+                            <m:sup>
+                              <m:sSub>
+                                <m:e>
+                                  <m:r>
+                                    <m:t>h</m:t>
+                                  </m:r>
+                                </m:e>
+                                <m:sub>
+                                  <m:r>
+                                    <m:t>c</m:t>
+                                  </m:r>
+                                </m:sub>
+                              </m:sSub>
+                            </m:sup>
+                          </m:sSup>
+                        </m:e>
+                      </m:d>
+                    </m:e>
+                  </m:func>
+                  <m:r>
+                    <m:t> + </m:t>
+                  </m:r>
+                  <m:sSub>
+                    <m:e>
+                      <m:r>
+                        <m:t>ZP</m:t>
+                      </m:r>
+                    </m:e>
+                    <m:sub>
+                      <m:r>
+                        <m:t>c</m:t>
+                      </m:r>
+                    </m:sub>
+                  </m:sSub>
+                </m:e>
+              </m:d>
+            </m:e>
+          </m:func>
+        </m:oMath>
+      </m:oMathPara>
+    </w:p>
+    <w:p>
+      <w:pPr>
+        <w:pStyle w:val="3"/>
+        <w:spacing w:after="100"/>
+      </w:pPr>
+      <w:r>
+        <w:rPr>
+          <w:b w:val="0"/>
+        </w:rPr>
+        <w:t>当前合同保持ZP在round外。即使ZP是整数，半整数远离零也不对所有整数平移保持一致：R(−0.5)+1=0，而R(−0.5+1)=1。将ZP移入round会改变部分半值跨零场景，当前RTL不采用该顺序。</w:t>
+      </w:r>
+    </w:p>
+    <w:p>
+      <w:pPr>
+        <w:pStyle w:val="6"/>
+        <w:keepNext/>
+        <w:spacing w:after="100"/>
+      </w:pPr>
+      <w:r>
+        <w:rPr>
+          <w:b w:val="0"/>
+          <w:color w:val="000000"/>
+        </w:rPr>
+        <w:t>6.2.5 乘法移位和舍入的位宽与边界</w:t>
+      </w:r>
+    </w:p>
+    <w:p>
+      <w:pPr>
+        <w:pStyle w:val="3"/>
+        <w:spacing w:after="100"/>
+      </w:pPr>
+      <w:r>
+        <w:rPr>
+          <w:b w:val="0"/>
+        </w:rPr>
+        <w:t>乘积为完整signed64。普通范围内先符号扩展至signed96后左移，缩放结果与per-channel ZP相加也保留signed96，允许ZP抵消较大缩放值；不能在加ZP前提前裁成INT8。per-tensor在CIM内部以ZP=0计算，输出INT8之后的补偿由TB承担。</w:t>
+      </w:r>
+    </w:p>
+    <w:p>
+      <w:pPr>
+        <w:pStyle w:val="3"/>
+        <w:spacing w:after="100"/>
+      </w:pPr>
+      <w:r>
+        <w:rPr>
+          <w:b w:val="0"/>
+        </w:rPr>
+        <w:t>h为0至31时按扩展位宽精确左移。h为32至511且整数乘积非零时，任何signed32 ZP均无法抵消到INT8范围，按乘积符号精确饱和；乘积为0时，per-channel仍加入ZP，per-tensor输出0。</w:t>
+      </w:r>
+    </w:p>
+    <w:p>
+      <w:pPr>
+        <w:pStyle w:val="3"/>
+        <w:spacing w:after="100"/>
+      </w:pPr>
+      <w:r>
+        <w:rPr>
+          <w:b w:val="0"/>
+        </w:rPr>
+        <w:t>h为−1至−63时按扩宽绝对值进行幅值舍入，再恢复符号。h=−63时最大幅值2^62恰为半值，必须保留舍入后的1。h为−64至−512时乘积舍入为0；之后per-channel加ZP再饱和，per-tensor的CIM输出0。全部1024种INT10编码有效。</w:t>
+      </w:r>
+    </w:p>
+    <w:p>
+      <w:pPr>
+        <w:pStyle w:val="3"/>
+        <w:spacing w:after="140" w:before="80"/>
+        <w:jc w:val="center"/>
+      </w:pPr>
+      <m:oMathPara>
+        <m:oMath>
+          <m:func>
+            <m:fName>
+              <m:r>
+                <m:t>RoundShift</m:t>
+              </m:r>
+            </m:fName>
+            <m:e>
+              <m:d>
+                <m:dPr>
+                  <m:begChr m:val="("/>
+                  <m:endChr m:val=")"/>
+                </m:dPr>
+                <m:e>
+                  <m:r>
+                    <m:t>A,r</m:t>
+                  </m:r>
+                </m:e>
+              </m:d>
+            </m:e>
+          </m:func>
+          <m:r>
+            <m:t> = sgn(A) · </m:t>
+          </m:r>
+          <m:d>
+            <m:dPr>
+              <m:begChr m:val="⌊"/>
+              <m:endChr m:val="⌋"/>
+            </m:dPr>
+            <m:e>
+              <m:f>
+                <m:num>
+                  <m:r>
+                    <m:t>|A| + </m:t>
+                  </m:r>
+                  <m:sSup>
+                    <m:e>
+                      <m:r>
+                        <m:t>2</m:t>
+                      </m:r>
+                    </m:e>
+                    <m:sup>
+                      <m:r>
+                        <m:t>r−1</m:t>
+                      </m:r>
+                    </m:sup>
+                  </m:sSup>
+                </m:num>
+                <m:den>
+                  <m:sSup>
+                    <m:e>
+                      <m:r>
+                        <m:t>2</m:t>
+                      </m:r>
+                    </m:e>
+                    <m:sup>
+                      <m:r>
+                        <m:t>r</m:t>
+                      </m:r>
+                    </m:sup>
+                  </m:sSup>
+                </m:den>
+              </m:f>
+            </m:e>
+          </m:d>
+        </m:oMath>
+      </m:oMathPara>
+    </w:p>
+    <w:p>
+      <w:pPr>
+        <w:pStyle w:val="3"/>
+        <w:spacing w:after="100"/>
+      </w:pPr>
+      <w:r>
+        <w:rPr>
+          <w:b w:val="0"/>
+        </w:rPr>
+        <w:t>上式中的除法结果应取整数floor；等价实现为sgn(A)×((|A|+2^(r−1)) &gt;&gt; r)，r&gt;0。求绝对值及加舍入偏置都必须先扩宽，避免最小负数或进位溢出；r=0时直接返回A。正负半值示例：3/2→2，−3/2→−2；10/4→3，−10/4→−3。</w:t>
+      </w:r>
+    </w:p>
+    <w:p>
+      <w:pPr>
+        <w:pStyle w:val="3"/>
+        <w:spacing w:after="100"/>
+      </w:pPr>
+      <w:r>
+        <w:rPr>
+          <w:b w:val="0"/>
+        </w:rPr>
+        <w:t>另一等价实现使用向负无穷取整的商q及非负余数d；仅当余数大于半值，或恰为半值且A&gt;0时进位。下式中1[条件]为条件成立时取1，否则取0，r&gt;0。</w:t>
+      </w:r>
+    </w:p>
+    <w:p>
+      <w:pPr>
+        <w:pStyle w:val="3"/>
         <w:keepNext w:val="0"/>
+        <w:widowControl/>
+        <w:spacing w:before="60" w:after="120" w:line="264" w:lineRule="auto"/>
+        <w:jc w:val="center"/>
+      </w:pPr>
+      <m:oMathPara>
+        <m:oMath>
+          <m:r>
+            <m:rPr>
+              <m:nor/>
+              <m:sty m:val="p"/>
+            </m:rPr>
+            <m:t>q=⌊</m:t>
+          </m:r>
+          <m:f>
+            <m:fPr/>
+            <m:num>
+              <m:r>
+                <m:rPr>
+                  <m:nor/>
+                  <m:sty m:val="p"/>
+                </m:rPr>
+                <m:t>A</m:t>
+              </m:r>
+            </m:num>
+            <m:den>
+              <m:sSup>
+                <m:sSupPr/>
+                <m:e>
+                  <m:r>
+                    <m:rPr>
+                      <m:nor/>
+                      <m:sty m:val="p"/>
+                    </m:rPr>
+                    <m:t>2</m:t>
+                  </m:r>
+                </m:e>
+                <m:sup>
+                  <m:r>
+                    <m:rPr>
+                      <m:nor/>
+                      <m:sty m:val="p"/>
+                    </m:rPr>
+                    <m:t>r</m:t>
+                  </m:r>
+                </m:sup>
+              </m:sSup>
+            </m:den>
+          </m:f>
+          <m:r>
+            <m:rPr>
+              <m:nor/>
+              <m:sty m:val="p"/>
+            </m:rPr>
+            <m:t>⌋,d=A-q·</m:t>
+          </m:r>
+          <m:sSup>
+            <m:sSupPr/>
+            <m:e>
+              <m:r>
+                <m:rPr>
+                  <m:nor/>
+                  <m:sty m:val="p"/>
+                </m:rPr>
+                <m:t>2</m:t>
+              </m:r>
+            </m:e>
+            <m:sup>
+              <m:r>
+                <m:rPr>
+                  <m:nor/>
+                  <m:sty m:val="p"/>
+                </m:rPr>
+                <m:t>r</m:t>
+              </m:r>
+            </m:sup>
+          </m:sSup>
+          <m:r>
+            <m:rPr>
+              <m:nor/>
+              <m:sty m:val="p"/>
+            </m:rPr>
+            <m:t>,0≤d&lt;</m:t>
+          </m:r>
+          <m:sSup>
+            <m:sSupPr/>
+            <m:e>
+              <m:r>
+                <m:rPr>
+                  <m:nor/>
+                  <m:sty m:val="p"/>
+                </m:rPr>
+                <m:t>2</m:t>
+              </m:r>
+            </m:e>
+            <m:sup>
+              <m:r>
+                <m:rPr>
+                  <m:nor/>
+                  <m:sty m:val="p"/>
+                </m:rPr>
+                <m:t>r</m:t>
+              </m:r>
+            </m:sup>
+          </m:sSup>
+        </m:oMath>
+      </m:oMathPara>
+    </w:p>
+    <w:p>
+      <w:pPr>
+        <w:pStyle w:val="3"/>
+        <w:keepNext w:val="0"/>
+        <w:widowControl/>
+        <w:spacing w:before="60" w:after="120" w:line="264" w:lineRule="auto"/>
+        <w:jc w:val="center"/>
+      </w:pPr>
+      <m:oMathPara>
+        <m:oMath>
+          <m:r>
+            <m:rPr>
+              <m:nor/>
+              <m:sty m:val="p"/>
+            </m:rPr>
+            <m:t>RoundShift(A,r)=q+1[d&gt;</m:t>
+          </m:r>
+          <m:sSup>
+            <m:sSupPr/>
+            <m:e>
+              <m:r>
+                <m:rPr>
+                  <m:nor/>
+                  <m:sty m:val="p"/>
+                </m:rPr>
+                <m:t>2</m:t>
+              </m:r>
+            </m:e>
+            <m:sup>
+              <m:r>
+                <m:rPr>
+                  <m:nor/>
+                  <m:sty m:val="p"/>
+                </m:rPr>
+                <m:t>r-1</m:t>
+              </m:r>
+            </m:sup>
+          </m:sSup>
+          <m:r>
+            <m:rPr>
+              <m:nor/>
+              <m:sty m:val="p"/>
+            </m:rPr>
+            <m:t>∨(d=</m:t>
+          </m:r>
+          <m:sSup>
+            <m:sSupPr/>
+            <m:e>
+              <m:r>
+                <m:rPr>
+                  <m:nor/>
+                  <m:sty m:val="p"/>
+                </m:rPr>
+                <m:t>2</m:t>
+              </m:r>
+            </m:e>
+            <m:sup>
+              <m:r>
+                <m:rPr>
+                  <m:nor/>
+                  <m:sty m:val="p"/>
+                </m:rPr>
+                <m:t>r-1</m:t>
+              </m:r>
+            </m:sup>
+          </m:sSup>
+          <m:r>
+            <m:rPr>
+              <m:nor/>
+              <m:sty m:val="p"/>
+            </m:rPr>
+            <m:t>∧A&gt;0)]</m:t>
+          </m:r>
+        </m:oMath>
+      </m:oMathPara>
+    </w:p>
+    <w:p>
+      <w:pPr>
+        <w:pStyle w:val="6"/>
+        <w:keepNext/>
         <w:spacing w:after="100"/>
       </w:pPr>
       <w:r>
         <w:rPr>
+          <w:b w:val="0"/>
           <w:color w:val="000000"/>
-          <w:sz w:val="19"/>
-        </w:rPr>
-        <w:t>INT10 是移位控制字段，不意味着需要几百位移位寄存器。本阶段不实现极大移位的阈值、分段或提前饱和处理；数学公式保持不变，当前可验证 RTL 合同仅覆盖 −31～31。将来扩展到 −512～511 时需同步数据通路、独立参考模型和测试，不能用静默截断代替数值契约。</w:t>
-      </w:r>
-    </w:p>
-    <w:p>
-      <w:pPr>
-        <w:pStyle w:val="4"/>
+        </w:rPr>
+        <w:t>6.2.6 TB 逐 channel 补偿与比较流程</w:t>
+      </w:r>
+    </w:p>
+    <w:p>
+      <w:pPr>
+        <w:pStyle w:val="3"/>
+        <w:spacing w:after="100"/>
+      </w:pPr>
+      <w:r>
+        <w:rPr>
+          <w:b w:val="0"/>
+        </w:rPr>
+        <w:t>仅per-tensor在TB执行下式。这里的ZP_n同样已round并存为INT32，TB不再额外round。先把CIM signed INT8与ZP signed INT32符号扩展至longint signed进行加法，最后饱和到−128至127，不能用8bit加法导致回绕。</w:t>
+      </w:r>
+    </w:p>
+    <w:p>
+      <w:pPr>
+        <w:pStyle w:val="3"/>
+        <w:spacing w:after="140" w:before="80"/>
+        <w:jc w:val="center"/>
+      </w:pPr>
+      <w:r>
+        <w:rPr>
+          <w:b w:val="0"/>
+        </w:rPr>
+      </w:r>
+      <m:oMathPara>
+        <m:oMath>
+          <m:sSub>
+            <m:e>
+              <m:r>
+                <m:t>TB_out</m:t>
+              </m:r>
+            </m:e>
+            <m:sub>
+              <m:r>
+                <m:t>n</m:t>
+              </m:r>
+            </m:sub>
+          </m:sSub>
+          <m:r>
+            <m:t> = </m:t>
+          </m:r>
+          <m:func>
+            <m:fName>
+              <m:sSub>
+                <m:e>
+                  <m:r>
+                    <m:t>clip</m:t>
+                  </m:r>
+                </m:e>
+                <m:sub>
+                  <m:r>
+                    <m:t>INT8</m:t>
+                  </m:r>
+                </m:sub>
+              </m:sSub>
+            </m:fName>
+            <m:e>
+              <m:d>
+                <m:dPr>
+                  <m:begChr m:val="("/>
+                  <m:endChr m:val=")"/>
+                </m:dPr>
+                <m:e>
+                  <m:sSub>
+                    <m:e>
+                      <m:r>
+                        <m:t>CIM_out</m:t>
+                      </m:r>
+                    </m:e>
+                    <m:sub>
+                      <m:r>
+                        <m:t>n</m:t>
+                      </m:r>
+                    </m:sub>
+                  </m:sSub>
+                  <m:r>
+                    <m:t> + </m:t>
+                  </m:r>
+                  <m:sSub>
+                    <m:e>
+                      <m:r>
+                        <m:t>ZP</m:t>
+                      </m:r>
+                    </m:e>
+                    <m:sub>
+                      <m:r>
+                        <m:t>n</m:t>
+                      </m:r>
+                    </m:sub>
+                  </m:sSub>
+                </m:e>
+              </m:d>
+            </m:e>
+          </m:func>
+        </m:oMath>
+      </m:oMathPara>
+    </w:p>
+    <w:p>
+      <w:pPr>
+        <w:pStyle w:val="3"/>
+        <w:spacing w:after="100"/>
+      </w:pPr>
+      <w:r>
+        <w:rPr>
+          <w:b w:val="0"/>
+        </w:rPr>
+        <w:t>因此per-tensor有两次饱和：CIM乘法移位舍入后先饱和，TB加ZP后再饱和。例如未饱和值200、ZP=−100，CIM输出127，TB输出27；原单次饱和算法输出100。该差异已接受，不再要求与原算法最多相差1 LSB。</w:t>
+      </w:r>
+    </w:p>
+    <w:p>
+      <w:pPr>
+        <w:pStyle w:val="3"/>
+        <w:spacing w:after="100"/>
+      </w:pPr>
+      <w:r>
+        <w:rPr>
+          <w:b w:val="0"/>
+        </w:rPr>
+        <w:t>Per-channel的TB不额外添加ZP；直接比较RTL最终INT8。三个GEMM scoreboard均按真实逻辑列n选择补偿，包括AS Context、高位置归约组、N尾块及mask空洞，不能仅按物理lane编号推断全局输出channel。</w:t>
+      </w:r>
+    </w:p>
+    <w:p>
+      <w:pPr>
+        <w:pStyle w:val="3"/>
+        <w:spacing w:after="100"/>
+      </w:pPr>
+      <w:r>
+        <w:rPr>
+          <w:b w:val="0"/>
+        </w:rPr>
+        <w:t>Python独立生成cim_golden.hex检查CIM端口值，quant_golden.hex检查TB修正后值；per-channel两者相同。original_quant_reference.hex保留原单次饱和参考，仅用于差异统计，metadata记录original_algorithm_max_difference。先比较CIM原始INT8再比较修正结果，防止TB最终饱和掩盖CIM错误。</w:t>
+      </w:r>
+    </w:p>
+    <w:p>
+      <w:pPr>
+        <w:pStyle w:val="3"/>
+        <w:spacing w:after="100"/>
+      </w:pPr>
+      <w:r>
+        <w:rPr>
+          <w:b w:val="0"/>
+        </w:rPr>
+        <w:t>raw与raw_golden逐元素比较；DUT valid延迟、无valid保持及复位仍直接检查硬件信号。observed矩阵和quant事件记录per-tensor的TB修正结果。除参数生成时对输入补偿round一次外，TB补偿阶段仅做扩位整数加法与clip。</w:t>
+      </w:r>
+    </w:p>
+    <w:p>
+      <w:pPr>
+        <w:pStyle w:val="3"/>
+        <w:spacing w:after="100"/>
+      </w:pPr>
+      <w:r>
+        <w:rPr>
+          <w:b w:val="0"/>
+        </w:rPr>
+        <w:t>Context专项在per-tensor后续K Tile将未使用ZP改为X，验证既不误拒绝也不消费；整个ZP buffer的实际时钟及全部槽位保持由独立检查器核对。门控/旁路镜像保持逐拍数值等价，per-channel跨Tile ZP一致性检查继续生效。</w:t>
+      </w:r>
+    </w:p>
+    <w:p>
+      <w:pPr>
+        <w:pStyle w:val="6"/>
         <w:keepNext/>
-        <w:pageBreakBefore w:val="0"/>
         <w:spacing w:after="100"/>
       </w:pPr>
       <w:r>
         <w:rPr>
+          <w:b w:val="0"/>
           <w:color w:val="000000"/>
-          <w:sz w:val="22"/>
-        </w:rPr>
-        <w:t>6.2.2 数学边界示例 大 shift 尚未实现</w:t>
-      </w:r>
-    </w:p>
-    <w:tbl>
-      <w:tblPr>
-        <w:tblStyle w:val="29"/>
-        <w:tblW w:w="5000" w:type="pct"/>
-        <w:tblInd w:w="0" w:type="dxa"/>
-        <w:tblBorders>
-          <w:top w:val="single" w:color="D9D9D9" w:sz="4" w:space="0"/>
-          <w:left w:val="single" w:color="D9D9D9" w:sz="4" w:space="0"/>
-          <w:bottom w:val="single" w:color="D9D9D9" w:sz="4" w:space="0"/>
-          <w:right w:val="single" w:color="D9D9D9" w:sz="4" w:space="0"/>
-          <w:insideH w:val="single" w:color="D9D9D9" w:sz="4" w:space="0"/>
-          <w:insideV w:val="single" w:color="D9D9D9" w:sz="4" w:space="0"/>
-        </w:tblBorders>
-        <w:tblLayout w:type="autofit"/>
-        <w:tblCellMar>
-          <w:top w:w="0" w:type="dxa"/>
-          <w:left w:w="108" w:type="dxa"/>
-          <w:bottom w:w="0" w:type="dxa"/>
-          <w:right w:w="108" w:type="dxa"/>
-        </w:tblCellMar>
-      </w:tblPr>
-      <w:tblGrid>
-        <w:gridCol w:w="2328"/>
-        <w:gridCol w:w="1229"/>
-        <w:gridCol w:w="6071"/>
-      </w:tblGrid>
-      <w:tr>
-        <w:tblPrEx>
-          <w:tblBorders>
-            <w:top w:val="single" w:color="A6B4CC" w:sz="4" w:space="0"/>
-            <w:left w:val="single" w:color="A6B4CC" w:sz="4" w:space="0"/>
-            <w:bottom w:val="single" w:color="A6B4CC" w:sz="4" w:space="0"/>
-            <w:right w:val="single" w:color="A6B4CC" w:sz="4" w:space="0"/>
-            <w:insideH w:val="single" w:color="A6B4CC" w:sz="4" w:space="0"/>
-            <w:insideV w:val="single" w:color="A6B4CC" w:sz="4" w:space="0"/>
-          </w:tblBorders>
-          <w:tblCellMar>
-            <w:top w:w="0" w:type="dxa"/>
-            <w:left w:w="108" w:type="dxa"/>
-            <w:bottom w:w="0" w:type="dxa"/>
-            <w:right w:w="108" w:type="dxa"/>
-          </w:tblCellMar>
-        </w:tblPrEx>
-        <w:trPr>
-          <w:cantSplit/>
-          <w:tblHeader/>
-        </w:trPr>
-        <w:tc>
-          <w:tcPr>
-            <w:shd w:val="clear" w:color="auto" w:fill="E7EDF4"/>
-            <w:vAlign w:val="center"/>
-            <w:tcMar>
-              <w:top w:w="70" w:type="dxa"/>
-              <w:left w:w="70" w:type="dxa"/>
-              <w:bottom w:w="70" w:type="dxa"/>
-              <w:right w:w="70" w:type="dxa"/>
-            </w:tcMar>
-          </w:tcPr>
-          <w:p>
-            <w:pPr>
-              <w:pStyle w:val="24"/>
-              <w:keepNext w:val="0"/>
-              <w:spacing w:before="40" w:after="40"/>
-              <w:jc w:val="left"/>
-            </w:pPr>
-            <w:r>
-              <w:rPr>
-                <w:b/>
-                <w:color w:val="000000"/>
-                <w:sz w:val="18"/>
-              </w:rPr>
-              <w:t>Psum / requant_multiplier</w:t>
-            </w:r>
-          </w:p>
-        </w:tc>
-        <w:tc>
-          <w:tcPr>
-            <w:shd w:val="clear" w:color="auto" w:fill="E7EDF4"/>
-            <w:vAlign w:val="center"/>
-            <w:tcMar>
-              <w:top w:w="70" w:type="dxa"/>
-              <w:left w:w="70" w:type="dxa"/>
-              <w:bottom w:w="70" w:type="dxa"/>
-              <w:right w:w="70" w:type="dxa"/>
-            </w:tcMar>
-          </w:tcPr>
-          <w:p>
-            <w:pPr>
-              <w:pStyle w:val="24"/>
-              <w:keepNext w:val="0"/>
-              <w:spacing w:before="40" w:after="40"/>
-              <w:jc w:val="left"/>
-            </w:pPr>
-            <w:r>
-              <w:rPr>
-                <w:b/>
-                <w:color w:val="000000"/>
-                <w:sz w:val="18"/>
-              </w:rPr>
-              <w:t>shift / zp</w:t>
-            </w:r>
-          </w:p>
-        </w:tc>
-        <w:tc>
-          <w:tcPr>
-            <w:shd w:val="clear" w:color="auto" w:fill="E7EDF4"/>
-            <w:vAlign w:val="center"/>
-            <w:tcMar>
-              <w:top w:w="70" w:type="dxa"/>
-              <w:left w:w="70" w:type="dxa"/>
-              <w:bottom w:w="70" w:type="dxa"/>
-              <w:right w:w="70" w:type="dxa"/>
-            </w:tcMar>
-          </w:tcPr>
-          <w:p>
-            <w:pPr>
-              <w:pStyle w:val="24"/>
-              <w:keepNext w:val="0"/>
-              <w:spacing w:before="40" w:after="40"/>
-              <w:jc w:val="left"/>
-            </w:pPr>
-            <w:r>
-              <w:rPr>
-                <w:b/>
-                <w:color w:val="000000"/>
-                <w:sz w:val="18"/>
-              </w:rPr>
-              <w:t>最终 q_out</w:t>
-            </w:r>
-          </w:p>
-        </w:tc>
-      </w:tr>
-      <w:bookmarkEnd w:id="1"/>
-      <w:bookmarkEnd w:id="5"/>
-      <w:tr>
-        <w:tblPrEx>
-          <w:tblBorders>
-            <w:top w:val="single" w:color="A6B4CC" w:sz="4" w:space="0"/>
-            <w:left w:val="single" w:color="A6B4CC" w:sz="4" w:space="0"/>
-            <w:bottom w:val="single" w:color="A6B4CC" w:sz="4" w:space="0"/>
-            <w:right w:val="single" w:color="A6B4CC" w:sz="4" w:space="0"/>
-            <w:insideH w:val="single" w:color="A6B4CC" w:sz="4" w:space="0"/>
-            <w:insideV w:val="single" w:color="A6B4CC" w:sz="4" w:space="0"/>
-          </w:tblBorders>
-          <w:tblCellMar>
-            <w:top w:w="0" w:type="dxa"/>
-            <w:left w:w="108" w:type="dxa"/>
-            <w:bottom w:w="0" w:type="dxa"/>
-            <w:right w:w="108" w:type="dxa"/>
-          </w:tblCellMar>
-        </w:tblPrEx>
-        <w:trPr>
-          <w:cantSplit/>
-        </w:trPr>
-        <w:tc>
-          <w:tcPr>
-            <w:vAlign w:val="center"/>
-            <w:shd w:fill="FFFFFF"/>
-            <w:tcMar>
-              <w:top w:w="70" w:type="dxa"/>
-              <w:left w:w="70" w:type="dxa"/>
-              <w:bottom w:w="70" w:type="dxa"/>
-              <w:right w:w="70" w:type="dxa"/>
-            </w:tcMar>
-          </w:tcPr>
-          <w:p>
-            <w:pPr>
-              <w:pStyle w:val="24"/>
-              <w:keepNext w:val="0"/>
-              <w:spacing w:before="40" w:after="40"/>
-              <w:jc w:val="left"/>
-            </w:pPr>
-            <w:r>
-              <w:rPr>
-                <w:rStyle w:val="36"/>
-                <w:b w:val="0"/>
-                <w:color w:val="000000"/>
-                <w:sz w:val="18"/>
-              </w:rPr>
-              <w:t>P=3, mult=1</w:t>
-            </w:r>
-          </w:p>
-        </w:tc>
-        <w:tc>
-          <w:tcPr>
-            <w:vAlign w:val="center"/>
-            <w:shd w:fill="FFFFFF"/>
-            <w:tcMar>
-              <w:top w:w="70" w:type="dxa"/>
-              <w:left w:w="70" w:type="dxa"/>
-              <w:bottom w:w="70" w:type="dxa"/>
-              <w:right w:w="70" w:type="dxa"/>
-            </w:tcMar>
-          </w:tcPr>
-          <w:p>
-            <w:pPr>
-              <w:pStyle w:val="24"/>
-              <w:keepNext w:val="0"/>
-              <w:spacing w:before="40" w:after="40"/>
-              <w:jc w:val="left"/>
-            </w:pPr>
-            <w:r>
-              <w:rPr>
-                <w:b w:val="0"/>
-                <w:color w:val="000000"/>
-                <w:sz w:val="18"/>
-              </w:rPr>
-              <w:t>s=-1, zp=0</w:t>
-            </w:r>
-          </w:p>
-        </w:tc>
-        <w:tc>
-          <w:tcPr>
-            <w:vAlign w:val="center"/>
-            <w:shd w:fill="FFFFFF"/>
-            <w:tcMar>
-              <w:top w:w="70" w:type="dxa"/>
-              <w:left w:w="70" w:type="dxa"/>
-              <w:bottom w:w="70" w:type="dxa"/>
-              <w:right w:w="70" w:type="dxa"/>
-            </w:tcMar>
-          </w:tcPr>
-          <w:p>
-            <w:pPr>
-              <w:pStyle w:val="24"/>
-              <w:keepNext w:val="0"/>
-              <w:spacing w:before="40" w:after="40"/>
-              <w:jc w:val="left"/>
-            </w:pPr>
-            <w:r>
-              <w:rPr>
-                <w:rStyle w:val="36"/>
-                <w:b w:val="0"/>
-                <w:color w:val="000000"/>
-                <w:sz w:val="18"/>
-              </w:rPr>
-              <w:t>2</w:t>
-            </w:r>
-          </w:p>
-        </w:tc>
-      </w:tr>
-      <w:tr>
-        <w:tblPrEx>
-          <w:tblBorders>
-            <w:top w:val="single" w:color="A6B4CC" w:sz="4" w:space="0"/>
-            <w:left w:val="single" w:color="A6B4CC" w:sz="4" w:space="0"/>
-            <w:bottom w:val="single" w:color="A6B4CC" w:sz="4" w:space="0"/>
-            <w:right w:val="single" w:color="A6B4CC" w:sz="4" w:space="0"/>
-            <w:insideH w:val="single" w:color="A6B4CC" w:sz="4" w:space="0"/>
-            <w:insideV w:val="single" w:color="A6B4CC" w:sz="4" w:space="0"/>
-          </w:tblBorders>
-          <w:tblCellMar>
-            <w:top w:w="0" w:type="dxa"/>
-            <w:left w:w="108" w:type="dxa"/>
-            <w:bottom w:w="0" w:type="dxa"/>
-            <w:right w:w="108" w:type="dxa"/>
-          </w:tblCellMar>
-        </w:tblPrEx>
-        <w:trPr>
-          <w:cantSplit/>
-        </w:trPr>
-        <w:tc>
-          <w:tcPr>
-            <w:vAlign w:val="center"/>
-            <w:shd w:fill="FFFFFF"/>
-            <w:tcMar>
-              <w:top w:w="70" w:type="dxa"/>
-              <w:left w:w="70" w:type="dxa"/>
-              <w:bottom w:w="70" w:type="dxa"/>
-              <w:right w:w="70" w:type="dxa"/>
-            </w:tcMar>
-          </w:tcPr>
-          <w:p>
-            <w:pPr>
-              <w:pStyle w:val="24"/>
-              <w:keepNext w:val="0"/>
-              <w:spacing w:before="40" w:after="40"/>
-              <w:jc w:val="left"/>
-            </w:pPr>
-            <w:r>
-              <w:rPr>
-                <w:rStyle w:val="36"/>
-                <w:b w:val="0"/>
-                <w:color w:val="000000"/>
-                <w:sz w:val="18"/>
-              </w:rPr>
-              <w:t>P=-3, mult=1</w:t>
-            </w:r>
-          </w:p>
-        </w:tc>
-        <w:tc>
-          <w:tcPr>
-            <w:vAlign w:val="center"/>
-            <w:shd w:fill="FFFFFF"/>
-            <w:tcMar>
-              <w:top w:w="70" w:type="dxa"/>
-              <w:left w:w="70" w:type="dxa"/>
-              <w:bottom w:w="70" w:type="dxa"/>
-              <w:right w:w="70" w:type="dxa"/>
-            </w:tcMar>
-          </w:tcPr>
-          <w:p>
-            <w:pPr>
-              <w:pStyle w:val="24"/>
-              <w:keepNext w:val="0"/>
-              <w:spacing w:before="40" w:after="40"/>
-              <w:jc w:val="left"/>
-            </w:pPr>
-            <w:r>
-              <w:rPr>
-                <w:b w:val="0"/>
-                <w:color w:val="000000"/>
-                <w:sz w:val="18"/>
-              </w:rPr>
-              <w:t>s=-1, zp=0</w:t>
-            </w:r>
-          </w:p>
-        </w:tc>
-        <w:tc>
-          <w:tcPr>
-            <w:vAlign w:val="center"/>
-            <w:shd w:fill="FFFFFF"/>
-            <w:tcMar>
-              <w:top w:w="70" w:type="dxa"/>
-              <w:left w:w="70" w:type="dxa"/>
-              <w:bottom w:w="70" w:type="dxa"/>
-              <w:right w:w="70" w:type="dxa"/>
-            </w:tcMar>
-          </w:tcPr>
-          <w:p>
-            <w:pPr>
-              <w:pStyle w:val="24"/>
-              <w:keepNext w:val="0"/>
-              <w:spacing w:before="40" w:after="40"/>
-              <w:jc w:val="left"/>
-            </w:pPr>
-            <w:r>
-              <w:rPr>
-                <w:rStyle w:val="36"/>
-                <w:b w:val="0"/>
-                <w:color w:val="000000"/>
-                <w:sz w:val="18"/>
-              </w:rPr>
-              <w:t>-2</w:t>
-            </w:r>
-          </w:p>
-        </w:tc>
-      </w:tr>
-      <w:tr>
-        <w:tblPrEx>
-          <w:tblBorders>
-            <w:top w:val="single" w:color="A6B4CC" w:sz="4" w:space="0"/>
-            <w:left w:val="single" w:color="A6B4CC" w:sz="4" w:space="0"/>
-            <w:bottom w:val="single" w:color="A6B4CC" w:sz="4" w:space="0"/>
-            <w:right w:val="single" w:color="A6B4CC" w:sz="4" w:space="0"/>
-            <w:insideH w:val="single" w:color="A6B4CC" w:sz="4" w:space="0"/>
-            <w:insideV w:val="single" w:color="A6B4CC" w:sz="4" w:space="0"/>
-          </w:tblBorders>
-          <w:tblCellMar>
-            <w:top w:w="0" w:type="dxa"/>
-            <w:left w:w="108" w:type="dxa"/>
-            <w:bottom w:w="0" w:type="dxa"/>
-            <w:right w:w="108" w:type="dxa"/>
-          </w:tblCellMar>
-        </w:tblPrEx>
-        <w:trPr>
-          <w:cantSplit/>
-        </w:trPr>
-        <w:tc>
-          <w:tcPr>
-            <w:vAlign w:val="center"/>
-            <w:shd w:fill="FFFFFF"/>
-            <w:tcMar>
-              <w:top w:w="70" w:type="dxa"/>
-              <w:left w:w="70" w:type="dxa"/>
-              <w:bottom w:w="70" w:type="dxa"/>
-              <w:right w:w="70" w:type="dxa"/>
-            </w:tcMar>
-          </w:tcPr>
-          <w:p>
-            <w:pPr>
-              <w:pStyle w:val="24"/>
-              <w:keepNext w:val="0"/>
-              <w:spacing w:before="40" w:after="40"/>
-              <w:jc w:val="left"/>
-            </w:pPr>
-            <w:r>
-              <w:rPr>
-                <w:rStyle w:val="36"/>
-                <w:b w:val="0"/>
-                <w:color w:val="000000"/>
-                <w:sz w:val="18"/>
-              </w:rPr>
-              <w:t>P=-1, mult=1</w:t>
-            </w:r>
-          </w:p>
-        </w:tc>
-        <w:tc>
-          <w:tcPr>
-            <w:vAlign w:val="center"/>
-            <w:shd w:fill="FFFFFF"/>
-            <w:tcMar>
-              <w:top w:w="70" w:type="dxa"/>
-              <w:left w:w="70" w:type="dxa"/>
-              <w:bottom w:w="70" w:type="dxa"/>
-              <w:right w:w="70" w:type="dxa"/>
-            </w:tcMar>
-          </w:tcPr>
-          <w:p>
-            <w:pPr>
-              <w:pStyle w:val="24"/>
-              <w:keepNext w:val="0"/>
-              <w:spacing w:before="40" w:after="40"/>
-              <w:jc w:val="left"/>
-            </w:pPr>
-            <w:r>
-              <w:rPr>
-                <w:b w:val="0"/>
-                <w:color w:val="000000"/>
-                <w:sz w:val="18"/>
-              </w:rPr>
-              <w:t>s=-1, zp=1</w:t>
-            </w:r>
-          </w:p>
-        </w:tc>
-        <w:tc>
-          <w:tcPr>
-            <w:vAlign w:val="center"/>
-            <w:shd w:fill="FFFFFF"/>
-            <w:tcMar>
-              <w:top w:w="70" w:type="dxa"/>
-              <w:left w:w="70" w:type="dxa"/>
-              <w:bottom w:w="70" w:type="dxa"/>
-              <w:right w:w="70" w:type="dxa"/>
-            </w:tcMar>
-          </w:tcPr>
-          <w:p>
-            <w:pPr>
-              <w:pStyle w:val="24"/>
-              <w:keepNext w:val="0"/>
-              <w:spacing w:before="40" w:after="40"/>
-              <w:jc w:val="left"/>
-            </w:pPr>
-            <w:r>
-              <w:rPr>
-                <w:rStyle w:val="36"/>
-                <w:b w:val="0"/>
-                <w:color w:val="000000"/>
-                <w:sz w:val="18"/>
-              </w:rPr>
-              <w:t>0</w:t>
-            </w:r>
-          </w:p>
-        </w:tc>
-      </w:tr>
-      <w:tr>
-        <w:tblPrEx>
-          <w:tblBorders>
-            <w:top w:val="single" w:color="A6B4CC" w:sz="4" w:space="0"/>
-            <w:left w:val="single" w:color="A6B4CC" w:sz="4" w:space="0"/>
-            <w:bottom w:val="single" w:color="A6B4CC" w:sz="4" w:space="0"/>
-            <w:right w:val="single" w:color="A6B4CC" w:sz="4" w:space="0"/>
-            <w:insideH w:val="single" w:color="A6B4CC" w:sz="4" w:space="0"/>
-            <w:insideV w:val="single" w:color="A6B4CC" w:sz="4" w:space="0"/>
-          </w:tblBorders>
-          <w:tblCellMar>
-            <w:top w:w="0" w:type="dxa"/>
-            <w:left w:w="108" w:type="dxa"/>
-            <w:bottom w:w="0" w:type="dxa"/>
-            <w:right w:w="108" w:type="dxa"/>
-          </w:tblCellMar>
-        </w:tblPrEx>
-        <w:trPr>
-          <w:cantSplit/>
-        </w:trPr>
-        <w:tc>
-          <w:tcPr>
-            <w:vAlign w:val="center"/>
-            <w:shd w:fill="FFFFFF"/>
-            <w:tcMar>
-              <w:top w:w="70" w:type="dxa"/>
-              <w:left w:w="70" w:type="dxa"/>
-              <w:bottom w:w="70" w:type="dxa"/>
-              <w:right w:w="70" w:type="dxa"/>
-            </w:tcMar>
-          </w:tcPr>
-          <w:p>
-            <w:pPr>
-              <w:pStyle w:val="24"/>
-              <w:keepNext w:val="0"/>
-              <w:spacing w:before="40" w:after="40"/>
-              <w:jc w:val="left"/>
-            </w:pPr>
-            <w:r>
-              <w:rPr>
-                <w:rStyle w:val="36"/>
-                <w:b w:val="0"/>
-                <w:color w:val="000000"/>
-                <w:sz w:val="18"/>
-              </w:rPr>
-              <w:t>P=1, mult=1</w:t>
-            </w:r>
-          </w:p>
-        </w:tc>
-        <w:tc>
-          <w:tcPr>
-            <w:vAlign w:val="center"/>
-            <w:shd w:fill="FFFFFF"/>
-            <w:tcMar>
-              <w:top w:w="70" w:type="dxa"/>
-              <w:left w:w="70" w:type="dxa"/>
-              <w:bottom w:w="70" w:type="dxa"/>
-              <w:right w:w="70" w:type="dxa"/>
-            </w:tcMar>
-          </w:tcPr>
-          <w:p>
-            <w:pPr>
-              <w:pStyle w:val="24"/>
-              <w:keepNext w:val="0"/>
-              <w:spacing w:before="40" w:after="40"/>
-              <w:jc w:val="left"/>
-            </w:pPr>
-            <w:r>
-              <w:rPr>
-                <w:b w:val="0"/>
-                <w:color w:val="000000"/>
-                <w:sz w:val="18"/>
-              </w:rPr>
-              <w:t>s=31, zp=-2147483648</w:t>
-            </w:r>
-          </w:p>
-        </w:tc>
-        <w:tc>
-          <w:tcPr>
-            <w:vAlign w:val="center"/>
-            <w:shd w:fill="FFFFFF"/>
-            <w:tcMar>
-              <w:top w:w="70" w:type="dxa"/>
-              <w:left w:w="70" w:type="dxa"/>
-              <w:bottom w:w="70" w:type="dxa"/>
-              <w:right w:w="70" w:type="dxa"/>
-            </w:tcMar>
-          </w:tcPr>
-          <w:p>
-            <w:pPr>
-              <w:pStyle w:val="24"/>
-              <w:keepNext w:val="0"/>
-              <w:spacing w:before="40" w:after="40"/>
-              <w:jc w:val="left"/>
-            </w:pPr>
-            <w:r>
-              <w:rPr>
-                <w:rStyle w:val="36"/>
-                <w:b w:val="0"/>
-                <w:color w:val="000000"/>
-                <w:sz w:val="18"/>
-              </w:rPr>
-              <w:t>0</w:t>
-            </w:r>
-          </w:p>
-        </w:tc>
-      </w:tr>
-      <w:tr>
-        <w:tblPrEx>
-          <w:tblBorders>
-            <w:top w:val="single" w:color="A6B4CC" w:sz="4" w:space="0"/>
-            <w:left w:val="single" w:color="A6B4CC" w:sz="4" w:space="0"/>
-            <w:bottom w:val="single" w:color="A6B4CC" w:sz="4" w:space="0"/>
-            <w:right w:val="single" w:color="A6B4CC" w:sz="4" w:space="0"/>
-            <w:insideH w:val="single" w:color="A6B4CC" w:sz="4" w:space="0"/>
-            <w:insideV w:val="single" w:color="A6B4CC" w:sz="4" w:space="0"/>
-          </w:tblBorders>
-          <w:tblCellMar>
-            <w:top w:w="0" w:type="dxa"/>
-            <w:left w:w="108" w:type="dxa"/>
-            <w:bottom w:w="0" w:type="dxa"/>
-            <w:right w:w="108" w:type="dxa"/>
-          </w:tblCellMar>
-        </w:tblPrEx>
-        <w:trPr>
-          <w:cantSplit/>
-        </w:trPr>
-        <w:tc>
-          <w:tcPr>
-            <w:vAlign w:val="center"/>
-            <w:shd w:fill="FFFFFF"/>
-            <w:tcMar>
-              <w:top w:w="70" w:type="dxa"/>
-              <w:left w:w="70" w:type="dxa"/>
-              <w:bottom w:w="70" w:type="dxa"/>
-              <w:right w:w="70" w:type="dxa"/>
-            </w:tcMar>
-          </w:tcPr>
-          <w:p>
-            <w:pPr>
-              <w:pStyle w:val="24"/>
-              <w:keepNext w:val="0"/>
-              <w:spacing w:before="40" w:after="40"/>
-              <w:jc w:val="left"/>
-            </w:pPr>
-            <w:r>
-              <w:rPr>
-                <w:rStyle w:val="36"/>
-                <w:b w:val="0"/>
-                <w:color w:val="000000"/>
-                <w:sz w:val="18"/>
-              </w:rPr>
-              <w:t>P=-1, mult=1</w:t>
-            </w:r>
-          </w:p>
-        </w:tc>
-        <w:tc>
-          <w:tcPr>
-            <w:vAlign w:val="center"/>
-            <w:shd w:fill="FFFFFF"/>
-            <w:tcMar>
-              <w:top w:w="70" w:type="dxa"/>
-              <w:left w:w="70" w:type="dxa"/>
-              <w:bottom w:w="70" w:type="dxa"/>
-              <w:right w:w="70" w:type="dxa"/>
-            </w:tcMar>
-          </w:tcPr>
-          <w:p>
-            <w:pPr>
-              <w:pStyle w:val="24"/>
-              <w:keepNext w:val="0"/>
-              <w:spacing w:before="40" w:after="40"/>
-              <w:jc w:val="left"/>
-            </w:pPr>
-            <w:r>
-              <w:rPr>
-                <w:b w:val="0"/>
-                <w:color w:val="000000"/>
-                <w:sz w:val="18"/>
-              </w:rPr>
-              <w:t>s=31, zp=2147483647</w:t>
-            </w:r>
-          </w:p>
-        </w:tc>
-        <w:tc>
-          <w:tcPr>
-            <w:vAlign w:val="center"/>
-            <w:shd w:fill="FFFFFF"/>
-            <w:tcMar>
-              <w:top w:w="70" w:type="dxa"/>
-              <w:left w:w="70" w:type="dxa"/>
-              <w:bottom w:w="70" w:type="dxa"/>
-              <w:right w:w="70" w:type="dxa"/>
-            </w:tcMar>
-          </w:tcPr>
-          <w:p>
-            <w:pPr>
-              <w:pStyle w:val="24"/>
-              <w:keepNext w:val="0"/>
-              <w:spacing w:before="40" w:after="40"/>
-              <w:jc w:val="left"/>
-            </w:pPr>
-            <w:r>
-              <w:rPr>
-                <w:rStyle w:val="36"/>
-                <w:b w:val="0"/>
-                <w:color w:val="000000"/>
-                <w:sz w:val="18"/>
-              </w:rPr>
-              <w:t>-1</w:t>
-            </w:r>
-          </w:p>
-        </w:tc>
-      </w:tr>
-      <w:tr>
-        <w:tblPrEx>
-          <w:tblBorders>
-            <w:top w:val="single" w:color="A6B4CC" w:sz="4" w:space="0"/>
-            <w:left w:val="single" w:color="A6B4CC" w:sz="4" w:space="0"/>
-            <w:bottom w:val="single" w:color="A6B4CC" w:sz="4" w:space="0"/>
-            <w:right w:val="single" w:color="A6B4CC" w:sz="4" w:space="0"/>
-            <w:insideH w:val="single" w:color="A6B4CC" w:sz="4" w:space="0"/>
-            <w:insideV w:val="single" w:color="A6B4CC" w:sz="4" w:space="0"/>
-          </w:tblBorders>
-          <w:tblCellMar>
-            <w:top w:w="0" w:type="dxa"/>
-            <w:left w:w="108" w:type="dxa"/>
-            <w:bottom w:w="0" w:type="dxa"/>
-            <w:right w:w="108" w:type="dxa"/>
-          </w:tblCellMar>
-        </w:tblPrEx>
-        <w:trPr>
-          <w:cantSplit/>
-        </w:trPr>
-        <w:tc>
-          <w:tcPr>
-            <w:vAlign w:val="center"/>
-            <w:shd w:fill="FFFFFF"/>
-            <w:tcMar>
-              <w:top w:w="70" w:type="dxa"/>
-              <w:left w:w="70" w:type="dxa"/>
-              <w:bottom w:w="70" w:type="dxa"/>
-              <w:right w:w="70" w:type="dxa"/>
-            </w:tcMar>
-          </w:tcPr>
-          <w:p>
-            <w:pPr>
-              <w:pStyle w:val="24"/>
-              <w:keepNext w:val="0"/>
-              <w:spacing w:before="40" w:after="40"/>
-              <w:jc w:val="left"/>
-            </w:pPr>
-            <w:r>
-              <w:rPr>
-                <w:rStyle w:val="36"/>
-                <w:b w:val="0"/>
-                <w:color w:val="000000"/>
-                <w:sz w:val="18"/>
-              </w:rPr>
-              <w:t>P=1, mult=1</w:t>
-            </w:r>
-          </w:p>
-        </w:tc>
-        <w:tc>
-          <w:tcPr>
-            <w:vAlign w:val="center"/>
-            <w:shd w:fill="FFFFFF"/>
-            <w:tcMar>
-              <w:top w:w="70" w:type="dxa"/>
-              <w:left w:w="70" w:type="dxa"/>
-              <w:bottom w:w="70" w:type="dxa"/>
-              <w:right w:w="70" w:type="dxa"/>
-            </w:tcMar>
-          </w:tcPr>
-          <w:p>
-            <w:pPr>
-              <w:pStyle w:val="24"/>
-              <w:keepNext w:val="0"/>
-              <w:spacing w:before="40" w:after="40"/>
-              <w:jc w:val="left"/>
-            </w:pPr>
-            <w:r>
-              <w:rPr>
-                <w:b w:val="0"/>
-                <w:color w:val="000000"/>
-                <w:sz w:val="18"/>
-              </w:rPr>
-              <w:t>s=32, zp=-2147483648</w:t>
-            </w:r>
-          </w:p>
-        </w:tc>
-        <w:tc>
-          <w:tcPr>
-            <w:vAlign w:val="center"/>
-            <w:shd w:fill="FFFFFF"/>
-            <w:tcMar>
-              <w:top w:w="70" w:type="dxa"/>
-              <w:left w:w="70" w:type="dxa"/>
-              <w:bottom w:w="70" w:type="dxa"/>
-              <w:right w:w="70" w:type="dxa"/>
-            </w:tcMar>
-          </w:tcPr>
-          <w:p>
-            <w:pPr>
-              <w:pStyle w:val="24"/>
-              <w:keepNext w:val="0"/>
-              <w:spacing w:before="40" w:after="40"/>
-              <w:jc w:val="left"/>
-            </w:pPr>
-            <w:r>
-              <w:rPr>
-                <w:rStyle w:val="36"/>
-                <w:b w:val="0"/>
-                <w:color w:val="000000"/>
-                <w:sz w:val="18"/>
-              </w:rPr>
-              <w:t>127</w:t>
-            </w:r>
-          </w:p>
-        </w:tc>
-      </w:tr>
-      <w:tr>
-        <w:tblPrEx>
-          <w:tblBorders>
-            <w:top w:val="single" w:color="A6B4CC" w:sz="4" w:space="0"/>
-            <w:left w:val="single" w:color="A6B4CC" w:sz="4" w:space="0"/>
-            <w:bottom w:val="single" w:color="A6B4CC" w:sz="4" w:space="0"/>
-            <w:right w:val="single" w:color="A6B4CC" w:sz="4" w:space="0"/>
-            <w:insideH w:val="single" w:color="A6B4CC" w:sz="4" w:space="0"/>
-            <w:insideV w:val="single" w:color="A6B4CC" w:sz="4" w:space="0"/>
-          </w:tblBorders>
-          <w:tblCellMar>
-            <w:top w:w="0" w:type="dxa"/>
-            <w:left w:w="108" w:type="dxa"/>
-            <w:bottom w:w="0" w:type="dxa"/>
-            <w:right w:w="108" w:type="dxa"/>
-          </w:tblCellMar>
-        </w:tblPrEx>
-        <w:trPr>
-          <w:cantSplit/>
-        </w:trPr>
-        <w:tc>
-          <w:tcPr>
-            <w:vAlign w:val="center"/>
-            <w:shd w:fill="FFFFFF"/>
-            <w:tcMar>
-              <w:top w:w="70" w:type="dxa"/>
-              <w:left w:w="70" w:type="dxa"/>
-              <w:bottom w:w="70" w:type="dxa"/>
-              <w:right w:w="70" w:type="dxa"/>
-            </w:tcMar>
-          </w:tcPr>
-          <w:p>
-            <w:pPr>
-              <w:pStyle w:val="24"/>
-              <w:keepNext w:val="0"/>
-              <w:spacing w:before="40" w:after="40"/>
-              <w:jc w:val="left"/>
-            </w:pPr>
-            <w:r>
-              <w:rPr>
-                <w:rStyle w:val="36"/>
-                <w:b w:val="0"/>
-                <w:color w:val="000000"/>
-                <w:sz w:val="18"/>
-              </w:rPr>
-              <w:t>P=-1, mult=1</w:t>
-            </w:r>
-          </w:p>
-        </w:tc>
-        <w:tc>
-          <w:tcPr>
-            <w:vAlign w:val="center"/>
-            <w:shd w:fill="FFFFFF"/>
-            <w:tcMar>
-              <w:top w:w="70" w:type="dxa"/>
-              <w:left w:w="70" w:type="dxa"/>
-              <w:bottom w:w="70" w:type="dxa"/>
-              <w:right w:w="70" w:type="dxa"/>
-            </w:tcMar>
-          </w:tcPr>
-          <w:p>
-            <w:pPr>
-              <w:pStyle w:val="24"/>
-              <w:keepNext w:val="0"/>
-              <w:spacing w:before="40" w:after="40"/>
-              <w:jc w:val="left"/>
-            </w:pPr>
-            <w:r>
-              <w:rPr>
-                <w:b w:val="0"/>
-                <w:color w:val="000000"/>
-                <w:sz w:val="18"/>
-              </w:rPr>
-              <w:t>s=32, zp=2147483647</w:t>
-            </w:r>
-          </w:p>
-        </w:tc>
-        <w:tc>
-          <w:tcPr>
-            <w:vAlign w:val="center"/>
-            <w:shd w:fill="FFFFFF"/>
-            <w:tcMar>
-              <w:top w:w="70" w:type="dxa"/>
-              <w:left w:w="70" w:type="dxa"/>
-              <w:bottom w:w="70" w:type="dxa"/>
-              <w:right w:w="70" w:type="dxa"/>
-            </w:tcMar>
-          </w:tcPr>
-          <w:p>
-            <w:pPr>
-              <w:pStyle w:val="24"/>
-              <w:keepNext w:val="0"/>
-              <w:spacing w:before="40" w:after="40"/>
-              <w:jc w:val="left"/>
-            </w:pPr>
-            <w:r>
-              <w:rPr>
-                <w:rStyle w:val="36"/>
-                <w:b w:val="0"/>
-                <w:color w:val="000000"/>
-                <w:sz w:val="18"/>
-              </w:rPr>
-              <w:t>-128</w:t>
-            </w:r>
-          </w:p>
-        </w:tc>
-      </w:tr>
-      <w:tr>
-        <w:tblPrEx>
-          <w:tblBorders>
-            <w:top w:val="single" w:color="A6B4CC" w:sz="4" w:space="0"/>
-            <w:left w:val="single" w:color="A6B4CC" w:sz="4" w:space="0"/>
-            <w:bottom w:val="single" w:color="A6B4CC" w:sz="4" w:space="0"/>
-            <w:right w:val="single" w:color="A6B4CC" w:sz="4" w:space="0"/>
-            <w:insideH w:val="single" w:color="A6B4CC" w:sz="4" w:space="0"/>
-            <w:insideV w:val="single" w:color="A6B4CC" w:sz="4" w:space="0"/>
-          </w:tblBorders>
-          <w:tblCellMar>
-            <w:top w:w="0" w:type="dxa"/>
-            <w:left w:w="108" w:type="dxa"/>
-            <w:bottom w:w="0" w:type="dxa"/>
-            <w:right w:w="108" w:type="dxa"/>
-          </w:tblCellMar>
-        </w:tblPrEx>
-        <w:trPr>
-          <w:cantSplit/>
-        </w:trPr>
-        <w:tc>
-          <w:tcPr>
-            <w:vAlign w:val="center"/>
-            <w:shd w:fill="FFFFFF"/>
-            <w:tcMar>
-              <w:top w:w="70" w:type="dxa"/>
-              <w:left w:w="70" w:type="dxa"/>
-              <w:bottom w:w="70" w:type="dxa"/>
-              <w:right w:w="70" w:type="dxa"/>
-            </w:tcMar>
-          </w:tcPr>
-          <w:p>
-            <w:pPr>
-              <w:pStyle w:val="24"/>
-              <w:keepNext w:val="0"/>
-              <w:spacing w:before="40" w:after="40"/>
-              <w:jc w:val="left"/>
-            </w:pPr>
-            <w:r>
-              <w:rPr>
-                <w:rStyle w:val="36"/>
-                <w:b w:val="0"/>
-                <w:color w:val="000000"/>
-                <w:sz w:val="18"/>
-              </w:rPr>
-              <w:t>P=-2147483648, mult=-2147483648</w:t>
-            </w:r>
-          </w:p>
-        </w:tc>
-        <w:tc>
-          <w:tcPr>
-            <w:vAlign w:val="center"/>
-            <w:shd w:fill="FFFFFF"/>
-            <w:tcMar>
-              <w:top w:w="70" w:type="dxa"/>
-              <w:left w:w="70" w:type="dxa"/>
-              <w:bottom w:w="70" w:type="dxa"/>
-              <w:right w:w="70" w:type="dxa"/>
-            </w:tcMar>
-          </w:tcPr>
-          <w:p>
-            <w:pPr>
-              <w:pStyle w:val="24"/>
-              <w:keepNext w:val="0"/>
-              <w:spacing w:before="40" w:after="40"/>
-              <w:jc w:val="left"/>
-            </w:pPr>
-            <w:r>
-              <w:rPr>
-                <w:b w:val="0"/>
-                <w:color w:val="000000"/>
-                <w:sz w:val="18"/>
-              </w:rPr>
-              <w:t>s=-63, zp=0</w:t>
-            </w:r>
-          </w:p>
-        </w:tc>
-        <w:tc>
-          <w:tcPr>
-            <w:vAlign w:val="center"/>
-            <w:shd w:fill="FFFFFF"/>
-            <w:tcMar>
-              <w:top w:w="70" w:type="dxa"/>
-              <w:left w:w="70" w:type="dxa"/>
-              <w:bottom w:w="70" w:type="dxa"/>
-              <w:right w:w="70" w:type="dxa"/>
-            </w:tcMar>
-          </w:tcPr>
-          <w:p>
-            <w:pPr>
-              <w:pStyle w:val="24"/>
-              <w:keepNext w:val="0"/>
-              <w:spacing w:before="40" w:after="40"/>
-              <w:jc w:val="left"/>
-            </w:pPr>
-            <w:r>
-              <w:rPr>
-                <w:rStyle w:val="36"/>
-                <w:b w:val="0"/>
-                <w:color w:val="000000"/>
-                <w:sz w:val="18"/>
-              </w:rPr>
-              <w:t>1</w:t>
-            </w:r>
-          </w:p>
-        </w:tc>
-      </w:tr>
-      <w:tr>
-        <w:tblPrEx>
-          <w:tblBorders>
-            <w:top w:val="single" w:color="A6B4CC" w:sz="4" w:space="0"/>
-            <w:left w:val="single" w:color="A6B4CC" w:sz="4" w:space="0"/>
-            <w:bottom w:val="single" w:color="A6B4CC" w:sz="4" w:space="0"/>
-            <w:right w:val="single" w:color="A6B4CC" w:sz="4" w:space="0"/>
-            <w:insideH w:val="single" w:color="A6B4CC" w:sz="4" w:space="0"/>
-            <w:insideV w:val="single" w:color="A6B4CC" w:sz="4" w:space="0"/>
-          </w:tblBorders>
-          <w:tblCellMar>
-            <w:top w:w="0" w:type="dxa"/>
-            <w:left w:w="108" w:type="dxa"/>
-            <w:bottom w:w="0" w:type="dxa"/>
-            <w:right w:w="108" w:type="dxa"/>
-          </w:tblCellMar>
-        </w:tblPrEx>
-        <w:trPr>
-          <w:cantSplit/>
-        </w:trPr>
-        <w:tc>
-          <w:tcPr>
-            <w:vAlign w:val="center"/>
-            <w:shd w:fill="FFFFFF"/>
-            <w:tcMar>
-              <w:top w:w="70" w:type="dxa"/>
-              <w:left w:w="70" w:type="dxa"/>
-              <w:bottom w:w="70" w:type="dxa"/>
-              <w:right w:w="70" w:type="dxa"/>
-            </w:tcMar>
-          </w:tcPr>
-          <w:p>
-            <w:pPr>
-              <w:pStyle w:val="24"/>
-              <w:keepNext w:val="0"/>
-              <w:spacing w:before="40" w:after="40"/>
-              <w:jc w:val="left"/>
-            </w:pPr>
-            <w:r>
-              <w:rPr>
-                <w:rStyle w:val="36"/>
-                <w:b w:val="0"/>
-                <w:color w:val="000000"/>
-                <w:sz w:val="18"/>
-              </w:rPr>
-              <w:t>P=-2147483648, mult=-2147483648</w:t>
-            </w:r>
-          </w:p>
-        </w:tc>
-        <w:tc>
-          <w:tcPr>
-            <w:vAlign w:val="center"/>
-            <w:shd w:fill="FFFFFF"/>
-            <w:tcMar>
-              <w:top w:w="70" w:type="dxa"/>
-              <w:left w:w="70" w:type="dxa"/>
-              <w:bottom w:w="70" w:type="dxa"/>
-              <w:right w:w="70" w:type="dxa"/>
-            </w:tcMar>
-          </w:tcPr>
-          <w:p>
-            <w:pPr>
-              <w:pStyle w:val="24"/>
-              <w:keepNext w:val="0"/>
-              <w:spacing w:before="40" w:after="40"/>
-              <w:jc w:val="left"/>
-            </w:pPr>
-            <w:r>
-              <w:rPr>
-                <w:b w:val="0"/>
-                <w:color w:val="000000"/>
-                <w:sz w:val="18"/>
-              </w:rPr>
-              <w:t>s=-64, zp=0</w:t>
-            </w:r>
-          </w:p>
-        </w:tc>
-        <w:tc>
-          <w:tcPr>
-            <w:vAlign w:val="center"/>
-            <w:shd w:fill="FFFFFF"/>
-            <w:tcMar>
-              <w:top w:w="70" w:type="dxa"/>
-              <w:left w:w="70" w:type="dxa"/>
-              <w:bottom w:w="70" w:type="dxa"/>
-              <w:right w:w="70" w:type="dxa"/>
-            </w:tcMar>
-          </w:tcPr>
-          <w:p>
-            <w:pPr>
-              <w:pStyle w:val="24"/>
-              <w:keepNext w:val="0"/>
-              <w:spacing w:before="40" w:after="40"/>
-              <w:jc w:val="left"/>
-            </w:pPr>
-            <w:r>
-              <w:rPr>
-                <w:rStyle w:val="36"/>
-                <w:b w:val="0"/>
-                <w:color w:val="000000"/>
-                <w:sz w:val="18"/>
-              </w:rPr>
-              <w:t>0</w:t>
-            </w:r>
-          </w:p>
-        </w:tc>
-      </w:tr>
-      <w:tr>
-        <w:tblPrEx>
-          <w:tblBorders>
-            <w:top w:val="single" w:color="A6B4CC" w:sz="4" w:space="0"/>
-            <w:left w:val="single" w:color="A6B4CC" w:sz="4" w:space="0"/>
-            <w:bottom w:val="single" w:color="A6B4CC" w:sz="4" w:space="0"/>
-            <w:right w:val="single" w:color="A6B4CC" w:sz="4" w:space="0"/>
-            <w:insideH w:val="single" w:color="A6B4CC" w:sz="4" w:space="0"/>
-            <w:insideV w:val="single" w:color="A6B4CC" w:sz="4" w:space="0"/>
-          </w:tblBorders>
-          <w:tblCellMar>
-            <w:top w:w="0" w:type="dxa"/>
-            <w:left w:w="108" w:type="dxa"/>
-            <w:bottom w:w="0" w:type="dxa"/>
-            <w:right w:w="108" w:type="dxa"/>
-          </w:tblCellMar>
-        </w:tblPrEx>
-        <w:trPr>
-          <w:cantSplit/>
-        </w:trPr>
-        <w:tc>
-          <w:tcPr>
-            <w:vAlign w:val="center"/>
-            <w:shd w:fill="FFFFFF"/>
-            <w:tcMar>
-              <w:top w:w="70" w:type="dxa"/>
-              <w:left w:w="70" w:type="dxa"/>
-              <w:bottom w:w="70" w:type="dxa"/>
-              <w:right w:w="70" w:type="dxa"/>
-            </w:tcMar>
-          </w:tcPr>
-          <w:p>
-            <w:pPr>
-              <w:pStyle w:val="24"/>
-              <w:keepNext w:val="0"/>
-              <w:spacing w:before="40" w:after="40"/>
-              <w:jc w:val="left"/>
-            </w:pPr>
-            <w:r>
-              <w:rPr>
-                <w:rStyle w:val="36"/>
-                <w:b w:val="0"/>
-                <w:color w:val="000000"/>
-                <w:sz w:val="18"/>
-              </w:rPr>
-              <w:t>P=1, mult=1</w:t>
-            </w:r>
-          </w:p>
-        </w:tc>
-        <w:tc>
-          <w:tcPr>
-            <w:vAlign w:val="center"/>
-            <w:shd w:fill="FFFFFF"/>
-            <w:tcMar>
-              <w:top w:w="70" w:type="dxa"/>
-              <w:left w:w="70" w:type="dxa"/>
-              <w:bottom w:w="70" w:type="dxa"/>
-              <w:right w:w="70" w:type="dxa"/>
-            </w:tcMar>
-          </w:tcPr>
-          <w:p>
-            <w:pPr>
-              <w:pStyle w:val="24"/>
-              <w:keepNext w:val="0"/>
-              <w:spacing w:before="40" w:after="40"/>
-              <w:jc w:val="left"/>
-            </w:pPr>
-            <w:r>
-              <w:rPr>
-                <w:b w:val="0"/>
-                <w:color w:val="000000"/>
-                <w:sz w:val="18"/>
-              </w:rPr>
-              <w:t>s=-512, zp=5</w:t>
-            </w:r>
-          </w:p>
-        </w:tc>
-        <w:tc>
-          <w:tcPr>
-            <w:vAlign w:val="center"/>
-            <w:shd w:fill="FFFFFF"/>
-            <w:tcMar>
-              <w:top w:w="70" w:type="dxa"/>
-              <w:left w:w="70" w:type="dxa"/>
-              <w:bottom w:w="70" w:type="dxa"/>
-              <w:right w:w="70" w:type="dxa"/>
-            </w:tcMar>
-          </w:tcPr>
-          <w:p>
-            <w:pPr>
-              <w:pStyle w:val="24"/>
-              <w:keepNext w:val="0"/>
-              <w:spacing w:before="40" w:after="40"/>
-              <w:jc w:val="left"/>
-            </w:pPr>
-            <w:r>
-              <w:rPr>
-                <w:rStyle w:val="36"/>
-                <w:b w:val="0"/>
-                <w:color w:val="000000"/>
-                <w:sz w:val="18"/>
-              </w:rPr>
-              <w:t>5</w:t>
-            </w:r>
-          </w:p>
-        </w:tc>
-      </w:tr>
-      <w:tr>
-        <w:tblPrEx>
-          <w:tblBorders>
-            <w:top w:val="single" w:color="A6B4CC" w:sz="4" w:space="0"/>
-            <w:left w:val="single" w:color="A6B4CC" w:sz="4" w:space="0"/>
-            <w:bottom w:val="single" w:color="A6B4CC" w:sz="4" w:space="0"/>
-            <w:right w:val="single" w:color="A6B4CC" w:sz="4" w:space="0"/>
-            <w:insideH w:val="single" w:color="A6B4CC" w:sz="4" w:space="0"/>
-            <w:insideV w:val="single" w:color="A6B4CC" w:sz="4" w:space="0"/>
-          </w:tblBorders>
-          <w:tblCellMar>
-            <w:top w:w="0" w:type="dxa"/>
-            <w:left w:w="108" w:type="dxa"/>
-            <w:bottom w:w="0" w:type="dxa"/>
-            <w:right w:w="108" w:type="dxa"/>
-          </w:tblCellMar>
-        </w:tblPrEx>
-        <w:trPr>
-          <w:cantSplit/>
-        </w:trPr>
-        <w:tc>
-          <w:tcPr>
-            <w:vAlign w:val="center"/>
-            <w:shd w:fill="FFFFFF"/>
-            <w:tcMar>
-              <w:top w:w="70" w:type="dxa"/>
-              <w:left w:w="70" w:type="dxa"/>
-              <w:bottom w:w="70" w:type="dxa"/>
-              <w:right w:w="70" w:type="dxa"/>
-            </w:tcMar>
-          </w:tcPr>
-          <w:p>
-            <w:pPr>
-              <w:pStyle w:val="24"/>
-              <w:keepNext w:val="0"/>
-              <w:spacing w:before="40" w:after="40"/>
-              <w:jc w:val="left"/>
-            </w:pPr>
-            <w:r>
-              <w:rPr>
-                <w:rStyle w:val="36"/>
-                <w:b w:val="0"/>
-                <w:color w:val="000000"/>
-                <w:sz w:val="18"/>
-              </w:rPr>
-              <w:t>P=1, mult=1</w:t>
-            </w:r>
-          </w:p>
-        </w:tc>
-        <w:tc>
-          <w:tcPr>
-            <w:vAlign w:val="center"/>
-            <w:shd w:fill="FFFFFF"/>
-            <w:tcMar>
-              <w:top w:w="70" w:type="dxa"/>
-              <w:left w:w="70" w:type="dxa"/>
-              <w:bottom w:w="70" w:type="dxa"/>
-              <w:right w:w="70" w:type="dxa"/>
-            </w:tcMar>
-          </w:tcPr>
-          <w:p>
-            <w:pPr>
-              <w:pStyle w:val="24"/>
-              <w:keepNext w:val="0"/>
-              <w:spacing w:before="40" w:after="40"/>
-              <w:jc w:val="left"/>
-            </w:pPr>
-            <w:r>
-              <w:rPr>
-                <w:b w:val="0"/>
-                <w:color w:val="000000"/>
-                <w:sz w:val="18"/>
-              </w:rPr>
-              <w:t>s=511, zp=0</w:t>
-            </w:r>
-          </w:p>
-        </w:tc>
-        <w:tc>
-          <w:tcPr>
-            <w:vAlign w:val="center"/>
-            <w:shd w:fill="FFFFFF"/>
-            <w:tcMar>
-              <w:top w:w="70" w:type="dxa"/>
-              <w:left w:w="70" w:type="dxa"/>
-              <w:bottom w:w="70" w:type="dxa"/>
-              <w:right w:w="70" w:type="dxa"/>
-            </w:tcMar>
-          </w:tcPr>
-          <w:p>
-            <w:pPr>
-              <w:pStyle w:val="24"/>
-              <w:keepNext w:val="0"/>
-              <w:spacing w:before="40" w:after="40"/>
-              <w:jc w:val="left"/>
-            </w:pPr>
-            <w:r>
-              <w:rPr>
-                <w:rStyle w:val="36"/>
-                <w:b w:val="0"/>
-                <w:color w:val="000000"/>
-                <w:sz w:val="18"/>
-              </w:rPr>
-              <w:t>127</w:t>
-            </w:r>
-          </w:p>
-        </w:tc>
-      </w:tr>
-      <w:tr>
-        <w:tblPrEx>
-          <w:tblBorders>
-            <w:top w:val="single" w:color="A6B4CC" w:sz="4" w:space="0"/>
-            <w:left w:val="single" w:color="A6B4CC" w:sz="4" w:space="0"/>
-            <w:bottom w:val="single" w:color="A6B4CC" w:sz="4" w:space="0"/>
-            <w:right w:val="single" w:color="A6B4CC" w:sz="4" w:space="0"/>
-            <w:insideH w:val="single" w:color="A6B4CC" w:sz="4" w:space="0"/>
-            <w:insideV w:val="single" w:color="A6B4CC" w:sz="4" w:space="0"/>
-          </w:tblBorders>
-          <w:tblCellMar>
-            <w:top w:w="0" w:type="dxa"/>
-            <w:left w:w="108" w:type="dxa"/>
-            <w:bottom w:w="0" w:type="dxa"/>
-            <w:right w:w="108" w:type="dxa"/>
-          </w:tblCellMar>
-        </w:tblPrEx>
-        <w:trPr>
-          <w:cantSplit/>
-        </w:trPr>
-        <w:tc>
-          <w:tcPr>
-            <w:vAlign w:val="center"/>
-            <w:shd w:fill="FFFFFF"/>
-            <w:tcMar>
-              <w:top w:w="70" w:type="dxa"/>
-              <w:left w:w="70" w:type="dxa"/>
-              <w:bottom w:w="70" w:type="dxa"/>
-              <w:right w:w="70" w:type="dxa"/>
-            </w:tcMar>
-          </w:tcPr>
-          <w:p>
-            <w:pPr>
-              <w:pStyle w:val="24"/>
-              <w:keepNext w:val="0"/>
-              <w:spacing w:before="40" w:after="40"/>
-              <w:jc w:val="left"/>
-            </w:pPr>
-            <w:r>
-              <w:rPr>
-                <w:rStyle w:val="36"/>
-                <w:b w:val="0"/>
-                <w:color w:val="000000"/>
-                <w:sz w:val="18"/>
-              </w:rPr>
-              <w:t>P=0, mult=1</w:t>
-            </w:r>
-          </w:p>
-        </w:tc>
-        <w:tc>
-          <w:tcPr>
-            <w:vAlign w:val="center"/>
-            <w:shd w:fill="FFFFFF"/>
-            <w:tcMar>
-              <w:top w:w="70" w:type="dxa"/>
-              <w:left w:w="70" w:type="dxa"/>
-              <w:bottom w:w="70" w:type="dxa"/>
-              <w:right w:w="70" w:type="dxa"/>
-            </w:tcMar>
-          </w:tcPr>
-          <w:p>
-            <w:pPr>
-              <w:pStyle w:val="24"/>
-              <w:keepNext w:val="0"/>
-              <w:spacing w:before="40" w:after="40"/>
-              <w:jc w:val="left"/>
-            </w:pPr>
-            <w:r>
-              <w:rPr>
-                <w:b w:val="0"/>
-                <w:color w:val="000000"/>
-                <w:sz w:val="18"/>
-              </w:rPr>
-              <w:t>s=511, zp=-2147483648</w:t>
-            </w:r>
-          </w:p>
-        </w:tc>
-        <w:tc>
-          <w:tcPr>
-            <w:vAlign w:val="center"/>
-            <w:shd w:fill="FFFFFF"/>
-            <w:tcMar>
-              <w:top w:w="70" w:type="dxa"/>
-              <w:left w:w="70" w:type="dxa"/>
-              <w:bottom w:w="70" w:type="dxa"/>
-              <w:right w:w="70" w:type="dxa"/>
-            </w:tcMar>
-          </w:tcPr>
-          <w:p>
-            <w:pPr>
-              <w:pStyle w:val="24"/>
-              <w:keepNext w:val="0"/>
-              <w:spacing w:before="40" w:after="40"/>
-              <w:jc w:val="left"/>
-            </w:pPr>
-            <w:r>
-              <w:rPr>
-                <w:rStyle w:val="36"/>
-                <w:b w:val="0"/>
-                <w:color w:val="000000"/>
-                <w:sz w:val="18"/>
-              </w:rPr>
-              <w:t>-128</w:t>
-            </w:r>
-          </w:p>
-        </w:tc>
-      </w:tr>
-    </w:tbl>
+        </w:rPr>
+        <w:t>6.2.7 原始 C++ 参数结构体与量化函数参考</w:t>
+      </w:r>
+    </w:p>
+    <w:p>
+      <w:pPr>
+        <w:pStyle w:val="3"/>
+        <w:spacing w:after="100"/>
+      </w:pPr>
+      <w:r>
+        <w:rPr>
+          <w:b w:val="0"/>
+        </w:rPr>
+        <w:t>以下从Requant修订版保留原始FixedPointMultiplier和quantize_multiplier参考代码。其shift是frexp指数e，表示scale=M×2^(e−31)；当前RTL shift是直接乘2^h的h，适配时必须令h=e−31，不能把代码shift原样送入RTL。</w:t>
+      </w:r>
+    </w:p>
+    <w:p>
+      <w:pPr>
+        <w:pStyle w:val="3"/>
+        <w:spacing w:after="140" w:before="80"/>
+        <w:jc w:val="center"/>
+      </w:pPr>
+      <w:r>
+        <w:rPr>
+          <w:b w:val="0"/>
+        </w:rPr>
+      </w:r>
+      <m:oMathPara>
+        <m:oMath>
+          <m:sSub>
+            <m:e>
+              <m:r>
+                <m:t>h</m:t>
+              </m:r>
+            </m:e>
+            <m:sub>
+              <m:r>
+                <m:t>RTL</m:t>
+              </m:r>
+            </m:sub>
+          </m:sSub>
+          <m:r>
+            <m:t> = </m:t>
+          </m:r>
+          <m:sSub>
+            <m:e>
+              <m:r>
+                <m:t>shift</m:t>
+              </m:r>
+            </m:e>
+            <m:sub>
+              <m:r>
+                <m:t>reference</m:t>
+              </m:r>
+            </m:sub>
+          </m:sSub>
+          <m:r>
+            <m:t> − 31</m:t>
+          </m:r>
+        </m:oMath>
+      </m:oMathPara>
+    </w:p>
+    <w:p>
+      <w:pPr>
+        <w:pStyle w:val="3"/>
+        <w:spacing w:after="100"/>
+      </w:pPr>
+      <w:r>
+        <w:rPr>
+          <w:b w:val="0"/>
+        </w:rPr>
+        <w:t>代码中的Q0.31归一化、e&lt;−31归零和e&gt;31钳制仅为参考生成策略，不是当前RTL的shift合法范围。当前RTL接收完整signed INT10；若生成端采用不同近似策略，必须使用实际编码scale重新生成已舍入ZP及golden。特别是代码对较大指数的钳制会改变比例，不能据此宣称原scale被精确表示。</w:t>
+      </w:r>
+    </w:p>
+    <w:p>
+      <w:pPr>
+        <w:keepNext/>
+        <w:spacing w:after="0" w:before="0" w:line="240" w:lineRule="auto"/>
+      </w:pPr>
+      <w:r>
+        <w:rPr>
+          <w:rFonts w:ascii="Consolas" w:hAnsi="Consolas"/>
+          <w:b w:val="0"/>
+          <w:sz w:val="18"/>
+        </w:rPr>
+        <w:t>#include &lt;cmath&gt;</w:t>
+      </w:r>
+    </w:p>
+    <w:p>
+      <w:pPr>
+        <w:keepNext/>
+        <w:spacing w:after="0" w:before="0" w:line="240" w:lineRule="auto"/>
+      </w:pPr>
+      <w:r>
+        <w:rPr>
+          <w:rFonts w:ascii="Consolas" w:hAnsi="Consolas"/>
+          <w:b w:val="0"/>
+          <w:sz w:val="18"/>
+        </w:rPr>
+        <w:t>#include &lt;cstdint&gt;</w:t>
+      </w:r>
+    </w:p>
+    <w:p>
+      <w:pPr>
+        <w:keepNext/>
+        <w:spacing w:after="0" w:before="0" w:line="240" w:lineRule="auto"/>
+      </w:pPr>
+      <w:r>
+        <w:rPr>
+          <w:rFonts w:ascii="Consolas" w:hAnsi="Consolas"/>
+          <w:b w:val="0"/>
+          <w:sz w:val="18"/>
+        </w:rPr>
+        <w:t>#include &lt;stdexcept&gt;</w:t>
+      </w:r>
+    </w:p>
+    <w:p>
+      <w:pPr>
+        <w:keepNext/>
+        <w:spacing w:after="0" w:before="0" w:line="240" w:lineRule="auto"/>
+      </w:pPr>
+      <w:r>
+        <w:rPr>
+          <w:rFonts w:ascii="Consolas" w:hAnsi="Consolas"/>
+          <w:b w:val="0"/>
+          <w:sz w:val="18"/>
+        </w:rPr>
+        <w:t>// ============================================================</w:t>
+      </w:r>
+    </w:p>
+    <w:p>
+      <w:pPr>
+        <w:keepNext/>
+        <w:spacing w:after="0" w:before="0" w:line="240" w:lineRule="auto"/>
+      </w:pPr>
+      <w:r>
+        <w:rPr>
+          <w:rFonts w:ascii="Consolas" w:hAnsi="Consolas"/>
+          <w:b w:val="0"/>
+          <w:sz w:val="18"/>
+        </w:rPr>
+        <w:t>// Fixed-point multiplier parameters (runtime, pure integer)</w:t>
+      </w:r>
+    </w:p>
+    <w:p>
+      <w:pPr>
+        <w:keepNext/>
+        <w:spacing w:after="0" w:before="0" w:line="240" w:lineRule="auto"/>
+      </w:pPr>
+      <w:r>
+        <w:rPr>
+          <w:rFonts w:ascii="Consolas" w:hAnsi="Consolas"/>
+          <w:b w:val="0"/>
+          <w:sz w:val="18"/>
+        </w:rPr>
+        <w:t>// Represents a scale as: multiplier * 2^(shift - 31)</w:t>
+      </w:r>
+    </w:p>
+    <w:p>
+      <w:pPr>
+        <w:keepNext/>
+        <w:spacing w:after="0" w:before="0" w:line="240" w:lineRule="auto"/>
+      </w:pPr>
+      <w:r>
+        <w:rPr>
+          <w:rFonts w:ascii="Consolas" w:hAnsi="Consolas"/>
+          <w:b w:val="0"/>
+          <w:sz w:val="18"/>
+        </w:rPr>
+        <w:t>// where multiplier is in [2^30, 2^31 - 1] (Q0.31 format)</w:t>
+      </w:r>
+    </w:p>
+    <w:p>
+      <w:pPr>
+        <w:keepNext/>
+        <w:spacing w:after="0" w:before="0" w:line="240" w:lineRule="auto"/>
+      </w:pPr>
+      <w:r>
+        <w:rPr>
+          <w:rFonts w:ascii="Consolas" w:hAnsi="Consolas"/>
+          <w:b w:val="0"/>
+          <w:sz w:val="18"/>
+        </w:rPr>
+        <w:t>// ============================================================</w:t>
+      </w:r>
+    </w:p>
+    <w:p>
+      <w:pPr>
+        <w:keepNext/>
+        <w:spacing w:after="0" w:before="0" w:line="240" w:lineRule="auto"/>
+      </w:pPr>
+      <w:r>
+        <w:rPr>
+          <w:rFonts w:ascii="Consolas" w:hAnsi="Consolas"/>
+          <w:b w:val="0"/>
+          <w:sz w:val="18"/>
+        </w:rPr>
+        <w:t>struct FixedPointMultiplier {</w:t>
+      </w:r>
+    </w:p>
+    <w:p>
+      <w:pPr>
+        <w:keepNext/>
+        <w:spacing w:after="0" w:before="0" w:line="240" w:lineRule="auto"/>
+      </w:pPr>
+      <w:r>
+        <w:rPr>
+          <w:rFonts w:ascii="Consolas" w:hAnsi="Consolas"/>
+          <w:b w:val="0"/>
+          <w:sz w:val="18"/>
+        </w:rPr>
+        <w:t xml:space="preserve">  int32_t multiplier = 0; // Q0.31 format, in [0, 2^31-1]</w:t>
+      </w:r>
+    </w:p>
+    <w:p>
+      <w:pPr>
+        <w:keepNext/>
+        <w:spacing w:after="0" w:before="0" w:line="240" w:lineRule="auto"/>
+      </w:pPr>
+      <w:r>
+        <w:rPr>
+          <w:rFonts w:ascii="Consolas" w:hAnsi="Consolas"/>
+          <w:b w:val="0"/>
+          <w:sz w:val="18"/>
+        </w:rPr>
+        <w:t xml:space="preserve">  int32_t shift = 0;      // exponent: value = multiplier * 2^(shift - 31)</w:t>
+      </w:r>
+    </w:p>
+    <w:p>
+      <w:pPr>
+        <w:keepNext/>
+        <w:spacing w:after="0" w:before="0" w:line="240" w:lineRule="auto"/>
+      </w:pPr>
+      <w:r>
+        <w:rPr>
+          <w:rFonts w:ascii="Consolas" w:hAnsi="Consolas"/>
+          <w:b w:val="0"/>
+          <w:sz w:val="18"/>
+        </w:rPr>
+        <w:t>};</w:t>
+      </w:r>
+    </w:p>
+    <w:p>
+      <w:pPr>
+        <w:keepNext/>
+        <w:spacing w:after="0" w:before="0" w:line="240" w:lineRule="auto"/>
+      </w:pPr>
+      <w:r>
+        <w:rPr>
+          <w:rFonts w:ascii="Consolas" w:hAnsi="Consolas"/>
+          <w:b w:val="0"/>
+          <w:sz w:val="18"/>
+        </w:rPr>
+        <w:t>FixedPointMultiplier quantize_multiplier(double double_multiplier) {</w:t>
+      </w:r>
+    </w:p>
     <w:p>
       <w:pPr>
         <w:keepNext w:val="0"/>
+        <w:spacing w:after="0" w:before="0" w:line="240" w:lineRule="auto"/>
+      </w:pPr>
+      <w:r>
+        <w:rPr>
+          <w:rFonts w:ascii="Consolas" w:hAnsi="Consolas"/>
+          <w:b w:val="0"/>
+          <w:sz w:val="18"/>
+        </w:rPr>
+        <w:t xml:space="preserve">  FixedPointMultiplier result;</w:t>
+      </w:r>
+    </w:p>
+    <w:p>
+      <w:pPr>
+        <w:keepNext w:val="0"/>
+        <w:spacing w:after="0" w:before="0" w:line="240" w:lineRule="auto"/>
+      </w:pPr>
+      <w:r>
+        <w:rPr>
+          <w:rFonts w:ascii="Consolas" w:hAnsi="Consolas"/>
+          <w:b w:val="0"/>
+          <w:sz w:val="18"/>
+        </w:rPr>
+      </w:r>
+    </w:p>
+    <w:p>
+      <w:pPr>
+        <w:keepNext/>
+        <w:spacing w:after="0" w:before="0" w:line="240" w:lineRule="auto"/>
+      </w:pPr>
+      <w:r>
+        <w:rPr>
+          <w:rFonts w:ascii="Consolas" w:hAnsi="Consolas"/>
+          <w:b w:val="0"/>
+          <w:sz w:val="18"/>
+        </w:rPr>
+        <w:t xml:space="preserve">  if (!std::isfinite(double_multiplier) || double_multiplier &lt; 0.0) {</w:t>
+      </w:r>
+    </w:p>
+    <w:p>
+      <w:pPr>
+        <w:keepNext/>
+        <w:spacing w:after="0" w:before="0" w:line="240" w:lineRule="auto"/>
+      </w:pPr>
+      <w:r>
+        <w:rPr>
+          <w:rFonts w:ascii="Consolas" w:hAnsi="Consolas"/>
+          <w:b w:val="0"/>
+          <w:sz w:val="18"/>
+        </w:rPr>
+        <w:t xml:space="preserve">    throw std::invalid_argument(</w:t>
+      </w:r>
+    </w:p>
+    <w:p>
+      <w:pPr>
+        <w:keepNext/>
+        <w:spacing w:after="0" w:before="0" w:line="240" w:lineRule="auto"/>
+      </w:pPr>
+      <w:r>
+        <w:rPr>
+          <w:rFonts w:ascii="Consolas" w:hAnsi="Consolas"/>
+          <w:b w:val="0"/>
+          <w:sz w:val="18"/>
+        </w:rPr>
+        <w:t xml:space="preserve">        "quantize_multiplier: multiplier must be finite and non-negative");</w:t>
+      </w:r>
+    </w:p>
+    <w:p>
+      <w:pPr>
+        <w:keepNext/>
+        <w:spacing w:after="0" w:before="0" w:line="240" w:lineRule="auto"/>
+      </w:pPr>
+      <w:r>
+        <w:rPr>
+          <w:rFonts w:ascii="Consolas" w:hAnsi="Consolas"/>
+          <w:b w:val="0"/>
+          <w:sz w:val="18"/>
+        </w:rPr>
+        <w:t xml:space="preserve">  }</w:t>
+      </w:r>
+    </w:p>
+    <w:p>
+      <w:pPr>
+        <w:keepNext/>
+        <w:spacing w:after="0" w:before="0" w:line="240" w:lineRule="auto"/>
+      </w:pPr>
+      <w:r>
+        <w:rPr>
+          <w:rFonts w:ascii="Consolas" w:hAnsi="Consolas"/>
+          <w:b w:val="0"/>
+          <w:sz w:val="18"/>
+        </w:rPr>
+        <w:t xml:space="preserve">  if (double_multiplier == 0.0) {</w:t>
+      </w:r>
+    </w:p>
+    <w:p>
+      <w:pPr>
+        <w:keepNext/>
+        <w:spacing w:after="0" w:before="0" w:line="240" w:lineRule="auto"/>
+      </w:pPr>
+      <w:r>
+        <w:rPr>
+          <w:rFonts w:ascii="Consolas" w:hAnsi="Consolas"/>
+          <w:b w:val="0"/>
+          <w:sz w:val="18"/>
+        </w:rPr>
+        <w:t xml:space="preserve">    result.multiplier = 0;</w:t>
+      </w:r>
+    </w:p>
+    <w:p>
+      <w:pPr>
+        <w:keepNext/>
+        <w:spacing w:after="0" w:before="0" w:line="240" w:lineRule="auto"/>
+      </w:pPr>
+      <w:r>
+        <w:rPr>
+          <w:rFonts w:ascii="Consolas" w:hAnsi="Consolas"/>
+          <w:b w:val="0"/>
+          <w:sz w:val="18"/>
+        </w:rPr>
+        <w:t xml:space="preserve">    result.shift = 0;</w:t>
+      </w:r>
+    </w:p>
+    <w:p>
+      <w:pPr>
+        <w:keepNext/>
+        <w:spacing w:after="0" w:before="0" w:line="240" w:lineRule="auto"/>
+      </w:pPr>
+      <w:r>
+        <w:rPr>
+          <w:rFonts w:ascii="Consolas" w:hAnsi="Consolas"/>
+          <w:b w:val="0"/>
+          <w:sz w:val="18"/>
+        </w:rPr>
+        <w:t xml:space="preserve">    return result;</w:t>
+      </w:r>
+    </w:p>
+    <w:p>
+      <w:pPr>
+        <w:keepNext w:val="0"/>
+        <w:spacing w:after="0" w:before="0" w:line="240" w:lineRule="auto"/>
+      </w:pPr>
+      <w:r>
+        <w:rPr>
+          <w:rFonts w:ascii="Consolas" w:hAnsi="Consolas"/>
+          <w:b w:val="0"/>
+          <w:sz w:val="18"/>
+        </w:rPr>
+        <w:t xml:space="preserve">  }</w:t>
+      </w:r>
+    </w:p>
+    <w:p>
+      <w:pPr>
+        <w:keepNext w:val="0"/>
+        <w:spacing w:after="0" w:before="0" w:line="240" w:lineRule="auto"/>
+      </w:pPr>
+      <w:r>
+        <w:rPr>
+          <w:rFonts w:ascii="Consolas" w:hAnsi="Consolas"/>
+          <w:b w:val="0"/>
+          <w:sz w:val="18"/>
+        </w:rPr>
+      </w:r>
+    </w:p>
+    <w:p>
+      <w:pPr>
+        <w:keepNext/>
+        <w:spacing w:after="0" w:before="0" w:line="240" w:lineRule="auto"/>
+      </w:pPr>
+      <w:r>
+        <w:rPr>
+          <w:rFonts w:ascii="Consolas" w:hAnsi="Consolas"/>
+          <w:b w:val="0"/>
+          <w:sz w:val="18"/>
+        </w:rPr>
+        <w:t xml:space="preserve">  // frexp: double_multiplier = q * 2^shift, where q in [0.5, 1.0)</w:t>
+      </w:r>
+    </w:p>
+    <w:p>
+      <w:pPr>
+        <w:keepNext/>
+        <w:spacing w:after="0" w:before="0" w:line="240" w:lineRule="auto"/>
+      </w:pPr>
+      <w:r>
+        <w:rPr>
+          <w:rFonts w:ascii="Consolas" w:hAnsi="Consolas"/>
+          <w:b w:val="0"/>
+          <w:sz w:val="18"/>
+        </w:rPr>
+        <w:t xml:space="preserve">  int shift;</w:t>
+      </w:r>
+    </w:p>
+    <w:p>
+      <w:pPr>
+        <w:keepNext w:val="0"/>
+        <w:spacing w:after="0" w:before="0" w:line="240" w:lineRule="auto"/>
+      </w:pPr>
+      <w:r>
+        <w:rPr>
+          <w:rFonts w:ascii="Consolas" w:hAnsi="Consolas"/>
+          <w:b w:val="0"/>
+          <w:sz w:val="18"/>
+        </w:rPr>
+        <w:t xml:space="preserve">  double q = std::frexp(double_multiplier, &amp;shift);</w:t>
+      </w:r>
+    </w:p>
+    <w:p>
+      <w:pPr>
+        <w:keepNext w:val="0"/>
+        <w:spacing w:after="0" w:before="0" w:line="240" w:lineRule="auto"/>
+      </w:pPr>
+      <w:r>
+        <w:rPr>
+          <w:rFonts w:ascii="Consolas" w:hAnsi="Consolas"/>
+          <w:b w:val="0"/>
+          <w:sz w:val="18"/>
+        </w:rPr>
+      </w:r>
+    </w:p>
+    <w:p>
+      <w:pPr>
+        <w:keepNext/>
+        <w:spacing w:after="0" w:before="0" w:line="240" w:lineRule="auto"/>
+      </w:pPr>
+      <w:r>
+        <w:rPr>
+          <w:rFonts w:ascii="Consolas" w:hAnsi="Consolas"/>
+          <w:b w:val="0"/>
+          <w:sz w:val="18"/>
+        </w:rPr>
+        <w:t xml:space="preserve">  // Convert significand to Q0.31 integer representation</w:t>
+      </w:r>
+    </w:p>
+    <w:p>
+      <w:pPr>
+        <w:keepNext w:val="0"/>
+        <w:spacing w:after="0" w:before="0" w:line="240" w:lineRule="auto"/>
+      </w:pPr>
+      <w:r>
+        <w:rPr>
+          <w:rFonts w:ascii="Consolas" w:hAnsi="Consolas"/>
+          <w:b w:val="0"/>
+          <w:sz w:val="18"/>
+        </w:rPr>
+        <w:t xml:space="preserve">  auto q_fixed = static_cast&lt;int64_t&gt;(std::round(q * (1LL &lt;&lt; 31)));</w:t>
+      </w:r>
+    </w:p>
+    <w:p>
+      <w:pPr>
+        <w:keepNext w:val="0"/>
+        <w:spacing w:after="0" w:before="0" w:line="240" w:lineRule="auto"/>
+      </w:pPr>
+      <w:r>
+        <w:rPr>
+          <w:rFonts w:ascii="Consolas" w:hAnsi="Consolas"/>
+          <w:b w:val="0"/>
+          <w:sz w:val="18"/>
+        </w:rPr>
+      </w:r>
+    </w:p>
+    <w:p>
+      <w:pPr>
+        <w:keepNext/>
+        <w:spacing w:after="0" w:before="0" w:line="240" w:lineRule="auto"/>
+      </w:pPr>
+      <w:r>
+        <w:rPr>
+          <w:rFonts w:ascii="Consolas" w:hAnsi="Consolas"/>
+          <w:b w:val="0"/>
+          <w:sz w:val="18"/>
+        </w:rPr>
+        <w:t xml:space="preserve">  // Handle the edge case where rounding pushes q_fixed to 2^31</w:t>
+      </w:r>
+    </w:p>
+    <w:p>
+      <w:pPr>
+        <w:keepNext/>
+        <w:spacing w:after="0" w:before="0" w:line="240" w:lineRule="auto"/>
+      </w:pPr>
+      <w:r>
+        <w:rPr>
+          <w:rFonts w:ascii="Consolas" w:hAnsi="Consolas"/>
+          <w:b w:val="0"/>
+          <w:sz w:val="18"/>
+        </w:rPr>
+        <w:t xml:space="preserve">  if (q_fixed == (1LL &lt;&lt; 31)) {</w:t>
+      </w:r>
+    </w:p>
+    <w:p>
+      <w:pPr>
+        <w:keepNext/>
+        <w:spacing w:after="0" w:before="0" w:line="240" w:lineRule="auto"/>
+      </w:pPr>
+      <w:r>
+        <w:rPr>
+          <w:rFonts w:ascii="Consolas" w:hAnsi="Consolas"/>
+          <w:b w:val="0"/>
+          <w:sz w:val="18"/>
+        </w:rPr>
+        <w:t xml:space="preserve">    q_fixed /= 2;</w:t>
+      </w:r>
+    </w:p>
+    <w:p>
+      <w:pPr>
+        <w:keepNext/>
+        <w:spacing w:after="0" w:before="0" w:line="240" w:lineRule="auto"/>
+      </w:pPr>
+      <w:r>
+        <w:rPr>
+          <w:rFonts w:ascii="Consolas" w:hAnsi="Consolas"/>
+          <w:b w:val="0"/>
+          <w:sz w:val="18"/>
+        </w:rPr>
+        <w:t xml:space="preserve">    ++shift;</w:t>
+      </w:r>
+    </w:p>
+    <w:p>
+      <w:pPr>
+        <w:keepNext w:val="0"/>
+        <w:spacing w:after="0" w:before="0" w:line="240" w:lineRule="auto"/>
+      </w:pPr>
+      <w:r>
+        <w:rPr>
+          <w:rFonts w:ascii="Consolas" w:hAnsi="Consolas"/>
+          <w:b w:val="0"/>
+          <w:sz w:val="18"/>
+        </w:rPr>
+        <w:t xml:space="preserve">  }</w:t>
+      </w:r>
+    </w:p>
+    <w:p>
+      <w:pPr>
+        <w:keepNext w:val="0"/>
+        <w:spacing w:after="0" w:before="0" w:line="240" w:lineRule="auto"/>
+      </w:pPr>
+      <w:r>
+        <w:rPr>
+          <w:rFonts w:ascii="Consolas" w:hAnsi="Consolas"/>
+          <w:b w:val="0"/>
+          <w:sz w:val="18"/>
+        </w:rPr>
+      </w:r>
+    </w:p>
+    <w:p>
+      <w:pPr>
+        <w:keepNext/>
+        <w:spacing w:after="0" w:before="0" w:line="240" w:lineRule="auto"/>
+      </w:pPr>
+      <w:r>
+        <w:rPr>
+          <w:rFonts w:ascii="Consolas" w:hAnsi="Consolas"/>
+          <w:b w:val="0"/>
+          <w:sz w:val="18"/>
+        </w:rPr>
+        <w:t xml:space="preserve">  // Flush tiny values to zero</w:t>
+      </w:r>
+    </w:p>
+    <w:p>
+      <w:pPr>
+        <w:keepNext/>
+        <w:spacing w:after="0" w:before="0" w:line="240" w:lineRule="auto"/>
+      </w:pPr>
+      <w:r>
+        <w:rPr>
+          <w:rFonts w:ascii="Consolas" w:hAnsi="Consolas"/>
+          <w:b w:val="0"/>
+          <w:sz w:val="18"/>
+        </w:rPr>
+        <w:t xml:space="preserve">  if (shift &lt; -31) {</w:t>
+      </w:r>
+    </w:p>
+    <w:p>
+      <w:pPr>
+        <w:keepNext/>
+        <w:spacing w:after="0" w:before="0" w:line="240" w:lineRule="auto"/>
+      </w:pPr>
+      <w:r>
+        <w:rPr>
+          <w:rFonts w:ascii="Consolas" w:hAnsi="Consolas"/>
+          <w:b w:val="0"/>
+          <w:sz w:val="18"/>
+        </w:rPr>
+        <w:t xml:space="preserve">    result.multiplier = 0;</w:t>
+      </w:r>
+    </w:p>
+    <w:p>
+      <w:pPr>
+        <w:keepNext/>
+        <w:spacing w:after="0" w:before="0" w:line="240" w:lineRule="auto"/>
+      </w:pPr>
+      <w:r>
+        <w:rPr>
+          <w:rFonts w:ascii="Consolas" w:hAnsi="Consolas"/>
+          <w:b w:val="0"/>
+          <w:sz w:val="18"/>
+        </w:rPr>
+        <w:t xml:space="preserve">    result.shift = 0;</w:t>
+      </w:r>
+    </w:p>
+    <w:p>
+      <w:pPr>
+        <w:keepNext/>
+        <w:spacing w:after="0" w:before="0" w:line="240" w:lineRule="auto"/>
+      </w:pPr>
+      <w:r>
+        <w:rPr>
+          <w:rFonts w:ascii="Consolas" w:hAnsi="Consolas"/>
+          <w:b w:val="0"/>
+          <w:sz w:val="18"/>
+        </w:rPr>
+        <w:t xml:space="preserve">    return result;</w:t>
+      </w:r>
+    </w:p>
+    <w:p>
+      <w:pPr>
+        <w:keepNext w:val="0"/>
+        <w:spacing w:after="0" w:before="0" w:line="240" w:lineRule="auto"/>
+      </w:pPr>
+      <w:r>
+        <w:rPr>
+          <w:rFonts w:ascii="Consolas" w:hAnsi="Consolas"/>
+          <w:b w:val="0"/>
+          <w:sz w:val="18"/>
+        </w:rPr>
+        <w:t xml:space="preserve">  }</w:t>
+      </w:r>
+    </w:p>
+    <w:p>
+      <w:pPr>
+        <w:keepNext w:val="0"/>
+        <w:spacing w:after="0" w:before="0" w:line="240" w:lineRule="auto"/>
+      </w:pPr>
+      <w:r>
+        <w:rPr>
+          <w:rFonts w:ascii="Consolas" w:hAnsi="Consolas"/>
+          <w:b w:val="0"/>
+          <w:sz w:val="18"/>
+        </w:rPr>
+      </w:r>
+    </w:p>
+    <w:p>
+      <w:pPr>
+        <w:keepNext/>
+        <w:spacing w:after="0" w:before="0" w:line="240" w:lineRule="auto"/>
+      </w:pPr>
+      <w:r>
+        <w:rPr>
+          <w:rFonts w:ascii="Consolas" w:hAnsi="Consolas"/>
+          <w:b w:val="0"/>
+          <w:sz w:val="18"/>
+        </w:rPr>
+        <w:t xml:space="preserve">  // Clamp excessively large shifts (defensive: should not occur with valid</w:t>
+      </w:r>
+    </w:p>
+    <w:p>
+      <w:pPr>
+        <w:keepNext/>
+        <w:spacing w:after="0" w:before="0" w:line="240" w:lineRule="auto"/>
+      </w:pPr>
+      <w:r>
+        <w:rPr>
+          <w:rFonts w:ascii="Consolas" w:hAnsi="Consolas"/>
+          <w:b w:val="0"/>
+          <w:sz w:val="18"/>
+        </w:rPr>
+        <w:t xml:space="preserve">  // scales)</w:t>
+      </w:r>
+    </w:p>
+    <w:p>
+      <w:pPr>
+        <w:keepNext/>
+        <w:spacing w:after="0" w:before="0" w:line="240" w:lineRule="auto"/>
+      </w:pPr>
+      <w:r>
+        <w:rPr>
+          <w:rFonts w:ascii="Consolas" w:hAnsi="Consolas"/>
+          <w:b w:val="0"/>
+          <w:sz w:val="18"/>
+        </w:rPr>
+        <w:t xml:space="preserve">  if (shift &gt; 31) {</w:t>
+      </w:r>
+    </w:p>
+    <w:p>
+      <w:pPr>
+        <w:keepNext/>
+        <w:spacing w:after="0" w:before="0" w:line="240" w:lineRule="auto"/>
+      </w:pPr>
+      <w:r>
+        <w:rPr>
+          <w:rFonts w:ascii="Consolas" w:hAnsi="Consolas"/>
+          <w:b w:val="0"/>
+          <w:sz w:val="18"/>
+        </w:rPr>
+        <w:t xml:space="preserve">    shift = 31;</w:t>
+      </w:r>
+    </w:p>
+    <w:p>
+      <w:pPr>
+        <w:keepNext w:val="0"/>
+        <w:spacing w:after="0" w:before="0" w:line="240" w:lineRule="auto"/>
+      </w:pPr>
+      <w:r>
+        <w:rPr>
+          <w:rFonts w:ascii="Consolas" w:hAnsi="Consolas"/>
+          <w:b w:val="0"/>
+          <w:sz w:val="18"/>
+        </w:rPr>
+        <w:t xml:space="preserve">  }</w:t>
+      </w:r>
+    </w:p>
+    <w:p>
+      <w:pPr>
+        <w:keepNext w:val="0"/>
+        <w:spacing w:after="0" w:before="0" w:line="240" w:lineRule="auto"/>
+      </w:pPr>
+      <w:r>
+        <w:rPr>
+          <w:rFonts w:ascii="Consolas" w:hAnsi="Consolas"/>
+          <w:b w:val="0"/>
+          <w:sz w:val="18"/>
+        </w:rPr>
+      </w:r>
+    </w:p>
+    <w:p>
+      <w:pPr>
+        <w:keepNext/>
+        <w:spacing w:after="0" w:before="0" w:line="240" w:lineRule="auto"/>
+      </w:pPr>
+      <w:r>
+        <w:rPr>
+          <w:rFonts w:ascii="Consolas" w:hAnsi="Consolas"/>
+          <w:b w:val="0"/>
+          <w:sz w:val="18"/>
+        </w:rPr>
+        <w:t xml:space="preserve">  result.multiplier = static_cast&lt;int32_t&gt;(q_fixed);</w:t>
+      </w:r>
+    </w:p>
+    <w:p>
+      <w:pPr>
+        <w:keepNext/>
+        <w:spacing w:after="0" w:before="0" w:line="240" w:lineRule="auto"/>
+      </w:pPr>
+      <w:r>
+        <w:rPr>
+          <w:rFonts w:ascii="Consolas" w:hAnsi="Consolas"/>
+          <w:b w:val="0"/>
+          <w:sz w:val="18"/>
+        </w:rPr>
+        <w:t xml:space="preserve">  result.shift = shift;</w:t>
+      </w:r>
+    </w:p>
+    <w:p>
+      <w:pPr>
+        <w:keepNext/>
+        <w:spacing w:after="0" w:before="0" w:line="240" w:lineRule="auto"/>
+      </w:pPr>
+      <w:r>
+        <w:rPr>
+          <w:rFonts w:ascii="Consolas" w:hAnsi="Consolas"/>
+          <w:b w:val="0"/>
+          <w:sz w:val="18"/>
+        </w:rPr>
+        <w:t xml:space="preserve">  return result;</w:t>
+      </w:r>
+    </w:p>
+    <w:p>
+      <w:pPr>
+        <w:keepNext w:val="0"/>
+        <w:spacing w:after="0" w:before="0" w:line="240" w:lineRule="auto"/>
+      </w:pPr>
+      <w:r>
+        <w:rPr>
+          <w:rFonts w:ascii="Consolas" w:hAnsi="Consolas"/>
+          <w:b w:val="0"/>
+          <w:sz w:val="18"/>
+        </w:rPr>
+        <w:t>}</w:t>
+      </w:r>
+    </w:p>
+    <w:p>
+      <w:pPr>
+        <w:pStyle w:val="3"/>
         <w:spacing w:after="100"/>
       </w:pPr>
       <w:r>
         <w:rPr>
+          <w:b w:val="0"/>
+        </w:rPr>
+        <w:t>当前RTL接口对应requant_multiplier[c]为signed INT32、requant_shift[c]为signed INT10、requant_zp[c]为已舍入signed INT32。compute descriptor仍为107bit，独立requant_cfg_t为298bit。未新增累加器域D、独立bias、输出反压或LSM拼装接口。</w:t>
+      </w:r>
+    </w:p>
+    <w:p>
+      <w:pPr>
+        <w:pStyle w:val="6"/>
+        <w:keepNext/>
+        <w:spacing w:after="100"/>
+      </w:pPr>
+      <w:r>
+        <w:rPr>
+          <w:b w:val="0"/>
           <w:color w:val="000000"/>
-          <w:sz w:val="19"/>
-        </w:rPr>
-        <w:t>例Psum=−1、multiplier=1、shift=−1、zp=1：round(−0.5)+1=0；若把zp移到round内则round(0.5)=1，结果不同。例shift=31、Psum=multiplier=1、zp=−2^31，最终为0，不能在加zp前先饱和到INT8。</w:t>
-      </w:r>
-    </w:p>
-    <w:p>
-      <w:pPr>
-        <w:pStyle w:val="4"/>
+        </w:rPr>
+        <w:t>6.2.8 参考推导与当前整数合同的区别</w:t>
+      </w:r>
+    </w:p>
+    <w:p>
+      <w:pPr>
+        <w:pStyle w:val="3"/>
+        <w:spacing w:after="100"/>
+      </w:pPr>
+      <w:r>
+        <w:rPr>
+          <w:b w:val="0"/>
+        </w:rPr>
+        <w:t>修订版的累加器域参考先形成D_n=b_q,n−z_x C_n，再计算实数t_n=Ŝ_n(P_n+D_n)+z_y，并将z_y置于最终round内。这是数学参考顺序。当前RTL以raw直接缩放，输入补偿已单独round为输出域INT32 ZP，per-channel在round后加ZP，per-tensor在CIM INT8输出后由TB加ZP。两种合同的舍入和饱和位置不同，不应混用同一逐bit golden。</w:t>
+      </w:r>
+    </w:p>
+    <w:p>
+      <w:pPr>
+        <w:pStyle w:val="3"/>
+        <w:spacing w:after="140" w:before="80"/>
+        <w:jc w:val="center"/>
+      </w:pPr>
+      <w:r>
+        <w:rPr>
+          <w:b w:val="0"/>
+        </w:rPr>
+      </w:r>
+      <m:oMathPara>
+        <m:oMath>
+          <m:sSub>
+            <m:e>
+              <m:r>
+                <m:t>q</m:t>
+              </m:r>
+            </m:e>
+            <m:sub>
+              <m:r>
+                <m:t>ref,n</m:t>
+              </m:r>
+            </m:sub>
+          </m:sSub>
+          <m:r>
+            <m:t> = </m:t>
+          </m:r>
+          <m:func>
+            <m:fName>
+              <m:sSub>
+                <m:e>
+                  <m:r>
+                    <m:t>clip</m:t>
+                  </m:r>
+                </m:e>
+                <m:sub>
+                  <m:r>
+                    <m:t>INT8</m:t>
+                  </m:r>
+                </m:sub>
+              </m:sSub>
+            </m:fName>
+            <m:e>
+              <m:d>
+                <m:dPr>
+                  <m:begChr m:val="("/>
+                  <m:endChr m:val=")"/>
+                </m:dPr>
+                <m:e>
+                  <m:func>
+                    <m:fName>
+                      <m:r>
+                        <m:t>R</m:t>
+                      </m:r>
+                    </m:fName>
+                    <m:e>
+                      <m:d>
+                        <m:dPr>
+                          <m:begChr m:val="("/>
+                          <m:endChr m:val=")"/>
+                        </m:dPr>
+                        <m:e>
+                          <m:sSub>
+                            <m:e>
+                              <m:r>
+                                <m:t>Ŝ</m:t>
+                              </m:r>
+                            </m:e>
+                            <m:sub>
+                              <m:r>
+                                <m:t>n</m:t>
+                              </m:r>
+                            </m:sub>
+                          </m:sSub>
+                          <m:r>
+                            <m:t>(</m:t>
+                          </m:r>
+                          <m:sSub>
+                            <m:e>
+                              <m:r>
+                                <m:t>P</m:t>
+                              </m:r>
+                            </m:e>
+                            <m:sub>
+                              <m:r>
+                                <m:t>n</m:t>
+                              </m:r>
+                            </m:sub>
+                          </m:sSub>
+                          <m:r>
+                            <m:t> + </m:t>
+                          </m:r>
+                          <m:sSub>
+                            <m:e>
+                              <m:r>
+                                <m:t>D</m:t>
+                              </m:r>
+                            </m:e>
+                            <m:sub>
+                              <m:r>
+                                <m:t>n</m:t>
+                              </m:r>
+                            </m:sub>
+                          </m:sSub>
+                          <m:r>
+                            <m:t>) + </m:t>
+                          </m:r>
+                          <m:sSub>
+                            <m:e>
+                              <m:r>
+                                <m:t>z</m:t>
+                              </m:r>
+                            </m:e>
+                            <m:sub>
+                              <m:r>
+                                <m:t>y</m:t>
+                              </m:r>
+                            </m:sub>
+                          </m:sSub>
+                        </m:e>
+                      </m:d>
+                    </m:e>
+                  </m:func>
+                </m:e>
+              </m:d>
+            </m:e>
+          </m:func>
+        </m:oMath>
+      </m:oMathPara>
+    </w:p>
+    <w:p>
+      <w:pPr>
+        <w:pStyle w:val="3"/>
+        <w:spacing w:after="100"/>
+      </w:pPr>
+      <w:r>
+        <w:rPr>
+          <w:b w:val="0"/>
+        </w:rPr>
+        <w:t>原始实数参考、中心化参考和当前整数接口golden分别保存；前两者用于评估量化、补偿近似及二次饱和差异，硬件正确性按当前接口golden精确验收。当前没有将未round的小数Z_merge作为INT32传入，也没有将ZP移入round。</w:t>
+      </w:r>
+    </w:p>
+    <w:p>
+      <w:pPr>
+        <w:pStyle w:val="6"/>
         <w:keepNext/>
-      </w:pPr>
-      <w:r>
-        <w:t>6.2.3 单 Cluster WS32 GEMM 验证例</w:t>
-      </w:r>
-    </w:p>
-    <w:p>
-      <w:r>
-        <w:t>X[32,128]×W[128,16]仅用一个Cluster，分四批N4；每批OS/WS/AS=1/32/1，W8A16，split=0，EN=0xff，slots=0xfac688。八Macro全归约K256/N4，逻辑K128的尾部权重和ACT补零；行0x40～0x43分别保存四批N4。X的32行重放四次，A0与Command同拍输入，包间隔5T。</w:t>
-      </w:r>
-    </w:p>
-    <w:p>
-      <w:r>
-        <w:t>Python先算实数GEMM再校准。两个GEMM TB均保留per-tensor weight并新增per-channel weight版本：后者按W各输出列分别计算对称W8 scale，由ACT_scale×W_scale[n]/output_scale生成逐通道multiplier/shift，合并输入补偿后的zp也为per-channel。WS32每批raw在C9…C164、INT8在C10…C165发布，共128条Command、512次发射；每版512个raw和512个INT8匹配整数接口golden。</w:t>
-      </w:r>
-    </w:p>
-    <w:p>
-      <w:pPr>
-        <w:pStyle w:val="4"/>
-      </w:pPr>
-      <w:r>
-        <w:t>6.2.4 单 Cluster OS2 AS4 GEMM</w:t>
-      </w:r>
-    </w:p>
-    <w:p>
-      <w:r>
-        <w:t>X[32,512]×W[512,16]使用一个Cluster，八Macro全归约为K256/N4，OS=2覆盖K512，AS=4覆盖N16，WS=1。每行X独立发起一个batch，两个K Tile的4个Context地址分别为0x60…0x63和0x64…0x67。每Macro存8行、全Cluster共8KiB权重；每行共8条Command、32次内部发射，32行共256条Command和1024次发射。</w:t>
-      </w:r>
-    </w:p>
-    <w:p>
-      <w:r>
-        <w:t>AS Context参数表为四组×四OC：16个INT32 zp共512bit，16组INT32 multiplier与INT10 shift共672bit，总1184bit。首K Tile各Context分别加载，第二Tile校验一致；每拍只选当前Context的四组。OS2/AS4的raw仍在C35…C38发布，INT8在C36…C39发布，Psum默认深度16足够。</w:t>
-      </w:r>
-    </w:p>
-    <w:p>
-      <w:pPr>
-        <w:pStyle w:val="4"/>
-      </w:pPr>
-      <w:r>
-        <w:t>6.2.5 端到端 GEMM 高位置组与边界验证</w:t>
+        <w:spacing w:after="100"/>
+      </w:pPr>
+      <w:r>
+        <w:rPr>
+          <w:b w:val="0"/>
+          <w:color w:val="000000"/>
+        </w:rPr>
+        <w:t>6.2.9 GEMM 用例与验证记录</w:t>
+      </w:r>
+    </w:p>
+    <w:p>
+      <w:pPr>
+        <w:pStyle w:val="3"/>
+        <w:spacing w:after="100"/>
+      </w:pPr>
+      <w:r>
+        <w:rPr>
+          <w:b w:val="0"/>
+        </w:rPr>
+        <w:t>WS32：X[32,128]×W[128,16]，W8A16、OS/WS/AS=1/32/1，四批N4。每版检查512个raw及512个INT8；每批raw为C9至C164，INT8为C10至C165，原输出周期不变。</w:t>
+      </w:r>
+    </w:p>
+    <w:p>
+      <w:pPr>
+        <w:pStyle w:val="3"/>
+        <w:spacing w:after="100"/>
+      </w:pPr>
+      <w:r>
+        <w:rPr>
+          <w:b w:val="0"/>
+        </w:rPr>
+        <w:t>AS4：X[32,512]×W[512,16]，W8A16、OS/WS/AS=2/1/4；每版检查512个raw、512个INT8及4096次Psum更新。raw为C35至C38，INT8为C36至C39。per-channel四Context使用1184bit活动参数；per-tensor只加载四组第0项scale，共168bit，ZP buffer全部关钟，兼容表容量保持。</w:t>
+      </w:r>
+    </w:p>
+    <w:p>
+      <w:pPr>
+        <w:pStyle w:val="3"/>
+        <w:spacing w:after="100"/>
+      </w:pPr>
+      <w:r>
+        <w:rPr>
+          <w:b w:val="0"/>
+        </w:rPr>
+        <w:t>其余正向用例覆盖W4A16高位置组、W2A8高位置组、N6尾块与OC mask空洞，以及per-channel定向舍入/饱和边界。11个正向GEMM合计核对2448个raw及2448个最终INT8，并额外核对CIM端口golden；W4高位置组per-tensor与原单次饱和算法最大差值为9，已记录。</w:t>
+      </w:r>
+    </w:p>
+    <w:p>
+      <w:pPr>
+        <w:pStyle w:val="3"/>
+        <w:spacing w:after="100"/>
+      </w:pPr>
+      <w:r>
+        <w:rPr>
+          <w:b w:val="0"/>
+        </w:rPr>
+        <w:t>2026年10月28日ModelSim完整133组通过，其中90组为预期协议拒绝；17908个标量量化向量分别验证两种模式，另有512个四通道向量，共145312次数值核对并检查TB扩位补偿。6个per-channel矩阵/输入场景与修改前逐字节一致。故意将ZP接回活动共享时钟的隔离副本被实际时钟检查器拒绝。未执行实际VCS、工艺综合或STA。</w:t>
+      </w:r>
+    </w:p>
+    <w:p>
+      <w:pPr>
+        <w:pStyle w:val="3"/>
+        <w:spacing w:after="100"/>
+      </w:pPr>
+      <w:r>
+        <w:rPr>
+          <w:b w:val="0"/>
+        </w:rPr>
+        <w:t>复现入口为vcs-rtl/make run CASE=&lt;case&gt;及make regression；case定义在cases.py，匹配golden由make prepare生成。对应说明为docs/Cluster_Requant.md、docs/Cluster_GEMM.md和docs/Testbench_Guide.md，历史验证记录为RTL/cluster/tb/log/per_tensor_zp_validation.log及源码哈希文件。</w:t>
+      </w:r>
+    </w:p>
+    <w:p>
+      <w:pPr>
+        <w:pStyle w:val="5"/>
+      </w:pPr>
+      <w:bookmarkStart w:id="31" w:name="算力统计"/>
+      <w:r>
+        <w:rPr>
+          <w:color w:val="000000"/>
+        </w:rPr>
+        <w:t>6.3 算力统计</w:t>
+      </w:r>
+    </w:p>
+    <w:p>
+      <w:pPr>
+        <w:pStyle w:val="23"/>
+        <w:spacing w:after="120" w:line="312" w:lineRule="auto"/>
+      </w:pPr>
+      <w:r>
+        <w:t>1 MAC=2 Ops，Bit Fusion 部分积不重复计数。下式给出计算阵列满利用率的理论峰值，II_compute 为相邻完整 Context 计算的内部理论间隔；A4/A8/A16 分别为 1/2/4。它不等于单 ACT bank 的外部包接收间隔。</w:t>
       </w:r>
     </w:p>
     <w:p>
@@ -17037,7 +18786,7 @@
         <w:spacing w:after="120" w:line="312" w:lineRule="auto"/>
       </w:pPr>
       <w:r>
-        <w:t>W4高位置组：X[8,192]×W[192,8]，W4A16，OS1/WS8/AS1，Macro4～7，split=0x01、EN=0xf0；输出lane4～7，两批N4，地址0x80/0x81。首行raw/INT8为C8/C9。</w:t>
+        <w:t>P_macro=K_row*4*2*Fclk/II_compute</w:t>
       </w:r>
     </w:p>
     <w:p>
@@ -17046,107 +18795,37 @@
         <w:spacing w:after="120" w:line="312" w:lineRule="auto"/>
       </w:pPr>
       <w:r>
-        <w:t>W2最后一组：X[8,192]×W[192,8]，W2A8，OS1/WS8/AS1，Macro6～7，split=0x07、EN=0xc0；输出lane12～15，两批N4，地址0x90/0x91。首行raw/INT8为C5/C6。</w:t>
-      </w:r>
-    </w:p>
-    <w:p>
-      <w:pPr>
-        <w:pStyle w:val="3"/>
+        <w:t>单bank同包接收/发射重叠：WS包间隔P+1，AS每Tile间隔1+R×P。所有多Context AS采用Tile→Slice→Context，包括OS1。Psum使用条件为cim_os_cnt&gt;1或cim_as_cnt&gt;1；WS/单Context仅OS&gt;1写Psum，所有多Context AS（包括OS1/A4）保存各Context结果至Psum。所有精度cim_as_cnt≤OUTPUT_BUFFER_DEPTH=16，OS1/OS&gt;1相同；OS1 WS最多64，OS&gt;1 WS最多16，还需满足标签、地址和参数表容量。三个count均为8bit、1～255编码，0非法。</w:t>
+      </w:r>
+    </w:p>
+    <w:bookmarkEnd w:id="31"/>
+    <w:p>
+      <w:pPr>
+        <w:pStyle w:val="5"/>
+        <w:keepNext/>
+      </w:pPr>
+      <w:bookmarkStart w:id="32" w:name="电源与复用行为"/>
+      <w:r>
+        <w:rPr>
+          <w:color w:val="000000"/>
+        </w:rPr>
+        <w:t>6.4 电源与复用行为</w:t>
+      </w:r>
+    </w:p>
+    <w:p>
+      <w:pPr>
+        <w:pStyle w:val="23"/>
+        <w:keepNext/>
         <w:spacing w:after="120" w:line="312" w:lineRule="auto"/>
       </w:pPr>
       <w:r>
-        <w:t>N尾部：X[8,160]×W[160,6]，W4A16、Macro4～7，地址0xa0/0xa1。第二批OC mask=0101，逻辑列4、5分别位于OC0、OC2（lane4、6）；OC2继续使用参数2，OC1/3无valid且输出寄存器保持。</w:t>
-      </w:r>
-    </w:p>
-    <w:p>
-      <w:pPr>
-        <w:pStyle w:val="3"/>
-        <w:spacing w:after="120" w:line="312" w:lineRule="auto"/>
-      </w:pPr>
-      <w:r>
-        <w:t>舍入/饱和边界：X[12,160]×W[160,4]，W4A16、Macro4～7、OS1/WS12/AS1、地址0xb0。前四行单位基权重产生可控点积，其余K权重为0；通过真实Macro计算和归约。multiplier=[1,3,1,1]、shift=[−1,−2,0,0]、merged zp=[0,1,100,−100]，ACT_zp=11。命中正/负半整数各5项、低/高越界2/4项、精确−128/127各2项。</w:t>
-      </w:r>
-    </w:p>
-    <w:p>
-      <w:pPr>
-        <w:pStyle w:val="3"/>
-        <w:spacing w:after="120" w:line="312" w:lineRule="auto"/>
-      </w:pPr>
-      <w:r>
-        <w:t>完整回归134个suite，41个正向、93个预期拒绝；固定Context专项77个case、2912个raw和2912个INT8比较，另有A4地址深度1旁路专项。所有display为英文并包含时间戳和case描述。</w:t>
-      </w:r>
-    </w:p>
-    <w:p>
-      <w:pPr>
-        <w:pStyle w:val="3"/>
-        <w:spacing w:after="120" w:line="312" w:lineRule="auto"/>
-      </w:pPr>
-      <w:r>
-        <w:t>复现入口：python RTL/cluster/tb/py/run_sram_regression.py --gemm-edges-only；完整回归使用--full。共享tb_Cluster_GEMM_Edges.sv及分离的driver、scoreboard、regression include。场景数据、真实输出与SHA256保存在RTL/cluster/tb/data/gemm_edges/。</w:t>
-      </w:r>
-    </w:p>
-    <w:p>
-      <w:pPr>
-        <w:pStyle w:val="5"/>
-      </w:pPr>
-      <w:bookmarkStart w:id="31" w:name="算力统计"/>
-      <w:r>
-        <w:rPr>
-          <w:color w:val="000000"/>
-        </w:rPr>
-        <w:t>6.3 算力统计</w:t>
-      </w:r>
-    </w:p>
-    <w:p>
-      <w:pPr>
-        <w:pStyle w:val="23"/>
-        <w:spacing w:after="120" w:line="312" w:lineRule="auto"/>
-      </w:pPr>
-      <w:r>
-        <w:t>1 MAC=2 Ops，Bit Fusion 部分积不重复计数。下式给出计算阵列满利用率的理论峰值，II_compute 为相邻完整 Context 计算的内部理论间隔；A4/A8/A16 分别为 1/2/4。它不等于单 ACT bank 的外部包接收间隔。</w:t>
-      </w:r>
-    </w:p>
-    <w:p>
-      <w:pPr>
-        <w:pStyle w:val="3"/>
-        <w:spacing w:after="120" w:line="312" w:lineRule="auto"/>
-      </w:pPr>
-      <w:r>
-        <w:t>P_macro=K_row*4*2*Fclk/II_compute</w:t>
-      </w:r>
-    </w:p>
-    <w:p>
-      <w:pPr>
-        <w:pStyle w:val="3"/>
-        <w:spacing w:after="120" w:line="312" w:lineRule="auto"/>
-      </w:pPr>
-      <w:r>
-        <w:t>单bank同包接收/发射重叠：WS包间隔P+1，AS每Tile间隔1+R×P。所有多Context AS采用Tile→Slice→Context，包括OS1。Psum使用条件为cim_os_cnt&gt;1或cim_as_cnt&gt;1；WS/单Context仅OS&gt;1写Psum，所有多Context AS（包括OS1/A4）保存各Context结果至Psum。所有精度cim_as_cnt≤OUTPUT_BUFFER_DEPTH=16，OS1/OS&gt;1相同；OS1 WS最多64，OS&gt;1 WS最多16，还需满足标签、地址和参数表容量。三个count均为8bit、1～255编码，0非法。</w:t>
-      </w:r>
-    </w:p>
-    <w:bookmarkEnd w:id="31"/>
-    <w:p>
-      <w:pPr>
-        <w:pStyle w:val="5"/>
-      </w:pPr>
-      <w:bookmarkStart w:id="32" w:name="电源与复用行为"/>
-      <w:r>
-        <w:rPr>
-          <w:color w:val="000000"/>
-        </w:rPr>
-        <w:t>6.4 电源与复用行为</w:t>
-      </w:r>
-    </w:p>
-    <w:p>
-      <w:pPr>
-        <w:pStyle w:val="23"/>
-        <w:spacing w:after="120" w:line="312" w:lineRule="auto"/>
-      </w:pPr>
-      <w:r>
         <w:t>SRAM Array 采用 Dual-Rail 并支持 Deep-Retention；MAC 支持 Clock Gating。MAC MTCMOS Power Gating 及与 VDDP 共用电源的方案仍待确认，不能作为已冻结能力。当前 v2.8 的 tmp/Psum 提前一拍 ICG 和输入隔离见第 5 章；尚未综合或运行 STA/功耗分析。</w:t>
       </w:r>
     </w:p>
     <w:p>
+      <w:pPr>
+        <w:keepNext/>
+      </w:pPr>
       <w:r>
         <w:t>同步常规读：上升沿采样请求并锁存响应Macro编号，沿后sram_rd_valid=1且数据有效。该周期切换下一请求的Macro、地址、CS或读写方向不改变本次响应；下一采样沿若非读则valid清零、数据为0。reset异步取消读响应，无额外数据流水。</w:t>
       </w:r>
@@ -17163,6 +18842,27 @@
     </w:sectPr>
   </w:body>
 </w:document>
+</file>
+
+<file path=word/comments.xml><?xml version="1.0" encoding="utf-8"?>
+<w:comments xmlns:a="http://schemas.openxmlformats.org/drawingml/2006/main" xmlns:pic="http://schemas.openxmlformats.org/drawingml/2006/picture" xmlns:r="http://schemas.openxmlformats.org/officeDocument/2006/relationships" xmlns:w="http://schemas.openxmlformats.org/wordprocessingml/2006/main" xmlns:wp="http://schemas.openxmlformats.org/drawingml/2006/wordprocessingDrawing" xmlns:mc="http://schemas.openxmlformats.org/markup-compatibility/2006" xmlns:a14="http://schemas.microsoft.com/office/drawing/2010/main" xmlns:w14="http://schemas.microsoft.com/office/word/2010/wordml" xmlns:wpc="http://schemas.microsoft.com/office/word/2010/wordprocessingCanvas">
+  <w:comment w:id="0" w:author="Codex" w:initials="" w:date="2026-10-28T07:04:34Z">
+    <w:p>
+      <w:pPr>
+        <w:pStyle w:val="CommentText"/>
+      </w:pPr>
+      <w:r>
+        <w:rPr>
+          <w:rStyle w:val="CommentReference"/>
+        </w:rPr>
+        <w:annotationRef/>
+      </w:r>
+      <w:r>
+        <w:t>本节整合Requant修订版数学说明和代码参考，并统一至当前RTL：signed INT10完整移位、INT32已舍入ZP、per-tensor外部TB补偿及ZP buffer关钟。参考文件本身不修改。</w:t>
+      </w:r>
+    </w:p>
+  </w:comment>
+</w:comments>
 </file>
 
 <file path=word/footnotes.xml><?xml version="1.0" encoding="utf-8"?>

--- a/docs/CIM_Block_Spec.docx
+++ b/docs/CIM_Block_Spec.docx
@@ -13,6 +13,15 @@
           <w:sz w:val="36"/>
         </w:rPr>
         <w:t>CIM Block 单 Cluster 架构与接口规格</w:t>
+      </w:r>
+    </w:p>
+    <w:p>
+      <w:pPr>
+        <w:pStyle w:val="23"/>
+        <w:spacing w:after="120" w:line="312" w:lineRule="auto"/>
+      </w:pPr>
+      <w:r>
+        <w:t xml:space="preserve">版本说明：2026年10月30日按main提交b1a5eca同步接口、AS调度、Requant、仿真溢出检查及测试入口。本次仅修订文档，未重跑仿真或进行综合、STA及功耗验证。</w:t>
       </w:r>
     </w:p>
     <w:p>
@@ -5239,7 +5248,7 @@
                 <w:color w:val="000000"/>
                 <w:sz w:val="18"/>
               </w:rPr>
-              <w:t>298-bit配置：四组multiplier/shift及四项逐OC zp；merged zp仍per-channel；INT8 valid比raw晚1T，每拍最多4OC</w:t>
+              <w:t>297-bit配置：conv_mode及四组multiplier/shift、四项兼容ZP字段；per-tensor不加载或消费ZP；INT8 valid比raw晚1T，每拍最多4OC</w:t>
             </w:r>
           </w:p>
         </w:tc>
@@ -6760,7 +6769,7 @@
         <w:keepLines/>
       </w:pPr>
       <w:r>
-        <w:t>声明级资源统计：独立权重数据减少8192bit，冗余read_address_in/station_in输入状态减少72bit。默认逻辑DFF名义37838bit，SRAM读出保持模型8192bit另列，ICG锁存位684；这不是综合网表单元数或面积。 批次描述符共享；四级窄事务标签68bit、三路径tmp标签51bit、逐lane tmp valid32bit、三路径raw Context指针18bit。raw直接观察对应tmp/Psum，不保留独立raw数据DFF；相对逐lane完整标签和raw副本减少10407bit。</w:t>
+        <w:t>声明级资源统计：独立权重数据减少8192bit，冗余read_address_in/station_in输入状态减少72bit。默认逻辑DFF名义33485bit（按仓库声明级统计口径，非综合单元数），SRAM读出保持模型8192bit另列，ICG锁存位684；这不是综合网表单元数或面积。 批次描述符共享；四级窄事务标签68bit、三路径tmp标签51bit、逐lane tmp valid32bit、三路径raw Context指针18bit。raw直接观察对应tmp/Psum，不保留独立raw数据DFF；相对逐lane完整标签和raw副本减少10407bit。</w:t>
       </w:r>
       <w:r>
         <w:t xml:space="preserve"> OUTPUT_PSUM_DEPTH默认16，统一控制Psum、权重地址表、Requant Context表深度；三个兼容深度参数默认联动，容量负向测试可单独覆盖。每个物理OC一套acc和一套bit-fusion组合算术，由所有Context复用，不随Context深度复制。</w:t>
@@ -10610,7 +10619,7 @@
         <w:spacing w:after="120" w:line="312" w:lineRule="auto"/>
       </w:pPr>
       <w:r>
-        <w:t>AS同Tile后续Context命令更新cim_weight_raddr，不重装A0，公共计算配置不变；启用Context量化参数表时，独立requant_cfg_i加载/校验该Context的scale；仅per-channel额外加载/校验已舍入INT32 ZP。WS同Tile所有Context使用相同行号，各自输入完整ACT。下一包在当前包末次发射后一拍接受；整批raw排空后下一沿可同时接受新batch并锁存旧INT8。</w:t>
+        <w:t>AS同Tile后续Context命令更新cim_weight_raddr，不重装A0，公共计算配置不变；启用Context量化参数表时，独立requant_cfg_i还加载/校验该Context的zp和scale。WS同Tile所有Context使用相同行号，各自输入完整ACT。下一包在当前包末次发射后一拍接受；整批raw排空后下一沿可同时接受新batch并锁存旧INT8。</w:t>
       </w:r>
     </w:p>
     <w:bookmarkEnd w:id="15"/>
@@ -11254,7 +11263,7 @@
         <w:spacing w:after="120" w:line="312" w:lineRule="auto"/>
       </w:pPr>
       <w:r>
-        <w:t>无额外命令空拍，P=A位宽/4，R=max(ws,as)，序号从0开始。WS/单Context：包起点 S=(t×R+c)×(P+1)，Aphase 在 S+phase 接收、S+1+phase 发射。AS：S=t×(1+R×P)，Context c 地址在 S+c 接收；OS=1 在 S+1+c×P+phase 发射，OS&gt;1 在 S+1+phase×R+c 发射。地址空拍时，发射取上一发射后一拍、当前Plane与地址各自接受后一拍三者的最晚沿。</w:t>
+        <w:t xml:space="preserve">无额外命令空拍，P=A位宽/4，R=max(ws,as)，序号从0开始。WS/单Context：包起点S=(t×R+c)×(P+1)，Aphase在S+phase接收、S+1+phase发射。所有多Context AS（包括OS1）：S=t×(1+R×P)，Context c地址在S+c接收，内部在S+1+phase×R+c发射，即Tile→Slice→Context。地址空拍时，发射取上一发射后一拍、当前Plane与地址各自接受后一拍三者的最晚沿。</w:t>
       </w:r>
     </w:p>
     <w:bookmarkEnd w:id="17"/>
@@ -14041,7 +14050,7 @@
         <w:spacing w:after="120" w:line="312" w:lineRule="auto"/>
       </w:pPr>
       <w:r>
-        <w:t>检查范围：仅在result_done发布最终raw时，仿真检查当拍arithmetic_result是否在signed32范围内；UINT还检查非负。此前tmp/Psum若已截断回绕，后续值可能重新落入范围，因此最终检查不等于端到端溢出检测；valid只表示事务发布，不保证此前没有溢出。</w:t>
+        <w:t xml:space="preserve">检查范围：在非SYNTHESIS仿真中，tmp和Psum每次写入前均检查signed32范围，越界分别触发CLUSTER_ARITH: tmp signed32 overflow或CLUSTER_ARITH: Psum signed32 overflow。最终raw发布时另有范围检查，UINT还检查非负。上述断言不参与综合，不等于硬件溢出保护；UINT每次中间存储非负仍属于调用方约束。</w:t>
       </w:r>
     </w:p>
     <w:p>
@@ -14051,7 +14060,7 @@
         <w:spacing w:after="120" w:line="312" w:lineRule="auto"/>
       </w:pPr>
       <w:r>
-        <w:t>可复现边界：W8A16、INT、每Tile K256、OS5，ACT全为32767、weight全为127。数学累加5326603520；中间signed32回绕后raw可为1031636224，最终范围检查不报错。multiplier=1、shift=-26、zp=0时INT8为15，宽位累加后量化参考为79。此例描述当前限制，不属于合法范围内的数值正确性保证。</w:t>
+        <w:t xml:space="preserve">边界示例：W8A16、INT、每Tile K256、OS5，ACT全为32767、weight全为127，数学累加为5326603520。在当前非SYNTHESIS仿真中，第三个Tile的Psum写入值3195962112已超出signed32范围，应触发写入前断言。若定义SYNTHESIS排除这些断言，32bit存储仍会截断；历史回绕raw=1031636224、INT8=15而宽位参考=79说明硬件位宽限制，不是当前启用断言时的正常通过结果。</w:t>
       </w:r>
     </w:p>
     <w:p>
@@ -14061,7 +14070,7 @@
         <w:spacing w:after="120" w:line="312" w:lineRule="auto"/>
       </w:pPr>
       <w:r>
-        <w:t>TBD：逐次写入的检测位置、溢出后的拒绝或终止、饱和或扩位策略，以及错误状态与输出valid处理均未确定、未实现。后续决策须同时覆盖WS/单Context的tmp bit fusion、AS的逐Context Psum fusion和OS跨Tile累加；扩大Context深度不能解决数值位宽溢出。</w:t>
+        <w:t xml:space="preserve">TBD仅指硬件溢出处理策略：是否增加可综合的逐次写入检测、错误状态、拒绝或终止、饱和或扩位，以及异常后的输出valid处理，均未确定或实现。当前非SYNTHESIS仿真的tmp/Psum写入前范围断言已经存在。后续硬件决策须覆盖WS/单Context tmp融合、AS逐Context Psum融合及OS跨Tile累加；增加Context深度不能解决数值位宽溢出。</w:t>
       </w:r>
     </w:p>
     <w:p>
@@ -14691,7 +14700,7 @@
         <w:spacing w:after="120" w:line="312" w:lineRule="auto"/>
       </w:pPr>
       <w:r>
-        <w:t>Requant配置采用独立298-bit requant_cfg_t：conv_mode及requant_mode各1bit、4×INT32 multiplier、4×INT10 shift、4×INT32 zp。OC c固定使用参数c，对应oc_mask的OC0～3位序；屏蔽某OC不会压缩参数索引。107-bit compute descriptor不变。</w:t>
+        <w:t xml:space="preserve">Requant配置采用独立297-bit requant_cfg_t：仅conv_mode为1bit，另有4×INT32 multiplier、4×INT10 shift、4×INT32 zp；当前接口没有requant_mode字段。conv_mode=0选择per-tensor，第0项scale广播；conv_mode=1选择per-channel，OC c使用参数c。屏蔽OC不会压缩参数索引。107-bit compute descriptor不变。</w:t>
       </w:r>
     </w:p>
     <w:p>
@@ -14700,7 +14709,7 @@
         <w:spacing w:after="120" w:line="312" w:lineRule="auto"/>
       </w:pPr>
       <w:r>
-        <w:t>requant_mode=0：四OC共用第0项multiplier/shift，CIM不加ZP，整个ZP buffer关钟；逐channel修正仅在TB进行。requant_mode=1：四OC分别使用对应multiplier/shift，要求conv_mode=1。无论scale模式，启用Requant均限制一个对齐归约组：W8用Macro0～7，W4选0～3或4～7，W2选四个对齐Macro对之一。当前有效shift覆盖完整signed INT10范围−512～511。 ENABLE_REQUANT默认1；设0仅用于raw-only多组归约验证，不发布INT8 valid。四个组合算术通道收集OC0～3，结果仍回到原物理lane。</w:t>
+        <w:t xml:space="preserve">conv_mode=0：四OC共用第0项multiplier/shift，CIM不加ZP，整个ZP buffer关钟，逐channel修正仅在TB进行。conv_mode=1：四OC分别使用对应scale和ZP。启用Requant时，每拍仅允许一个对齐归约组、最多4个OC：W8使用Macro0～7，W4选择0～3或4～7，W2选择四个对齐Macro对之一。shift覆盖完整signed INT10范围−512～511。ENABLE_REQUANT默认1；设0仅用于raw-only验证，不发布INT8 valid。结果回到原物理lane。</w:t>
       </w:r>
     </w:p>
     <w:bookmarkEnd w:id="29"/>
@@ -14710,7 +14719,7 @@
         <w:spacing w:after="120" w:line="312" w:lineRule="auto"/>
       </w:pPr>
       <w:r>
-        <w:t>REQUANT_CONTEXT_DEPTH=OUTPUT_BUFFER_DEPTH，默认16个固定Context槽位，每项296bit，合计4736bit/592B。所有多Context AS包括A4使用该表；首K Tile加载，后续Tile校验有效参数一致。非AS关闭深表并使用一组批次参数。per-tensor每Context只保存和广播第0项multiplier/shift，另外三项关闭时钟；不同Context可以有不同scale。per-channel使用四组。四项已舍入INT32 merged ZP仅在per-channel时由RTL保存和消费，固定对应本地OC0～3；per-tensor不加载或读取ZP，批次ZP及AS Context ZP全部关钟；OC0被屏蔽时仍使用当前Context第0项共享scale。AS参数、地址和ACT可边接收边发射，不等待全部Context收齐。Context i固定使用槽i，批次内不回收槽位，无FIFO。当前Slice和对应Context命令寄存后下一拍即可发射；收到后续参数可与已有计算同拍。</w:t>
+        <w:t xml:space="preserve">REQUANT_CONTEXT_DEPTH=OUTPUT_BUFFER_DEPTH，默认16个固定Context槽位，每项296bit，合计4736bit/592B。所有多Context AS（包括A4）使用该表，首K Tile加载，后续Tile校验有效参数一致。非AS关闭深表并使用批次参数。per-tensor每Context仅加载和广播第0项multiplier/shift，不加载或消费ZP，其余scale及全部ZP关钟；per-channel加载四组scale及四项已舍入INT32 merged ZP，固定对应本地OC0～3。OC0被屏蔽时，per-tensor仍读取当前Context第0项scale。参数、地址和ACT可边接收边发射；Context固定槽位，批次内不回收，无FIFO。</w:t>
       </w:r>
     </w:p>
     <w:p>
@@ -14719,4044 +14728,2370 @@
         <w:spacing w:after="120" w:line="312" w:lineRule="auto"/>
       </w:pPr>
       <w:r>
-        <w:t>OS2/AS4使用16槽位中的4项：per-channel活动参数1184bit；per-tensor仅加载四项共享scale，共168bit，不加载ZP。兼容整表容量仍为4736bit。最后raw的下一沿可捕获旧INT8并接受新批参数，沿前旧值完成量化。</w:t>
+        <w:t xml:space="preserve">OS2/AS4使用16槽位中的4项：per-channel活动参数1184bit；per-tensor仅加载四项共享scale，共168bit，不加载ZP。兼容整表容量仍为4736bit。最后raw的下一沿可锁存旧INT8并接受新批参数。</w:t>
       </w:r>
     </w:p>
     <w:p>
       <w:pPr>
-        <w:pStyle w:val="5"/>
+        <w:pStyle w:val="4"/>
+        <w:keepNext/>
+        <w:pageBreakBefore w:val="0"/>
+        <w:spacing w:after="100"/>
+      </w:pPr>
+      <w:r>
+        <w:rPr>
+          <w:color w:val="000000"/>
+          <w:sz w:val="22"/>
+        </w:rPr>
+        <w:t>6.2 Requant 公式与参数</w:t>
+      </w:r>
+    </w:p>
+    <w:p>
+      <w:pPr>
+        <w:keepNext w:val="0"/>
+        <w:spacing w:after="100"/>
+      </w:pPr>
+      <w:r>
+        <w:rPr>
+          <w:color w:val="000000"/>
+          <w:sz w:val="19"/>
+        </w:rPr>
+        <w:t xml:space="preserve">数据通路为tmp/Psum组合raw视图→组合Requant→INT8输出寄存器；没有独立raw payload输出寄存器。全部Slice和K Tile完成后量化一次，INT8 data/valid比对应raw晚1T，不改变tmp/Psum历史。输入补偿已在参数生成端合入逐channel的已舍入INT32 ZP；per-channel由RTL消费，per-tensor仅由TB在CIM INT8输出之后修正。</w:t>
+      </w:r>
+    </w:p>
+    <w:p>
+      <w:pPr>
+        <w:keepNext w:val="0"/>
+        <w:spacing w:after="100"/>
+      </w:pPr>
+      <w:r>
+        <w:rPr>
+          <w:b/>
+          <w:color w:val="000000"/>
+          <w:sz w:val="19"/>
+        </w:rPr>
+        <w:t xml:space="preserve">per-channel：q_out[n] = clip_INT8(round(Psum[n] × multiplier[c] × 2^shift[c]) + zp[c])；本地OC c固定对应参数项c。per-tensor则在DUT内使用第0项scale并令ZP为0，先输出饱和INT8；TB再逐channel加已舍入INT32 ZP并再次饱和。</w:t>
+      </w:r>
+    </w:p>
+    <w:p>
+      <w:pPr>
+        <w:keepNext w:val="0"/>
+        <w:spacing w:after="100"/>
+      </w:pPr>
+      <w:r>
+        <w:rPr>
+          <w:color w:val="000000"/>
+          <w:sz w:val="19"/>
+        </w:rPr>
+        <w:t xml:space="preserve">round采用最近整数、恰好半整数远离零；clip_INT8(x)=min(127,max(-128,x))。per-channel的INT32 ZP在round之后、最终clip之前相加，不能移到round内。per-tensor的两次饱和不能还原第一次饱和丢失的信息，TB使用扩位整数加法后再clip。</w:t>
+      </w:r>
+    </w:p>
+    <w:tbl>
+      <w:tblPr>
+        <w:tblStyle w:val="29"/>
+        <w:tblW w:w="5000" w:type="pct"/>
+        <w:tblInd w:w="0" w:type="dxa"/>
+        <w:tblBorders>
+          <w:top w:val="single" w:color="D9D9D9" w:sz="4" w:space="0"/>
+          <w:left w:val="single" w:color="D9D9D9" w:sz="4" w:space="0"/>
+          <w:bottom w:val="single" w:color="D9D9D9" w:sz="4" w:space="0"/>
+          <w:right w:val="single" w:color="D9D9D9" w:sz="4" w:space="0"/>
+          <w:insideH w:val="single" w:color="D9D9D9" w:sz="4" w:space="0"/>
+          <w:insideV w:val="single" w:color="D9D9D9" w:sz="4" w:space="0"/>
+        </w:tblBorders>
+        <w:tblLayout w:type="autofit"/>
+        <w:tblCellMar>
+          <w:top w:w="0" w:type="dxa"/>
+          <w:left w:w="108" w:type="dxa"/>
+          <w:bottom w:w="0" w:type="dxa"/>
+          <w:right w:w="108" w:type="dxa"/>
+        </w:tblCellMar>
+      </w:tblPr>
+      <w:tblGrid>
+        <w:gridCol w:w="2328"/>
+        <w:gridCol w:w="1229"/>
+        <w:gridCol w:w="6071"/>
+      </w:tblGrid>
+      <w:tr>
+        <w:tblPrEx>
+          <w:tblBorders>
+            <w:top w:val="single" w:color="A6B4CC" w:sz="4" w:space="0"/>
+            <w:left w:val="single" w:color="A6B4CC" w:sz="4" w:space="0"/>
+            <w:bottom w:val="single" w:color="A6B4CC" w:sz="4" w:space="0"/>
+            <w:right w:val="single" w:color="A6B4CC" w:sz="4" w:space="0"/>
+            <w:insideH w:val="single" w:color="A6B4CC" w:sz="4" w:space="0"/>
+            <w:insideV w:val="single" w:color="A6B4CC" w:sz="4" w:space="0"/>
+          </w:tblBorders>
+          <w:tblCellMar>
+            <w:top w:w="0" w:type="dxa"/>
+            <w:left w:w="108" w:type="dxa"/>
+            <w:bottom w:w="0" w:type="dxa"/>
+            <w:right w:w="108" w:type="dxa"/>
+          </w:tblCellMar>
+        </w:tblPrEx>
+        <w:trPr>
+          <w:cantSplit/>
+          <w:tblHeader/>
+        </w:trPr>
+        <w:tc>
+          <w:tcPr>
+            <w:shd w:val="clear" w:color="auto" w:fill="E7EDF4"/>
+            <w:vAlign w:val="center"/>
+            <w:tcMar>
+              <w:top w:w="70" w:type="dxa"/>
+              <w:left w:w="70" w:type="dxa"/>
+              <w:bottom w:w="70" w:type="dxa"/>
+              <w:right w:w="70" w:type="dxa"/>
+            </w:tcMar>
+          </w:tcPr>
+          <w:p>
+            <w:pPr>
+              <w:pStyle w:val="24"/>
+              <w:keepNext w:val="0"/>
+              <w:spacing w:before="40" w:after="40"/>
+              <w:jc w:val="left"/>
+            </w:pPr>
+            <w:r>
+              <w:rPr>
+                <w:b/>
+                <w:color w:val="000000"/>
+                <w:sz w:val="18"/>
+              </w:rPr>
+              <w:t>字段 / 运算</w:t>
+            </w:r>
+          </w:p>
+        </w:tc>
+        <w:tc>
+          <w:tcPr>
+            <w:shd w:val="clear" w:color="auto" w:fill="E7EDF4"/>
+            <w:vAlign w:val="center"/>
+            <w:tcMar>
+              <w:top w:w="70" w:type="dxa"/>
+              <w:left w:w="70" w:type="dxa"/>
+              <w:bottom w:w="70" w:type="dxa"/>
+              <w:right w:w="70" w:type="dxa"/>
+            </w:tcMar>
+          </w:tcPr>
+          <w:p>
+            <w:pPr>
+              <w:pStyle w:val="24"/>
+              <w:keepNext w:val="0"/>
+              <w:spacing w:before="40" w:after="40"/>
+              <w:jc w:val="left"/>
+            </w:pPr>
+            <w:r>
+              <w:rPr>
+                <w:b/>
+                <w:color w:val="000000"/>
+                <w:sz w:val="18"/>
+              </w:rPr>
+              <w:t>类型或范围</w:t>
+            </w:r>
+          </w:p>
+        </w:tc>
+        <w:tc>
+          <w:tcPr>
+            <w:shd w:val="clear" w:color="auto" w:fill="E7EDF4"/>
+            <w:vAlign w:val="center"/>
+            <w:tcMar>
+              <w:top w:w="70" w:type="dxa"/>
+              <w:left w:w="70" w:type="dxa"/>
+              <w:bottom w:w="70" w:type="dxa"/>
+              <w:right w:w="70" w:type="dxa"/>
+            </w:tcMar>
+          </w:tcPr>
+          <w:p>
+            <w:pPr>
+              <w:pStyle w:val="24"/>
+              <w:keepNext w:val="0"/>
+              <w:spacing w:before="40" w:after="40"/>
+              <w:jc w:val="left"/>
+            </w:pPr>
+            <w:r>
+              <w:rPr>
+                <w:b/>
+                <w:color w:val="000000"/>
+                <w:sz w:val="18"/>
+              </w:rPr>
+              <w:t>明确语义</w:t>
+            </w:r>
+          </w:p>
+        </w:tc>
+      </w:tr>
+      <w:bookmarkEnd w:id="1"/>
+      <w:bookmarkEnd w:id="5"/>
+      <w:tr>
+        <w:tblPrEx>
+          <w:tblBorders>
+            <w:top w:val="single" w:color="A6B4CC" w:sz="4" w:space="0"/>
+            <w:left w:val="single" w:color="A6B4CC" w:sz="4" w:space="0"/>
+            <w:bottom w:val="single" w:color="A6B4CC" w:sz="4" w:space="0"/>
+            <w:right w:val="single" w:color="A6B4CC" w:sz="4" w:space="0"/>
+            <w:insideH w:val="single" w:color="A6B4CC" w:sz="4" w:space="0"/>
+            <w:insideV w:val="single" w:color="A6B4CC" w:sz="4" w:space="0"/>
+          </w:tblBorders>
+          <w:tblCellMar>
+            <w:top w:w="0" w:type="dxa"/>
+            <w:left w:w="108" w:type="dxa"/>
+            <w:bottom w:w="0" w:type="dxa"/>
+            <w:right w:w="108" w:type="dxa"/>
+          </w:tblCellMar>
+        </w:tblPrEx>
+        <w:trPr>
+          <w:cantSplit/>
+        </w:trPr>
+        <w:tc>
+          <w:tcPr>
+            <w:vAlign w:val="center"/>
+            <w:shd w:fill="FFFFFF"/>
+            <w:tcMar>
+              <w:top w:w="70" w:type="dxa"/>
+              <w:left w:w="70" w:type="dxa"/>
+              <w:bottom w:w="70" w:type="dxa"/>
+              <w:right w:w="70" w:type="dxa"/>
+            </w:tcMar>
+          </w:tcPr>
+          <w:p>
+            <w:pPr>
+              <w:pStyle w:val="24"/>
+              <w:keepNext w:val="0"/>
+              <w:spacing w:before="40" w:after="40"/>
+              <w:jc w:val="left"/>
+            </w:pPr>
+            <w:r>
+              <w:rPr>
+                <w:rStyle w:val="36"/>
+                <w:b w:val="0"/>
+                <w:color w:val="000000"/>
+                <w:sz w:val="18"/>
+              </w:rPr>
+              <w:t>Psum</w:t>
+            </w:r>
+          </w:p>
+        </w:tc>
+        <w:tc>
+          <w:tcPr>
+            <w:vAlign w:val="center"/>
+            <w:shd w:fill="FFFFFF"/>
+            <w:tcMar>
+              <w:top w:w="70" w:type="dxa"/>
+              <w:left w:w="70" w:type="dxa"/>
+              <w:bottom w:w="70" w:type="dxa"/>
+              <w:right w:w="70" w:type="dxa"/>
+            </w:tcMar>
+          </w:tcPr>
+          <w:p>
+            <w:pPr>
+              <w:pStyle w:val="24"/>
+              <w:keepNext w:val="0"/>
+              <w:spacing w:before="40" w:after="40"/>
+              <w:jc w:val="left"/>
+            </w:pPr>
+            <w:r>
+              <w:rPr>
+                <w:b w:val="0"/>
+                <w:color w:val="000000"/>
+                <w:sz w:val="18"/>
+              </w:rPr>
+              <w:t>signed INT32</w:t>
+            </w:r>
+          </w:p>
+        </w:tc>
+        <w:tc>
+          <w:tcPr>
+            <w:vAlign w:val="center"/>
+            <w:shd w:fill="FFFFFF"/>
+            <w:tcMar>
+              <w:top w:w="70" w:type="dxa"/>
+              <w:left w:w="70" w:type="dxa"/>
+              <w:bottom w:w="70" w:type="dxa"/>
+              <w:right w:w="70" w:type="dxa"/>
+            </w:tcMar>
+          </w:tcPr>
+          <w:p>
+            <w:pPr>
+              <w:pStyle w:val="24"/>
+              <w:keepNext w:val="0"/>
+              <w:spacing w:before="40" w:after="40"/>
+              <w:jc w:val="left"/>
+            </w:pPr>
+            <w:r>
+              <w:rPr>
+                <w:rStyle w:val="36"/>
+                <w:b w:val="0"/>
+                <w:color w:val="000000"/>
+                <w:sz w:val="18"/>
+              </w:rPr>
+              <w:t>完成所有Slice与K Tile的输入值</w:t>
+            </w:r>
+          </w:p>
+        </w:tc>
+      </w:tr>
+      <w:tr>
+        <w:tblPrEx>
+          <w:tblBorders>
+            <w:top w:val="single" w:color="A6B4CC" w:sz="4" w:space="0"/>
+            <w:left w:val="single" w:color="A6B4CC" w:sz="4" w:space="0"/>
+            <w:bottom w:val="single" w:color="A6B4CC" w:sz="4" w:space="0"/>
+            <w:right w:val="single" w:color="A6B4CC" w:sz="4" w:space="0"/>
+            <w:insideH w:val="single" w:color="A6B4CC" w:sz="4" w:space="0"/>
+            <w:insideV w:val="single" w:color="A6B4CC" w:sz="4" w:space="0"/>
+          </w:tblBorders>
+          <w:tblCellMar>
+            <w:top w:w="0" w:type="dxa"/>
+            <w:left w:w="108" w:type="dxa"/>
+            <w:bottom w:w="0" w:type="dxa"/>
+            <w:right w:w="108" w:type="dxa"/>
+          </w:tblCellMar>
+        </w:tblPrEx>
+        <w:trPr>
+          <w:cantSplit/>
+        </w:trPr>
+        <w:tc>
+          <w:tcPr>
+            <w:vAlign w:val="center"/>
+            <w:shd w:fill="FFFFFF"/>
+            <w:tcMar>
+              <w:top w:w="70" w:type="dxa"/>
+              <w:left w:w="70" w:type="dxa"/>
+              <w:bottom w:w="70" w:type="dxa"/>
+              <w:right w:w="70" w:type="dxa"/>
+            </w:tcMar>
+          </w:tcPr>
+          <w:p>
+            <w:pPr>
+              <w:pStyle w:val="24"/>
+              <w:keepNext w:val="0"/>
+              <w:spacing w:before="40" w:after="40"/>
+              <w:jc w:val="left"/>
+            </w:pPr>
+            <w:r>
+              <w:rPr>
+                <w:rStyle w:val="36"/>
+                <w:b w:val="0"/>
+                <w:color w:val="000000"/>
+                <w:sz w:val="18"/>
+              </w:rPr>
+              <w:t>requant_multiplier</w:t>
+            </w:r>
+          </w:p>
+        </w:tc>
+        <w:tc>
+          <w:tcPr>
+            <w:vAlign w:val="center"/>
+            <w:shd w:fill="FFFFFF"/>
+            <w:tcMar>
+              <w:top w:w="70" w:type="dxa"/>
+              <w:left w:w="70" w:type="dxa"/>
+              <w:bottom w:w="70" w:type="dxa"/>
+              <w:right w:w="70" w:type="dxa"/>
+            </w:tcMar>
+          </w:tcPr>
+          <w:p>
+            <w:pPr>
+              <w:pStyle w:val="24"/>
+              <w:keepNext w:val="0"/>
+              <w:spacing w:before="40" w:after="40"/>
+              <w:jc w:val="left"/>
+            </w:pPr>
+            <w:r>
+              <w:rPr>
+                <w:b w:val="0"/>
+                <w:color w:val="000000"/>
+                <w:sz w:val="18"/>
+              </w:rPr>
+              <w:t>4×signed INT32</w:t>
+            </w:r>
+          </w:p>
+        </w:tc>
+        <w:tc>
+          <w:tcPr>
+            <w:vAlign w:val="center"/>
+            <w:shd w:fill="FFFFFF"/>
+            <w:tcMar>
+              <w:top w:w="70" w:type="dxa"/>
+              <w:left w:w="70" w:type="dxa"/>
+              <w:bottom w:w="70" w:type="dxa"/>
+              <w:right w:w="70" w:type="dxa"/>
+            </w:tcMar>
+          </w:tcPr>
+          <w:p>
+            <w:pPr>
+              <w:pStyle w:val="24"/>
+              <w:keepNext w:val="0"/>
+              <w:spacing w:before="40" w:after="40"/>
+              <w:jc w:val="left"/>
+            </w:pPr>
+            <w:r>
+              <w:rPr>
+                <w:rStyle w:val="36"/>
+                <w:b w:val="0"/>
+                <w:color w:val="000000"/>
+                <w:sz w:val="18"/>
+              </w:rPr>
+              <w:t>OC c对应[32*c+:32]；per-tensor共用第0项，无隐含Q31缩放</w:t>
+            </w:r>
+          </w:p>
+        </w:tc>
+      </w:tr>
+      <w:tr>
+        <w:tblPrEx>
+          <w:tblBorders>
+            <w:top w:val="single" w:color="A6B4CC" w:sz="4" w:space="0"/>
+            <w:left w:val="single" w:color="A6B4CC" w:sz="4" w:space="0"/>
+            <w:bottom w:val="single" w:color="A6B4CC" w:sz="4" w:space="0"/>
+            <w:right w:val="single" w:color="A6B4CC" w:sz="4" w:space="0"/>
+            <w:insideH w:val="single" w:color="A6B4CC" w:sz="4" w:space="0"/>
+            <w:insideV w:val="single" w:color="A6B4CC" w:sz="4" w:space="0"/>
+          </w:tblBorders>
+          <w:tblCellMar>
+            <w:top w:w="0" w:type="dxa"/>
+            <w:left w:w="108" w:type="dxa"/>
+            <w:bottom w:w="0" w:type="dxa"/>
+            <w:right w:w="108" w:type="dxa"/>
+          </w:tblCellMar>
+        </w:tblPrEx>
+        <w:trPr>
+          <w:cantSplit/>
+        </w:trPr>
+        <w:tc>
+          <w:tcPr>
+            <w:vAlign w:val="center"/>
+            <w:shd w:fill="FFFFFF"/>
+            <w:tcMar>
+              <w:top w:w="70" w:type="dxa"/>
+              <w:left w:w="70" w:type="dxa"/>
+              <w:bottom w:w="70" w:type="dxa"/>
+              <w:right w:w="70" w:type="dxa"/>
+            </w:tcMar>
+          </w:tcPr>
+          <w:p>
+            <w:pPr>
+              <w:pStyle w:val="24"/>
+              <w:keepNext w:val="0"/>
+              <w:spacing w:before="40" w:after="40"/>
+              <w:jc w:val="left"/>
+            </w:pPr>
+            <w:r>
+              <w:rPr>
+                <w:rStyle w:val="36"/>
+                <w:b w:val="0"/>
+                <w:color w:val="000000"/>
+                <w:sz w:val="18"/>
+              </w:rPr>
+              <w:t>requant_shift</w:t>
+            </w:r>
+          </w:p>
+        </w:tc>
+        <w:tc>
+          <w:tcPr>
+            <w:vAlign w:val="center"/>
+            <w:shd w:fill="FFFFFF"/>
+            <w:tcMar>
+              <w:top w:w="70" w:type="dxa"/>
+              <w:left w:w="70" w:type="dxa"/>
+              <w:bottom w:w="70" w:type="dxa"/>
+              <w:right w:w="70" w:type="dxa"/>
+            </w:tcMar>
+          </w:tcPr>
+          <w:p>
+            <w:pPr>
+              <w:pStyle w:val="24"/>
+              <w:keepNext w:val="0"/>
+              <w:spacing w:before="40" w:after="40"/>
+              <w:jc w:val="left"/>
+            </w:pPr>
+            <w:r>
+              <w:rPr>
+                <w:b w:val="0"/>
+                <w:color w:val="000000"/>
+                <w:sz w:val="18"/>
+              </w:rPr>
+              <w:t>4×signed INT10，每项−512…511</w:t>
+            </w:r>
+          </w:p>
+        </w:tc>
+        <w:tc>
+          <w:tcPr>
+            <w:vAlign w:val="center"/>
+            <w:shd w:fill="FFFFFF"/>
+            <w:tcMar>
+              <w:top w:w="70" w:type="dxa"/>
+              <w:left w:w="70" w:type="dxa"/>
+              <w:bottom w:w="70" w:type="dxa"/>
+              <w:right w:w="70" w:type="dxa"/>
+            </w:tcMar>
+          </w:tcPr>
+          <w:p>
+            <w:pPr>
+              <w:pStyle w:val="24"/>
+              <w:keepNext w:val="0"/>
+              <w:spacing w:before="40" w:after="40"/>
+              <w:jc w:val="left"/>
+            </w:pPr>
+            <w:r>
+              <w:rPr>
+                <w:rStyle w:val="36"/>
+                <w:b w:val="0"/>
+                <w:color w:val="000000"/>
+                <w:sz w:val="18"/>
+              </w:rPr>
+              <w:t xml:space="preserve">OC c对应[10*c+:10]；当前RTL支持完整−512～511</w:t>
+            </w:r>
+          </w:p>
+        </w:tc>
+      </w:tr>
+      <w:tr>
+        <w:tblPrEx>
+          <w:tblBorders>
+            <w:top w:val="single" w:color="A6B4CC" w:sz="4" w:space="0"/>
+            <w:left w:val="single" w:color="A6B4CC" w:sz="4" w:space="0"/>
+            <w:bottom w:val="single" w:color="A6B4CC" w:sz="4" w:space="0"/>
+            <w:right w:val="single" w:color="A6B4CC" w:sz="4" w:space="0"/>
+            <w:insideH w:val="single" w:color="A6B4CC" w:sz="4" w:space="0"/>
+            <w:insideV w:val="single" w:color="A6B4CC" w:sz="4" w:space="0"/>
+          </w:tblBorders>
+          <w:tblCellMar>
+            <w:top w:w="0" w:type="dxa"/>
+            <w:left w:w="108" w:type="dxa"/>
+            <w:bottom w:w="0" w:type="dxa"/>
+            <w:right w:w="108" w:type="dxa"/>
+          </w:tblCellMar>
+        </w:tblPrEx>
+        <w:trPr>
+          <w:cantSplit/>
+        </w:trPr>
+        <w:tc>
+          <w:tcPr>
+            <w:vAlign w:val="center"/>
+            <w:shd w:fill="FFFFFF"/>
+            <w:tcMar>
+              <w:top w:w="70" w:type="dxa"/>
+              <w:left w:w="70" w:type="dxa"/>
+              <w:bottom w:w="70" w:type="dxa"/>
+              <w:right w:w="70" w:type="dxa"/>
+            </w:tcMar>
+          </w:tcPr>
+          <w:p>
+            <w:pPr>
+              <w:pStyle w:val="24"/>
+              <w:keepNext w:val="0"/>
+              <w:spacing w:before="40" w:after="40"/>
+              <w:jc w:val="left"/>
+            </w:pPr>
+            <w:r>
+              <w:rPr>
+                <w:rStyle w:val="36"/>
+                <w:b w:val="0"/>
+                <w:color w:val="000000"/>
+                <w:sz w:val="18"/>
+              </w:rPr>
+              <w:t>requant_zp</w:t>
+            </w:r>
+          </w:p>
+        </w:tc>
+        <w:tc>
+          <w:tcPr>
+            <w:vAlign w:val="center"/>
+            <w:shd w:fill="FFFFFF"/>
+            <w:tcMar>
+              <w:top w:w="70" w:type="dxa"/>
+              <w:left w:w="70" w:type="dxa"/>
+              <w:bottom w:w="70" w:type="dxa"/>
+              <w:right w:w="70" w:type="dxa"/>
+            </w:tcMar>
+          </w:tcPr>
+          <w:p>
+            <w:pPr>
+              <w:pStyle w:val="24"/>
+              <w:keepNext w:val="0"/>
+              <w:spacing w:before="40" w:after="40"/>
+              <w:jc w:val="left"/>
+            </w:pPr>
+            <w:r>
+              <w:rPr>
+                <w:b w:val="0"/>
+                <w:color w:val="000000"/>
+                <w:sz w:val="18"/>
+              </w:rPr>
+              <w:t>4×signed INT32，按输出OC提供</w:t>
+            </w:r>
+          </w:p>
+        </w:tc>
+        <w:tc>
+          <w:tcPr>
+            <w:vAlign w:val="center"/>
+            <w:shd w:fill="FFFFFF"/>
+            <w:tcMar>
+              <w:top w:w="70" w:type="dxa"/>
+              <w:left w:w="70" w:type="dxa"/>
+              <w:bottom w:w="70" w:type="dxa"/>
+              <w:right w:w="70" w:type="dxa"/>
+            </w:tcMar>
+          </w:tcPr>
+          <w:p>
+            <w:pPr>
+              <w:pStyle w:val="24"/>
+              <w:keepNext w:val="0"/>
+              <w:spacing w:before="40" w:after="40"/>
+              <w:jc w:val="left"/>
+            </w:pPr>
+            <w:r>
+              <w:rPr>
+                <w:rStyle w:val="36"/>
+                <w:b w:val="0"/>
+                <w:color w:val="000000"/>
+                <w:sz w:val="18"/>
+              </w:rPr>
+              <w:t xml:space="preserve">已舍入INT32补偿；per-channel在round后、clip前加入；per-tensor不加载或消费，改由TB修正</w:t>
+            </w:r>
+          </w:p>
+        </w:tc>
+      </w:tr>
+      <w:tr>
+        <w:tblPrEx>
+          <w:tblBorders>
+            <w:top w:val="single" w:color="A6B4CC" w:sz="4" w:space="0"/>
+            <w:left w:val="single" w:color="A6B4CC" w:sz="4" w:space="0"/>
+            <w:bottom w:val="single" w:color="A6B4CC" w:sz="4" w:space="0"/>
+            <w:right w:val="single" w:color="A6B4CC" w:sz="4" w:space="0"/>
+            <w:insideH w:val="single" w:color="A6B4CC" w:sz="4" w:space="0"/>
+            <w:insideV w:val="single" w:color="A6B4CC" w:sz="4" w:space="0"/>
+          </w:tblBorders>
+          <w:tblCellMar>
+            <w:top w:w="0" w:type="dxa"/>
+            <w:left w:w="108" w:type="dxa"/>
+            <w:bottom w:w="0" w:type="dxa"/>
+            <w:right w:w="108" w:type="dxa"/>
+          </w:tblCellMar>
+        </w:tblPrEx>
+        <w:trPr>
+          <w:cantSplit/>
+        </w:trPr>
+        <w:tc>
+          <w:tcPr>
+            <w:vAlign w:val="center"/>
+            <w:shd w:fill="FFFFFF"/>
+            <w:tcMar>
+              <w:top w:w="70" w:type="dxa"/>
+              <w:left w:w="70" w:type="dxa"/>
+              <w:bottom w:w="70" w:type="dxa"/>
+              <w:right w:w="70" w:type="dxa"/>
+            </w:tcMar>
+          </w:tcPr>
+          <w:p>
+            <w:pPr>
+              <w:pStyle w:val="24"/>
+              <w:keepNext w:val="0"/>
+              <w:spacing w:before="40" w:after="40"/>
+              <w:jc w:val="left"/>
+            </w:pPr>
+            <w:r>
+              <w:rPr>
+                <w:rStyle w:val="36"/>
+                <w:b w:val="0"/>
+                <w:color w:val="000000"/>
+                <w:sz w:val="18"/>
+              </w:rPr>
+              <w:t>q_out</w:t>
+            </w:r>
+          </w:p>
+        </w:tc>
+        <w:tc>
+          <w:tcPr>
+            <w:vAlign w:val="center"/>
+            <w:shd w:fill="FFFFFF"/>
+            <w:tcMar>
+              <w:top w:w="70" w:type="dxa"/>
+              <w:left w:w="70" w:type="dxa"/>
+              <w:bottom w:w="70" w:type="dxa"/>
+              <w:right w:w="70" w:type="dxa"/>
+            </w:tcMar>
+          </w:tcPr>
+          <w:p>
+            <w:pPr>
+              <w:pStyle w:val="24"/>
+              <w:keepNext w:val="0"/>
+              <w:spacing w:before="40" w:after="40"/>
+              <w:jc w:val="left"/>
+            </w:pPr>
+            <w:r>
+              <w:rPr>
+                <w:b w:val="0"/>
+                <w:color w:val="000000"/>
+                <w:sz w:val="18"/>
+              </w:rPr>
+              <w:t>signed INT8，−128…127</w:t>
+            </w:r>
+          </w:p>
+        </w:tc>
+        <w:tc>
+          <w:tcPr>
+            <w:vAlign w:val="center"/>
+            <w:shd w:fill="FFFFFF"/>
+            <w:tcMar>
+              <w:top w:w="70" w:type="dxa"/>
+              <w:left w:w="70" w:type="dxa"/>
+              <w:bottom w:w="70" w:type="dxa"/>
+              <w:right w:w="70" w:type="dxa"/>
+            </w:tcMar>
+          </w:tcPr>
+          <w:p>
+            <w:pPr>
+              <w:pStyle w:val="24"/>
+              <w:keepNext w:val="0"/>
+              <w:spacing w:before="40" w:after="40"/>
+              <w:jc w:val="left"/>
+            </w:pPr>
+            <w:r>
+              <w:rPr>
+                <w:rStyle w:val="36"/>
+                <w:b w:val="0"/>
+                <w:color w:val="000000"/>
+                <w:sz w:val="18"/>
+              </w:rPr>
+              <w:t xml:space="preserve">per-channel先round、加ZP再饱和；per-tensor先在CIM饱和，TB加ZP后再次饱和</w:t>
+            </w:r>
+          </w:p>
+        </w:tc>
+      </w:tr>
+    </w:tbl>
+    <w:p>
+      <w:pPr>
+        <w:keepNext w:val="0"/>
+        <w:spacing w:after="100"/>
+      </w:pPr>
+      <w:r>
+        <w:rPr>
+          <w:color w:val="000000"/>
+          <w:sz w:val="19"/>
+        </w:rPr>
+        <w:t>有效scale为multiplier×2^shift，无隐含Q31。tmp/Psum使用signed32；中间截断先于最终检查，具体限制与未实现的溢出策略见5.4，INT8 clip不是Psum溢出处理。</w:t>
+      </w:r>
+    </w:p>
+    <w:p>
+      <w:pPr>
+        <w:keepNext w:val="0"/>
+        <w:spacing w:after="100"/>
+      </w:pPr>
+      <w:r>
+        <w:rPr>
+          <w:color w:val="000000"/>
+          <w:sz w:val="19"/>
+        </w:rPr>
+        <w:t xml:space="preserve">conv_mode为唯一模式控制位。共享scale不代表共享补偿：各逻辑输出channel仍有自己的已舍入signed INT32 ZP。per-channel由RTL按本地OC c读取对应项；per-tensor仅由TB逐channel保存和使用。RTL兼容ZP字段及数组容量保留，但在per-tensor下既不加载也不消费。</w:t>
+      </w:r>
+    </w:p>
+    <w:p>
+      <w:pPr>
+        <w:keepNext w:val="0"/>
+        <w:spacing w:after="100"/>
+      </w:pPr>
+      <w:r>
+        <w:rPr>
+          <w:color w:val="000000"/>
+          <w:sz w:val="19"/>
+        </w:rPr>
+        <w:t xml:space="preserve">ACT非对称、weight对称时，参数生成端按各列weight sum及实际编码scale生成已舍入INT32有效ZP。per-channel golden按raw缩放舍入后加ZP再clip；per-tensor先检查CIM不加ZP的饱和INT8，再在TB加ZP并clip。Python保留原单次饱和和中心化参考以记录差异；硬件正确性按当前整数接口golden精确验收。</w:t>
+      </w:r>
+    </w:p>
+    <w:p>
+      <w:pPr>
+        <w:pStyle w:val="4"/>
         <w:keepNext/>
         <w:spacing w:after="100"/>
       </w:pPr>
-      <w:commentRangeStart w:id="0"/>
       <w:r>
         <w:rPr>
-          <w:b w:val="0"/>
           <w:color w:val="000000"/>
+          <w:sz w:val="22"/>
         </w:rPr>
-        <w:t>6.2 Requant 数学说明 RTL 计算与 TB 补偿</w:t>
-      </w:r>
-      <w:commentRangeEnd w:id="0"/>
-      <w:r>
-        <w:rPr>
-          <w:rStyle w:val="CommentReference"/>
-        </w:rPr>
-        <w:commentReference w:id="0"/>
+        <w:t>6.2.1 乘法 移位 舍入与裁剪</w:t>
       </w:r>
     </w:p>
     <w:p>
       <w:pPr>
-        <w:pStyle w:val="3"/>
+        <w:keepNext w:val="0"/>
         <w:spacing w:after="100"/>
       </w:pPr>
       <w:r>
         <w:rPr>
-          <w:b w:val="0"/>
+          <w:color w:val="000000"/>
+          <w:sz w:val="19"/>
         </w:rPr>
-        <w:t>本节合并《CIM_Block_Spec_Requant修订》的数学展开与原始C++参数生成代码，并以当前RTL及已确认的整数接口为实现依据。per-tensor由CIM先输出不加ZP的饱和INT8，TB按channel加入已舍入INT32 ZP后再次饱和；per-channel保持CIM内先舍入、再加INT32 ZP、最后饱和。参考推导中的累加器域D与当前输出域ZP分别定义，不可混用。</w:t>
+        <w:t xml:space="preserve">先精确计算signed32×signed32得到signed64乘积T，shift支持完整signed INT10范围−512～511。s为0～31时，T先符号扩展至signed96再左移；s为−1～−63时，以至少65bit绝对值加舍入偏置后右移，再恢复符号，实现半整数远离零。</w:t>
       </w:r>
     </w:p>
     <w:p>
       <w:pPr>
-        <w:pStyle w:val="6"/>
-        <w:keepNext/>
+        <w:keepNext w:val="0"/>
         <w:spacing w:after="100"/>
       </w:pPr>
       <w:r>
         <w:rPr>
-          <w:b w:val="0"/>
           <w:color w:val="000000"/>
+          <w:sz w:val="19"/>
         </w:rPr>
-        <w:t>6.2.1 原始量化定义与索引</w:t>
+        <w:t xml:space="preserve">普通范围的缩放结果及per-channel加ZP使用signed96组合中间值，只在加ZP后clip，允许ZP抵消较大缩放值。per-tensor以ZP=0计算并先饱和到INT8，后续补偿由TB承担。算术本身不增加流水；32×8bit输出寄存器在raw之后1T锁存结果。组合路径仍需综合及STA评估。</w:t>
       </w:r>
     </w:p>
     <w:p>
       <w:pPr>
-        <w:pStyle w:val="3"/>
+        <w:keepNext w:val="0"/>
         <w:spacing w:after="100"/>
       </w:pPr>
       <w:r>
         <w:rPr>
-          <w:b w:val="0"/>
+          <w:color w:val="000000"/>
+          <w:sz w:val="19"/>
         </w:rPr>
-        <w:t>k覆盖完整有效K范围，n为逻辑输出channel；以下沿用参考文档的j时，j与n含义相同。c为所选归约组内本地OC0至OC3，按物理lane和Context映射到n；mask空洞不压缩参数索引。</w:t>
+        <w:t xml:space="preserve">大shift采用精确边界判定，无需几百位数据通路：s≥32且T非零时，signed32 ZP无法将结果抵消到INT8范围，按乘积符号饱和；T为0时按ZP处理。s≤−64时乘积舍入为0；s=−63仍需保留幅值2^62舍入为1的边界。per-channel随后加ZP并clip；per-tensor的算术ZP为0。全部1024种INT10编码有效。</w:t>
       </w:r>
     </w:p>
     <w:p>
       <w:pPr>
-        <w:pStyle w:val="3"/>
+        <w:pStyle w:val="4"/>
+        <w:keepNext/>
+        <w:pageBreakBefore w:val="0"/>
+        <w:spacing w:after="100"/>
+      </w:pPr>
+      <w:r>
+        <w:rPr>
+          <w:color w:val="000000"/>
+          <w:sz w:val="22"/>
+        </w:rPr>
+        <w:t xml:space="preserve">6.2.2 Per-channel 完整 INT10 边界示例</w:t>
+      </w:r>
+    </w:p>
+    <w:tbl>
+      <w:tblPr>
+        <w:tblStyle w:val="29"/>
+        <w:tblW w:w="5000" w:type="pct"/>
+        <w:tblInd w:w="0" w:type="dxa"/>
+        <w:tblBorders>
+          <w:top w:val="single" w:color="D9D9D9" w:sz="4" w:space="0"/>
+          <w:left w:val="single" w:color="D9D9D9" w:sz="4" w:space="0"/>
+          <w:bottom w:val="single" w:color="D9D9D9" w:sz="4" w:space="0"/>
+          <w:right w:val="single" w:color="D9D9D9" w:sz="4" w:space="0"/>
+          <w:insideH w:val="single" w:color="D9D9D9" w:sz="4" w:space="0"/>
+          <w:insideV w:val="single" w:color="D9D9D9" w:sz="4" w:space="0"/>
+        </w:tblBorders>
+        <w:tblLayout w:type="autofit"/>
+        <w:tblCellMar>
+          <w:top w:w="0" w:type="dxa"/>
+          <w:left w:w="108" w:type="dxa"/>
+          <w:bottom w:w="0" w:type="dxa"/>
+          <w:right w:w="108" w:type="dxa"/>
+        </w:tblCellMar>
+      </w:tblPr>
+      <w:tblGrid>
+        <w:gridCol w:w="2328"/>
+        <w:gridCol w:w="1229"/>
+        <w:gridCol w:w="6071"/>
+      </w:tblGrid>
+      <w:tr>
+        <w:tblPrEx>
+          <w:tblBorders>
+            <w:top w:val="single" w:color="A6B4CC" w:sz="4" w:space="0"/>
+            <w:left w:val="single" w:color="A6B4CC" w:sz="4" w:space="0"/>
+            <w:bottom w:val="single" w:color="A6B4CC" w:sz="4" w:space="0"/>
+            <w:right w:val="single" w:color="A6B4CC" w:sz="4" w:space="0"/>
+            <w:insideH w:val="single" w:color="A6B4CC" w:sz="4" w:space="0"/>
+            <w:insideV w:val="single" w:color="A6B4CC" w:sz="4" w:space="0"/>
+          </w:tblBorders>
+          <w:tblCellMar>
+            <w:top w:w="0" w:type="dxa"/>
+            <w:left w:w="108" w:type="dxa"/>
+            <w:bottom w:w="0" w:type="dxa"/>
+            <w:right w:w="108" w:type="dxa"/>
+          </w:tblCellMar>
+        </w:tblPrEx>
+        <w:trPr>
+          <w:cantSplit/>
+          <w:tblHeader/>
+        </w:trPr>
+        <w:tc>
+          <w:tcPr>
+            <w:shd w:val="clear" w:color="auto" w:fill="E7EDF4"/>
+            <w:vAlign w:val="center"/>
+            <w:tcMar>
+              <w:top w:w="70" w:type="dxa"/>
+              <w:left w:w="70" w:type="dxa"/>
+              <w:bottom w:w="70" w:type="dxa"/>
+              <w:right w:w="70" w:type="dxa"/>
+            </w:tcMar>
+          </w:tcPr>
+          <w:p>
+            <w:pPr>
+              <w:pStyle w:val="24"/>
+              <w:keepNext w:val="0"/>
+              <w:spacing w:before="40" w:after="40"/>
+              <w:jc w:val="left"/>
+            </w:pPr>
+            <w:r>
+              <w:rPr>
+                <w:b/>
+                <w:color w:val="000000"/>
+                <w:sz w:val="18"/>
+              </w:rPr>
+              <w:t>Psum / requant_multiplier</w:t>
+            </w:r>
+          </w:p>
+        </w:tc>
+        <w:tc>
+          <w:tcPr>
+            <w:shd w:val="clear" w:color="auto" w:fill="E7EDF4"/>
+            <w:vAlign w:val="center"/>
+            <w:tcMar>
+              <w:top w:w="70" w:type="dxa"/>
+              <w:left w:w="70" w:type="dxa"/>
+              <w:bottom w:w="70" w:type="dxa"/>
+              <w:right w:w="70" w:type="dxa"/>
+            </w:tcMar>
+          </w:tcPr>
+          <w:p>
+            <w:pPr>
+              <w:pStyle w:val="24"/>
+              <w:keepNext w:val="0"/>
+              <w:spacing w:before="40" w:after="40"/>
+              <w:jc w:val="left"/>
+            </w:pPr>
+            <w:r>
+              <w:rPr>
+                <w:b/>
+                <w:color w:val="000000"/>
+                <w:sz w:val="18"/>
+              </w:rPr>
+              <w:t>shift / zp</w:t>
+            </w:r>
+          </w:p>
+        </w:tc>
+        <w:tc>
+          <w:tcPr>
+            <w:shd w:val="clear" w:color="auto" w:fill="E7EDF4"/>
+            <w:vAlign w:val="center"/>
+            <w:tcMar>
+              <w:top w:w="70" w:type="dxa"/>
+              <w:left w:w="70" w:type="dxa"/>
+              <w:bottom w:w="70" w:type="dxa"/>
+              <w:right w:w="70" w:type="dxa"/>
+            </w:tcMar>
+          </w:tcPr>
+          <w:p>
+            <w:pPr>
+              <w:pStyle w:val="24"/>
+              <w:keepNext w:val="0"/>
+              <w:spacing w:before="40" w:after="40"/>
+              <w:jc w:val="left"/>
+            </w:pPr>
+            <w:r>
+              <w:rPr>
+                <w:b/>
+                <w:color w:val="000000"/>
+                <w:sz w:val="18"/>
+              </w:rPr>
+              <w:t>最终 q_out</w:t>
+            </w:r>
+          </w:p>
+        </w:tc>
+      </w:tr>
+      <w:bookmarkEnd w:id="1"/>
+      <w:bookmarkEnd w:id="5"/>
+      <w:tr>
+        <w:tblPrEx>
+          <w:tblBorders>
+            <w:top w:val="single" w:color="A6B4CC" w:sz="4" w:space="0"/>
+            <w:left w:val="single" w:color="A6B4CC" w:sz="4" w:space="0"/>
+            <w:bottom w:val="single" w:color="A6B4CC" w:sz="4" w:space="0"/>
+            <w:right w:val="single" w:color="A6B4CC" w:sz="4" w:space="0"/>
+            <w:insideH w:val="single" w:color="A6B4CC" w:sz="4" w:space="0"/>
+            <w:insideV w:val="single" w:color="A6B4CC" w:sz="4" w:space="0"/>
+          </w:tblBorders>
+          <w:tblCellMar>
+            <w:top w:w="0" w:type="dxa"/>
+            <w:left w:w="108" w:type="dxa"/>
+            <w:bottom w:w="0" w:type="dxa"/>
+            <w:right w:w="108" w:type="dxa"/>
+          </w:tblCellMar>
+        </w:tblPrEx>
+        <w:trPr>
+          <w:cantSplit/>
+        </w:trPr>
+        <w:tc>
+          <w:tcPr>
+            <w:vAlign w:val="center"/>
+            <w:shd w:fill="FFFFFF"/>
+            <w:tcMar>
+              <w:top w:w="70" w:type="dxa"/>
+              <w:left w:w="70" w:type="dxa"/>
+              <w:bottom w:w="70" w:type="dxa"/>
+              <w:right w:w="70" w:type="dxa"/>
+            </w:tcMar>
+          </w:tcPr>
+          <w:p>
+            <w:pPr>
+              <w:pStyle w:val="24"/>
+              <w:keepNext w:val="0"/>
+              <w:spacing w:before="40" w:after="40"/>
+              <w:jc w:val="left"/>
+            </w:pPr>
+            <w:r>
+              <w:rPr>
+                <w:rStyle w:val="36"/>
+                <w:b w:val="0"/>
+                <w:color w:val="000000"/>
+                <w:sz w:val="18"/>
+              </w:rPr>
+              <w:t>P=3, mult=1</w:t>
+            </w:r>
+          </w:p>
+        </w:tc>
+        <w:tc>
+          <w:tcPr>
+            <w:vAlign w:val="center"/>
+            <w:shd w:fill="FFFFFF"/>
+            <w:tcMar>
+              <w:top w:w="70" w:type="dxa"/>
+              <w:left w:w="70" w:type="dxa"/>
+              <w:bottom w:w="70" w:type="dxa"/>
+              <w:right w:w="70" w:type="dxa"/>
+            </w:tcMar>
+          </w:tcPr>
+          <w:p>
+            <w:pPr>
+              <w:pStyle w:val="24"/>
+              <w:keepNext w:val="0"/>
+              <w:spacing w:before="40" w:after="40"/>
+              <w:jc w:val="left"/>
+            </w:pPr>
+            <w:r>
+              <w:rPr>
+                <w:b w:val="0"/>
+                <w:color w:val="000000"/>
+                <w:sz w:val="18"/>
+              </w:rPr>
+              <w:t>s=-1, zp=0</w:t>
+            </w:r>
+          </w:p>
+        </w:tc>
+        <w:tc>
+          <w:tcPr>
+            <w:vAlign w:val="center"/>
+            <w:shd w:fill="FFFFFF"/>
+            <w:tcMar>
+              <w:top w:w="70" w:type="dxa"/>
+              <w:left w:w="70" w:type="dxa"/>
+              <w:bottom w:w="70" w:type="dxa"/>
+              <w:right w:w="70" w:type="dxa"/>
+            </w:tcMar>
+          </w:tcPr>
+          <w:p>
+            <w:pPr>
+              <w:pStyle w:val="24"/>
+              <w:keepNext w:val="0"/>
+              <w:spacing w:before="40" w:after="40"/>
+              <w:jc w:val="left"/>
+            </w:pPr>
+            <w:r>
+              <w:rPr>
+                <w:rStyle w:val="36"/>
+                <w:b w:val="0"/>
+                <w:color w:val="000000"/>
+                <w:sz w:val="18"/>
+              </w:rPr>
+              <w:t>2</w:t>
+            </w:r>
+          </w:p>
+        </w:tc>
+      </w:tr>
+      <w:tr>
+        <w:tblPrEx>
+          <w:tblBorders>
+            <w:top w:val="single" w:color="A6B4CC" w:sz="4" w:space="0"/>
+            <w:left w:val="single" w:color="A6B4CC" w:sz="4" w:space="0"/>
+            <w:bottom w:val="single" w:color="A6B4CC" w:sz="4" w:space="0"/>
+            <w:right w:val="single" w:color="A6B4CC" w:sz="4" w:space="0"/>
+            <w:insideH w:val="single" w:color="A6B4CC" w:sz="4" w:space="0"/>
+            <w:insideV w:val="single" w:color="A6B4CC" w:sz="4" w:space="0"/>
+          </w:tblBorders>
+          <w:tblCellMar>
+            <w:top w:w="0" w:type="dxa"/>
+            <w:left w:w="108" w:type="dxa"/>
+            <w:bottom w:w="0" w:type="dxa"/>
+            <w:right w:w="108" w:type="dxa"/>
+          </w:tblCellMar>
+        </w:tblPrEx>
+        <w:trPr>
+          <w:cantSplit/>
+        </w:trPr>
+        <w:tc>
+          <w:tcPr>
+            <w:vAlign w:val="center"/>
+            <w:shd w:fill="FFFFFF"/>
+            <w:tcMar>
+              <w:top w:w="70" w:type="dxa"/>
+              <w:left w:w="70" w:type="dxa"/>
+              <w:bottom w:w="70" w:type="dxa"/>
+              <w:right w:w="70" w:type="dxa"/>
+            </w:tcMar>
+          </w:tcPr>
+          <w:p>
+            <w:pPr>
+              <w:pStyle w:val="24"/>
+              <w:keepNext w:val="0"/>
+              <w:spacing w:before="40" w:after="40"/>
+              <w:jc w:val="left"/>
+            </w:pPr>
+            <w:r>
+              <w:rPr>
+                <w:rStyle w:val="36"/>
+                <w:b w:val="0"/>
+                <w:color w:val="000000"/>
+                <w:sz w:val="18"/>
+              </w:rPr>
+              <w:t>P=-3, mult=1</w:t>
+            </w:r>
+          </w:p>
+        </w:tc>
+        <w:tc>
+          <w:tcPr>
+            <w:vAlign w:val="center"/>
+            <w:shd w:fill="FFFFFF"/>
+            <w:tcMar>
+              <w:top w:w="70" w:type="dxa"/>
+              <w:left w:w="70" w:type="dxa"/>
+              <w:bottom w:w="70" w:type="dxa"/>
+              <w:right w:w="70" w:type="dxa"/>
+            </w:tcMar>
+          </w:tcPr>
+          <w:p>
+            <w:pPr>
+              <w:pStyle w:val="24"/>
+              <w:keepNext w:val="0"/>
+              <w:spacing w:before="40" w:after="40"/>
+              <w:jc w:val="left"/>
+            </w:pPr>
+            <w:r>
+              <w:rPr>
+                <w:b w:val="0"/>
+                <w:color w:val="000000"/>
+                <w:sz w:val="18"/>
+              </w:rPr>
+              <w:t>s=-1, zp=0</w:t>
+            </w:r>
+          </w:p>
+        </w:tc>
+        <w:tc>
+          <w:tcPr>
+            <w:vAlign w:val="center"/>
+            <w:shd w:fill="FFFFFF"/>
+            <w:tcMar>
+              <w:top w:w="70" w:type="dxa"/>
+              <w:left w:w="70" w:type="dxa"/>
+              <w:bottom w:w="70" w:type="dxa"/>
+              <w:right w:w="70" w:type="dxa"/>
+            </w:tcMar>
+          </w:tcPr>
+          <w:p>
+            <w:pPr>
+              <w:pStyle w:val="24"/>
+              <w:keepNext w:val="0"/>
+              <w:spacing w:before="40" w:after="40"/>
+              <w:jc w:val="left"/>
+            </w:pPr>
+            <w:r>
+              <w:rPr>
+                <w:rStyle w:val="36"/>
+                <w:b w:val="0"/>
+                <w:color w:val="000000"/>
+                <w:sz w:val="18"/>
+              </w:rPr>
+              <w:t>-2</w:t>
+            </w:r>
+          </w:p>
+        </w:tc>
+      </w:tr>
+      <w:tr>
+        <w:tblPrEx>
+          <w:tblBorders>
+            <w:top w:val="single" w:color="A6B4CC" w:sz="4" w:space="0"/>
+            <w:left w:val="single" w:color="A6B4CC" w:sz="4" w:space="0"/>
+            <w:bottom w:val="single" w:color="A6B4CC" w:sz="4" w:space="0"/>
+            <w:right w:val="single" w:color="A6B4CC" w:sz="4" w:space="0"/>
+            <w:insideH w:val="single" w:color="A6B4CC" w:sz="4" w:space="0"/>
+            <w:insideV w:val="single" w:color="A6B4CC" w:sz="4" w:space="0"/>
+          </w:tblBorders>
+          <w:tblCellMar>
+            <w:top w:w="0" w:type="dxa"/>
+            <w:left w:w="108" w:type="dxa"/>
+            <w:bottom w:w="0" w:type="dxa"/>
+            <w:right w:w="108" w:type="dxa"/>
+          </w:tblCellMar>
+        </w:tblPrEx>
+        <w:trPr>
+          <w:cantSplit/>
+        </w:trPr>
+        <w:tc>
+          <w:tcPr>
+            <w:vAlign w:val="center"/>
+            <w:shd w:fill="FFFFFF"/>
+            <w:tcMar>
+              <w:top w:w="70" w:type="dxa"/>
+              <w:left w:w="70" w:type="dxa"/>
+              <w:bottom w:w="70" w:type="dxa"/>
+              <w:right w:w="70" w:type="dxa"/>
+            </w:tcMar>
+          </w:tcPr>
+          <w:p>
+            <w:pPr>
+              <w:pStyle w:val="24"/>
+              <w:keepNext w:val="0"/>
+              <w:spacing w:before="40" w:after="40"/>
+              <w:jc w:val="left"/>
+            </w:pPr>
+            <w:r>
+              <w:rPr>
+                <w:rStyle w:val="36"/>
+                <w:b w:val="0"/>
+                <w:color w:val="000000"/>
+                <w:sz w:val="18"/>
+              </w:rPr>
+              <w:t>P=-1, mult=1</w:t>
+            </w:r>
+          </w:p>
+        </w:tc>
+        <w:tc>
+          <w:tcPr>
+            <w:vAlign w:val="center"/>
+            <w:shd w:fill="FFFFFF"/>
+            <w:tcMar>
+              <w:top w:w="70" w:type="dxa"/>
+              <w:left w:w="70" w:type="dxa"/>
+              <w:bottom w:w="70" w:type="dxa"/>
+              <w:right w:w="70" w:type="dxa"/>
+            </w:tcMar>
+          </w:tcPr>
+          <w:p>
+            <w:pPr>
+              <w:pStyle w:val="24"/>
+              <w:keepNext w:val="0"/>
+              <w:spacing w:before="40" w:after="40"/>
+              <w:jc w:val="left"/>
+            </w:pPr>
+            <w:r>
+              <w:rPr>
+                <w:b w:val="0"/>
+                <w:color w:val="000000"/>
+                <w:sz w:val="18"/>
+              </w:rPr>
+              <w:t>s=-1, zp=1</w:t>
+            </w:r>
+          </w:p>
+        </w:tc>
+        <w:tc>
+          <w:tcPr>
+            <w:vAlign w:val="center"/>
+            <w:shd w:fill="FFFFFF"/>
+            <w:tcMar>
+              <w:top w:w="70" w:type="dxa"/>
+              <w:left w:w="70" w:type="dxa"/>
+              <w:bottom w:w="70" w:type="dxa"/>
+              <w:right w:w="70" w:type="dxa"/>
+            </w:tcMar>
+          </w:tcPr>
+          <w:p>
+            <w:pPr>
+              <w:pStyle w:val="24"/>
+              <w:keepNext w:val="0"/>
+              <w:spacing w:before="40" w:after="40"/>
+              <w:jc w:val="left"/>
+            </w:pPr>
+            <w:r>
+              <w:rPr>
+                <w:rStyle w:val="36"/>
+                <w:b w:val="0"/>
+                <w:color w:val="000000"/>
+                <w:sz w:val="18"/>
+              </w:rPr>
+              <w:t>0</w:t>
+            </w:r>
+          </w:p>
+        </w:tc>
+      </w:tr>
+      <w:tr>
+        <w:tblPrEx>
+          <w:tblBorders>
+            <w:top w:val="single" w:color="A6B4CC" w:sz="4" w:space="0"/>
+            <w:left w:val="single" w:color="A6B4CC" w:sz="4" w:space="0"/>
+            <w:bottom w:val="single" w:color="A6B4CC" w:sz="4" w:space="0"/>
+            <w:right w:val="single" w:color="A6B4CC" w:sz="4" w:space="0"/>
+            <w:insideH w:val="single" w:color="A6B4CC" w:sz="4" w:space="0"/>
+            <w:insideV w:val="single" w:color="A6B4CC" w:sz="4" w:space="0"/>
+          </w:tblBorders>
+          <w:tblCellMar>
+            <w:top w:w="0" w:type="dxa"/>
+            <w:left w:w="108" w:type="dxa"/>
+            <w:bottom w:w="0" w:type="dxa"/>
+            <w:right w:w="108" w:type="dxa"/>
+          </w:tblCellMar>
+        </w:tblPrEx>
+        <w:trPr>
+          <w:cantSplit/>
+        </w:trPr>
+        <w:tc>
+          <w:tcPr>
+            <w:vAlign w:val="center"/>
+            <w:shd w:fill="FFFFFF"/>
+            <w:tcMar>
+              <w:top w:w="70" w:type="dxa"/>
+              <w:left w:w="70" w:type="dxa"/>
+              <w:bottom w:w="70" w:type="dxa"/>
+              <w:right w:w="70" w:type="dxa"/>
+            </w:tcMar>
+          </w:tcPr>
+          <w:p>
+            <w:pPr>
+              <w:pStyle w:val="24"/>
+              <w:keepNext w:val="0"/>
+              <w:spacing w:before="40" w:after="40"/>
+              <w:jc w:val="left"/>
+            </w:pPr>
+            <w:r>
+              <w:rPr>
+                <w:rStyle w:val="36"/>
+                <w:b w:val="0"/>
+                <w:color w:val="000000"/>
+                <w:sz w:val="18"/>
+              </w:rPr>
+              <w:t>P=1, mult=1</w:t>
+            </w:r>
+          </w:p>
+        </w:tc>
+        <w:tc>
+          <w:tcPr>
+            <w:vAlign w:val="center"/>
+            <w:shd w:fill="FFFFFF"/>
+            <w:tcMar>
+              <w:top w:w="70" w:type="dxa"/>
+              <w:left w:w="70" w:type="dxa"/>
+              <w:bottom w:w="70" w:type="dxa"/>
+              <w:right w:w="70" w:type="dxa"/>
+            </w:tcMar>
+          </w:tcPr>
+          <w:p>
+            <w:pPr>
+              <w:pStyle w:val="24"/>
+              <w:keepNext w:val="0"/>
+              <w:spacing w:before="40" w:after="40"/>
+              <w:jc w:val="left"/>
+            </w:pPr>
+            <w:r>
+              <w:rPr>
+                <w:b w:val="0"/>
+                <w:color w:val="000000"/>
+                <w:sz w:val="18"/>
+              </w:rPr>
+              <w:t>s=31, zp=-2147483648</w:t>
+            </w:r>
+          </w:p>
+        </w:tc>
+        <w:tc>
+          <w:tcPr>
+            <w:vAlign w:val="center"/>
+            <w:shd w:fill="FFFFFF"/>
+            <w:tcMar>
+              <w:top w:w="70" w:type="dxa"/>
+              <w:left w:w="70" w:type="dxa"/>
+              <w:bottom w:w="70" w:type="dxa"/>
+              <w:right w:w="70" w:type="dxa"/>
+            </w:tcMar>
+          </w:tcPr>
+          <w:p>
+            <w:pPr>
+              <w:pStyle w:val="24"/>
+              <w:keepNext w:val="0"/>
+              <w:spacing w:before="40" w:after="40"/>
+              <w:jc w:val="left"/>
+            </w:pPr>
+            <w:r>
+              <w:rPr>
+                <w:rStyle w:val="36"/>
+                <w:b w:val="0"/>
+                <w:color w:val="000000"/>
+                <w:sz w:val="18"/>
+              </w:rPr>
+              <w:t>0</w:t>
+            </w:r>
+          </w:p>
+        </w:tc>
+      </w:tr>
+      <w:tr>
+        <w:tblPrEx>
+          <w:tblBorders>
+            <w:top w:val="single" w:color="A6B4CC" w:sz="4" w:space="0"/>
+            <w:left w:val="single" w:color="A6B4CC" w:sz="4" w:space="0"/>
+            <w:bottom w:val="single" w:color="A6B4CC" w:sz="4" w:space="0"/>
+            <w:right w:val="single" w:color="A6B4CC" w:sz="4" w:space="0"/>
+            <w:insideH w:val="single" w:color="A6B4CC" w:sz="4" w:space="0"/>
+            <w:insideV w:val="single" w:color="A6B4CC" w:sz="4" w:space="0"/>
+          </w:tblBorders>
+          <w:tblCellMar>
+            <w:top w:w="0" w:type="dxa"/>
+            <w:left w:w="108" w:type="dxa"/>
+            <w:bottom w:w="0" w:type="dxa"/>
+            <w:right w:w="108" w:type="dxa"/>
+          </w:tblCellMar>
+        </w:tblPrEx>
+        <w:trPr>
+          <w:cantSplit/>
+        </w:trPr>
+        <w:tc>
+          <w:tcPr>
+            <w:vAlign w:val="center"/>
+            <w:shd w:fill="FFFFFF"/>
+            <w:tcMar>
+              <w:top w:w="70" w:type="dxa"/>
+              <w:left w:w="70" w:type="dxa"/>
+              <w:bottom w:w="70" w:type="dxa"/>
+              <w:right w:w="70" w:type="dxa"/>
+            </w:tcMar>
+          </w:tcPr>
+          <w:p>
+            <w:pPr>
+              <w:pStyle w:val="24"/>
+              <w:keepNext w:val="0"/>
+              <w:spacing w:before="40" w:after="40"/>
+              <w:jc w:val="left"/>
+            </w:pPr>
+            <w:r>
+              <w:rPr>
+                <w:rStyle w:val="36"/>
+                <w:b w:val="0"/>
+                <w:color w:val="000000"/>
+                <w:sz w:val="18"/>
+              </w:rPr>
+              <w:t>P=-1, mult=1</w:t>
+            </w:r>
+          </w:p>
+        </w:tc>
+        <w:tc>
+          <w:tcPr>
+            <w:vAlign w:val="center"/>
+            <w:shd w:fill="FFFFFF"/>
+            <w:tcMar>
+              <w:top w:w="70" w:type="dxa"/>
+              <w:left w:w="70" w:type="dxa"/>
+              <w:bottom w:w="70" w:type="dxa"/>
+              <w:right w:w="70" w:type="dxa"/>
+            </w:tcMar>
+          </w:tcPr>
+          <w:p>
+            <w:pPr>
+              <w:pStyle w:val="24"/>
+              <w:keepNext w:val="0"/>
+              <w:spacing w:before="40" w:after="40"/>
+              <w:jc w:val="left"/>
+            </w:pPr>
+            <w:r>
+              <w:rPr>
+                <w:b w:val="0"/>
+                <w:color w:val="000000"/>
+                <w:sz w:val="18"/>
+              </w:rPr>
+              <w:t>s=31, zp=2147483647</w:t>
+            </w:r>
+          </w:p>
+        </w:tc>
+        <w:tc>
+          <w:tcPr>
+            <w:vAlign w:val="center"/>
+            <w:shd w:fill="FFFFFF"/>
+            <w:tcMar>
+              <w:top w:w="70" w:type="dxa"/>
+              <w:left w:w="70" w:type="dxa"/>
+              <w:bottom w:w="70" w:type="dxa"/>
+              <w:right w:w="70" w:type="dxa"/>
+            </w:tcMar>
+          </w:tcPr>
+          <w:p>
+            <w:pPr>
+              <w:pStyle w:val="24"/>
+              <w:keepNext w:val="0"/>
+              <w:spacing w:before="40" w:after="40"/>
+              <w:jc w:val="left"/>
+            </w:pPr>
+            <w:r>
+              <w:rPr>
+                <w:rStyle w:val="36"/>
+                <w:b w:val="0"/>
+                <w:color w:val="000000"/>
+                <w:sz w:val="18"/>
+              </w:rPr>
+              <w:t>-1</w:t>
+            </w:r>
+          </w:p>
+        </w:tc>
+      </w:tr>
+      <w:tr>
+        <w:tblPrEx>
+          <w:tblBorders>
+            <w:top w:val="single" w:color="A6B4CC" w:sz="4" w:space="0"/>
+            <w:left w:val="single" w:color="A6B4CC" w:sz="4" w:space="0"/>
+            <w:bottom w:val="single" w:color="A6B4CC" w:sz="4" w:space="0"/>
+            <w:right w:val="single" w:color="A6B4CC" w:sz="4" w:space="0"/>
+            <w:insideH w:val="single" w:color="A6B4CC" w:sz="4" w:space="0"/>
+            <w:insideV w:val="single" w:color="A6B4CC" w:sz="4" w:space="0"/>
+          </w:tblBorders>
+          <w:tblCellMar>
+            <w:top w:w="0" w:type="dxa"/>
+            <w:left w:w="108" w:type="dxa"/>
+            <w:bottom w:w="0" w:type="dxa"/>
+            <w:right w:w="108" w:type="dxa"/>
+          </w:tblCellMar>
+        </w:tblPrEx>
+        <w:trPr>
+          <w:cantSplit/>
+        </w:trPr>
+        <w:tc>
+          <w:tcPr>
+            <w:vAlign w:val="center"/>
+            <w:shd w:fill="FFFFFF"/>
+            <w:tcMar>
+              <w:top w:w="70" w:type="dxa"/>
+              <w:left w:w="70" w:type="dxa"/>
+              <w:bottom w:w="70" w:type="dxa"/>
+              <w:right w:w="70" w:type="dxa"/>
+            </w:tcMar>
+          </w:tcPr>
+          <w:p>
+            <w:pPr>
+              <w:pStyle w:val="24"/>
+              <w:keepNext w:val="0"/>
+              <w:spacing w:before="40" w:after="40"/>
+              <w:jc w:val="left"/>
+            </w:pPr>
+            <w:r>
+              <w:rPr>
+                <w:rStyle w:val="36"/>
+                <w:b w:val="0"/>
+                <w:color w:val="000000"/>
+                <w:sz w:val="18"/>
+              </w:rPr>
+              <w:t>P=1, mult=1</w:t>
+            </w:r>
+          </w:p>
+        </w:tc>
+        <w:tc>
+          <w:tcPr>
+            <w:vAlign w:val="center"/>
+            <w:shd w:fill="FFFFFF"/>
+            <w:tcMar>
+              <w:top w:w="70" w:type="dxa"/>
+              <w:left w:w="70" w:type="dxa"/>
+              <w:bottom w:w="70" w:type="dxa"/>
+              <w:right w:w="70" w:type="dxa"/>
+            </w:tcMar>
+          </w:tcPr>
+          <w:p>
+            <w:pPr>
+              <w:pStyle w:val="24"/>
+              <w:keepNext w:val="0"/>
+              <w:spacing w:before="40" w:after="40"/>
+              <w:jc w:val="left"/>
+            </w:pPr>
+            <w:r>
+              <w:rPr>
+                <w:b w:val="0"/>
+                <w:color w:val="000000"/>
+                <w:sz w:val="18"/>
+              </w:rPr>
+              <w:t>s=32, zp=-2147483648</w:t>
+            </w:r>
+          </w:p>
+        </w:tc>
+        <w:tc>
+          <w:tcPr>
+            <w:vAlign w:val="center"/>
+            <w:shd w:fill="FFFFFF"/>
+            <w:tcMar>
+              <w:top w:w="70" w:type="dxa"/>
+              <w:left w:w="70" w:type="dxa"/>
+              <w:bottom w:w="70" w:type="dxa"/>
+              <w:right w:w="70" w:type="dxa"/>
+            </w:tcMar>
+          </w:tcPr>
+          <w:p>
+            <w:pPr>
+              <w:pStyle w:val="24"/>
+              <w:keepNext w:val="0"/>
+              <w:spacing w:before="40" w:after="40"/>
+              <w:jc w:val="left"/>
+            </w:pPr>
+            <w:r>
+              <w:rPr>
+                <w:rStyle w:val="36"/>
+                <w:b w:val="0"/>
+                <w:color w:val="000000"/>
+                <w:sz w:val="18"/>
+              </w:rPr>
+              <w:t>127</w:t>
+            </w:r>
+          </w:p>
+        </w:tc>
+      </w:tr>
+      <w:tr>
+        <w:tblPrEx>
+          <w:tblBorders>
+            <w:top w:val="single" w:color="A6B4CC" w:sz="4" w:space="0"/>
+            <w:left w:val="single" w:color="A6B4CC" w:sz="4" w:space="0"/>
+            <w:bottom w:val="single" w:color="A6B4CC" w:sz="4" w:space="0"/>
+            <w:right w:val="single" w:color="A6B4CC" w:sz="4" w:space="0"/>
+            <w:insideH w:val="single" w:color="A6B4CC" w:sz="4" w:space="0"/>
+            <w:insideV w:val="single" w:color="A6B4CC" w:sz="4" w:space="0"/>
+          </w:tblBorders>
+          <w:tblCellMar>
+            <w:top w:w="0" w:type="dxa"/>
+            <w:left w:w="108" w:type="dxa"/>
+            <w:bottom w:w="0" w:type="dxa"/>
+            <w:right w:w="108" w:type="dxa"/>
+          </w:tblCellMar>
+        </w:tblPrEx>
+        <w:trPr>
+          <w:cantSplit/>
+        </w:trPr>
+        <w:tc>
+          <w:tcPr>
+            <w:vAlign w:val="center"/>
+            <w:shd w:fill="FFFFFF"/>
+            <w:tcMar>
+              <w:top w:w="70" w:type="dxa"/>
+              <w:left w:w="70" w:type="dxa"/>
+              <w:bottom w:w="70" w:type="dxa"/>
+              <w:right w:w="70" w:type="dxa"/>
+            </w:tcMar>
+          </w:tcPr>
+          <w:p>
+            <w:pPr>
+              <w:pStyle w:val="24"/>
+              <w:keepNext w:val="0"/>
+              <w:spacing w:before="40" w:after="40"/>
+              <w:jc w:val="left"/>
+            </w:pPr>
+            <w:r>
+              <w:rPr>
+                <w:rStyle w:val="36"/>
+                <w:b w:val="0"/>
+                <w:color w:val="000000"/>
+                <w:sz w:val="18"/>
+              </w:rPr>
+              <w:t>P=-1, mult=1</w:t>
+            </w:r>
+          </w:p>
+        </w:tc>
+        <w:tc>
+          <w:tcPr>
+            <w:vAlign w:val="center"/>
+            <w:shd w:fill="FFFFFF"/>
+            <w:tcMar>
+              <w:top w:w="70" w:type="dxa"/>
+              <w:left w:w="70" w:type="dxa"/>
+              <w:bottom w:w="70" w:type="dxa"/>
+              <w:right w:w="70" w:type="dxa"/>
+            </w:tcMar>
+          </w:tcPr>
+          <w:p>
+            <w:pPr>
+              <w:pStyle w:val="24"/>
+              <w:keepNext w:val="0"/>
+              <w:spacing w:before="40" w:after="40"/>
+              <w:jc w:val="left"/>
+            </w:pPr>
+            <w:r>
+              <w:rPr>
+                <w:b w:val="0"/>
+                <w:color w:val="000000"/>
+                <w:sz w:val="18"/>
+              </w:rPr>
+              <w:t>s=32, zp=2147483647</w:t>
+            </w:r>
+          </w:p>
+        </w:tc>
+        <w:tc>
+          <w:tcPr>
+            <w:vAlign w:val="center"/>
+            <w:shd w:fill="FFFFFF"/>
+            <w:tcMar>
+              <w:top w:w="70" w:type="dxa"/>
+              <w:left w:w="70" w:type="dxa"/>
+              <w:bottom w:w="70" w:type="dxa"/>
+              <w:right w:w="70" w:type="dxa"/>
+            </w:tcMar>
+          </w:tcPr>
+          <w:p>
+            <w:pPr>
+              <w:pStyle w:val="24"/>
+              <w:keepNext w:val="0"/>
+              <w:spacing w:before="40" w:after="40"/>
+              <w:jc w:val="left"/>
+            </w:pPr>
+            <w:r>
+              <w:rPr>
+                <w:rStyle w:val="36"/>
+                <w:b w:val="0"/>
+                <w:color w:val="000000"/>
+                <w:sz w:val="18"/>
+              </w:rPr>
+              <w:t>-128</w:t>
+            </w:r>
+          </w:p>
+        </w:tc>
+      </w:tr>
+      <w:tr>
+        <w:tblPrEx>
+          <w:tblBorders>
+            <w:top w:val="single" w:color="A6B4CC" w:sz="4" w:space="0"/>
+            <w:left w:val="single" w:color="A6B4CC" w:sz="4" w:space="0"/>
+            <w:bottom w:val="single" w:color="A6B4CC" w:sz="4" w:space="0"/>
+            <w:right w:val="single" w:color="A6B4CC" w:sz="4" w:space="0"/>
+            <w:insideH w:val="single" w:color="A6B4CC" w:sz="4" w:space="0"/>
+            <w:insideV w:val="single" w:color="A6B4CC" w:sz="4" w:space="0"/>
+          </w:tblBorders>
+          <w:tblCellMar>
+            <w:top w:w="0" w:type="dxa"/>
+            <w:left w:w="108" w:type="dxa"/>
+            <w:bottom w:w="0" w:type="dxa"/>
+            <w:right w:w="108" w:type="dxa"/>
+          </w:tblCellMar>
+        </w:tblPrEx>
+        <w:trPr>
+          <w:cantSplit/>
+        </w:trPr>
+        <w:tc>
+          <w:tcPr>
+            <w:vAlign w:val="center"/>
+            <w:shd w:fill="FFFFFF"/>
+            <w:tcMar>
+              <w:top w:w="70" w:type="dxa"/>
+              <w:left w:w="70" w:type="dxa"/>
+              <w:bottom w:w="70" w:type="dxa"/>
+              <w:right w:w="70" w:type="dxa"/>
+            </w:tcMar>
+          </w:tcPr>
+          <w:p>
+            <w:pPr>
+              <w:pStyle w:val="24"/>
+              <w:keepNext w:val="0"/>
+              <w:spacing w:before="40" w:after="40"/>
+              <w:jc w:val="left"/>
+            </w:pPr>
+            <w:r>
+              <w:rPr>
+                <w:rStyle w:val="36"/>
+                <w:b w:val="0"/>
+                <w:color w:val="000000"/>
+                <w:sz w:val="18"/>
+              </w:rPr>
+              <w:t>P=-2147483648, mult=-2147483648</w:t>
+            </w:r>
+          </w:p>
+        </w:tc>
+        <w:tc>
+          <w:tcPr>
+            <w:vAlign w:val="center"/>
+            <w:shd w:fill="FFFFFF"/>
+            <w:tcMar>
+              <w:top w:w="70" w:type="dxa"/>
+              <w:left w:w="70" w:type="dxa"/>
+              <w:bottom w:w="70" w:type="dxa"/>
+              <w:right w:w="70" w:type="dxa"/>
+            </w:tcMar>
+          </w:tcPr>
+          <w:p>
+            <w:pPr>
+              <w:pStyle w:val="24"/>
+              <w:keepNext w:val="0"/>
+              <w:spacing w:before="40" w:after="40"/>
+              <w:jc w:val="left"/>
+            </w:pPr>
+            <w:r>
+              <w:rPr>
+                <w:b w:val="0"/>
+                <w:color w:val="000000"/>
+                <w:sz w:val="18"/>
+              </w:rPr>
+              <w:t>s=-63, zp=0</w:t>
+            </w:r>
+          </w:p>
+        </w:tc>
+        <w:tc>
+          <w:tcPr>
+            <w:vAlign w:val="center"/>
+            <w:shd w:fill="FFFFFF"/>
+            <w:tcMar>
+              <w:top w:w="70" w:type="dxa"/>
+              <w:left w:w="70" w:type="dxa"/>
+              <w:bottom w:w="70" w:type="dxa"/>
+              <w:right w:w="70" w:type="dxa"/>
+            </w:tcMar>
+          </w:tcPr>
+          <w:p>
+            <w:pPr>
+              <w:pStyle w:val="24"/>
+              <w:keepNext w:val="0"/>
+              <w:spacing w:before="40" w:after="40"/>
+              <w:jc w:val="left"/>
+            </w:pPr>
+            <w:r>
+              <w:rPr>
+                <w:rStyle w:val="36"/>
+                <w:b w:val="0"/>
+                <w:color w:val="000000"/>
+                <w:sz w:val="18"/>
+              </w:rPr>
+              <w:t>1</w:t>
+            </w:r>
+          </w:p>
+        </w:tc>
+      </w:tr>
+      <w:tr>
+        <w:tblPrEx>
+          <w:tblBorders>
+            <w:top w:val="single" w:color="A6B4CC" w:sz="4" w:space="0"/>
+            <w:left w:val="single" w:color="A6B4CC" w:sz="4" w:space="0"/>
+            <w:bottom w:val="single" w:color="A6B4CC" w:sz="4" w:space="0"/>
+            <w:right w:val="single" w:color="A6B4CC" w:sz="4" w:space="0"/>
+            <w:insideH w:val="single" w:color="A6B4CC" w:sz="4" w:space="0"/>
+            <w:insideV w:val="single" w:color="A6B4CC" w:sz="4" w:space="0"/>
+          </w:tblBorders>
+          <w:tblCellMar>
+            <w:top w:w="0" w:type="dxa"/>
+            <w:left w:w="108" w:type="dxa"/>
+            <w:bottom w:w="0" w:type="dxa"/>
+            <w:right w:w="108" w:type="dxa"/>
+          </w:tblCellMar>
+        </w:tblPrEx>
+        <w:trPr>
+          <w:cantSplit/>
+        </w:trPr>
+        <w:tc>
+          <w:tcPr>
+            <w:vAlign w:val="center"/>
+            <w:shd w:fill="FFFFFF"/>
+            <w:tcMar>
+              <w:top w:w="70" w:type="dxa"/>
+              <w:left w:w="70" w:type="dxa"/>
+              <w:bottom w:w="70" w:type="dxa"/>
+              <w:right w:w="70" w:type="dxa"/>
+            </w:tcMar>
+          </w:tcPr>
+          <w:p>
+            <w:pPr>
+              <w:pStyle w:val="24"/>
+              <w:keepNext w:val="0"/>
+              <w:spacing w:before="40" w:after="40"/>
+              <w:jc w:val="left"/>
+            </w:pPr>
+            <w:r>
+              <w:rPr>
+                <w:rStyle w:val="36"/>
+                <w:b w:val="0"/>
+                <w:color w:val="000000"/>
+                <w:sz w:val="18"/>
+              </w:rPr>
+              <w:t>P=-2147483648, mult=-2147483648</w:t>
+            </w:r>
+          </w:p>
+        </w:tc>
+        <w:tc>
+          <w:tcPr>
+            <w:vAlign w:val="center"/>
+            <w:shd w:fill="FFFFFF"/>
+            <w:tcMar>
+              <w:top w:w="70" w:type="dxa"/>
+              <w:left w:w="70" w:type="dxa"/>
+              <w:bottom w:w="70" w:type="dxa"/>
+              <w:right w:w="70" w:type="dxa"/>
+            </w:tcMar>
+          </w:tcPr>
+          <w:p>
+            <w:pPr>
+              <w:pStyle w:val="24"/>
+              <w:keepNext w:val="0"/>
+              <w:spacing w:before="40" w:after="40"/>
+              <w:jc w:val="left"/>
+            </w:pPr>
+            <w:r>
+              <w:rPr>
+                <w:b w:val="0"/>
+                <w:color w:val="000000"/>
+                <w:sz w:val="18"/>
+              </w:rPr>
+              <w:t>s=-64, zp=0</w:t>
+            </w:r>
+          </w:p>
+        </w:tc>
+        <w:tc>
+          <w:tcPr>
+            <w:vAlign w:val="center"/>
+            <w:shd w:fill="FFFFFF"/>
+            <w:tcMar>
+              <w:top w:w="70" w:type="dxa"/>
+              <w:left w:w="70" w:type="dxa"/>
+              <w:bottom w:w="70" w:type="dxa"/>
+              <w:right w:w="70" w:type="dxa"/>
+            </w:tcMar>
+          </w:tcPr>
+          <w:p>
+            <w:pPr>
+              <w:pStyle w:val="24"/>
+              <w:keepNext w:val="0"/>
+              <w:spacing w:before="40" w:after="40"/>
+              <w:jc w:val="left"/>
+            </w:pPr>
+            <w:r>
+              <w:rPr>
+                <w:rStyle w:val="36"/>
+                <w:b w:val="0"/>
+                <w:color w:val="000000"/>
+                <w:sz w:val="18"/>
+              </w:rPr>
+              <w:t>0</w:t>
+            </w:r>
+          </w:p>
+        </w:tc>
+      </w:tr>
+      <w:tr>
+        <w:tblPrEx>
+          <w:tblBorders>
+            <w:top w:val="single" w:color="A6B4CC" w:sz="4" w:space="0"/>
+            <w:left w:val="single" w:color="A6B4CC" w:sz="4" w:space="0"/>
+            <w:bottom w:val="single" w:color="A6B4CC" w:sz="4" w:space="0"/>
+            <w:right w:val="single" w:color="A6B4CC" w:sz="4" w:space="0"/>
+            <w:insideH w:val="single" w:color="A6B4CC" w:sz="4" w:space="0"/>
+            <w:insideV w:val="single" w:color="A6B4CC" w:sz="4" w:space="0"/>
+          </w:tblBorders>
+          <w:tblCellMar>
+            <w:top w:w="0" w:type="dxa"/>
+            <w:left w:w="108" w:type="dxa"/>
+            <w:bottom w:w="0" w:type="dxa"/>
+            <w:right w:w="108" w:type="dxa"/>
+          </w:tblCellMar>
+        </w:tblPrEx>
+        <w:trPr>
+          <w:cantSplit/>
+        </w:trPr>
+        <w:tc>
+          <w:tcPr>
+            <w:vAlign w:val="center"/>
+            <w:shd w:fill="FFFFFF"/>
+            <w:tcMar>
+              <w:top w:w="70" w:type="dxa"/>
+              <w:left w:w="70" w:type="dxa"/>
+              <w:bottom w:w="70" w:type="dxa"/>
+              <w:right w:w="70" w:type="dxa"/>
+            </w:tcMar>
+          </w:tcPr>
+          <w:p>
+            <w:pPr>
+              <w:pStyle w:val="24"/>
+              <w:keepNext w:val="0"/>
+              <w:spacing w:before="40" w:after="40"/>
+              <w:jc w:val="left"/>
+            </w:pPr>
+            <w:r>
+              <w:rPr>
+                <w:rStyle w:val="36"/>
+                <w:b w:val="0"/>
+                <w:color w:val="000000"/>
+                <w:sz w:val="18"/>
+              </w:rPr>
+              <w:t>P=1, mult=1</w:t>
+            </w:r>
+          </w:p>
+        </w:tc>
+        <w:tc>
+          <w:tcPr>
+            <w:vAlign w:val="center"/>
+            <w:shd w:fill="FFFFFF"/>
+            <w:tcMar>
+              <w:top w:w="70" w:type="dxa"/>
+              <w:left w:w="70" w:type="dxa"/>
+              <w:bottom w:w="70" w:type="dxa"/>
+              <w:right w:w="70" w:type="dxa"/>
+            </w:tcMar>
+          </w:tcPr>
+          <w:p>
+            <w:pPr>
+              <w:pStyle w:val="24"/>
+              <w:keepNext w:val="0"/>
+              <w:spacing w:before="40" w:after="40"/>
+              <w:jc w:val="left"/>
+            </w:pPr>
+            <w:r>
+              <w:rPr>
+                <w:b w:val="0"/>
+                <w:color w:val="000000"/>
+                <w:sz w:val="18"/>
+              </w:rPr>
+              <w:t>s=-512, zp=5</w:t>
+            </w:r>
+          </w:p>
+        </w:tc>
+        <w:tc>
+          <w:tcPr>
+            <w:vAlign w:val="center"/>
+            <w:shd w:fill="FFFFFF"/>
+            <w:tcMar>
+              <w:top w:w="70" w:type="dxa"/>
+              <w:left w:w="70" w:type="dxa"/>
+              <w:bottom w:w="70" w:type="dxa"/>
+              <w:right w:w="70" w:type="dxa"/>
+            </w:tcMar>
+          </w:tcPr>
+          <w:p>
+            <w:pPr>
+              <w:pStyle w:val="24"/>
+              <w:keepNext w:val="0"/>
+              <w:spacing w:before="40" w:after="40"/>
+              <w:jc w:val="left"/>
+            </w:pPr>
+            <w:r>
+              <w:rPr>
+                <w:rStyle w:val="36"/>
+                <w:b w:val="0"/>
+                <w:color w:val="000000"/>
+                <w:sz w:val="18"/>
+              </w:rPr>
+              <w:t>5</w:t>
+            </w:r>
+          </w:p>
+        </w:tc>
+      </w:tr>
+      <w:tr>
+        <w:tblPrEx>
+          <w:tblBorders>
+            <w:top w:val="single" w:color="A6B4CC" w:sz="4" w:space="0"/>
+            <w:left w:val="single" w:color="A6B4CC" w:sz="4" w:space="0"/>
+            <w:bottom w:val="single" w:color="A6B4CC" w:sz="4" w:space="0"/>
+            <w:right w:val="single" w:color="A6B4CC" w:sz="4" w:space="0"/>
+            <w:insideH w:val="single" w:color="A6B4CC" w:sz="4" w:space="0"/>
+            <w:insideV w:val="single" w:color="A6B4CC" w:sz="4" w:space="0"/>
+          </w:tblBorders>
+          <w:tblCellMar>
+            <w:top w:w="0" w:type="dxa"/>
+            <w:left w:w="108" w:type="dxa"/>
+            <w:bottom w:w="0" w:type="dxa"/>
+            <w:right w:w="108" w:type="dxa"/>
+          </w:tblCellMar>
+        </w:tblPrEx>
+        <w:trPr>
+          <w:cantSplit/>
+        </w:trPr>
+        <w:tc>
+          <w:tcPr>
+            <w:vAlign w:val="center"/>
+            <w:shd w:fill="FFFFFF"/>
+            <w:tcMar>
+              <w:top w:w="70" w:type="dxa"/>
+              <w:left w:w="70" w:type="dxa"/>
+              <w:bottom w:w="70" w:type="dxa"/>
+              <w:right w:w="70" w:type="dxa"/>
+            </w:tcMar>
+          </w:tcPr>
+          <w:p>
+            <w:pPr>
+              <w:pStyle w:val="24"/>
+              <w:keepNext w:val="0"/>
+              <w:spacing w:before="40" w:after="40"/>
+              <w:jc w:val="left"/>
+            </w:pPr>
+            <w:r>
+              <w:rPr>
+                <w:rStyle w:val="36"/>
+                <w:b w:val="0"/>
+                <w:color w:val="000000"/>
+                <w:sz w:val="18"/>
+              </w:rPr>
+              <w:t>P=1, mult=1</w:t>
+            </w:r>
+          </w:p>
+        </w:tc>
+        <w:tc>
+          <w:tcPr>
+            <w:vAlign w:val="center"/>
+            <w:shd w:fill="FFFFFF"/>
+            <w:tcMar>
+              <w:top w:w="70" w:type="dxa"/>
+              <w:left w:w="70" w:type="dxa"/>
+              <w:bottom w:w="70" w:type="dxa"/>
+              <w:right w:w="70" w:type="dxa"/>
+            </w:tcMar>
+          </w:tcPr>
+          <w:p>
+            <w:pPr>
+              <w:pStyle w:val="24"/>
+              <w:keepNext w:val="0"/>
+              <w:spacing w:before="40" w:after="40"/>
+              <w:jc w:val="left"/>
+            </w:pPr>
+            <w:r>
+              <w:rPr>
+                <w:b w:val="0"/>
+                <w:color w:val="000000"/>
+                <w:sz w:val="18"/>
+              </w:rPr>
+              <w:t>s=511, zp=0</w:t>
+            </w:r>
+          </w:p>
+        </w:tc>
+        <w:tc>
+          <w:tcPr>
+            <w:vAlign w:val="center"/>
+            <w:shd w:fill="FFFFFF"/>
+            <w:tcMar>
+              <w:top w:w="70" w:type="dxa"/>
+              <w:left w:w="70" w:type="dxa"/>
+              <w:bottom w:w="70" w:type="dxa"/>
+              <w:right w:w="70" w:type="dxa"/>
+            </w:tcMar>
+          </w:tcPr>
+          <w:p>
+            <w:pPr>
+              <w:pStyle w:val="24"/>
+              <w:keepNext w:val="0"/>
+              <w:spacing w:before="40" w:after="40"/>
+              <w:jc w:val="left"/>
+            </w:pPr>
+            <w:r>
+              <w:rPr>
+                <w:rStyle w:val="36"/>
+                <w:b w:val="0"/>
+                <w:color w:val="000000"/>
+                <w:sz w:val="18"/>
+              </w:rPr>
+              <w:t>127</w:t>
+            </w:r>
+          </w:p>
+        </w:tc>
+      </w:tr>
+      <w:tr>
+        <w:tblPrEx>
+          <w:tblBorders>
+            <w:top w:val="single" w:color="A6B4CC" w:sz="4" w:space="0"/>
+            <w:left w:val="single" w:color="A6B4CC" w:sz="4" w:space="0"/>
+            <w:bottom w:val="single" w:color="A6B4CC" w:sz="4" w:space="0"/>
+            <w:right w:val="single" w:color="A6B4CC" w:sz="4" w:space="0"/>
+            <w:insideH w:val="single" w:color="A6B4CC" w:sz="4" w:space="0"/>
+            <w:insideV w:val="single" w:color="A6B4CC" w:sz="4" w:space="0"/>
+          </w:tblBorders>
+          <w:tblCellMar>
+            <w:top w:w="0" w:type="dxa"/>
+            <w:left w:w="108" w:type="dxa"/>
+            <w:bottom w:w="0" w:type="dxa"/>
+            <w:right w:w="108" w:type="dxa"/>
+          </w:tblCellMar>
+        </w:tblPrEx>
+        <w:trPr>
+          <w:cantSplit/>
+        </w:trPr>
+        <w:tc>
+          <w:tcPr>
+            <w:vAlign w:val="center"/>
+            <w:shd w:fill="FFFFFF"/>
+            <w:tcMar>
+              <w:top w:w="70" w:type="dxa"/>
+              <w:left w:w="70" w:type="dxa"/>
+              <w:bottom w:w="70" w:type="dxa"/>
+              <w:right w:w="70" w:type="dxa"/>
+            </w:tcMar>
+          </w:tcPr>
+          <w:p>
+            <w:pPr>
+              <w:pStyle w:val="24"/>
+              <w:keepNext w:val="0"/>
+              <w:spacing w:before="40" w:after="40"/>
+              <w:jc w:val="left"/>
+            </w:pPr>
+            <w:r>
+              <w:rPr>
+                <w:rStyle w:val="36"/>
+                <w:b w:val="0"/>
+                <w:color w:val="000000"/>
+                <w:sz w:val="18"/>
+              </w:rPr>
+              <w:t>P=0, mult=1</w:t>
+            </w:r>
+          </w:p>
+        </w:tc>
+        <w:tc>
+          <w:tcPr>
+            <w:vAlign w:val="center"/>
+            <w:shd w:fill="FFFFFF"/>
+            <w:tcMar>
+              <w:top w:w="70" w:type="dxa"/>
+              <w:left w:w="70" w:type="dxa"/>
+              <w:bottom w:w="70" w:type="dxa"/>
+              <w:right w:w="70" w:type="dxa"/>
+            </w:tcMar>
+          </w:tcPr>
+          <w:p>
+            <w:pPr>
+              <w:pStyle w:val="24"/>
+              <w:keepNext w:val="0"/>
+              <w:spacing w:before="40" w:after="40"/>
+              <w:jc w:val="left"/>
+            </w:pPr>
+            <w:r>
+              <w:rPr>
+                <w:b w:val="0"/>
+                <w:color w:val="000000"/>
+                <w:sz w:val="18"/>
+              </w:rPr>
+              <w:t>s=511, zp=-2147483648</w:t>
+            </w:r>
+          </w:p>
+        </w:tc>
+        <w:tc>
+          <w:tcPr>
+            <w:vAlign w:val="center"/>
+            <w:shd w:fill="FFFFFF"/>
+            <w:tcMar>
+              <w:top w:w="70" w:type="dxa"/>
+              <w:left w:w="70" w:type="dxa"/>
+              <w:bottom w:w="70" w:type="dxa"/>
+              <w:right w:w="70" w:type="dxa"/>
+            </w:tcMar>
+          </w:tcPr>
+          <w:p>
+            <w:pPr>
+              <w:pStyle w:val="24"/>
+              <w:keepNext w:val="0"/>
+              <w:spacing w:before="40" w:after="40"/>
+              <w:jc w:val="left"/>
+            </w:pPr>
+            <w:r>
+              <w:rPr>
+                <w:rStyle w:val="36"/>
+                <w:b w:val="0"/>
+                <w:color w:val="000000"/>
+                <w:sz w:val="18"/>
+              </w:rPr>
+              <w:t>-128</w:t>
+            </w:r>
+          </w:p>
+        </w:tc>
+      </w:tr>
+    </w:tbl>
+    <w:p>
+      <w:pPr>
         <w:keepNext w:val="0"/>
-        <w:widowControl/>
-        <w:spacing w:before="60" w:after="120" w:line="264" w:lineRule="auto"/>
-        <w:jc w:val="center"/>
-      </w:pPr>
-      <m:oMathPara>
-        <m:oMath>
-          <m:r>
-            <m:rPr>
-              <m:nor/>
-              <m:sty m:val="p"/>
-            </m:rPr>
-            <m:t>x[k]≈</m:t>
-          </m:r>
-          <m:sSub>
-            <m:sSubPr/>
-            <m:e>
-              <m:r>
-                <m:rPr>
-                  <m:nor/>
-                  <m:sty m:val="p"/>
-                </m:rPr>
-                <m:t>s</m:t>
-              </m:r>
-            </m:e>
-            <m:sub>
-              <m:r>
-                <m:rPr>
-                  <m:nor/>
-                  <m:sty m:val="p"/>
-                </m:rPr>
-                <m:t>x</m:t>
-              </m:r>
-            </m:sub>
-          </m:sSub>
-          <m:r>
-            <m:rPr>
-              <m:nor/>
-              <m:sty m:val="p"/>
-            </m:rPr>
-            <m:t>(</m:t>
-          </m:r>
-          <m:sSub>
-            <m:sSubPr/>
-            <m:e>
-              <m:r>
-                <m:rPr>
-                  <m:nor/>
-                  <m:sty m:val="p"/>
-                </m:rPr>
-                <m:t>x</m:t>
-              </m:r>
-            </m:e>
-            <m:sub>
-              <m:r>
-                <m:rPr>
-                  <m:nor/>
-                  <m:sty m:val="p"/>
-                </m:rPr>
-                <m:t>q</m:t>
-              </m:r>
-            </m:sub>
-          </m:sSub>
-          <m:r>
-            <m:rPr>
-              <m:nor/>
-              <m:sty m:val="p"/>
-            </m:rPr>
-            <m:t>[k]-</m:t>
-          </m:r>
-          <m:sSub>
-            <m:sSubPr/>
-            <m:e>
-              <m:r>
-                <m:rPr>
-                  <m:nor/>
-                  <m:sty m:val="p"/>
-                </m:rPr>
-                <m:t>z</m:t>
-              </m:r>
-            </m:e>
-            <m:sub>
-              <m:r>
-                <m:rPr>
-                  <m:nor/>
-                  <m:sty m:val="p"/>
-                </m:rPr>
-                <m:t>x</m:t>
-              </m:r>
-            </m:sub>
-          </m:sSub>
-          <m:r>
-            <m:rPr>
-              <m:nor/>
-              <m:sty m:val="p"/>
-            </m:rPr>
-            <m:t>),    w[k,j]≈</m:t>
-          </m:r>
-          <m:sSub>
-            <m:sSubPr/>
-            <m:e>
-              <m:r>
-                <m:rPr>
-                  <m:nor/>
-                  <m:sty m:val="p"/>
-                </m:rPr>
-                <m:t>s</m:t>
-              </m:r>
-            </m:e>
-            <m:sub>
-              <m:r>
-                <m:rPr>
-                  <m:nor/>
-                  <m:sty m:val="p"/>
-                </m:rPr>
-                <m:t>w</m:t>
-              </m:r>
-            </m:sub>
-          </m:sSub>
-          <m:r>
-            <m:rPr>
-              <m:nor/>
-              <m:sty m:val="p"/>
-            </m:rPr>
-            <m:t>[j]</m:t>
-          </m:r>
-          <m:sSub>
-            <m:sSubPr/>
-            <m:e>
-              <m:r>
-                <m:rPr>
-                  <m:nor/>
-                  <m:sty m:val="p"/>
-                </m:rPr>
-                <m:t>w</m:t>
-              </m:r>
-            </m:e>
-            <m:sub>
-              <m:r>
-                <m:rPr>
-                  <m:nor/>
-                  <m:sty m:val="p"/>
-                </m:rPr>
-                <m:t>q</m:t>
-              </m:r>
-            </m:sub>
-          </m:sSub>
-          <m:r>
-            <m:rPr>
-              <m:nor/>
-              <m:sty m:val="p"/>
-            </m:rPr>
-            <m:t>[k,j]</m:t>
-          </m:r>
-        </m:oMath>
-      </m:oMathPara>
+        <w:spacing w:after="100"/>
+      </w:pPr>
+      <w:r>
+        <w:rPr>
+          <w:color w:val="000000"/>
+          <w:sz w:val="19"/>
+        </w:rPr>
+        <w:t>例Psum=−1、multiplier=1、shift=−1、zp=1：round(−0.5)+1=0；若把zp移到round内则round(0.5)=1，结果不同。例shift=31、Psum=multiplier=1、zp=−2^31，最终为0，不能在加zp前先饱和到INT8。</w:t>
+      </w:r>
     </w:p>
     <w:p>
       <w:pPr>
-        <w:pStyle w:val="3"/>
-        <w:keepNext w:val="0"/>
-        <w:widowControl/>
-        <w:spacing w:before="60" w:after="120" w:line="264" w:lineRule="auto"/>
-        <w:jc w:val="center"/>
-      </w:pPr>
-      <m:oMathPara>
-        <m:oMath>
-          <m:r>
-            <m:rPr>
-              <m:nor/>
-              <m:sty m:val="p"/>
-            </m:rPr>
-            <m:t>y[j]≈</m:t>
-          </m:r>
-          <m:sSub>
-            <m:sSubPr/>
-            <m:e>
-              <m:r>
-                <m:rPr>
-                  <m:nor/>
-                  <m:sty m:val="p"/>
-                </m:rPr>
-                <m:t>s</m:t>
-              </m:r>
-            </m:e>
-            <m:sub>
-              <m:r>
-                <m:rPr>
-                  <m:nor/>
-                  <m:sty m:val="p"/>
-                </m:rPr>
-                <m:t>y</m:t>
-              </m:r>
-            </m:sub>
-          </m:sSub>
-          <m:r>
-            <m:rPr>
-              <m:nor/>
-              <m:sty m:val="p"/>
-            </m:rPr>
-            <m:t>(</m:t>
-          </m:r>
-          <m:sSub>
-            <m:sSubPr/>
-            <m:e>
-              <m:r>
-                <m:rPr>
-                  <m:nor/>
-                  <m:sty m:val="p"/>
-                </m:rPr>
-                <m:t>y</m:t>
-              </m:r>
-            </m:e>
-            <m:sub>
-              <m:r>
-                <m:rPr>
-                  <m:nor/>
-                  <m:sty m:val="p"/>
-                </m:rPr>
-                <m:t>q</m:t>
-              </m:r>
-            </m:sub>
-          </m:sSub>
-          <m:r>
-            <m:rPr>
-              <m:nor/>
-              <m:sty m:val="p"/>
-            </m:rPr>
-            <m:t>[j]-</m:t>
-          </m:r>
-          <m:sSub>
-            <m:sSubPr/>
-            <m:e>
-              <m:r>
-                <m:rPr>
-                  <m:nor/>
-                  <m:sty m:val="p"/>
-                </m:rPr>
-                <m:t>z</m:t>
-              </m:r>
-            </m:e>
-            <m:sub>
-              <m:r>
-                <m:rPr>
-                  <m:nor/>
-                  <m:sty m:val="p"/>
-                </m:rPr>
-                <m:t>y</m:t>
-              </m:r>
-            </m:sub>
-          </m:sSub>
-          <m:r>
-            <m:rPr>
-              <m:nor/>
-              <m:sty m:val="p"/>
-            </m:rPr>
-            <m:t xml:space="preserve">),    </m:t>
-          </m:r>
-          <m:sSub>
-            <m:sSubPr/>
-            <m:e>
-              <m:r>
-                <m:rPr>
-                  <m:nor/>
-                  <m:sty m:val="p"/>
-                </m:rPr>
-                <m:t>y</m:t>
-              </m:r>
-            </m:e>
-            <m:sub>
-              <m:r>
-                <m:rPr>
-                  <m:nor/>
-                  <m:sty m:val="p"/>
-                </m:rPr>
-                <m:t>q</m:t>
-              </m:r>
-            </m:sub>
-          </m:sSub>
-          <m:r>
-            <m:rPr>
-              <m:nor/>
-              <m:sty m:val="p"/>
-            </m:rPr>
-            <m:t>[j]∈[-128,127]</m:t>
-          </m:r>
-        </m:oMath>
-      </m:oMathPara>
+        <w:pStyle w:val="4"/>
+        <w:keepNext/>
+      </w:pPr>
+      <w:r>
+        <w:t>6.2.3 单 Cluster WS32 GEMM 验证例</w:t>
+      </w:r>
     </w:p>
     <w:p>
-      <w:pPr>
-        <w:pStyle w:val="3"/>
-        <w:spacing w:after="100"/>
-      </w:pPr>
-      <w:r>
-        <w:rPr>
-          <w:b w:val="0"/>
-        </w:rPr>
-        <w:t>ACT使用per-tensor非对称量化，输入scale为s_x、零点为z_x；weight使用对称量化，权重零点为0。per-tensor weight共用一个s_w；per-channel weight按输出列使用s_w[n]。输出参考采用s_y及整数零点z_y，生成器中若逐列保存output_zp_reference[n]，应使用该列实际参考值。</w:t>
+      <w:r>
+        <w:t>X[32,128]×W[128,16]仅用一个Cluster，分四批N4；每批OS/WS/AS=1/32/1，W8A16，split=0，EN=0xff，slots=0xfac688。八Macro全归约K256/N4，逻辑K128的尾部权重和ACT补零；行0x40～0x43分别保存四批N4。X的32行重放四次，A0与Command同拍输入，包间隔5T。</w:t>
       </w:r>
     </w:p>
     <w:p>
-      <w:pPr>
-        <w:pStyle w:val="6"/>
-        <w:keepNext/>
-        <w:spacing w:after="100"/>
-      </w:pPr>
-      <w:r>
-        <w:rPr>
-          <w:b w:val="0"/>
-          <w:color w:val="000000"/>
-        </w:rPr>
-        <w:t>6.2.2 从实数点积展开到 raw Psum</w:t>
+      <w:r>
+        <w:t xml:space="preserve">Python先算实数GEMM再校准。WS32支持per-tensor及per-channel weight；后者逐输出列生成scale及INT32 ZP。每批raw在C9…C164、INT8在C10…C165发布，共128条Command、512次发射，每版比较512个raw及512个INT8。per-tensor先比较CIM不加ZP的输出，再由TB修正并比较最终golden；per-channel直接比较RTL最终INT8。</w:t>
       </w:r>
     </w:p>
     <w:p>
       <w:pPr>
-        <w:pStyle w:val="3"/>
-        <w:keepNext w:val="0"/>
-        <w:widowControl/>
-        <w:spacing w:before="60" w:after="120" w:line="264" w:lineRule="auto"/>
-        <w:jc w:val="center"/>
-      </w:pPr>
-      <m:oMathPara>
-        <m:oMath>
-          <m:r>
-            <m:rPr>
-              <m:nor/>
-              <m:sty m:val="p"/>
-            </m:rPr>
-            <m:t>y[j]=</m:t>
-          </m:r>
-          <m:sSub>
-            <m:sSubPr/>
-            <m:e>
-              <m:r>
-                <m:rPr>
-                  <m:nor/>
-                  <m:sty m:val="p"/>
-                </m:rPr>
-                <m:t>∑</m:t>
-              </m:r>
-            </m:e>
-            <m:sub>
-              <m:r>
-                <m:rPr>
-                  <m:nor/>
-                  <m:sty m:val="p"/>
-                </m:rPr>
-                <m:t>k</m:t>
-              </m:r>
-            </m:sub>
-          </m:sSub>
-          <m:r>
-            <m:rPr>
-              <m:nor/>
-              <m:sty m:val="p"/>
-            </m:rPr>
-            <m:t>x[k]w[k,j]+b[j]</m:t>
-          </m:r>
-        </m:oMath>
-      </m:oMathPara>
+        <w:pStyle w:val="4"/>
+      </w:pPr>
+      <w:r>
+        <w:t>6.2.4 单 Cluster OS2 AS4 GEMM</w:t>
+      </w:r>
     </w:p>
     <w:p>
-      <w:pPr>
-        <w:pStyle w:val="3"/>
-        <w:keepNext w:val="0"/>
-        <w:widowControl/>
-        <w:spacing w:before="60" w:after="120" w:line="264" w:lineRule="auto"/>
-        <w:jc w:val="center"/>
-      </w:pPr>
-      <m:oMathPara>
-        <m:oMath>
-          <m:r>
-            <m:rPr>
-              <m:nor/>
-              <m:sty m:val="p"/>
-            </m:rPr>
-            <m:t>y[j]≈</m:t>
-          </m:r>
-          <m:sSub>
-            <m:sSubPr/>
-            <m:e>
-              <m:r>
-                <m:rPr>
-                  <m:nor/>
-                  <m:sty m:val="p"/>
-                </m:rPr>
-                <m:t>s</m:t>
-              </m:r>
-            </m:e>
-            <m:sub>
-              <m:r>
-                <m:rPr>
-                  <m:nor/>
-                  <m:sty m:val="p"/>
-                </m:rPr>
-                <m:t>x</m:t>
-              </m:r>
-            </m:sub>
-          </m:sSub>
-          <m:sSub>
-            <m:sSubPr/>
-            <m:e>
-              <m:r>
-                <m:rPr>
-                  <m:nor/>
-                  <m:sty m:val="p"/>
-                </m:rPr>
-                <m:t>s</m:t>
-              </m:r>
-            </m:e>
-            <m:sub>
-              <m:r>
-                <m:rPr>
-                  <m:nor/>
-                  <m:sty m:val="p"/>
-                </m:rPr>
-                <m:t>w</m:t>
-              </m:r>
-            </m:sub>
-          </m:sSub>
-          <m:r>
-            <m:rPr>
-              <m:nor/>
-              <m:sty m:val="p"/>
-            </m:rPr>
-            <m:t>[j]</m:t>
-          </m:r>
-          <m:sSub>
-            <m:sSubPr/>
-            <m:e>
-              <m:r>
-                <m:rPr>
-                  <m:nor/>
-                  <m:sty m:val="p"/>
-                </m:rPr>
-                <m:t>∑</m:t>
-              </m:r>
-            </m:e>
-            <m:sub>
-              <m:r>
-                <m:rPr>
-                  <m:nor/>
-                  <m:sty m:val="p"/>
-                </m:rPr>
-                <m:t>k</m:t>
-              </m:r>
-            </m:sub>
-          </m:sSub>
-          <m:r>
-            <m:rPr>
-              <m:nor/>
-              <m:sty m:val="p"/>
-            </m:rPr>
-            <m:t>(</m:t>
-          </m:r>
-          <m:sSub>
-            <m:sSubPr/>
-            <m:e>
-              <m:r>
-                <m:rPr>
-                  <m:nor/>
-                  <m:sty m:val="p"/>
-                </m:rPr>
-                <m:t>x</m:t>
-              </m:r>
-            </m:e>
-            <m:sub>
-              <m:r>
-                <m:rPr>
-                  <m:nor/>
-                  <m:sty m:val="p"/>
-                </m:rPr>
-                <m:t>q</m:t>
-              </m:r>
-            </m:sub>
-          </m:sSub>
-          <m:r>
-            <m:rPr>
-              <m:nor/>
-              <m:sty m:val="p"/>
-            </m:rPr>
-            <m:t>[k]-</m:t>
-          </m:r>
-          <m:sSub>
-            <m:sSubPr/>
-            <m:e>
-              <m:r>
-                <m:rPr>
-                  <m:nor/>
-                  <m:sty m:val="p"/>
-                </m:rPr>
-                <m:t>z</m:t>
-              </m:r>
-            </m:e>
-            <m:sub>
-              <m:r>
-                <m:rPr>
-                  <m:nor/>
-                  <m:sty m:val="p"/>
-                </m:rPr>
-                <m:t>x</m:t>
-              </m:r>
-            </m:sub>
-          </m:sSub>
-          <m:r>
-            <m:rPr>
-              <m:nor/>
-              <m:sty m:val="p"/>
-            </m:rPr>
-            <m:t>)</m:t>
-          </m:r>
-          <m:sSub>
-            <m:sSubPr/>
-            <m:e>
-              <m:r>
-                <m:rPr>
-                  <m:nor/>
-                  <m:sty m:val="p"/>
-                </m:rPr>
-                <m:t>w</m:t>
-              </m:r>
-            </m:e>
-            <m:sub>
-              <m:r>
-                <m:rPr>
-                  <m:nor/>
-                  <m:sty m:val="p"/>
-                </m:rPr>
-                <m:t>q</m:t>
-              </m:r>
-            </m:sub>
-          </m:sSub>
-          <m:r>
-            <m:rPr>
-              <m:nor/>
-              <m:sty m:val="p"/>
-            </m:rPr>
-            <m:t>[k,j]+b[j]</m:t>
-          </m:r>
-        </m:oMath>
-      </m:oMathPara>
+      <w:r>
+        <w:t>X[32,512]×W[512,16]使用一个Cluster，八Macro全归约为K256/N4，OS=2覆盖K512，AS=4覆盖N16，WS=1。每行X独立发起一个batch，两个K Tile的4个Context地址分别为0x60…0x63和0x64…0x67。每Macro存8行、全Cluster共8KiB权重；每行共8条Command、32次内部发射，32行共256条Command和1024次发射。</w:t>
+      </w:r>
     </w:p>
     <w:p>
-      <w:pPr>
-        <w:pStyle w:val="3"/>
-        <w:keepNext w:val="0"/>
-        <w:widowControl/>
-        <w:spacing w:before="60" w:after="120" w:line="264" w:lineRule="auto"/>
-        <w:jc w:val="center"/>
-      </w:pPr>
-      <m:oMathPara>
-        <m:oMath>
-          <m:r>
-            <m:rPr>
-              <m:nor/>
-              <m:sty m:val="p"/>
-            </m:rPr>
-            <m:t>y[j]≈</m:t>
-          </m:r>
-          <m:sSub>
-            <m:sSubPr/>
-            <m:e>
-              <m:r>
-                <m:rPr>
-                  <m:nor/>
-                  <m:sty m:val="p"/>
-                </m:rPr>
-                <m:t>s</m:t>
-              </m:r>
-            </m:e>
-            <m:sub>
-              <m:r>
-                <m:rPr>
-                  <m:nor/>
-                  <m:sty m:val="p"/>
-                </m:rPr>
-                <m:t>x</m:t>
-              </m:r>
-            </m:sub>
-          </m:sSub>
-          <m:sSub>
-            <m:sSubPr/>
-            <m:e>
-              <m:r>
-                <m:rPr>
-                  <m:nor/>
-                  <m:sty m:val="p"/>
-                </m:rPr>
-                <m:t>s</m:t>
-              </m:r>
-            </m:e>
-            <m:sub>
-              <m:r>
-                <m:rPr>
-                  <m:nor/>
-                  <m:sty m:val="p"/>
-                </m:rPr>
-                <m:t>w</m:t>
-              </m:r>
-            </m:sub>
-          </m:sSub>
-          <m:r>
-            <m:rPr>
-              <m:nor/>
-              <m:sty m:val="p"/>
-            </m:rPr>
-            <m:t>[j](</m:t>
-          </m:r>
-          <m:sSub>
-            <m:sSubPr/>
-            <m:e>
-              <m:r>
-                <m:rPr>
-                  <m:nor/>
-                  <m:sty m:val="p"/>
-                </m:rPr>
-                <m:t>∑</m:t>
-              </m:r>
-            </m:e>
-            <m:sub>
-              <m:r>
-                <m:rPr>
-                  <m:nor/>
-                  <m:sty m:val="p"/>
-                </m:rPr>
-                <m:t>k</m:t>
-              </m:r>
-            </m:sub>
-          </m:sSub>
-          <m:sSub>
-            <m:sSubPr/>
-            <m:e>
-              <m:r>
-                <m:rPr>
-                  <m:nor/>
-                  <m:sty m:val="p"/>
-                </m:rPr>
-                <m:t>x</m:t>
-              </m:r>
-            </m:e>
-            <m:sub>
-              <m:r>
-                <m:rPr>
-                  <m:nor/>
-                  <m:sty m:val="p"/>
-                </m:rPr>
-                <m:t>q</m:t>
-              </m:r>
-            </m:sub>
-          </m:sSub>
-          <m:r>
-            <m:rPr>
-              <m:nor/>
-              <m:sty m:val="p"/>
-            </m:rPr>
-            <m:t>[k]</m:t>
-          </m:r>
-          <m:sSub>
-            <m:sSubPr/>
-            <m:e>
-              <m:r>
-                <m:rPr>
-                  <m:nor/>
-                  <m:sty m:val="p"/>
-                </m:rPr>
-                <m:t>w</m:t>
-              </m:r>
-            </m:e>
-            <m:sub>
-              <m:r>
-                <m:rPr>
-                  <m:nor/>
-                  <m:sty m:val="p"/>
-                </m:rPr>
-                <m:t>q</m:t>
-              </m:r>
-            </m:sub>
-          </m:sSub>
-          <m:r>
-            <m:rPr>
-              <m:nor/>
-              <m:sty m:val="p"/>
-            </m:rPr>
-            <m:t>[k,j]-</m:t>
-          </m:r>
-          <m:sSub>
-            <m:sSubPr/>
-            <m:e>
-              <m:r>
-                <m:rPr>
-                  <m:nor/>
-                  <m:sty m:val="p"/>
-                </m:rPr>
-                <m:t>z</m:t>
-              </m:r>
-            </m:e>
-            <m:sub>
-              <m:r>
-                <m:rPr>
-                  <m:nor/>
-                  <m:sty m:val="p"/>
-                </m:rPr>
-                <m:t>x</m:t>
-              </m:r>
-            </m:sub>
-          </m:sSub>
-          <m:sSub>
-            <m:sSubPr/>
-            <m:e>
-              <m:r>
-                <m:rPr>
-                  <m:nor/>
-                  <m:sty m:val="p"/>
-                </m:rPr>
-                <m:t>∑</m:t>
-              </m:r>
-            </m:e>
-            <m:sub>
-              <m:r>
-                <m:rPr>
-                  <m:nor/>
-                  <m:sty m:val="p"/>
-                </m:rPr>
-                <m:t>k</m:t>
-              </m:r>
-            </m:sub>
-          </m:sSub>
-          <m:sSub>
-            <m:sSubPr/>
-            <m:e>
-              <m:r>
-                <m:rPr>
-                  <m:nor/>
-                  <m:sty m:val="p"/>
-                </m:rPr>
-                <m:t>w</m:t>
-              </m:r>
-            </m:e>
-            <m:sub>
-              <m:r>
-                <m:rPr>
-                  <m:nor/>
-                  <m:sty m:val="p"/>
-                </m:rPr>
-                <m:t>q</m:t>
-              </m:r>
-            </m:sub>
-          </m:sSub>
-          <m:r>
-            <m:rPr>
-              <m:nor/>
-              <m:sty m:val="p"/>
-            </m:rPr>
-            <m:t>[k,j])+b[j]</m:t>
-          </m:r>
-        </m:oMath>
-      </m:oMathPara>
+      <w:r>
+        <w:t xml:space="preserve">OS2/AS4使用四个Context：per-channel含16项INT32 ZP（512bit）及16组INT32 multiplier、INT10 shift（672bit），共1184bit活动参数；per-tensor只加载四组共享scale，共168bit，ZP表全部关钟。首Tile加载、后续Tile校验有效参数一致，按当前Context选择。raw为C35…C38，INT8为C36…C39，默认Psum深度16足够。</w:t>
+      </w:r>
     </w:p>
     <w:p>
       <w:pPr>
-        <w:pStyle w:val="3"/>
-        <w:keepNext w:val="0"/>
-        <w:widowControl/>
-        <w:spacing w:before="60" w:after="120" w:line="264" w:lineRule="auto"/>
-        <w:jc w:val="center"/>
-      </w:pPr>
-      <m:oMathPara>
-        <m:oMath>
-          <m:sSub>
-            <m:sSubPr/>
-            <m:e>
-              <m:r>
-                <m:rPr>
-                  <m:nor/>
-                  <m:sty m:val="p"/>
-                </m:rPr>
-                <m:t>P</m:t>
-              </m:r>
-            </m:e>
-            <m:sub>
-              <m:r>
-                <m:rPr>
-                  <m:nor/>
-                  <m:sty m:val="p"/>
-                </m:rPr>
-                <m:t>j</m:t>
-              </m:r>
-            </m:sub>
-          </m:sSub>
-          <m:r>
-            <m:rPr>
-              <m:nor/>
-              <m:sty m:val="p"/>
-            </m:rPr>
-            <m:t>=</m:t>
-          </m:r>
-          <m:sSub>
-            <m:sSubPr/>
-            <m:e>
-              <m:r>
-                <m:rPr>
-                  <m:nor/>
-                  <m:sty m:val="p"/>
-                </m:rPr>
-                <m:t>Psum</m:t>
-              </m:r>
-            </m:e>
-            <m:sub>
-              <m:r>
-                <m:rPr>
-                  <m:nor/>
-                  <m:sty m:val="p"/>
-                </m:rPr>
-                <m:t>raw,j</m:t>
-              </m:r>
-            </m:sub>
-          </m:sSub>
-          <m:r>
-            <m:rPr>
-              <m:nor/>
-              <m:sty m:val="p"/>
-            </m:rPr>
-            <m:t>=</m:t>
-          </m:r>
-          <m:sSub>
-            <m:sSubPr/>
-            <m:e>
-              <m:r>
-                <m:rPr>
-                  <m:nor/>
-                  <m:sty m:val="p"/>
-                </m:rPr>
-                <m:t>∑</m:t>
-              </m:r>
-            </m:e>
-            <m:sub>
-              <m:r>
-                <m:rPr>
-                  <m:nor/>
-                  <m:sty m:val="p"/>
-                </m:rPr>
-                <m:t>k</m:t>
-              </m:r>
-            </m:sub>
-          </m:sSub>
-          <m:sSub>
-            <m:sSubPr/>
-            <m:e>
-              <m:r>
-                <m:rPr>
-                  <m:nor/>
-                  <m:sty m:val="p"/>
-                </m:rPr>
-                <m:t>x</m:t>
-              </m:r>
-            </m:e>
-            <m:sub>
-              <m:r>
-                <m:rPr>
-                  <m:nor/>
-                  <m:sty m:val="p"/>
-                </m:rPr>
-                <m:t>q</m:t>
-              </m:r>
-            </m:sub>
-          </m:sSub>
-          <m:r>
-            <m:rPr>
-              <m:nor/>
-              <m:sty m:val="p"/>
-            </m:rPr>
-            <m:t>[k]</m:t>
-          </m:r>
-          <m:sSub>
-            <m:sSubPr/>
-            <m:e>
-              <m:r>
-                <m:rPr>
-                  <m:nor/>
-                  <m:sty m:val="p"/>
-                </m:rPr>
-                <m:t>w</m:t>
-              </m:r>
-            </m:e>
-            <m:sub>
-              <m:r>
-                <m:rPr>
-                  <m:nor/>
-                  <m:sty m:val="p"/>
-                </m:rPr>
-                <m:t>q</m:t>
-              </m:r>
-            </m:sub>
-          </m:sSub>
-          <m:r>
-            <m:rPr>
-              <m:nor/>
-              <m:sty m:val="p"/>
-            </m:rPr>
-            <m:t xml:space="preserve">[k,j],    </m:t>
-          </m:r>
-          <m:sSub>
-            <m:sSubPr/>
-            <m:e>
-              <m:r>
-                <m:rPr>
-                  <m:nor/>
-                  <m:sty m:val="p"/>
-                </m:rPr>
-                <m:t>C</m:t>
-              </m:r>
-            </m:e>
-            <m:sub>
-              <m:r>
-                <m:rPr>
-                  <m:nor/>
-                  <m:sty m:val="p"/>
-                </m:rPr>
-                <m:t>j</m:t>
-              </m:r>
-            </m:sub>
-          </m:sSub>
-          <m:r>
-            <m:rPr>
-              <m:nor/>
-              <m:sty m:val="p"/>
-            </m:rPr>
-            <m:t>=</m:t>
-          </m:r>
-          <m:sSub>
-            <m:sSubPr/>
-            <m:e>
-              <m:r>
-                <m:rPr>
-                  <m:nor/>
-                  <m:sty m:val="p"/>
-                </m:rPr>
-                <m:t>∑</m:t>
-              </m:r>
-            </m:e>
-            <m:sub>
-              <m:r>
-                <m:rPr>
-                  <m:nor/>
-                  <m:sty m:val="p"/>
-                </m:rPr>
-                <m:t>k</m:t>
-              </m:r>
-            </m:sub>
-          </m:sSub>
-          <m:sSub>
-            <m:sSubPr/>
-            <m:e>
-              <m:r>
-                <m:rPr>
-                  <m:nor/>
-                  <m:sty m:val="p"/>
-                </m:rPr>
-                <m:t>w</m:t>
-              </m:r>
-            </m:e>
-            <m:sub>
-              <m:r>
-                <m:rPr>
-                  <m:nor/>
-                  <m:sty m:val="p"/>
-                </m:rPr>
-                <m:t>q</m:t>
-              </m:r>
-            </m:sub>
-          </m:sSub>
-          <m:r>
-            <m:rPr>
-              <m:nor/>
-              <m:sty m:val="p"/>
-            </m:rPr>
-            <m:t>[k,j]</m:t>
-          </m:r>
-        </m:oMath>
-      </m:oMathPara>
+        <w:pStyle w:val="4"/>
+      </w:pPr>
+      <w:r>
+        <w:t>6.2.5 端到端 GEMM 高位置组与边界验证</w:t>
+      </w:r>
     </w:p>
     <w:p>
       <w:pPr>
         <w:pStyle w:val="3"/>
-        <w:keepNext w:val="0"/>
-        <w:widowControl/>
-        <w:spacing w:before="60" w:after="120" w:line="264" w:lineRule="auto"/>
-        <w:jc w:val="center"/>
-      </w:pPr>
-      <m:oMathPara>
-        <m:oMath>
-          <m:r>
-            <m:rPr>
-              <m:nor/>
-              <m:sty m:val="p"/>
-            </m:rPr>
-            <m:t>y[j]≈</m:t>
-          </m:r>
-          <m:sSub>
-            <m:sSubPr/>
-            <m:e>
-              <m:r>
-                <m:rPr>
-                  <m:nor/>
-                  <m:sty m:val="p"/>
-                </m:rPr>
-                <m:t>s</m:t>
-              </m:r>
-            </m:e>
-            <m:sub>
-              <m:r>
-                <m:rPr>
-                  <m:nor/>
-                  <m:sty m:val="p"/>
-                </m:rPr>
-                <m:t>x</m:t>
-              </m:r>
-            </m:sub>
-          </m:sSub>
-          <m:sSub>
-            <m:sSubPr/>
-            <m:e>
-              <m:r>
-                <m:rPr>
-                  <m:nor/>
-                  <m:sty m:val="p"/>
-                </m:rPr>
-                <m:t>s</m:t>
-              </m:r>
-            </m:e>
-            <m:sub>
-              <m:r>
-                <m:rPr>
-                  <m:nor/>
-                  <m:sty m:val="p"/>
-                </m:rPr>
-                <m:t>w</m:t>
-              </m:r>
-            </m:sub>
-          </m:sSub>
-          <m:r>
-            <m:rPr>
-              <m:nor/>
-              <m:sty m:val="p"/>
-            </m:rPr>
-            <m:t>[j](</m:t>
-          </m:r>
-          <m:sSub>
-            <m:sSubPr/>
-            <m:e>
-              <m:r>
-                <m:rPr>
-                  <m:nor/>
-                  <m:sty m:val="p"/>
-                </m:rPr>
-                <m:t>P</m:t>
-              </m:r>
-            </m:e>
-            <m:sub>
-              <m:r>
-                <m:rPr>
-                  <m:nor/>
-                  <m:sty m:val="p"/>
-                </m:rPr>
-                <m:t>j</m:t>
-              </m:r>
-            </m:sub>
-          </m:sSub>
-          <m:r>
-            <m:rPr>
-              <m:nor/>
-              <m:sty m:val="p"/>
-            </m:rPr>
-            <m:t>-</m:t>
-          </m:r>
-          <m:sSub>
-            <m:sSubPr/>
-            <m:e>
-              <m:r>
-                <m:rPr>
-                  <m:nor/>
-                  <m:sty m:val="p"/>
-                </m:rPr>
-                <m:t>z</m:t>
-              </m:r>
-            </m:e>
-            <m:sub>
-              <m:r>
-                <m:rPr>
-                  <m:nor/>
-                  <m:sty m:val="p"/>
-                </m:rPr>
-                <m:t>x</m:t>
-              </m:r>
-            </m:sub>
-          </m:sSub>
-          <m:sSub>
-            <m:sSubPr/>
-            <m:e>
-              <m:r>
-                <m:rPr>
-                  <m:nor/>
-                  <m:sty m:val="p"/>
-                </m:rPr>
-                <m:t>C</m:t>
-              </m:r>
-            </m:e>
-            <m:sub>
-              <m:r>
-                <m:rPr>
-                  <m:nor/>
-                  <m:sty m:val="p"/>
-                </m:rPr>
-                <m:t>j</m:t>
-              </m:r>
-            </m:sub>
-          </m:sSub>
-          <m:r>
-            <m:rPr>
-              <m:nor/>
-              <m:sty m:val="p"/>
-            </m:rPr>
-            <m:t>)+b[j]</m:t>
-          </m:r>
-        </m:oMath>
-      </m:oMathPara>
+        <w:spacing w:after="120" w:line="312" w:lineRule="auto"/>
+      </w:pPr>
+      <w:r>
+        <w:t>W4高位置组：X[8,192]×W[192,8]，W4A16，OS1/WS8/AS1，Macro4～7，split=0x01、EN=0xf0；输出lane4～7，两批N4，地址0x80/0x81。首行raw/INT8为C8/C9。</w:t>
+      </w:r>
     </w:p>
     <w:p>
       <w:pPr>
         <w:pStyle w:val="3"/>
-        <w:spacing w:after="100"/>
-      </w:pPr>
-      <w:r>
-        <w:rPr>
-          <w:b w:val="0"/>
-        </w:rPr>
-        <w:t>P_n就是当前RTL最终raw signed32；C_n是对应输出列的整数weight sum。两者必须覆盖相同K范围、补零规则和权重。全部Slice融合及OS Tile累加完成后才执行Requant，不能每个Tile重复添加完整输入补偿或输出零点。tmp/Psum任何一次写入均须满足signed32范围；末端INT8饱和无法修复中间回绕。</w:t>
+        <w:spacing w:after="120" w:line="312" w:lineRule="auto"/>
+      </w:pPr>
+      <w:r>
+        <w:t>W2最后一组：X[8,192]×W[192,8]，W2A8，OS1/WS8/AS1，Macro6～7，split=0x07、EN=0xc0；输出lane12～15，两批N4，地址0x90/0x91。首行raw/INT8为C5/C6。</w:t>
       </w:r>
     </w:p>
     <w:p>
       <w:pPr>
         <w:pStyle w:val="3"/>
-        <w:spacing w:after="100"/>
-      </w:pPr>
-      <w:r>
-        <w:rPr>
-          <w:b w:val="0"/>
-        </w:rPr>
-        <w:t>理想实数输出量化关系如下。这里展示数学推导的实数补偿顺序；当前整数接口的ZP生成、round位置和per-tensor二次饱和以6.2.3至6.2.6为准。</w:t>
+        <w:spacing w:after="120" w:line="312" w:lineRule="auto"/>
+      </w:pPr>
+      <w:r>
+        <w:t>N尾部：X[8,160]×W[160,6]，W4A16、Macro4～7，地址0xa0/0xa1。第二批OC mask=0101，逻辑列4、5分别位于OC0、OC2（lane4、6）；OC2继续使用参数2，OC1/3无valid且输出寄存器保持。</w:t>
       </w:r>
     </w:p>
     <w:p>
       <w:pPr>
         <w:pStyle w:val="3"/>
-        <w:keepNext w:val="0"/>
-        <w:widowControl/>
-        <w:spacing w:before="60" w:after="120" w:line="264" w:lineRule="auto"/>
-        <w:jc w:val="center"/>
-      </w:pPr>
-      <m:oMathPara>
-        <m:oMath>
-          <m:sSub>
-            <m:sSubPr/>
-            <m:e>
-              <m:r>
-                <m:rPr>
-                  <m:nor/>
-                  <m:sty m:val="p"/>
-                </m:rPr>
-                <m:t>y</m:t>
-              </m:r>
-            </m:e>
-            <m:sub>
-              <m:r>
-                <m:rPr>
-                  <m:nor/>
-                  <m:sty m:val="p"/>
-                </m:rPr>
-                <m:t>q</m:t>
-              </m:r>
-            </m:sub>
-          </m:sSub>
-          <m:r>
-            <m:rPr>
-              <m:nor/>
-              <m:sty m:val="p"/>
-            </m:rPr>
-            <m:t>[j]=cli</m:t>
-          </m:r>
-          <m:sSub>
-            <m:sSubPr/>
-            <m:e>
-              <m:r>
-                <m:rPr>
-                  <m:nor/>
-                  <m:sty m:val="p"/>
-                </m:rPr>
-                <m:t>p</m:t>
-              </m:r>
-            </m:e>
-            <m:sub>
-              <m:r>
-                <m:rPr>
-                  <m:nor/>
-                  <m:sty m:val="p"/>
-                </m:rPr>
-                <m:t>[-128,127]</m:t>
-              </m:r>
-            </m:sub>
-          </m:sSub>
-          <m:r>
-            <m:rPr>
-              <m:nor/>
-              <m:sty m:val="p"/>
-            </m:rPr>
-            <m:t>(Round[</m:t>
-          </m:r>
-          <m:f>
-            <m:fPr/>
-            <m:num>
-              <m:r>
-                <m:rPr>
-                  <m:nor/>
-                  <m:sty m:val="p"/>
-                </m:rPr>
-                <m:t>y[j]</m:t>
-              </m:r>
-            </m:num>
-            <m:den>
-              <m:sSub>
-                <m:sSubPr/>
-                <m:e>
-                  <m:r>
-                    <m:rPr>
-                      <m:nor/>
-                      <m:sty m:val="p"/>
-                    </m:rPr>
-                    <m:t>s</m:t>
-                  </m:r>
-                </m:e>
-                <m:sub>
-                  <m:r>
-                    <m:rPr>
-                      <m:nor/>
-                      <m:sty m:val="p"/>
-                    </m:rPr>
-                    <m:t>y</m:t>
-                  </m:r>
-                </m:sub>
-              </m:sSub>
-            </m:den>
-          </m:f>
-          <m:r>
-            <m:rPr>
-              <m:nor/>
-              <m:sty m:val="p"/>
-            </m:rPr>
-            <m:t>+</m:t>
-          </m:r>
-          <m:sSub>
-            <m:sSubPr/>
-            <m:e>
-              <m:r>
-                <m:rPr>
-                  <m:nor/>
-                  <m:sty m:val="p"/>
-                </m:rPr>
-                <m:t>z</m:t>
-              </m:r>
-            </m:e>
-            <m:sub>
-              <m:r>
-                <m:rPr>
-                  <m:nor/>
-                  <m:sty m:val="p"/>
-                </m:rPr>
-                <m:t>y</m:t>
-              </m:r>
-            </m:sub>
-          </m:sSub>
-          <m:r>
-            <m:rPr>
-              <m:nor/>
-              <m:sty m:val="p"/>
-            </m:rPr>
-            <m:t>])</m:t>
-          </m:r>
-        </m:oMath>
-      </m:oMathPara>
+        <w:spacing w:after="120" w:line="312" w:lineRule="auto"/>
+      </w:pPr>
+      <w:r>
+        <w:t>舍入/饱和边界：X[12,160]×W[160,4]，W4A16、Macro4～7、OS1/WS12/AS1、地址0xb0。前四行单位基权重产生可控点积，其余K权重为0；通过真实Macro计算和归约。multiplier=[1,3,1,1]、shift=[−1,−2,0,0]、merged zp=[0,1,100,−100]，ACT_zp=11。命中正/负半整数各5项、低/高越界2/4项、精确−128/127各2项。</w:t>
+      </w:r>
     </w:p>
     <w:p>
       <w:pPr>
         <w:pStyle w:val="3"/>
-        <w:keepNext w:val="0"/>
-        <w:widowControl/>
-        <w:spacing w:before="60" w:after="120" w:line="264" w:lineRule="auto"/>
-        <w:jc w:val="center"/>
-      </w:pPr>
-      <m:oMathPara>
-        <m:oMath>
-          <m:sSub>
-            <m:sSubPr/>
-            <m:e>
-              <m:r>
-                <m:rPr>
-                  <m:nor/>
-                  <m:sty m:val="p"/>
-                </m:rPr>
-                <m:t>y</m:t>
-              </m:r>
-            </m:e>
-            <m:sub>
-              <m:r>
-                <m:rPr>
-                  <m:nor/>
-                  <m:sty m:val="p"/>
-                </m:rPr>
-                <m:t>q</m:t>
-              </m:r>
-            </m:sub>
-          </m:sSub>
-          <m:r>
-            <m:rPr>
-              <m:nor/>
-              <m:sty m:val="p"/>
-            </m:rPr>
-            <m:t>[j]=cli</m:t>
-          </m:r>
-          <m:sSub>
-            <m:sSubPr/>
-            <m:e>
-              <m:r>
-                <m:rPr>
-                  <m:nor/>
-                  <m:sty m:val="p"/>
-                </m:rPr>
-                <m:t>p</m:t>
-              </m:r>
-            </m:e>
-            <m:sub>
-              <m:r>
-                <m:rPr>
-                  <m:nor/>
-                  <m:sty m:val="p"/>
-                </m:rPr>
-                <m:t>[-128,127]</m:t>
-              </m:r>
-            </m:sub>
-          </m:sSub>
-          <m:r>
-            <m:rPr>
-              <m:nor/>
-              <m:sty m:val="p"/>
-            </m:rPr>
-            <m:t>(Round[</m:t>
-          </m:r>
-          <m:f>
-            <m:fPr/>
-            <m:num>
-              <m:sSub>
-                <m:sSubPr/>
-                <m:e>
-                  <m:r>
-                    <m:rPr>
-                      <m:nor/>
-                      <m:sty m:val="p"/>
-                    </m:rPr>
-                    <m:t>s</m:t>
-                  </m:r>
-                </m:e>
-                <m:sub>
-                  <m:r>
-                    <m:rPr>
-                      <m:nor/>
-                      <m:sty m:val="p"/>
-                    </m:rPr>
-                    <m:t>x</m:t>
-                  </m:r>
-                </m:sub>
-              </m:sSub>
-              <m:sSub>
-                <m:sSubPr/>
-                <m:e>
-                  <m:r>
-                    <m:rPr>
-                      <m:nor/>
-                      <m:sty m:val="p"/>
-                    </m:rPr>
-                    <m:t>s</m:t>
-                  </m:r>
-                </m:e>
-                <m:sub>
-                  <m:r>
-                    <m:rPr>
-                      <m:nor/>
-                      <m:sty m:val="p"/>
-                    </m:rPr>
-                    <m:t>w</m:t>
-                  </m:r>
-                </m:sub>
-              </m:sSub>
-              <m:r>
-                <m:rPr>
-                  <m:nor/>
-                  <m:sty m:val="p"/>
-                </m:rPr>
-                <m:t>[j]</m:t>
-              </m:r>
-            </m:num>
-            <m:den>
-              <m:sSub>
-                <m:sSubPr/>
-                <m:e>
-                  <m:r>
-                    <m:rPr>
-                      <m:nor/>
-                      <m:sty m:val="p"/>
-                    </m:rPr>
-                    <m:t>s</m:t>
-                  </m:r>
-                </m:e>
-                <m:sub>
-                  <m:r>
-                    <m:rPr>
-                      <m:nor/>
-                      <m:sty m:val="p"/>
-                    </m:rPr>
-                    <m:t>y</m:t>
-                  </m:r>
-                </m:sub>
-              </m:sSub>
-            </m:den>
-          </m:f>
-          <m:r>
-            <m:rPr>
-              <m:nor/>
-              <m:sty m:val="p"/>
-            </m:rPr>
-            <m:t>(</m:t>
-          </m:r>
-          <m:sSub>
-            <m:sSubPr/>
-            <m:e>
-              <m:r>
-                <m:rPr>
-                  <m:nor/>
-                  <m:sty m:val="p"/>
-                </m:rPr>
-                <m:t>P</m:t>
-              </m:r>
-            </m:e>
-            <m:sub>
-              <m:r>
-                <m:rPr>
-                  <m:nor/>
-                  <m:sty m:val="p"/>
-                </m:rPr>
-                <m:t>j</m:t>
-              </m:r>
-            </m:sub>
-          </m:sSub>
-          <m:r>
-            <m:rPr>
-              <m:nor/>
-              <m:sty m:val="p"/>
-            </m:rPr>
-            <m:t>-</m:t>
-          </m:r>
-          <m:sSub>
-            <m:sSubPr/>
-            <m:e>
-              <m:r>
-                <m:rPr>
-                  <m:nor/>
-                  <m:sty m:val="p"/>
-                </m:rPr>
-                <m:t>z</m:t>
-              </m:r>
-            </m:e>
-            <m:sub>
-              <m:r>
-                <m:rPr>
-                  <m:nor/>
-                  <m:sty m:val="p"/>
-                </m:rPr>
-                <m:t>x</m:t>
-              </m:r>
-            </m:sub>
-          </m:sSub>
-          <m:sSub>
-            <m:sSubPr/>
-            <m:e>
-              <m:r>
-                <m:rPr>
-                  <m:nor/>
-                  <m:sty m:val="p"/>
-                </m:rPr>
-                <m:t>C</m:t>
-              </m:r>
-            </m:e>
-            <m:sub>
-              <m:r>
-                <m:rPr>
-                  <m:nor/>
-                  <m:sty m:val="p"/>
-                </m:rPr>
-                <m:t>j</m:t>
-              </m:r>
-            </m:sub>
-          </m:sSub>
-          <m:r>
-            <m:rPr>
-              <m:nor/>
-              <m:sty m:val="p"/>
-            </m:rPr>
-            <m:t>)+</m:t>
-          </m:r>
-          <m:f>
-            <m:fPr/>
-            <m:num>
-              <m:r>
-                <m:rPr>
-                  <m:nor/>
-                  <m:sty m:val="p"/>
-                </m:rPr>
-                <m:t>b[j]</m:t>
-              </m:r>
-            </m:num>
-            <m:den>
-              <m:sSub>
-                <m:sSubPr/>
-                <m:e>
-                  <m:r>
-                    <m:rPr>
-                      <m:nor/>
-                      <m:sty m:val="p"/>
-                    </m:rPr>
-                    <m:t>s</m:t>
-                  </m:r>
-                </m:e>
-                <m:sub>
-                  <m:r>
-                    <m:rPr>
-                      <m:nor/>
-                      <m:sty m:val="p"/>
-                    </m:rPr>
-                    <m:t>y</m:t>
-                  </m:r>
-                </m:sub>
-              </m:sSub>
-            </m:den>
-          </m:f>
-          <m:r>
-            <m:rPr>
-              <m:nor/>
-              <m:sty m:val="p"/>
-            </m:rPr>
-            <m:t>+</m:t>
-          </m:r>
-          <m:sSub>
-            <m:sSubPr/>
-            <m:e>
-              <m:r>
-                <m:rPr>
-                  <m:nor/>
-                  <m:sty m:val="p"/>
-                </m:rPr>
-                <m:t>z</m:t>
-              </m:r>
-            </m:e>
-            <m:sub>
-              <m:r>
-                <m:rPr>
-                  <m:nor/>
-                  <m:sty m:val="p"/>
-                </m:rPr>
-                <m:t>y</m:t>
-              </m:r>
-            </m:sub>
-          </m:sSub>
-          <m:r>
-            <m:rPr>
-              <m:nor/>
-              <m:sty m:val="p"/>
-            </m:rPr>
-            <m:t>])</m:t>
-          </m:r>
-        </m:oMath>
-      </m:oMathPara>
+        <w:spacing w:after="120" w:line="312" w:lineRule="auto"/>
+      </w:pPr>
+      <w:r>
+        <w:t xml:space="preserve">当前VCS目录包含135个case：45个正向、90个预期拒绝，其中正向GEMM为13个。固定Context专项覆盖77个子case、2912个raw和2912个INT8比较，另有A4地址深度1旁路专项。正向GEMM的PASS要求RTL结果与约定整数规则下的Python golden逐元素一致，并满足对应时序等检查；量化误差和真实模型准确率需另行评估。舍入/饱和数据集的ideal_quant_max_error=1仅为该数据集相对理想量化参考的最大误差，不是硬件比对容差或通用误差上限。</w:t>
+      </w:r>
     </w:p>
     <w:p>
       <w:pPr>
         <w:pStyle w:val="3"/>
-        <w:spacing w:after="100"/>
-      </w:pPr>
-      <w:r>
-        <w:rPr>
-          <w:b w:val="0"/>
-        </w:rPr>
-        <w:t>参考推导允许实数bias b[n]。若先量化bias至累加器域，可定义下式；当前RTL没有独立bias或D输入端口，现有GEMM补偿示例按b=0生成。非零bias如何合入参数须由上游明确约定，不能重复添加。</w:t>
-      </w:r>
-    </w:p>
-    <w:p>
-      <w:pPr>
-        <w:pStyle w:val="3"/>
-        <w:spacing w:after="140" w:before="80"/>
-        <w:jc w:val="center"/>
-      </w:pPr>
-      <w:r>
-        <w:rPr>
-          <w:b w:val="0"/>
-        </w:rPr>
-      </w:r>
-      <m:oMathPara>
-        <m:oMath>
-          <m:sSub>
-            <m:e>
-              <m:r>
-                <m:t>b</m:t>
-              </m:r>
-            </m:e>
-            <m:sub>
-              <m:r>
-                <m:t>q,n</m:t>
-              </m:r>
-            </m:sub>
-          </m:sSub>
-          <m:r>
-            <m:t> = </m:t>
-          </m:r>
-          <m:func>
-            <m:fName>
-              <m:r>
-                <m:t>R</m:t>
-              </m:r>
-            </m:fName>
-            <m:e>
-              <m:d>
-                <m:dPr>
-                  <m:begChr m:val="("/>
-                  <m:endChr m:val=")"/>
-                </m:dPr>
-                <m:e>
-                  <m:f>
-                    <m:num>
-                      <m:sSub>
-                        <m:e>
-                          <m:r>
-                            <m:t>b</m:t>
-                          </m:r>
-                        </m:e>
-                        <m:sub>
-                          <m:r>
-                            <m:t>n</m:t>
-                          </m:r>
-                        </m:sub>
-                      </m:sSub>
-                    </m:num>
-                    <m:den>
-                      <m:sSub>
-                        <m:e>
-                          <m:r>
-                            <m:t>s</m:t>
-                          </m:r>
-                        </m:e>
-                        <m:sub>
-                          <m:r>
-                            <m:t>x</m:t>
-                          </m:r>
-                        </m:sub>
-                      </m:sSub>
-                      <m:sSub>
-                        <m:e>
-                          <m:r>
-                            <m:t>s</m:t>
-                          </m:r>
-                        </m:e>
-                        <m:sub>
-                          <m:r>
-                            <m:t>w,n</m:t>
-                          </m:r>
-                        </m:sub>
-                      </m:sSub>
-                    </m:den>
-                  </m:f>
-                </m:e>
-              </m:d>
-            </m:e>
-          </m:func>
-          <m:r>
-            <m:t>，  </m:t>
-          </m:r>
-          <m:sSub>
-            <m:e>
-              <m:r>
-                <m:t>D</m:t>
-              </m:r>
-            </m:e>
-            <m:sub>
-              <m:r>
-                <m:t>n</m:t>
-              </m:r>
-            </m:sub>
-          </m:sSub>
-          <m:r>
-            <m:t> = </m:t>
-          </m:r>
-          <m:sSub>
-            <m:e>
-              <m:r>
-                <m:t>b</m:t>
-              </m:r>
-            </m:e>
-            <m:sub>
-              <m:r>
-                <m:t>q,n</m:t>
-              </m:r>
-            </m:sub>
-          </m:sSub>
-          <m:r>
-            <m:t> − </m:t>
-          </m:r>
-          <m:sSub>
-            <m:e>
-              <m:r>
-                <m:t>z</m:t>
-              </m:r>
-            </m:e>
-            <m:sub>
-              <m:r>
-                <m:t>x</m:t>
-              </m:r>
-            </m:sub>
-          </m:sSub>
-          <m:sSub>
-            <m:e>
-              <m:r>
-                <m:t>C</m:t>
-              </m:r>
-            </m:e>
-            <m:sub>
-              <m:r>
-                <m:t>n</m:t>
-              </m:r>
-            </m:sub>
-          </m:sSub>
-        </m:oMath>
-      </m:oMathPara>
-    </w:p>
-    <w:p>
-      <w:pPr>
-        <w:pStyle w:val="3"/>
-        <w:spacing w:after="100"/>
-      </w:pPr>
-      <w:r>
-        <w:rPr>
-          <w:b w:val="0"/>
-        </w:rPr>
-        <w:t>D_n为累加器域整数，P_n+D_n的完整加法需要signed33，若再乘signed32 multiplier，保守完整乘积需要signed65。这是参考推导的位宽，不表示当前RTL已实现P+D路径；当前RTL直接对raw signed32乘multiplier。</w:t>
-      </w:r>
-    </w:p>
-    <w:p>
-      <w:pPr>
-        <w:pStyle w:val="6"/>
-        <w:keepNext/>
-        <w:spacing w:after="100"/>
-      </w:pPr>
-      <w:r>
-        <w:rPr>
-          <w:b w:val="0"/>
-          <w:color w:val="000000"/>
-        </w:rPr>
-        <w:t>6.2.3 scale 编码与已舍入 INT32 ZP</w:t>
-      </w:r>
-    </w:p>
-    <w:p>
-      <w:pPr>
-        <w:pStyle w:val="3"/>
-        <w:spacing w:after="140" w:before="80"/>
-        <w:jc w:val="center"/>
-      </w:pPr>
-      <w:r>
-        <w:rPr>
-          <w:b w:val="0"/>
-        </w:rPr>
-      </w:r>
-      <m:oMathPara>
-        <m:oMath>
-          <m:sSub>
-            <m:e>
-              <m:r>
-                <m:t>S</m:t>
-              </m:r>
-            </m:e>
-            <m:sub>
-              <m:r>
-                <m:t>n</m:t>
-              </m:r>
-            </m:sub>
-          </m:sSub>
-          <m:r>
-            <m:t> = </m:t>
-          </m:r>
-          <m:f>
-            <m:num>
-              <m:sSub>
-                <m:e>
-                  <m:r>
-                    <m:t>s</m:t>
-                  </m:r>
-                </m:e>
-                <m:sub>
-                  <m:r>
-                    <m:t>x</m:t>
-                  </m:r>
-                </m:sub>
-              </m:sSub>
-              <m:sSub>
-                <m:e>
-                  <m:r>
-                    <m:t>s</m:t>
-                  </m:r>
-                </m:e>
-                <m:sub>
-                  <m:r>
-                    <m:t>w,n</m:t>
-                  </m:r>
-                </m:sub>
-              </m:sSub>
-            </m:num>
-            <m:den>
-              <m:sSub>
-                <m:e>
-                  <m:r>
-                    <m:t>s</m:t>
-                  </m:r>
-                </m:e>
-                <m:sub>
-                  <m:r>
-                    <m:t>y</m:t>
-                  </m:r>
-                </m:sub>
-              </m:sSub>
-            </m:den>
-          </m:f>
-          <m:r>
-            <m:t>，  </m:t>
-          </m:r>
-          <m:sSub>
-            <m:e>
-              <m:r>
-                <m:t>Ŝ</m:t>
-              </m:r>
-            </m:e>
-            <m:sub>
-              <m:r>
-                <m:t>n</m:t>
-              </m:r>
-            </m:sub>
-          </m:sSub>
-          <m:r>
-            <m:t> = </m:t>
-          </m:r>
-          <m:sSub>
-            <m:e>
-              <m:r>
-                <m:t>M</m:t>
-              </m:r>
-            </m:e>
-            <m:sub>
-              <m:r>
-                <m:t>n</m:t>
-              </m:r>
-            </m:sub>
-          </m:sSub>
-          <m:sSup>
-            <m:e>
-              <m:r>
-                <m:t>2</m:t>
-              </m:r>
-            </m:e>
-            <m:sup>
-              <m:sSub>
-                <m:e>
-                  <m:r>
-                    <m:t>h</m:t>
-                  </m:r>
-                </m:e>
-                <m:sub>
-                  <m:r>
-                    <m:t>n</m:t>
-                  </m:r>
-                </m:sub>
-              </m:sSub>
-            </m:sup>
-          </m:sSup>
-        </m:oMath>
-      </m:oMathPara>
-    </w:p>
-    <w:p>
-      <w:pPr>
-        <w:pStyle w:val="3"/>
-        <w:spacing w:after="100"/>
-      </w:pPr>
-      <w:r>
-        <w:rPr>
-          <w:b w:val="0"/>
-        </w:rPr>
-        <w:t>M_n对应requant_multiplier，为signed INT32；h_n对应requant_shift，为signed INT10，范围−512至511。有效scale就是M×2^h，没有隐含Q31除法。mode=0在当前Context读取第0项M/h并广播，mode=1按本地OC c选择对应M/h。参数生成及golden必须使用实际编码的Ŝ，而非只使用理想浮点S。</w:t>
-      </w:r>
-    </w:p>
-    <w:p>
-      <w:pPr>
-        <w:pStyle w:val="3"/>
-        <w:spacing w:after="140" w:before="80"/>
-        <w:jc w:val="center"/>
-      </w:pPr>
-      <w:r>
-        <w:rPr>
-          <w:b w:val="0"/>
-        </w:rPr>
-      </w:r>
-      <m:oMathPara>
-        <m:oMath>
-          <m:sSub>
-            <m:e>
-              <m:r>
-                <m:t>ZP</m:t>
-              </m:r>
-            </m:e>
-            <m:sub>
-              <m:r>
-                <m:t>n</m:t>
-              </m:r>
-            </m:sub>
-          </m:sSub>
-          <m:r>
-            <m:t> = </m:t>
-          </m:r>
-          <m:sSub>
-            <m:e>
-              <m:r>
-                <m:t>z</m:t>
-              </m:r>
-            </m:e>
-            <m:sub>
-              <m:r>
-                <m:t>y,n</m:t>
-              </m:r>
-            </m:sub>
-          </m:sSub>
-          <m:r>
-            <m:t> + </m:t>
-          </m:r>
-          <m:func>
-            <m:fName>
-              <m:r>
-                <m:t>R</m:t>
-              </m:r>
-            </m:fName>
-            <m:e>
-              <m:d>
-                <m:dPr>
-                  <m:begChr m:val="("/>
-                  <m:endChr m:val=")"/>
-                </m:dPr>
-                <m:e>
-                  <m:r>
-                    <m:t>−</m:t>
-                  </m:r>
-                  <m:sSub>
-                    <m:e>
-                      <m:r>
-                        <m:t>z</m:t>
-                      </m:r>
-                    </m:e>
-                    <m:sub>
-                      <m:r>
-                        <m:t>x</m:t>
-                      </m:r>
-                    </m:sub>
-                  </m:sSub>
-                  <m:sSub>
-                    <m:e>
-                      <m:r>
-                        <m:t>C</m:t>
-                      </m:r>
-                    </m:e>
-                    <m:sub>
-                      <m:r>
-                        <m:t>n</m:t>
-                      </m:r>
-                    </m:sub>
-                  </m:sSub>
-                  <m:sSub>
-                    <m:e>
-                      <m:r>
-                        <m:t>Ŝ</m:t>
-                      </m:r>
-                    </m:e>
-                    <m:sub>
-                      <m:r>
-                        <m:t>n</m:t>
-                      </m:r>
-                    </m:sub>
-                  </m:sSub>
-                </m:e>
-              </m:d>
-            </m:e>
-          </m:func>
-        </m:oMath>
-      </m:oMathPara>
-    </w:p>
-    <w:p>
-      <w:pPr>
-        <w:pStyle w:val="3"/>
-        <w:spacing w:after="100"/>
-      </w:pPr>
-      <w:r>
-        <w:rPr>
-          <w:b w:val="0"/>
-        </w:rPr>
-        <w:t>上式为当前无独立bias的GEMM参数生成示例。ZP_n已在参数生成端round，是signed INT32整数；其小数部分不再保留，也不先裁成INT8。z_y,n表示该列output_zp_reference；公共输出零点时各列相同。ZP_n属于输出量化域，D_n属于累加器域：当前requant_zp字段代表ZP_n，不能把D_n直接写入。</w:t>
-      </w:r>
-    </w:p>
-    <w:p>
-      <w:pPr>
-        <w:pStyle w:val="3"/>
-        <w:spacing w:after="100"/>
-      </w:pPr>
-      <w:r>
-        <w:rPr>
-          <w:b w:val="0"/>
-        </w:rPr>
-        <w:t>per-tensor即使共享scale，各列C_n仍可能不同，因此TB修正的ZP_n仍逐channel保存。per-channel则将每组四项已舍入INT32 ZP传入RTL；参数c固定对应OC c。</w:t>
-      </w:r>
-    </w:p>
-    <w:p>
-      <w:pPr>
-        <w:pStyle w:val="6"/>
-        <w:keepNext/>
-        <w:spacing w:after="100"/>
-      </w:pPr>
-      <w:r>
-        <w:rPr>
-          <w:b w:val="0"/>
-          <w:color w:val="000000"/>
-        </w:rPr>
-        <w:t>6.2.4 两种模式的 RTL 计算顺序</w:t>
-      </w:r>
-    </w:p>
-    <w:p>
-      <w:pPr>
-        <w:pStyle w:val="3"/>
-        <w:spacing w:after="100"/>
-      </w:pPr>
-      <w:r>
-        <w:rPr>
-          <w:b w:val="0"/>
-        </w:rPr>
-        <w:t>共同前段：完整raw signed32乘signed INT32 multiplier得到signed64乘积；按h移位并按最近整数、半整数远离零舍入。Requant使用组合算术及INT8输出寄存器；INT8 data/valid比对应raw晚1T，没有输出反压。raw本身为tmp/Psum的组合观察视图，不存在独立raw payload输出寄存器。</w:t>
-      </w:r>
-    </w:p>
-    <w:p>
-      <w:pPr>
-        <w:pStyle w:val="3"/>
-        <w:spacing w:after="100"/>
-      </w:pPr>
-      <w:r>
-        <w:rPr>
-          <w:b w:val="0"/>
-        </w:rPr>
-        <w:t>Per-tensor，requant_mode=0：CIM使用当前Context共享的第0项scale，不加ZP，先饱和到INT8。</w:t>
-      </w:r>
-    </w:p>
-    <w:p>
-      <w:pPr>
-        <w:pStyle w:val="3"/>
-        <w:spacing w:after="140" w:before="80"/>
-        <w:jc w:val="center"/>
-      </w:pPr>
-      <w:r>
-        <w:rPr>
-          <w:b w:val="0"/>
-        </w:rPr>
-      </w:r>
-      <m:oMathPara>
-        <m:oMath>
-          <m:sSub>
-            <m:e>
-              <m:r>
-                <m:t>CIM_out</m:t>
-              </m:r>
-            </m:e>
-            <m:sub>
-              <m:r>
-                <m:t>n</m:t>
-              </m:r>
-            </m:sub>
-          </m:sSub>
-          <m:r>
-            <m:t> = </m:t>
-          </m:r>
-          <m:func>
-            <m:fName>
-              <m:sSub>
-                <m:e>
-                  <m:r>
-                    <m:t>clip</m:t>
-                  </m:r>
-                </m:e>
-                <m:sub>
-                  <m:r>
-                    <m:t>INT8</m:t>
-                  </m:r>
-                </m:sub>
-              </m:sSub>
-            </m:fName>
-            <m:e>
-              <m:d>
-                <m:dPr>
-                  <m:begChr m:val="("/>
-                  <m:endChr m:val=")"/>
-                </m:dPr>
-                <m:e>
-                  <m:func>
-                    <m:fName>
-                      <m:r>
-                        <m:t>R</m:t>
-                      </m:r>
-                    </m:fName>
-                    <m:e>
-                      <m:d>
-                        <m:dPr>
-                          <m:begChr m:val="("/>
-                          <m:endChr m:val=")"/>
-                        </m:dPr>
-                        <m:e>
-                          <m:sSub>
-                            <m:e>
-                              <m:r>
-                                <m:t>P</m:t>
-                              </m:r>
-                            </m:e>
-                            <m:sub>
-                              <m:r>
-                                <m:t>n</m:t>
-                              </m:r>
-                            </m:sub>
-                          </m:sSub>
-                          <m:sSub>
-                            <m:e>
-                              <m:r>
-                                <m:t>M</m:t>
-                              </m:r>
-                            </m:e>
-                            <m:sub>
-                              <m:r>
-                                <m:t>0</m:t>
-                              </m:r>
-                            </m:sub>
-                          </m:sSub>
-                          <m:sSup>
-                            <m:e>
-                              <m:r>
-                                <m:t>2</m:t>
-                              </m:r>
-                            </m:e>
-                            <m:sup>
-                              <m:sSub>
-                                <m:e>
-                                  <m:r>
-                                    <m:t>h</m:t>
-                                  </m:r>
-                                </m:e>
-                                <m:sub>
-                                  <m:r>
-                                    <m:t>0</m:t>
-                                  </m:r>
-                                </m:sub>
-                              </m:sSub>
-                            </m:sup>
-                          </m:sSup>
-                        </m:e>
-                      </m:d>
-                    </m:e>
-                  </m:func>
-                </m:e>
-              </m:d>
-            </m:e>
-          </m:func>
-        </m:oMath>
-      </m:oMathPara>
-    </w:p>
-    <w:p>
-      <w:pPr>
-        <w:pStyle w:val="3"/>
-        <w:spacing w:after="100"/>
-      </w:pPr>
-      <w:r>
-        <w:rPr>
-          <w:b w:val="0"/>
-        </w:rPr>
-        <w:t>此模式的ZP算术输入固定为0。AS Context整个ZP表使用deep_zp_clock，批次ZP使用batch_zp_clock；默认USE_CLOCK_GATING=1时两者在per-tensor均无脉冲。它们复用现有channel_scale_clock和batch_channel_clock门控域，不新增ICG。共享第0项scale继续正常加载；异步reset仍有效。兼容ZP字段及数组容量保留以支持per-channel。</w:t>
-      </w:r>
-    </w:p>
-    <w:p>
-      <w:pPr>
-        <w:pStyle w:val="3"/>
-        <w:spacing w:after="100"/>
-      </w:pPr>
-      <w:r>
-        <w:rPr>
-          <w:b w:val="0"/>
-        </w:rPr>
-        <w:t>Per-channel，requant_mode=1且conv_mode=1：按OC选择scale和ZP，在RTL内先round，再加INT32 ZP，最后仅饱和一次。</w:t>
-      </w:r>
-    </w:p>
-    <w:p>
-      <w:pPr>
-        <w:pStyle w:val="3"/>
-        <w:spacing w:after="140" w:before="80"/>
-        <w:jc w:val="center"/>
-      </w:pPr>
-      <w:r>
-        <w:rPr>
-          <w:b w:val="0"/>
-        </w:rPr>
-      </w:r>
-      <m:oMathPara>
-        <m:oMath>
-          <m:sSub>
-            <m:e>
-              <m:r>
-                <m:t>CIM_out</m:t>
-              </m:r>
-            </m:e>
-            <m:sub>
-              <m:r>
-                <m:t>n</m:t>
-              </m:r>
-            </m:sub>
-          </m:sSub>
-          <m:r>
-            <m:t> = </m:t>
-          </m:r>
-          <m:func>
-            <m:fName>
-              <m:sSub>
-                <m:e>
-                  <m:r>
-                    <m:t>clip</m:t>
-                  </m:r>
-                </m:e>
-                <m:sub>
-                  <m:r>
-                    <m:t>INT8</m:t>
-                  </m:r>
-                </m:sub>
-              </m:sSub>
-            </m:fName>
-            <m:e>
-              <m:d>
-                <m:dPr>
-                  <m:begChr m:val="("/>
-                  <m:endChr m:val=")"/>
-                </m:dPr>
-                <m:e>
-                  <m:func>
-                    <m:fName>
-                      <m:r>
-                        <m:t>R</m:t>
-                      </m:r>
-                    </m:fName>
-                    <m:e>
-                      <m:d>
-                        <m:dPr>
-                          <m:begChr m:val="("/>
-                          <m:endChr m:val=")"/>
-                        </m:dPr>
-                        <m:e>
-                          <m:sSub>
-                            <m:e>
-                              <m:r>
-                                <m:t>P</m:t>
-                              </m:r>
-                            </m:e>
-                            <m:sub>
-                              <m:r>
-                                <m:t>n</m:t>
-                              </m:r>
-                            </m:sub>
-                          </m:sSub>
-                          <m:sSub>
-                            <m:e>
-                              <m:r>
-                                <m:t>M</m:t>
-                              </m:r>
-                            </m:e>
-                            <m:sub>
-                              <m:r>
-                                <m:t>c</m:t>
-                              </m:r>
-                            </m:sub>
-                          </m:sSub>
-                          <m:sSup>
-                            <m:e>
-                              <m:r>
-                                <m:t>2</m:t>
-                              </m:r>
-                            </m:e>
-                            <m:sup>
-                              <m:sSub>
-                                <m:e>
-                                  <m:r>
-                                    <m:t>h</m:t>
-                                  </m:r>
-                                </m:e>
-                                <m:sub>
-                                  <m:r>
-                                    <m:t>c</m:t>
-                                  </m:r>
-                                </m:sub>
-                              </m:sSub>
-                            </m:sup>
-                          </m:sSup>
-                        </m:e>
-                      </m:d>
-                    </m:e>
-                  </m:func>
-                  <m:r>
-                    <m:t> + </m:t>
-                  </m:r>
-                  <m:sSub>
-                    <m:e>
-                      <m:r>
-                        <m:t>ZP</m:t>
-                      </m:r>
-                    </m:e>
-                    <m:sub>
-                      <m:r>
-                        <m:t>c</m:t>
-                      </m:r>
-                    </m:sub>
-                  </m:sSub>
-                </m:e>
-              </m:d>
-            </m:e>
-          </m:func>
-        </m:oMath>
-      </m:oMathPara>
-    </w:p>
-    <w:p>
-      <w:pPr>
-        <w:pStyle w:val="3"/>
-        <w:spacing w:after="100"/>
-      </w:pPr>
-      <w:r>
-        <w:rPr>
-          <w:b w:val="0"/>
-        </w:rPr>
-        <w:t>当前合同保持ZP在round外。即使ZP是整数，半整数远离零也不对所有整数平移保持一致：R(−0.5)+1=0，而R(−0.5+1)=1。将ZP移入round会改变部分半值跨零场景，当前RTL不采用该顺序。</w:t>
-      </w:r>
-    </w:p>
-    <w:p>
-      <w:pPr>
-        <w:pStyle w:val="6"/>
-        <w:keepNext/>
-        <w:spacing w:after="100"/>
-      </w:pPr>
-      <w:r>
-        <w:rPr>
-          <w:b w:val="0"/>
-          <w:color w:val="000000"/>
-        </w:rPr>
-        <w:t>6.2.5 乘法移位和舍入的位宽与边界</w:t>
-      </w:r>
-    </w:p>
-    <w:p>
-      <w:pPr>
-        <w:pStyle w:val="3"/>
-        <w:spacing w:after="100"/>
-      </w:pPr>
-      <w:r>
-        <w:rPr>
-          <w:b w:val="0"/>
-        </w:rPr>
-        <w:t>乘积为完整signed64。普通范围内先符号扩展至signed96后左移，缩放结果与per-channel ZP相加也保留signed96，允许ZP抵消较大缩放值；不能在加ZP前提前裁成INT8。per-tensor在CIM内部以ZP=0计算，输出INT8之后的补偿由TB承担。</w:t>
-      </w:r>
-    </w:p>
-    <w:p>
-      <w:pPr>
-        <w:pStyle w:val="3"/>
-        <w:spacing w:after="100"/>
-      </w:pPr>
-      <w:r>
-        <w:rPr>
-          <w:b w:val="0"/>
-        </w:rPr>
-        <w:t>h为0至31时按扩展位宽精确左移。h为32至511且整数乘积非零时，任何signed32 ZP均无法抵消到INT8范围，按乘积符号精确饱和；乘积为0时，per-channel仍加入ZP，per-tensor输出0。</w:t>
-      </w:r>
-    </w:p>
-    <w:p>
-      <w:pPr>
-        <w:pStyle w:val="3"/>
-        <w:spacing w:after="100"/>
-      </w:pPr>
-      <w:r>
-        <w:rPr>
-          <w:b w:val="0"/>
-        </w:rPr>
-        <w:t>h为−1至−63时按扩宽绝对值进行幅值舍入，再恢复符号。h=−63时最大幅值2^62恰为半值，必须保留舍入后的1。h为−64至−512时乘积舍入为0；之后per-channel加ZP再饱和，per-tensor的CIM输出0。全部1024种INT10编码有效。</w:t>
-      </w:r>
-    </w:p>
-    <w:p>
-      <w:pPr>
-        <w:pStyle w:val="3"/>
-        <w:spacing w:after="140" w:before="80"/>
-        <w:jc w:val="center"/>
-      </w:pPr>
-      <m:oMathPara>
-        <m:oMath>
-          <m:func>
-            <m:fName>
-              <m:r>
-                <m:t>RoundShift</m:t>
-              </m:r>
-            </m:fName>
-            <m:e>
-              <m:d>
-                <m:dPr>
-                  <m:begChr m:val="("/>
-                  <m:endChr m:val=")"/>
-                </m:dPr>
-                <m:e>
-                  <m:r>
-                    <m:t>A,r</m:t>
-                  </m:r>
-                </m:e>
-              </m:d>
-            </m:e>
-          </m:func>
-          <m:r>
-            <m:t> = sgn(A) · </m:t>
-          </m:r>
-          <m:d>
-            <m:dPr>
-              <m:begChr m:val="⌊"/>
-              <m:endChr m:val="⌋"/>
-            </m:dPr>
-            <m:e>
-              <m:f>
-                <m:num>
-                  <m:r>
-                    <m:t>|A| + </m:t>
-                  </m:r>
-                  <m:sSup>
-                    <m:e>
-                      <m:r>
-                        <m:t>2</m:t>
-                      </m:r>
-                    </m:e>
-                    <m:sup>
-                      <m:r>
-                        <m:t>r−1</m:t>
-                      </m:r>
-                    </m:sup>
-                  </m:sSup>
-                </m:num>
-                <m:den>
-                  <m:sSup>
-                    <m:e>
-                      <m:r>
-                        <m:t>2</m:t>
-                      </m:r>
-                    </m:e>
-                    <m:sup>
-                      <m:r>
-                        <m:t>r</m:t>
-                      </m:r>
-                    </m:sup>
-                  </m:sSup>
-                </m:den>
-              </m:f>
-            </m:e>
-          </m:d>
-        </m:oMath>
-      </m:oMathPara>
-    </w:p>
-    <w:p>
-      <w:pPr>
-        <w:pStyle w:val="3"/>
-        <w:spacing w:after="100"/>
-      </w:pPr>
-      <w:r>
-        <w:rPr>
-          <w:b w:val="0"/>
-        </w:rPr>
-        <w:t>上式中的除法结果应取整数floor；等价实现为sgn(A)×((|A|+2^(r−1)) &gt;&gt; r)，r&gt;0。求绝对值及加舍入偏置都必须先扩宽，避免最小负数或进位溢出；r=0时直接返回A。正负半值示例：3/2→2，−3/2→−2；10/4→3，−10/4→−3。</w:t>
-      </w:r>
-    </w:p>
-    <w:p>
-      <w:pPr>
-        <w:pStyle w:val="3"/>
-        <w:spacing w:after="100"/>
-      </w:pPr>
-      <w:r>
-        <w:rPr>
-          <w:b w:val="0"/>
-        </w:rPr>
-        <w:t>另一等价实现使用向负无穷取整的商q及非负余数d；仅当余数大于半值，或恰为半值且A&gt;0时进位。下式中1[条件]为条件成立时取1，否则取0，r&gt;0。</w:t>
-      </w:r>
-    </w:p>
-    <w:p>
-      <w:pPr>
-        <w:pStyle w:val="3"/>
-        <w:keepNext w:val="0"/>
-        <w:widowControl/>
-        <w:spacing w:before="60" w:after="120" w:line="264" w:lineRule="auto"/>
-        <w:jc w:val="center"/>
-      </w:pPr>
-      <m:oMathPara>
-        <m:oMath>
-          <m:r>
-            <m:rPr>
-              <m:nor/>
-              <m:sty m:val="p"/>
-            </m:rPr>
-            <m:t>q=⌊</m:t>
-          </m:r>
-          <m:f>
-            <m:fPr/>
-            <m:num>
-              <m:r>
-                <m:rPr>
-                  <m:nor/>
-                  <m:sty m:val="p"/>
-                </m:rPr>
-                <m:t>A</m:t>
-              </m:r>
-            </m:num>
-            <m:den>
-              <m:sSup>
-                <m:sSupPr/>
-                <m:e>
-                  <m:r>
-                    <m:rPr>
-                      <m:nor/>
-                      <m:sty m:val="p"/>
-                    </m:rPr>
-                    <m:t>2</m:t>
-                  </m:r>
-                </m:e>
-                <m:sup>
-                  <m:r>
-                    <m:rPr>
-                      <m:nor/>
-                      <m:sty m:val="p"/>
-                    </m:rPr>
-                    <m:t>r</m:t>
-                  </m:r>
-                </m:sup>
-              </m:sSup>
-            </m:den>
-          </m:f>
-          <m:r>
-            <m:rPr>
-              <m:nor/>
-              <m:sty m:val="p"/>
-            </m:rPr>
-            <m:t>⌋,d=A-q·</m:t>
-          </m:r>
-          <m:sSup>
-            <m:sSupPr/>
-            <m:e>
-              <m:r>
-                <m:rPr>
-                  <m:nor/>
-                  <m:sty m:val="p"/>
-                </m:rPr>
-                <m:t>2</m:t>
-              </m:r>
-            </m:e>
-            <m:sup>
-              <m:r>
-                <m:rPr>
-                  <m:nor/>
-                  <m:sty m:val="p"/>
-                </m:rPr>
-                <m:t>r</m:t>
-              </m:r>
-            </m:sup>
-          </m:sSup>
-          <m:r>
-            <m:rPr>
-              <m:nor/>
-              <m:sty m:val="p"/>
-            </m:rPr>
-            <m:t>,0≤d&lt;</m:t>
-          </m:r>
-          <m:sSup>
-            <m:sSupPr/>
-            <m:e>
-              <m:r>
-                <m:rPr>
-                  <m:nor/>
-                  <m:sty m:val="p"/>
-                </m:rPr>
-                <m:t>2</m:t>
-              </m:r>
-            </m:e>
-            <m:sup>
-              <m:r>
-                <m:rPr>
-                  <m:nor/>
-                  <m:sty m:val="p"/>
-                </m:rPr>
-                <m:t>r</m:t>
-              </m:r>
-            </m:sup>
-          </m:sSup>
-        </m:oMath>
-      </m:oMathPara>
-    </w:p>
-    <w:p>
-      <w:pPr>
-        <w:pStyle w:val="3"/>
-        <w:keepNext w:val="0"/>
-        <w:widowControl/>
-        <w:spacing w:before="60" w:after="120" w:line="264" w:lineRule="auto"/>
-        <w:jc w:val="center"/>
-      </w:pPr>
-      <m:oMathPara>
-        <m:oMath>
-          <m:r>
-            <m:rPr>
-              <m:nor/>
-              <m:sty m:val="p"/>
-            </m:rPr>
-            <m:t>RoundShift(A,r)=q+1[d&gt;</m:t>
-          </m:r>
-          <m:sSup>
-            <m:sSupPr/>
-            <m:e>
-              <m:r>
-                <m:rPr>
-                  <m:nor/>
-                  <m:sty m:val="p"/>
-                </m:rPr>
-                <m:t>2</m:t>
-              </m:r>
-            </m:e>
-            <m:sup>
-              <m:r>
-                <m:rPr>
-                  <m:nor/>
-                  <m:sty m:val="p"/>
-                </m:rPr>
-                <m:t>r-1</m:t>
-              </m:r>
-            </m:sup>
-          </m:sSup>
-          <m:r>
-            <m:rPr>
-              <m:nor/>
-              <m:sty m:val="p"/>
-            </m:rPr>
-            <m:t>∨(d=</m:t>
-          </m:r>
-          <m:sSup>
-            <m:sSupPr/>
-            <m:e>
-              <m:r>
-                <m:rPr>
-                  <m:nor/>
-                  <m:sty m:val="p"/>
-                </m:rPr>
-                <m:t>2</m:t>
-              </m:r>
-            </m:e>
-            <m:sup>
-              <m:r>
-                <m:rPr>
-                  <m:nor/>
-                  <m:sty m:val="p"/>
-                </m:rPr>
-                <m:t>r-1</m:t>
-              </m:r>
-            </m:sup>
-          </m:sSup>
-          <m:r>
-            <m:rPr>
-              <m:nor/>
-              <m:sty m:val="p"/>
-            </m:rPr>
-            <m:t>∧A&gt;0)]</m:t>
-          </m:r>
-        </m:oMath>
-      </m:oMathPara>
-    </w:p>
-    <w:p>
-      <w:pPr>
-        <w:pStyle w:val="6"/>
-        <w:keepNext/>
-        <w:spacing w:after="100"/>
-      </w:pPr>
-      <w:r>
-        <w:rPr>
-          <w:b w:val="0"/>
-          <w:color w:val="000000"/>
-        </w:rPr>
-        <w:t>6.2.6 TB 逐 channel 补偿与比较流程</w:t>
-      </w:r>
-    </w:p>
-    <w:p>
-      <w:pPr>
-        <w:pStyle w:val="3"/>
-        <w:spacing w:after="100"/>
-      </w:pPr>
-      <w:r>
-        <w:rPr>
-          <w:b w:val="0"/>
-        </w:rPr>
-        <w:t>仅per-tensor在TB执行下式。这里的ZP_n同样已round并存为INT32，TB不再额外round。先把CIM signed INT8与ZP signed INT32符号扩展至longint signed进行加法，最后饱和到−128至127，不能用8bit加法导致回绕。</w:t>
-      </w:r>
-    </w:p>
-    <w:p>
-      <w:pPr>
-        <w:pStyle w:val="3"/>
-        <w:spacing w:after="140" w:before="80"/>
-        <w:jc w:val="center"/>
-      </w:pPr>
-      <w:r>
-        <w:rPr>
-          <w:b w:val="0"/>
-        </w:rPr>
-      </w:r>
-      <m:oMathPara>
-        <m:oMath>
-          <m:sSub>
-            <m:e>
-              <m:r>
-                <m:t>TB_out</m:t>
-              </m:r>
-            </m:e>
-            <m:sub>
-              <m:r>
-                <m:t>n</m:t>
-              </m:r>
-            </m:sub>
-          </m:sSub>
-          <m:r>
-            <m:t> = </m:t>
-          </m:r>
-          <m:func>
-            <m:fName>
-              <m:sSub>
-                <m:e>
-                  <m:r>
-                    <m:t>clip</m:t>
-                  </m:r>
-                </m:e>
-                <m:sub>
-                  <m:r>
-                    <m:t>INT8</m:t>
-                  </m:r>
-                </m:sub>
-              </m:sSub>
-            </m:fName>
-            <m:e>
-              <m:d>
-                <m:dPr>
-                  <m:begChr m:val="("/>
-                  <m:endChr m:val=")"/>
-                </m:dPr>
-                <m:e>
-                  <m:sSub>
-                    <m:e>
-                      <m:r>
-                        <m:t>CIM_out</m:t>
-                      </m:r>
-                    </m:e>
-                    <m:sub>
-                      <m:r>
-                        <m:t>n</m:t>
-                      </m:r>
-                    </m:sub>
-                  </m:sSub>
-                  <m:r>
-                    <m:t> + </m:t>
-                  </m:r>
-                  <m:sSub>
-                    <m:e>
-                      <m:r>
-                        <m:t>ZP</m:t>
-                      </m:r>
-                    </m:e>
-                    <m:sub>
-                      <m:r>
-                        <m:t>n</m:t>
-                      </m:r>
-                    </m:sub>
-                  </m:sSub>
-                </m:e>
-              </m:d>
-            </m:e>
-          </m:func>
-        </m:oMath>
-      </m:oMathPara>
-    </w:p>
-    <w:p>
-      <w:pPr>
-        <w:pStyle w:val="3"/>
-        <w:spacing w:after="100"/>
-      </w:pPr>
-      <w:r>
-        <w:rPr>
-          <w:b w:val="0"/>
-        </w:rPr>
-        <w:t>因此per-tensor有两次饱和：CIM乘法移位舍入后先饱和，TB加ZP后再饱和。例如未饱和值200、ZP=−100，CIM输出127，TB输出27；原单次饱和算法输出100。该差异已接受，不再要求与原算法最多相差1 LSB。</w:t>
-      </w:r>
-    </w:p>
-    <w:p>
-      <w:pPr>
-        <w:pStyle w:val="3"/>
-        <w:spacing w:after="100"/>
-      </w:pPr>
-      <w:r>
-        <w:rPr>
-          <w:b w:val="0"/>
-        </w:rPr>
-        <w:t>Per-channel的TB不额外添加ZP；直接比较RTL最终INT8。三个GEMM scoreboard均按真实逻辑列n选择补偿，包括AS Context、高位置归约组、N尾块及mask空洞，不能仅按物理lane编号推断全局输出channel。</w:t>
-      </w:r>
-    </w:p>
-    <w:p>
-      <w:pPr>
-        <w:pStyle w:val="3"/>
-        <w:spacing w:after="100"/>
-      </w:pPr>
-      <w:r>
-        <w:rPr>
-          <w:b w:val="0"/>
-        </w:rPr>
-        <w:t>Python独立生成cim_golden.hex检查CIM端口值，quant_golden.hex检查TB修正后值；per-channel两者相同。original_quant_reference.hex保留原单次饱和参考，仅用于差异统计，metadata记录original_algorithm_max_difference。先比较CIM原始INT8再比较修正结果，防止TB最终饱和掩盖CIM错误。</w:t>
-      </w:r>
-    </w:p>
-    <w:p>
-      <w:pPr>
-        <w:pStyle w:val="3"/>
-        <w:spacing w:after="100"/>
-      </w:pPr>
-      <w:r>
-        <w:rPr>
-          <w:b w:val="0"/>
-        </w:rPr>
-        <w:t>raw与raw_golden逐元素比较；DUT valid延迟、无valid保持及复位仍直接检查硬件信号。observed矩阵和quant事件记录per-tensor的TB修正结果。除参数生成时对输入补偿round一次外，TB补偿阶段仅做扩位整数加法与clip。</w:t>
-      </w:r>
-    </w:p>
-    <w:p>
-      <w:pPr>
-        <w:pStyle w:val="3"/>
-        <w:spacing w:after="100"/>
-      </w:pPr>
-      <w:r>
-        <w:rPr>
-          <w:b w:val="0"/>
-        </w:rPr>
-        <w:t>Context专项在per-tensor后续K Tile将未使用ZP改为X，验证既不误拒绝也不消费；整个ZP buffer的实际时钟及全部槽位保持由独立检查器核对。门控/旁路镜像保持逐拍数值等价，per-channel跨Tile ZP一致性检查继续生效。</w:t>
-      </w:r>
-    </w:p>
-    <w:p>
-      <w:pPr>
-        <w:pStyle w:val="6"/>
-        <w:keepNext/>
-        <w:spacing w:after="100"/>
-      </w:pPr>
-      <w:r>
-        <w:rPr>
-          <w:b w:val="0"/>
-          <w:color w:val="000000"/>
-        </w:rPr>
-        <w:t>6.2.7 原始 C++ 参数结构体与量化函数参考</w:t>
-      </w:r>
-    </w:p>
-    <w:p>
-      <w:pPr>
-        <w:pStyle w:val="3"/>
-        <w:spacing w:after="100"/>
-      </w:pPr>
-      <w:r>
-        <w:rPr>
-          <w:b w:val="0"/>
-        </w:rPr>
-        <w:t>以下从Requant修订版保留原始FixedPointMultiplier和quantize_multiplier参考代码。其shift是frexp指数e，表示scale=M×2^(e−31)；当前RTL shift是直接乘2^h的h，适配时必须令h=e−31，不能把代码shift原样送入RTL。</w:t>
-      </w:r>
-    </w:p>
-    <w:p>
-      <w:pPr>
-        <w:pStyle w:val="3"/>
-        <w:spacing w:after="140" w:before="80"/>
-        <w:jc w:val="center"/>
-      </w:pPr>
-      <w:r>
-        <w:rPr>
-          <w:b w:val="0"/>
-        </w:rPr>
-      </w:r>
-      <m:oMathPara>
-        <m:oMath>
-          <m:sSub>
-            <m:e>
-              <m:r>
-                <m:t>h</m:t>
-              </m:r>
-            </m:e>
-            <m:sub>
-              <m:r>
-                <m:t>RTL</m:t>
-              </m:r>
-            </m:sub>
-          </m:sSub>
-          <m:r>
-            <m:t> = </m:t>
-          </m:r>
-          <m:sSub>
-            <m:e>
-              <m:r>
-                <m:t>shift</m:t>
-              </m:r>
-            </m:e>
-            <m:sub>
-              <m:r>
-                <m:t>reference</m:t>
-              </m:r>
-            </m:sub>
-          </m:sSub>
-          <m:r>
-            <m:t> − 31</m:t>
-          </m:r>
-        </m:oMath>
-      </m:oMathPara>
-    </w:p>
-    <w:p>
-      <w:pPr>
-        <w:pStyle w:val="3"/>
-        <w:spacing w:after="100"/>
-      </w:pPr>
-      <w:r>
-        <w:rPr>
-          <w:b w:val="0"/>
-        </w:rPr>
-        <w:t>代码中的Q0.31归一化、e&lt;−31归零和e&gt;31钳制仅为参考生成策略，不是当前RTL的shift合法范围。当前RTL接收完整signed INT10；若生成端采用不同近似策略，必须使用实际编码scale重新生成已舍入ZP及golden。特别是代码对较大指数的钳制会改变比例，不能据此宣称原scale被精确表示。</w:t>
-      </w:r>
-    </w:p>
-    <w:p>
-      <w:pPr>
-        <w:keepNext/>
-        <w:spacing w:after="0" w:before="0" w:line="240" w:lineRule="auto"/>
-      </w:pPr>
-      <w:r>
-        <w:rPr>
-          <w:rFonts w:ascii="Consolas" w:hAnsi="Consolas"/>
-          <w:b w:val="0"/>
-          <w:sz w:val="18"/>
-        </w:rPr>
-        <w:t>#include &lt;cmath&gt;</w:t>
-      </w:r>
-    </w:p>
-    <w:p>
-      <w:pPr>
-        <w:keepNext/>
-        <w:spacing w:after="0" w:before="0" w:line="240" w:lineRule="auto"/>
-      </w:pPr>
-      <w:r>
-        <w:rPr>
-          <w:rFonts w:ascii="Consolas" w:hAnsi="Consolas"/>
-          <w:b w:val="0"/>
-          <w:sz w:val="18"/>
-        </w:rPr>
-        <w:t>#include &lt;cstdint&gt;</w:t>
-      </w:r>
-    </w:p>
-    <w:p>
-      <w:pPr>
-        <w:keepNext/>
-        <w:spacing w:after="0" w:before="0" w:line="240" w:lineRule="auto"/>
-      </w:pPr>
-      <w:r>
-        <w:rPr>
-          <w:rFonts w:ascii="Consolas" w:hAnsi="Consolas"/>
-          <w:b w:val="0"/>
-          <w:sz w:val="18"/>
-        </w:rPr>
-        <w:t>#include &lt;stdexcept&gt;</w:t>
-      </w:r>
-    </w:p>
-    <w:p>
-      <w:pPr>
-        <w:keepNext/>
-        <w:spacing w:after="0" w:before="0" w:line="240" w:lineRule="auto"/>
-      </w:pPr>
-      <w:r>
-        <w:rPr>
-          <w:rFonts w:ascii="Consolas" w:hAnsi="Consolas"/>
-          <w:b w:val="0"/>
-          <w:sz w:val="18"/>
-        </w:rPr>
-        <w:t>// ============================================================</w:t>
-      </w:r>
-    </w:p>
-    <w:p>
-      <w:pPr>
-        <w:keepNext/>
-        <w:spacing w:after="0" w:before="0" w:line="240" w:lineRule="auto"/>
-      </w:pPr>
-      <w:r>
-        <w:rPr>
-          <w:rFonts w:ascii="Consolas" w:hAnsi="Consolas"/>
-          <w:b w:val="0"/>
-          <w:sz w:val="18"/>
-        </w:rPr>
-        <w:t>// Fixed-point multiplier parameters (runtime, pure integer)</w:t>
-      </w:r>
-    </w:p>
-    <w:p>
-      <w:pPr>
-        <w:keepNext/>
-        <w:spacing w:after="0" w:before="0" w:line="240" w:lineRule="auto"/>
-      </w:pPr>
-      <w:r>
-        <w:rPr>
-          <w:rFonts w:ascii="Consolas" w:hAnsi="Consolas"/>
-          <w:b w:val="0"/>
-          <w:sz w:val="18"/>
-        </w:rPr>
-        <w:t>// Represents a scale as: multiplier * 2^(shift - 31)</w:t>
-      </w:r>
-    </w:p>
-    <w:p>
-      <w:pPr>
-        <w:keepNext/>
-        <w:spacing w:after="0" w:before="0" w:line="240" w:lineRule="auto"/>
-      </w:pPr>
-      <w:r>
-        <w:rPr>
-          <w:rFonts w:ascii="Consolas" w:hAnsi="Consolas"/>
-          <w:b w:val="0"/>
-          <w:sz w:val="18"/>
-        </w:rPr>
-        <w:t>// where multiplier is in [2^30, 2^31 - 1] (Q0.31 format)</w:t>
-      </w:r>
-    </w:p>
-    <w:p>
-      <w:pPr>
-        <w:keepNext/>
-        <w:spacing w:after="0" w:before="0" w:line="240" w:lineRule="auto"/>
-      </w:pPr>
-      <w:r>
-        <w:rPr>
-          <w:rFonts w:ascii="Consolas" w:hAnsi="Consolas"/>
-          <w:b w:val="0"/>
-          <w:sz w:val="18"/>
-        </w:rPr>
-        <w:t>// ============================================================</w:t>
-      </w:r>
-    </w:p>
-    <w:p>
-      <w:pPr>
-        <w:keepNext/>
-        <w:spacing w:after="0" w:before="0" w:line="240" w:lineRule="auto"/>
-      </w:pPr>
-      <w:r>
-        <w:rPr>
-          <w:rFonts w:ascii="Consolas" w:hAnsi="Consolas"/>
-          <w:b w:val="0"/>
-          <w:sz w:val="18"/>
-        </w:rPr>
-        <w:t>struct FixedPointMultiplier {</w:t>
-      </w:r>
-    </w:p>
-    <w:p>
-      <w:pPr>
-        <w:keepNext/>
-        <w:spacing w:after="0" w:before="0" w:line="240" w:lineRule="auto"/>
-      </w:pPr>
-      <w:r>
-        <w:rPr>
-          <w:rFonts w:ascii="Consolas" w:hAnsi="Consolas"/>
-          <w:b w:val="0"/>
-          <w:sz w:val="18"/>
-        </w:rPr>
-        <w:t xml:space="preserve">  int32_t multiplier = 0; // Q0.31 format, in [0, 2^31-1]</w:t>
-      </w:r>
-    </w:p>
-    <w:p>
-      <w:pPr>
-        <w:keepNext/>
-        <w:spacing w:after="0" w:before="0" w:line="240" w:lineRule="auto"/>
-      </w:pPr>
-      <w:r>
-        <w:rPr>
-          <w:rFonts w:ascii="Consolas" w:hAnsi="Consolas"/>
-          <w:b w:val="0"/>
-          <w:sz w:val="18"/>
-        </w:rPr>
-        <w:t xml:space="preserve">  int32_t shift = 0;      // exponent: value = multiplier * 2^(shift - 31)</w:t>
-      </w:r>
-    </w:p>
-    <w:p>
-      <w:pPr>
-        <w:keepNext/>
-        <w:spacing w:after="0" w:before="0" w:line="240" w:lineRule="auto"/>
-      </w:pPr>
-      <w:r>
-        <w:rPr>
-          <w:rFonts w:ascii="Consolas" w:hAnsi="Consolas"/>
-          <w:b w:val="0"/>
-          <w:sz w:val="18"/>
-        </w:rPr>
-        <w:t>};</w:t>
-      </w:r>
-    </w:p>
-    <w:p>
-      <w:pPr>
-        <w:keepNext/>
-        <w:spacing w:after="0" w:before="0" w:line="240" w:lineRule="auto"/>
-      </w:pPr>
-      <w:r>
-        <w:rPr>
-          <w:rFonts w:ascii="Consolas" w:hAnsi="Consolas"/>
-          <w:b w:val="0"/>
-          <w:sz w:val="18"/>
-        </w:rPr>
-        <w:t>FixedPointMultiplier quantize_multiplier(double double_multiplier) {</w:t>
-      </w:r>
-    </w:p>
-    <w:p>
-      <w:pPr>
-        <w:keepNext w:val="0"/>
-        <w:spacing w:after="0" w:before="0" w:line="240" w:lineRule="auto"/>
-      </w:pPr>
-      <w:r>
-        <w:rPr>
-          <w:rFonts w:ascii="Consolas" w:hAnsi="Consolas"/>
-          <w:b w:val="0"/>
-          <w:sz w:val="18"/>
-        </w:rPr>
-        <w:t xml:space="preserve">  FixedPointMultiplier result;</w:t>
-      </w:r>
-    </w:p>
-    <w:p>
-      <w:pPr>
-        <w:keepNext w:val="0"/>
-        <w:spacing w:after="0" w:before="0" w:line="240" w:lineRule="auto"/>
-      </w:pPr>
-      <w:r>
-        <w:rPr>
-          <w:rFonts w:ascii="Consolas" w:hAnsi="Consolas"/>
-          <w:b w:val="0"/>
-          <w:sz w:val="18"/>
-        </w:rPr>
-      </w:r>
-    </w:p>
-    <w:p>
-      <w:pPr>
-        <w:keepNext/>
-        <w:spacing w:after="0" w:before="0" w:line="240" w:lineRule="auto"/>
-      </w:pPr>
-      <w:r>
-        <w:rPr>
-          <w:rFonts w:ascii="Consolas" w:hAnsi="Consolas"/>
-          <w:b w:val="0"/>
-          <w:sz w:val="18"/>
-        </w:rPr>
-        <w:t xml:space="preserve">  if (!std::isfinite(double_multiplier) || double_multiplier &lt; 0.0) {</w:t>
-      </w:r>
-    </w:p>
-    <w:p>
-      <w:pPr>
-        <w:keepNext/>
-        <w:spacing w:after="0" w:before="0" w:line="240" w:lineRule="auto"/>
-      </w:pPr>
-      <w:r>
-        <w:rPr>
-          <w:rFonts w:ascii="Consolas" w:hAnsi="Consolas"/>
-          <w:b w:val="0"/>
-          <w:sz w:val="18"/>
-        </w:rPr>
-        <w:t xml:space="preserve">    throw std::invalid_argument(</w:t>
-      </w:r>
-    </w:p>
-    <w:p>
-      <w:pPr>
-        <w:keepNext/>
-        <w:spacing w:after="0" w:before="0" w:line="240" w:lineRule="auto"/>
-      </w:pPr>
-      <w:r>
-        <w:rPr>
-          <w:rFonts w:ascii="Consolas" w:hAnsi="Consolas"/>
-          <w:b w:val="0"/>
-          <w:sz w:val="18"/>
-        </w:rPr>
-        <w:t xml:space="preserve">        "quantize_multiplier: multiplier must be finite and non-negative");</w:t>
-      </w:r>
-    </w:p>
-    <w:p>
-      <w:pPr>
-        <w:keepNext/>
-        <w:spacing w:after="0" w:before="0" w:line="240" w:lineRule="auto"/>
-      </w:pPr>
-      <w:r>
-        <w:rPr>
-          <w:rFonts w:ascii="Consolas" w:hAnsi="Consolas"/>
-          <w:b w:val="0"/>
-          <w:sz w:val="18"/>
-        </w:rPr>
-        <w:t xml:space="preserve">  }</w:t>
-      </w:r>
-    </w:p>
-    <w:p>
-      <w:pPr>
-        <w:keepNext/>
-        <w:spacing w:after="0" w:before="0" w:line="240" w:lineRule="auto"/>
-      </w:pPr>
-      <w:r>
-        <w:rPr>
-          <w:rFonts w:ascii="Consolas" w:hAnsi="Consolas"/>
-          <w:b w:val="0"/>
-          <w:sz w:val="18"/>
-        </w:rPr>
-        <w:t xml:space="preserve">  if (double_multiplier == 0.0) {</w:t>
-      </w:r>
-    </w:p>
-    <w:p>
-      <w:pPr>
-        <w:keepNext/>
-        <w:spacing w:after="0" w:before="0" w:line="240" w:lineRule="auto"/>
-      </w:pPr>
-      <w:r>
-        <w:rPr>
-          <w:rFonts w:ascii="Consolas" w:hAnsi="Consolas"/>
-          <w:b w:val="0"/>
-          <w:sz w:val="18"/>
-        </w:rPr>
-        <w:t xml:space="preserve">    result.multiplier = 0;</w:t>
-      </w:r>
-    </w:p>
-    <w:p>
-      <w:pPr>
-        <w:keepNext/>
-        <w:spacing w:after="0" w:before="0" w:line="240" w:lineRule="auto"/>
-      </w:pPr>
-      <w:r>
-        <w:rPr>
-          <w:rFonts w:ascii="Consolas" w:hAnsi="Consolas"/>
-          <w:b w:val="0"/>
-          <w:sz w:val="18"/>
-        </w:rPr>
-        <w:t xml:space="preserve">    result.shift = 0;</w:t>
-      </w:r>
-    </w:p>
-    <w:p>
-      <w:pPr>
-        <w:keepNext/>
-        <w:spacing w:after="0" w:before="0" w:line="240" w:lineRule="auto"/>
-      </w:pPr>
-      <w:r>
-        <w:rPr>
-          <w:rFonts w:ascii="Consolas" w:hAnsi="Consolas"/>
-          <w:b w:val="0"/>
-          <w:sz w:val="18"/>
-        </w:rPr>
-        <w:t xml:space="preserve">    return result;</w:t>
-      </w:r>
-    </w:p>
-    <w:p>
-      <w:pPr>
-        <w:keepNext w:val="0"/>
-        <w:spacing w:after="0" w:before="0" w:line="240" w:lineRule="auto"/>
-      </w:pPr>
-      <w:r>
-        <w:rPr>
-          <w:rFonts w:ascii="Consolas" w:hAnsi="Consolas"/>
-          <w:b w:val="0"/>
-          <w:sz w:val="18"/>
-        </w:rPr>
-        <w:t xml:space="preserve">  }</w:t>
-      </w:r>
-    </w:p>
-    <w:p>
-      <w:pPr>
-        <w:keepNext w:val="0"/>
-        <w:spacing w:after="0" w:before="0" w:line="240" w:lineRule="auto"/>
-      </w:pPr>
-      <w:r>
-        <w:rPr>
-          <w:rFonts w:ascii="Consolas" w:hAnsi="Consolas"/>
-          <w:b w:val="0"/>
-          <w:sz w:val="18"/>
-        </w:rPr>
-      </w:r>
-    </w:p>
-    <w:p>
-      <w:pPr>
-        <w:keepNext/>
-        <w:spacing w:after="0" w:before="0" w:line="240" w:lineRule="auto"/>
-      </w:pPr>
-      <w:r>
-        <w:rPr>
-          <w:rFonts w:ascii="Consolas" w:hAnsi="Consolas"/>
-          <w:b w:val="0"/>
-          <w:sz w:val="18"/>
-        </w:rPr>
-        <w:t xml:space="preserve">  // frexp: double_multiplier = q * 2^shift, where q in [0.5, 1.0)</w:t>
-      </w:r>
-    </w:p>
-    <w:p>
-      <w:pPr>
-        <w:keepNext/>
-        <w:spacing w:after="0" w:before="0" w:line="240" w:lineRule="auto"/>
-      </w:pPr>
-      <w:r>
-        <w:rPr>
-          <w:rFonts w:ascii="Consolas" w:hAnsi="Consolas"/>
-          <w:b w:val="0"/>
-          <w:sz w:val="18"/>
-        </w:rPr>
-        <w:t xml:space="preserve">  int shift;</w:t>
-      </w:r>
-    </w:p>
-    <w:p>
-      <w:pPr>
-        <w:keepNext w:val="0"/>
-        <w:spacing w:after="0" w:before="0" w:line="240" w:lineRule="auto"/>
-      </w:pPr>
-      <w:r>
-        <w:rPr>
-          <w:rFonts w:ascii="Consolas" w:hAnsi="Consolas"/>
-          <w:b w:val="0"/>
-          <w:sz w:val="18"/>
-        </w:rPr>
-        <w:t xml:space="preserve">  double q = std::frexp(double_multiplier, &amp;shift);</w:t>
-      </w:r>
-    </w:p>
-    <w:p>
-      <w:pPr>
-        <w:keepNext w:val="0"/>
-        <w:spacing w:after="0" w:before="0" w:line="240" w:lineRule="auto"/>
-      </w:pPr>
-      <w:r>
-        <w:rPr>
-          <w:rFonts w:ascii="Consolas" w:hAnsi="Consolas"/>
-          <w:b w:val="0"/>
-          <w:sz w:val="18"/>
-        </w:rPr>
-      </w:r>
-    </w:p>
-    <w:p>
-      <w:pPr>
-        <w:keepNext/>
-        <w:spacing w:after="0" w:before="0" w:line="240" w:lineRule="auto"/>
-      </w:pPr>
-      <w:r>
-        <w:rPr>
-          <w:rFonts w:ascii="Consolas" w:hAnsi="Consolas"/>
-          <w:b w:val="0"/>
-          <w:sz w:val="18"/>
-        </w:rPr>
-        <w:t xml:space="preserve">  // Convert significand to Q0.31 integer representation</w:t>
-      </w:r>
-    </w:p>
-    <w:p>
-      <w:pPr>
-        <w:keepNext w:val="0"/>
-        <w:spacing w:after="0" w:before="0" w:line="240" w:lineRule="auto"/>
-      </w:pPr>
-      <w:r>
-        <w:rPr>
-          <w:rFonts w:ascii="Consolas" w:hAnsi="Consolas"/>
-          <w:b w:val="0"/>
-          <w:sz w:val="18"/>
-        </w:rPr>
-        <w:t xml:space="preserve">  auto q_fixed = static_cast&lt;int64_t&gt;(std::round(q * (1LL &lt;&lt; 31)));</w:t>
-      </w:r>
-    </w:p>
-    <w:p>
-      <w:pPr>
-        <w:keepNext w:val="0"/>
-        <w:spacing w:after="0" w:before="0" w:line="240" w:lineRule="auto"/>
-      </w:pPr>
-      <w:r>
-        <w:rPr>
-          <w:rFonts w:ascii="Consolas" w:hAnsi="Consolas"/>
-          <w:b w:val="0"/>
-          <w:sz w:val="18"/>
-        </w:rPr>
-      </w:r>
-    </w:p>
-    <w:p>
-      <w:pPr>
-        <w:keepNext/>
-        <w:spacing w:after="0" w:before="0" w:line="240" w:lineRule="auto"/>
-      </w:pPr>
-      <w:r>
-        <w:rPr>
-          <w:rFonts w:ascii="Consolas" w:hAnsi="Consolas"/>
-          <w:b w:val="0"/>
-          <w:sz w:val="18"/>
-        </w:rPr>
-        <w:t xml:space="preserve">  // Handle the edge case where rounding pushes q_fixed to 2^31</w:t>
-      </w:r>
-    </w:p>
-    <w:p>
-      <w:pPr>
-        <w:keepNext/>
-        <w:spacing w:after="0" w:before="0" w:line="240" w:lineRule="auto"/>
-      </w:pPr>
-      <w:r>
-        <w:rPr>
-          <w:rFonts w:ascii="Consolas" w:hAnsi="Consolas"/>
-          <w:b w:val="0"/>
-          <w:sz w:val="18"/>
-        </w:rPr>
-        <w:t xml:space="preserve">  if (q_fixed == (1LL &lt;&lt; 31)) {</w:t>
-      </w:r>
-    </w:p>
-    <w:p>
-      <w:pPr>
-        <w:keepNext/>
-        <w:spacing w:after="0" w:before="0" w:line="240" w:lineRule="auto"/>
-      </w:pPr>
-      <w:r>
-        <w:rPr>
-          <w:rFonts w:ascii="Consolas" w:hAnsi="Consolas"/>
-          <w:b w:val="0"/>
-          <w:sz w:val="18"/>
-        </w:rPr>
-        <w:t xml:space="preserve">    q_fixed /= 2;</w:t>
-      </w:r>
-    </w:p>
-    <w:p>
-      <w:pPr>
-        <w:keepNext/>
-        <w:spacing w:after="0" w:before="0" w:line="240" w:lineRule="auto"/>
-      </w:pPr>
-      <w:r>
-        <w:rPr>
-          <w:rFonts w:ascii="Consolas" w:hAnsi="Consolas"/>
-          <w:b w:val="0"/>
-          <w:sz w:val="18"/>
-        </w:rPr>
-        <w:t xml:space="preserve">    ++shift;</w:t>
-      </w:r>
-    </w:p>
-    <w:p>
-      <w:pPr>
-        <w:keepNext w:val="0"/>
-        <w:spacing w:after="0" w:before="0" w:line="240" w:lineRule="auto"/>
-      </w:pPr>
-      <w:r>
-        <w:rPr>
-          <w:rFonts w:ascii="Consolas" w:hAnsi="Consolas"/>
-          <w:b w:val="0"/>
-          <w:sz w:val="18"/>
-        </w:rPr>
-        <w:t xml:space="preserve">  }</w:t>
-      </w:r>
-    </w:p>
-    <w:p>
-      <w:pPr>
-        <w:keepNext w:val="0"/>
-        <w:spacing w:after="0" w:before="0" w:line="240" w:lineRule="auto"/>
-      </w:pPr>
-      <w:r>
-        <w:rPr>
-          <w:rFonts w:ascii="Consolas" w:hAnsi="Consolas"/>
-          <w:b w:val="0"/>
-          <w:sz w:val="18"/>
-        </w:rPr>
-      </w:r>
-    </w:p>
-    <w:p>
-      <w:pPr>
-        <w:keepNext/>
-        <w:spacing w:after="0" w:before="0" w:line="240" w:lineRule="auto"/>
-      </w:pPr>
-      <w:r>
-        <w:rPr>
-          <w:rFonts w:ascii="Consolas" w:hAnsi="Consolas"/>
-          <w:b w:val="0"/>
-          <w:sz w:val="18"/>
-        </w:rPr>
-        <w:t xml:space="preserve">  // Flush tiny values to zero</w:t>
-      </w:r>
-    </w:p>
-    <w:p>
-      <w:pPr>
-        <w:keepNext/>
-        <w:spacing w:after="0" w:before="0" w:line="240" w:lineRule="auto"/>
-      </w:pPr>
-      <w:r>
-        <w:rPr>
-          <w:rFonts w:ascii="Consolas" w:hAnsi="Consolas"/>
-          <w:b w:val="0"/>
-          <w:sz w:val="18"/>
-        </w:rPr>
-        <w:t xml:space="preserve">  if (shift &lt; -31) {</w:t>
-      </w:r>
-    </w:p>
-    <w:p>
-      <w:pPr>
-        <w:keepNext/>
-        <w:spacing w:after="0" w:before="0" w:line="240" w:lineRule="auto"/>
-      </w:pPr>
-      <w:r>
-        <w:rPr>
-          <w:rFonts w:ascii="Consolas" w:hAnsi="Consolas"/>
-          <w:b w:val="0"/>
-          <w:sz w:val="18"/>
-        </w:rPr>
-        <w:t xml:space="preserve">    result.multiplier = 0;</w:t>
-      </w:r>
-    </w:p>
-    <w:p>
-      <w:pPr>
-        <w:keepNext/>
-        <w:spacing w:after="0" w:before="0" w:line="240" w:lineRule="auto"/>
-      </w:pPr>
-      <w:r>
-        <w:rPr>
-          <w:rFonts w:ascii="Consolas" w:hAnsi="Consolas"/>
-          <w:b w:val="0"/>
-          <w:sz w:val="18"/>
-        </w:rPr>
-        <w:t xml:space="preserve">    result.shift = 0;</w:t>
-      </w:r>
-    </w:p>
-    <w:p>
-      <w:pPr>
-        <w:keepNext/>
-        <w:spacing w:after="0" w:before="0" w:line="240" w:lineRule="auto"/>
-      </w:pPr>
-      <w:r>
-        <w:rPr>
-          <w:rFonts w:ascii="Consolas" w:hAnsi="Consolas"/>
-          <w:b w:val="0"/>
-          <w:sz w:val="18"/>
-        </w:rPr>
-        <w:t xml:space="preserve">    return result;</w:t>
-      </w:r>
-    </w:p>
-    <w:p>
-      <w:pPr>
-        <w:keepNext w:val="0"/>
-        <w:spacing w:after="0" w:before="0" w:line="240" w:lineRule="auto"/>
-      </w:pPr>
-      <w:r>
-        <w:rPr>
-          <w:rFonts w:ascii="Consolas" w:hAnsi="Consolas"/>
-          <w:b w:val="0"/>
-          <w:sz w:val="18"/>
-        </w:rPr>
-        <w:t xml:space="preserve">  }</w:t>
-      </w:r>
-    </w:p>
-    <w:p>
-      <w:pPr>
-        <w:keepNext w:val="0"/>
-        <w:spacing w:after="0" w:before="0" w:line="240" w:lineRule="auto"/>
-      </w:pPr>
-      <w:r>
-        <w:rPr>
-          <w:rFonts w:ascii="Consolas" w:hAnsi="Consolas"/>
-          <w:b w:val="0"/>
-          <w:sz w:val="18"/>
-        </w:rPr>
-      </w:r>
-    </w:p>
-    <w:p>
-      <w:pPr>
-        <w:keepNext/>
-        <w:spacing w:after="0" w:before="0" w:line="240" w:lineRule="auto"/>
-      </w:pPr>
-      <w:r>
-        <w:rPr>
-          <w:rFonts w:ascii="Consolas" w:hAnsi="Consolas"/>
-          <w:b w:val="0"/>
-          <w:sz w:val="18"/>
-        </w:rPr>
-        <w:t xml:space="preserve">  // Clamp excessively large shifts (defensive: should not occur with valid</w:t>
-      </w:r>
-    </w:p>
-    <w:p>
-      <w:pPr>
-        <w:keepNext/>
-        <w:spacing w:after="0" w:before="0" w:line="240" w:lineRule="auto"/>
-      </w:pPr>
-      <w:r>
-        <w:rPr>
-          <w:rFonts w:ascii="Consolas" w:hAnsi="Consolas"/>
-          <w:b w:val="0"/>
-          <w:sz w:val="18"/>
-        </w:rPr>
-        <w:t xml:space="preserve">  // scales)</w:t>
-      </w:r>
-    </w:p>
-    <w:p>
-      <w:pPr>
-        <w:keepNext/>
-        <w:spacing w:after="0" w:before="0" w:line="240" w:lineRule="auto"/>
-      </w:pPr>
-      <w:r>
-        <w:rPr>
-          <w:rFonts w:ascii="Consolas" w:hAnsi="Consolas"/>
-          <w:b w:val="0"/>
-          <w:sz w:val="18"/>
-        </w:rPr>
-        <w:t xml:space="preserve">  if (shift &gt; 31) {</w:t>
-      </w:r>
-    </w:p>
-    <w:p>
-      <w:pPr>
-        <w:keepNext/>
-        <w:spacing w:after="0" w:before="0" w:line="240" w:lineRule="auto"/>
-      </w:pPr>
-      <w:r>
-        <w:rPr>
-          <w:rFonts w:ascii="Consolas" w:hAnsi="Consolas"/>
-          <w:b w:val="0"/>
-          <w:sz w:val="18"/>
-        </w:rPr>
-        <w:t xml:space="preserve">    shift = 31;</w:t>
-      </w:r>
-    </w:p>
-    <w:p>
-      <w:pPr>
-        <w:keepNext w:val="0"/>
-        <w:spacing w:after="0" w:before="0" w:line="240" w:lineRule="auto"/>
-      </w:pPr>
-      <w:r>
-        <w:rPr>
-          <w:rFonts w:ascii="Consolas" w:hAnsi="Consolas"/>
-          <w:b w:val="0"/>
-          <w:sz w:val="18"/>
-        </w:rPr>
-        <w:t xml:space="preserve">  }</w:t>
-      </w:r>
-    </w:p>
-    <w:p>
-      <w:pPr>
-        <w:keepNext w:val="0"/>
-        <w:spacing w:after="0" w:before="0" w:line="240" w:lineRule="auto"/>
-      </w:pPr>
-      <w:r>
-        <w:rPr>
-          <w:rFonts w:ascii="Consolas" w:hAnsi="Consolas"/>
-          <w:b w:val="0"/>
-          <w:sz w:val="18"/>
-        </w:rPr>
-      </w:r>
-    </w:p>
-    <w:p>
-      <w:pPr>
-        <w:keepNext/>
-        <w:spacing w:after="0" w:before="0" w:line="240" w:lineRule="auto"/>
-      </w:pPr>
-      <w:r>
-        <w:rPr>
-          <w:rFonts w:ascii="Consolas" w:hAnsi="Consolas"/>
-          <w:b w:val="0"/>
-          <w:sz w:val="18"/>
-        </w:rPr>
-        <w:t xml:space="preserve">  result.multiplier = static_cast&lt;int32_t&gt;(q_fixed);</w:t>
-      </w:r>
-    </w:p>
-    <w:p>
-      <w:pPr>
-        <w:keepNext/>
-        <w:spacing w:after="0" w:before="0" w:line="240" w:lineRule="auto"/>
-      </w:pPr>
-      <w:r>
-        <w:rPr>
-          <w:rFonts w:ascii="Consolas" w:hAnsi="Consolas"/>
-          <w:b w:val="0"/>
-          <w:sz w:val="18"/>
-        </w:rPr>
-        <w:t xml:space="preserve">  result.shift = shift;</w:t>
-      </w:r>
-    </w:p>
-    <w:p>
-      <w:pPr>
-        <w:keepNext/>
-        <w:spacing w:after="0" w:before="0" w:line="240" w:lineRule="auto"/>
-      </w:pPr>
-      <w:r>
-        <w:rPr>
-          <w:rFonts w:ascii="Consolas" w:hAnsi="Consolas"/>
-          <w:b w:val="0"/>
-          <w:sz w:val="18"/>
-        </w:rPr>
-        <w:t xml:space="preserve">  return result;</w:t>
-      </w:r>
-    </w:p>
-    <w:p>
-      <w:pPr>
-        <w:keepNext w:val="0"/>
-        <w:spacing w:after="0" w:before="0" w:line="240" w:lineRule="auto"/>
-      </w:pPr>
-      <w:r>
-        <w:rPr>
-          <w:rFonts w:ascii="Consolas" w:hAnsi="Consolas"/>
-          <w:b w:val="0"/>
-          <w:sz w:val="18"/>
-        </w:rPr>
-        <w:t>}</w:t>
-      </w:r>
-    </w:p>
-    <w:p>
-      <w:pPr>
-        <w:pStyle w:val="3"/>
-        <w:spacing w:after="100"/>
-      </w:pPr>
-      <w:r>
-        <w:rPr>
-          <w:b w:val="0"/>
-        </w:rPr>
-        <w:t>当前RTL接口对应requant_multiplier[c]为signed INT32、requant_shift[c]为signed INT10、requant_zp[c]为已舍入signed INT32。compute descriptor仍为107bit，独立requant_cfg_t为298bit。未新增累加器域D、独立bias、输出反压或LSM拼装接口。</w:t>
-      </w:r>
-    </w:p>
-    <w:p>
-      <w:pPr>
-        <w:pStyle w:val="6"/>
-        <w:keepNext/>
-        <w:spacing w:after="100"/>
-      </w:pPr>
-      <w:r>
-        <w:rPr>
-          <w:b w:val="0"/>
-          <w:color w:val="000000"/>
-        </w:rPr>
-        <w:t>6.2.8 参考推导与当前整数合同的区别</w:t>
-      </w:r>
-    </w:p>
-    <w:p>
-      <w:pPr>
-        <w:pStyle w:val="3"/>
-        <w:spacing w:after="100"/>
-      </w:pPr>
-      <w:r>
-        <w:rPr>
-          <w:b w:val="0"/>
-        </w:rPr>
-        <w:t>修订版的累加器域参考先形成D_n=b_q,n−z_x C_n，再计算实数t_n=Ŝ_n(P_n+D_n)+z_y，并将z_y置于最终round内。这是数学参考顺序。当前RTL以raw直接缩放，输入补偿已单独round为输出域INT32 ZP，per-channel在round后加ZP，per-tensor在CIM INT8输出后由TB加ZP。两种合同的舍入和饱和位置不同，不应混用同一逐bit golden。</w:t>
-      </w:r>
-    </w:p>
-    <w:p>
-      <w:pPr>
-        <w:pStyle w:val="3"/>
-        <w:spacing w:after="140" w:before="80"/>
-        <w:jc w:val="center"/>
-      </w:pPr>
-      <w:r>
-        <w:rPr>
-          <w:b w:val="0"/>
-        </w:rPr>
-      </w:r>
-      <m:oMathPara>
-        <m:oMath>
-          <m:sSub>
-            <m:e>
-              <m:r>
-                <m:t>q</m:t>
-              </m:r>
-            </m:e>
-            <m:sub>
-              <m:r>
-                <m:t>ref,n</m:t>
-              </m:r>
-            </m:sub>
-          </m:sSub>
-          <m:r>
-            <m:t> = </m:t>
-          </m:r>
-          <m:func>
-            <m:fName>
-              <m:sSub>
-                <m:e>
-                  <m:r>
-                    <m:t>clip</m:t>
-                  </m:r>
-                </m:e>
-                <m:sub>
-                  <m:r>
-                    <m:t>INT8</m:t>
-                  </m:r>
-                </m:sub>
-              </m:sSub>
-            </m:fName>
-            <m:e>
-              <m:d>
-                <m:dPr>
-                  <m:begChr m:val="("/>
-                  <m:endChr m:val=")"/>
-                </m:dPr>
-                <m:e>
-                  <m:func>
-                    <m:fName>
-                      <m:r>
-                        <m:t>R</m:t>
-                      </m:r>
-                    </m:fName>
-                    <m:e>
-                      <m:d>
-                        <m:dPr>
-                          <m:begChr m:val="("/>
-                          <m:endChr m:val=")"/>
-                        </m:dPr>
-                        <m:e>
-                          <m:sSub>
-                            <m:e>
-                              <m:r>
-                                <m:t>Ŝ</m:t>
-                              </m:r>
-                            </m:e>
-                            <m:sub>
-                              <m:r>
-                                <m:t>n</m:t>
-                              </m:r>
-                            </m:sub>
-                          </m:sSub>
-                          <m:r>
-                            <m:t>(</m:t>
-                          </m:r>
-                          <m:sSub>
-                            <m:e>
-                              <m:r>
-                                <m:t>P</m:t>
-                              </m:r>
-                            </m:e>
-                            <m:sub>
-                              <m:r>
-                                <m:t>n</m:t>
-                              </m:r>
-                            </m:sub>
-                          </m:sSub>
-                          <m:r>
-                            <m:t> + </m:t>
-                          </m:r>
-                          <m:sSub>
-                            <m:e>
-                              <m:r>
-                                <m:t>D</m:t>
-                              </m:r>
-                            </m:e>
-                            <m:sub>
-                              <m:r>
-                                <m:t>n</m:t>
-                              </m:r>
-                            </m:sub>
-                          </m:sSub>
-                          <m:r>
-                            <m:t>) + </m:t>
-                          </m:r>
-                          <m:sSub>
-                            <m:e>
-                              <m:r>
-                                <m:t>z</m:t>
-                              </m:r>
-                            </m:e>
-                            <m:sub>
-                              <m:r>
-                                <m:t>y</m:t>
-                              </m:r>
-                            </m:sub>
-                          </m:sSub>
-                        </m:e>
-                      </m:d>
-                    </m:e>
-                  </m:func>
-                </m:e>
-              </m:d>
-            </m:e>
-          </m:func>
-        </m:oMath>
-      </m:oMathPara>
-    </w:p>
-    <w:p>
-      <w:pPr>
-        <w:pStyle w:val="3"/>
-        <w:spacing w:after="100"/>
-      </w:pPr>
-      <w:r>
-        <w:rPr>
-          <w:b w:val="0"/>
-        </w:rPr>
-        <w:t>原始实数参考、中心化参考和当前整数接口golden分别保存；前两者用于评估量化、补偿近似及二次饱和差异，硬件正确性按当前接口golden精确验收。当前没有将未round的小数Z_merge作为INT32传入，也没有将ZP移入round。</w:t>
-      </w:r>
-    </w:p>
-    <w:p>
-      <w:pPr>
-        <w:pStyle w:val="6"/>
-        <w:keepNext/>
-        <w:spacing w:after="100"/>
-      </w:pPr>
-      <w:r>
-        <w:rPr>
-          <w:b w:val="0"/>
-          <w:color w:val="000000"/>
-        </w:rPr>
-        <w:t>6.2.9 GEMM 用例与验证记录</w:t>
-      </w:r>
-    </w:p>
-    <w:p>
-      <w:pPr>
-        <w:pStyle w:val="3"/>
-        <w:spacing w:after="100"/>
-      </w:pPr>
-      <w:r>
-        <w:rPr>
-          <w:b w:val="0"/>
-        </w:rPr>
-        <w:t>WS32：X[32,128]×W[128,16]，W8A16、OS/WS/AS=1/32/1，四批N4。每版检查512个raw及512个INT8；每批raw为C9至C164，INT8为C10至C165，原输出周期不变。</w:t>
-      </w:r>
-    </w:p>
-    <w:p>
-      <w:pPr>
-        <w:pStyle w:val="3"/>
-        <w:spacing w:after="100"/>
-      </w:pPr>
-      <w:r>
-        <w:rPr>
-          <w:b w:val="0"/>
-        </w:rPr>
-        <w:t>AS4：X[32,512]×W[512,16]，W8A16、OS/WS/AS=2/1/4；每版检查512个raw、512个INT8及4096次Psum更新。raw为C35至C38，INT8为C36至C39。per-channel四Context使用1184bit活动参数；per-tensor只加载四组第0项scale，共168bit，ZP buffer全部关钟，兼容表容量保持。</w:t>
-      </w:r>
-    </w:p>
-    <w:p>
-      <w:pPr>
-        <w:pStyle w:val="3"/>
-        <w:spacing w:after="100"/>
-      </w:pPr>
-      <w:r>
-        <w:rPr>
-          <w:b w:val="0"/>
-        </w:rPr>
-        <w:t>其余正向用例覆盖W4A16高位置组、W2A8高位置组、N6尾块与OC mask空洞，以及per-channel定向舍入/饱和边界。11个正向GEMM合计核对2448个raw及2448个最终INT8，并额外核对CIM端口golden；W4高位置组per-tensor与原单次饱和算法最大差值为9，已记录。</w:t>
-      </w:r>
-    </w:p>
-    <w:p>
-      <w:pPr>
-        <w:pStyle w:val="3"/>
-        <w:spacing w:after="100"/>
-      </w:pPr>
-      <w:r>
-        <w:rPr>
-          <w:b w:val="0"/>
-        </w:rPr>
-        <w:t>2026年10月28日ModelSim完整133组通过，其中90组为预期协议拒绝；17908个标量量化向量分别验证两种模式，另有512个四通道向量，共145312次数值核对并检查TB扩位补偿。6个per-channel矩阵/输入场景与修改前逐字节一致。故意将ZP接回活动共享时钟的隔离副本被实际时钟检查器拒绝。未执行实际VCS、工艺综合或STA。</w:t>
-      </w:r>
-    </w:p>
-    <w:p>
-      <w:pPr>
-        <w:pStyle w:val="3"/>
-        <w:spacing w:after="100"/>
-      </w:pPr>
-      <w:r>
-        <w:rPr>
-          <w:b w:val="0"/>
-        </w:rPr>
-        <w:t>复现入口为vcs-rtl/make run CASE=&lt;case&gt;及make regression；case定义在cases.py，匹配golden由make prepare生成。对应说明为docs/Cluster_Requant.md、docs/Cluster_GEMM.md和docs/Testbench_Guide.md，历史验证记录为RTL/cluster/tb/log/per_tensor_zp_validation.log及源码哈希文件。</w:t>
+        <w:spacing w:after="120" w:line="312" w:lineRule="auto"/>
+      </w:pPr>
+      <w:r>
+        <w:t xml:space="preserve">复现入口：从vcs-rtl/执行make run CASE=&lt;完整用例名&gt;或make gemm-regression、make regression；每次运行产物在work/&lt;CASE&gt;/。本地Python场景入口为run_sram_regression.py --gemm-scenarios-only，完整回归使用--full。高组、尾块及舍入用例已拆为四个tb_Cluster_GEMM_W*.sv顶层，共用ClusterGemmScenario.sv；已保存场景数据在RTL/cluster/tb/data/gemm_scenarios/。</w:t>
       </w:r>
     </w:p>
     <w:p>
@@ -18802,7 +17137,6 @@
     <w:p>
       <w:pPr>
         <w:pStyle w:val="5"/>
-        <w:keepNext/>
       </w:pPr>
       <w:bookmarkStart w:id="32" w:name="电源与复用行为"/>
       <w:r>
@@ -18815,7 +17149,6 @@
     <w:p>
       <w:pPr>
         <w:pStyle w:val="23"/>
-        <w:keepNext/>
         <w:spacing w:after="120" w:line="312" w:lineRule="auto"/>
       </w:pPr>
       <w:r>
@@ -18823,9 +17156,6 @@
       </w:r>
     </w:p>
     <w:p>
-      <w:pPr>
-        <w:keepNext/>
-      </w:pPr>
       <w:r>
         <w:t>同步常规读：上升沿采样请求并锁存响应Macro编号，沿后sram_rd_valid=1且数据有效。该周期切换下一请求的Macro、地址、CS或读写方向不改变本次响应；下一采样沿若非读则valid清零、数据为0。reset异步取消读响应，无额外数据流水。</w:t>
       </w:r>
@@ -18833,6 +17163,15 @@
     <w:p>
       <w:r>
         <w:t>Requant的两个读源均按对齐OC有效位隔离：output Psum与参数Buffer存储保持旧值，但进入无效通道的Psum、multiplier、shift和ZP均为0。Per-tensor共享scale可继续服务其他有效OC。无效lane组合输出为0，最终INT8寄存器仍门控保持。</w:t>
+      </w:r>
+    </w:p>
+    <w:p>
+      <w:pPr>
+        <w:pStyle w:val="23"/>
+        <w:spacing w:after="120" w:line="312" w:lineRule="auto"/>
+      </w:pPr>
+      <w:r>
+        <w:t xml:space="preserve">ICG验证检查实际门控时钟、关钟后的数据保持及门控/旁路Cluster逐拍等价性。入口包括macro_gate0/1、reduce_tree，以及gate_equiv_default、gate_equiv_context_stress、gate_equiv_input_overlap、gate_equiv_requant_buffers、gate_equiv_requant_channel、gate_equiv_requant_reset、gate_equiv_requant_boundary、gate_equiv_sram和gate_equiv_sram_response。已保存的cluster_gate_equivalence_validation.log记录9组等价检查通过，共292941个周期；这是历史日志，本次文档修订未重跑仿真。当前验证基于功能ICG模型，工艺ICG时序、毛刺及功耗仍须实现阶段验证。</w:t>
       </w:r>
     </w:p>
     <w:sectPr>
@@ -18842,27 +17181,6 @@
     </w:sectPr>
   </w:body>
 </w:document>
-</file>
-
-<file path=word/comments.xml><?xml version="1.0" encoding="utf-8"?>
-<w:comments xmlns:a="http://schemas.openxmlformats.org/drawingml/2006/main" xmlns:pic="http://schemas.openxmlformats.org/drawingml/2006/picture" xmlns:r="http://schemas.openxmlformats.org/officeDocument/2006/relationships" xmlns:w="http://schemas.openxmlformats.org/wordprocessingml/2006/main" xmlns:wp="http://schemas.openxmlformats.org/drawingml/2006/wordprocessingDrawing" xmlns:mc="http://schemas.openxmlformats.org/markup-compatibility/2006" xmlns:a14="http://schemas.microsoft.com/office/drawing/2010/main" xmlns:w14="http://schemas.microsoft.com/office/word/2010/wordml" xmlns:wpc="http://schemas.microsoft.com/office/word/2010/wordprocessingCanvas">
-  <w:comment w:id="0" w:author="Codex" w:initials="" w:date="2026-10-28T07:04:34Z">
-    <w:p>
-      <w:pPr>
-        <w:pStyle w:val="CommentText"/>
-      </w:pPr>
-      <w:r>
-        <w:rPr>
-          <w:rStyle w:val="CommentReference"/>
-        </w:rPr>
-        <w:annotationRef/>
-      </w:r>
-      <w:r>
-        <w:t>本节整合Requant修订版数学说明和代码参考，并统一至当前RTL：signed INT10完整移位、INT32已舍入ZP、per-tensor外部TB补偿及ZP buffer关钟。参考文件本身不修改。</w:t>
-      </w:r>
-    </w:p>
-  </w:comment>
-</w:comments>
 </file>
 
 <file path=word/footnotes.xml><?xml version="1.0" encoding="utf-8"?>

--- a/docs/CIM_Block_Spec.docx
+++ b/docs/CIM_Block_Spec.docx
@@ -21,7 +21,7 @@
         <w:spacing w:after="120" w:line="312" w:lineRule="auto"/>
       </w:pPr>
       <w:r>
-        <w:t xml:space="preserve">版本说明：2026年10月30日按main提交b1a5eca同步接口、AS调度、Requant、仿真溢出检查及测试入口。本次仅修订文档，未重跑仿真或进行综合、STA及功耗验证。</w:t>
+        <w:t xml:space="preserve">版本说明：2026年10月30日将OS/WS/AS count扩为9bit，descriptor为110bit，RTL、TB及接口文档同步。ModelSim的11个目标编译、默认Cluster回归和36个OS边界场景通过；未进行工艺综合、STA或功耗验证。</w:t>
       </w:r>
     </w:p>
     <w:p>
@@ -4044,7 +4044,7 @@
                 <w:color w:val="000000"/>
                 <w:sz w:val="18"/>
               </w:rPr>
-              <w:t>每Tile/Context一次descriptor，CTRL_W=107；三个count各8 bit</w:t>
+              <w:t>每Tile/Context一次descriptor，CTRL_W=110；三个count各9 bit</w:t>
             </w:r>
           </w:p>
         </w:tc>
@@ -5299,7 +5299,7 @@
         <w:spacing w:after="120" w:line="312" w:lineRule="auto"/>
       </w:pPr>
       <w:r>
-        <w:t>每Tile/Context提交一次compute descriptor，cmd_fire=cmd_valid_i&amp;&amp;cmd_ready_o采样；首命令同时接收A0。三个count各8bit，CTRL_W=107。AS后续compute descriptor仅改变Context地址，公共计算字段一致；独立requant_cfg_i按Context提供量化参数，见6.1节。</w:t>
+        <w:t>每Tile/Context提交一次compute descriptor，cmd_fire=cmd_valid_i&amp;&amp;cmd_ready_o采样；首命令同时接收A0。三个count各9bit，CTRL_W=110。AS后续compute descriptor仅改变Context地址，公共计算字段一致；独立requant_cfg_i按Context提供量化参数，见6.1节。</w:t>
       </w:r>
     </w:p>
     <w:tbl>
@@ -5505,33 +5505,33 @@
                 <w:color w:val="000000"/>
                 <w:sz w:val="18"/>
               </w:rPr>
-              <w:t>8</w:t>
-            </w:r>
-          </w:p>
-        </w:tc>
-        <w:tc>
-          <w:tcPr>
-            <w:vAlign w:val="center"/>
-            <w:shd w:fill="FFFFFF"/>
-            <w:tcMar>
-              <w:top w:w="70" w:type="dxa"/>
-              <w:left w:w="70" w:type="dxa"/>
-              <w:bottom w:w="70" w:type="dxa"/>
-              <w:right w:w="70" w:type="dxa"/>
-            </w:tcMar>
-          </w:tcPr>
-          <w:p>
-            <w:pPr>
-              <w:keepNext w:val="0"/>
-              <w:spacing w:before="40" w:after="40"/>
-            </w:pPr>
-            <w:r>
-              <w:rPr>
-                <w:b w:val="0"/>
-                <w:color w:val="000000"/>
-                <w:sz w:val="18"/>
-              </w:rPr>
-              <w:t>每Context的K Tile次数，1～255；仍需满足signed32范围</w:t>
+              <w:t>9</w:t>
+            </w:r>
+          </w:p>
+        </w:tc>
+        <w:tc>
+          <w:tcPr>
+            <w:vAlign w:val="center"/>
+            <w:shd w:fill="FFFFFF"/>
+            <w:tcMar>
+              <w:top w:w="70" w:type="dxa"/>
+              <w:left w:w="70" w:type="dxa"/>
+              <w:bottom w:w="70" w:type="dxa"/>
+              <w:right w:w="70" w:type="dxa"/>
+            </w:tcMar>
+          </w:tcPr>
+          <w:p>
+            <w:pPr>
+              <w:keepNext w:val="0"/>
+              <w:spacing w:before="40" w:after="40"/>
+            </w:pPr>
+            <w:r>
+              <w:rPr>
+                <w:b w:val="0"/>
+                <w:color w:val="000000"/>
+                <w:sz w:val="18"/>
+              </w:rPr>
+              <w:t>每Context的K Tile次数，1～511；仍需满足signed32范围</w:t>
             </w:r>
           </w:p>
         </w:tc>
@@ -5607,33 +5607,33 @@
                 <w:color w:val="000000"/>
                 <w:sz w:val="18"/>
               </w:rPr>
-              <w:t>8</w:t>
-            </w:r>
-          </w:p>
-        </w:tc>
-        <w:tc>
-          <w:tcPr>
-            <w:vAlign w:val="center"/>
-            <w:shd w:fill="FFFFFF"/>
-            <w:tcMar>
-              <w:top w:w="70" w:type="dxa"/>
-              <w:left w:w="70" w:type="dxa"/>
-              <w:bottom w:w="70" w:type="dxa"/>
-              <w:right w:w="70" w:type="dxa"/>
-            </w:tcMar>
-          </w:tcPr>
-          <w:p>
-            <w:pPr>
-              <w:keepNext w:val="0"/>
-              <w:spacing w:before="40" w:after="40"/>
-            </w:pPr>
-            <w:r>
-              <w:rPr>
-                <w:b w:val="0"/>
-                <w:color w:val="000000"/>
-                <w:sz w:val="18"/>
-              </w:rPr>
-              <w:t>WS Context数，1～255编码；OS1容量上限64，OS&gt;1默认16</w:t>
+              <w:t>9</w:t>
+            </w:r>
+          </w:p>
+        </w:tc>
+        <w:tc>
+          <w:tcPr>
+            <w:vAlign w:val="center"/>
+            <w:shd w:fill="FFFFFF"/>
+            <w:tcMar>
+              <w:top w:w="70" w:type="dxa"/>
+              <w:left w:w="70" w:type="dxa"/>
+              <w:bottom w:w="70" w:type="dxa"/>
+              <w:right w:w="70" w:type="dxa"/>
+            </w:tcMar>
+          </w:tcPr>
+          <w:p>
+            <w:pPr>
+              <w:keepNext w:val="0"/>
+              <w:spacing w:before="40" w:after="40"/>
+            </w:pPr>
+            <w:r>
+              <w:rPr>
+                <w:b w:val="0"/>
+                <w:color w:val="000000"/>
+                <w:sz w:val="18"/>
+              </w:rPr>
+              <w:t>WS Context数，1～511编码；OS1容量上限64，OS&gt;1默认16</w:t>
             </w:r>
           </w:p>
         </w:tc>
@@ -5713,33 +5713,33 @@
                 <w:color w:val="000000"/>
                 <w:sz w:val="18"/>
               </w:rPr>
-              <w:t>8</w:t>
-            </w:r>
-          </w:p>
-        </w:tc>
-        <w:tc>
-          <w:tcPr>
-            <w:vAlign w:val="center"/>
-            <w:shd w:fill="FFFFFF"/>
-            <w:tcMar>
-              <w:top w:w="70" w:type="dxa"/>
-              <w:left w:w="70" w:type="dxa"/>
-              <w:bottom w:w="70" w:type="dxa"/>
-              <w:right w:w="70" w:type="dxa"/>
-            </w:tcMar>
-          </w:tcPr>
-          <w:p>
-            <w:pPr>
-              <w:keepNext w:val="0"/>
-              <w:spacing w:before="40" w:after="40"/>
-            </w:pPr>
-            <w:r>
-              <w:rPr>
-                <w:b w:val="0"/>
-                <w:color w:val="000000"/>
-                <w:sz w:val="18"/>
-              </w:rPr>
-              <w:t>AS Context数，编码1～255，所有精度有效上限16</w:t>
+              <w:t>9</w:t>
+            </w:r>
+          </w:p>
+        </w:tc>
+        <w:tc>
+          <w:tcPr>
+            <w:vAlign w:val="center"/>
+            <w:shd w:fill="FFFFFF"/>
+            <w:tcMar>
+              <w:top w:w="70" w:type="dxa"/>
+              <w:left w:w="70" w:type="dxa"/>
+              <w:bottom w:w="70" w:type="dxa"/>
+              <w:right w:w="70" w:type="dxa"/>
+            </w:tcMar>
+          </w:tcPr>
+          <w:p>
+            <w:pPr>
+              <w:keepNext w:val="0"/>
+              <w:spacing w:before="40" w:after="40"/>
+            </w:pPr>
+            <w:r>
+              <w:rPr>
+                <w:b w:val="0"/>
+                <w:color w:val="000000"/>
+                <w:sz w:val="18"/>
+              </w:rPr>
+              <w:t>AS Context数，编码1～511，所有精度有效上限16</w:t>
             </w:r>
           </w:p>
         </w:tc>
@@ -6769,7 +6769,7 @@
         <w:keepLines/>
       </w:pPr>
       <w:r>
-        <w:t>声明级资源统计：独立权重数据减少8192bit，冗余read_address_in/station_in输入状态减少72bit。默认逻辑DFF名义33485bit（按仓库声明级统计口径，非综合单元数），SRAM读出保持模型8192bit另列，ICG锁存位684；这不是综合网表单元数或面积。 批次描述符共享；四级窄事务标签68bit、三路径tmp标签51bit、逐lane tmp valid32bit、三路径raw Context指针18bit。raw直接观察对应tmp/Psum，不保留独立raw数据DFF；相对逐lane完整标签和raw副本减少10407bit。</w:t>
+        <w:t>声明级资源统计：独立权重数据减少8192bit，冗余read_address_in/station_in输入状态减少72bit。默认逻辑DFF名义33496bit（按仓库声明级统计口径，非综合单元数），SRAM读出保持模型8192bit另列，ICG锁存位684；这不是综合网表单元数或面积。 批次描述符共享；四级窄事务标签72bit、三路径tmp标签54bit、逐lane tmp valid32bit、三路径raw Context指针18bit。raw直接观察对应tmp/Psum，不保留独立raw数据DFF；相对逐lane完整标签和raw副本减少10407bit。</w:t>
       </w:r>
       <w:r>
         <w:t xml:space="preserve"> OUTPUT_PSUM_DEPTH默认16，统一控制Psum、权重地址表、Requant Context表深度；三个兼容深度参数默认联动，容量负向测试可单独覆盖。每个物理OC一套acc和一套bit-fusion组合算术，由所有Context复用，不随Context深度复制。</w:t>
@@ -6817,7 +6817,7 @@
           <w:color w:val="000000"/>
           <w:sz w:val="19"/>
         </w:rPr>
-        <w:t>cim_os_cnt、cim_ws_cnt、cim_as_cnt 均为 8 bit，合法字段值为 1～255，0 非法，256 不可编码；cluster_ctrl_t 总宽度 CTRL_W=107 bit。OS 上限 255 指每个 Context 的 K Tile 累加次数，仍需满足 signed32 不溢出的数值约束。WS/AS 的字段位宽不代表可忽略存储容量上限。</w:t>
+        <w:t>cim_os_cnt、cim_ws_cnt、cim_as_cnt 均为 9 bit，合法字段值为 1～511，0 非法，512 不可编码；cluster_ctrl_t 总宽度 CTRL_W=110 bit。OS 上限 511 指每个 Context 的 K Tile 累加次数，仍需满足 signed32 不溢出的数值约束。WS/AS 的字段位宽不代表可忽略存储容量上限。</w:t>
       </w:r>
     </w:p>
     <w:p>
@@ -6843,7 +6843,7 @@
           <w:color w:val="000000"/>
           <w:sz w:val="19"/>
         </w:rPr>
-        <w:t>所有精度cim_as_cnt≤OUTPUT_BUFFER_DEPTH=16，OS1/OS&gt;1相同；OS1 WS最多64，OS&gt;1 WS最多16，还需满足标签、地址和参数表容量。三个count均为8bit、1～255编码，0非法。</w:t>
+        <w:t>所有精度cim_as_cnt≤OUTPUT_BUFFER_DEPTH=16，OS1/OS&gt;1相同；OS1 WS最多64，OS&gt;1 WS最多16，还需满足标签、地址和参数表容量。三个count均为9bit、1～511编码，0非法。</w:t>
       </w:r>
     </w:p>
     <w:p>
@@ -7494,7 +7494,7 @@
                 <w:color w:val="000000"/>
                 <w:sz w:val="18"/>
               </w:rPr>
-              <w:t>1～255 / 每字段8 bit</w:t>
+              <w:t>1～511 / 每字段9 bit</w:t>
             </w:r>
           </w:p>
         </w:tc>
@@ -7523,7 +7523,7 @@
                 <w:color w:val="000000"/>
                 <w:sz w:val="18"/>
               </w:rPr>
-              <w:t>不是 Psum 深度；descriptor 共107 bit</w:t>
+              <w:t>不是 Psum 深度；descriptor 共110 bit</w:t>
             </w:r>
           </w:p>
         </w:tc>
@@ -10869,7 +10869,7 @@
                 <w:color w:val="000000"/>
                 <w:sz w:val="18"/>
               </w:rPr>
-              <w:t>Psum；cim_os_cnt为1～255个K Tile</w:t>
+              <w:t>Psum；cim_os_cnt为1～511个K Tile</w:t>
             </w:r>
           </w:p>
         </w:tc>
@@ -12791,7 +12791,7 @@
         <w:spacing w:after="120" w:line="312" w:lineRule="auto"/>
       </w:pPr>
       <w:r>
-        <w:t>所有多Context AS采用Tile→Slice→Context。Psum在OS&gt;1或多Context AS时使用，包括OS1/A4。AS所有精度最多16，WS OS1最多64、OS&gt;1最多16。三个count各8bit，范围1～255，WS/AS不能同时大于1；还须满足地址、参数、标签容量。</w:t>
+        <w:t>所有多Context AS采用Tile→Slice→Context。Psum在OS&gt;1或多Context AS时使用，包括OS1/A4。AS所有精度最多16，WS OS1最多64、OS&gt;1最多16。三个count各9bit，范围1～511，WS/AS不能同时大于1；还须满足地址、参数、标签容量。</w:t>
       </w:r>
     </w:p>
     <w:bookmarkEnd w:id="14"/>
@@ -13451,7 +13451,7 @@
         <w:spacing w:after="120" w:line="312" w:lineRule="auto"/>
       </w:pPr>
       <w:r>
-        <w:t>所有多Context AS采用Tile→Slice→Context，包括OS1。Psum使用条件为cim_os_cnt&gt;1或cim_as_cnt&gt;1；WS/单Context仅OS&gt;1写Psum，所有多Context AS（包括OS1/A4）保存各Context结果至Psum。所有精度cim_as_cnt≤OUTPUT_BUFFER_DEPTH=16，OS1/OS&gt;1相同；OS1 WS最多64，OS&gt;1 WS最多16，还需满足标签、地址和参数表容量。三个count均为8bit、1～255编码，0非法。</w:t>
+        <w:t>所有多Context AS采用Tile→Slice→Context，包括OS1。Psum使用条件为cim_os_cnt&gt;1或cim_as_cnt&gt;1；WS/单Context仅OS&gt;1写Psum，所有多Context AS（包括OS1/A4）保存各Context结果至Psum。所有精度cim_as_cnt≤OUTPUT_BUFFER_DEPTH=16，OS1/OS&gt;1相同；OS1 WS最多64，OS&gt;1 WS最多16，还需满足标签、地址和参数表容量。三个count均为9bit、1～511编码，0非法。</w:t>
       </w:r>
     </w:p>
     <w:bookmarkEnd w:id="25"/>
@@ -14080,7 +14080,7 @@
         <w:spacing w:after="120" w:line="312" w:lineRule="auto"/>
       </w:pPr>
       <w:r>
-        <w:t>当前集成约束：调用方必须保证每次tmp/Psum写入值均在-2147483648～2147483647内，UINT还须非负，不能只保证最终数学和不溢出。Requant末端INT8 clip无法修复先前回绕。cim_os_cnt的8bit/255编码上限与安全累加次数是两类约束。</w:t>
+        <w:t>当前集成约束：调用方必须保证每次tmp/Psum写入值均在-2147483648～2147483647内，UINT还须非负，不能只保证最终数学和不溢出。Requant末端INT8 clip无法修复先前回绕。cim_os_cnt的9bit/511编码上限与安全累加次数是两类约束。</w:t>
       </w:r>
     </w:p>
     <w:bookmarkEnd w:id="26"/>
@@ -14700,7 +14700,7 @@
         <w:spacing w:after="120" w:line="312" w:lineRule="auto"/>
       </w:pPr>
       <w:r>
-        <w:t xml:space="preserve">Requant配置采用独立297-bit requant_cfg_t：仅conv_mode为1bit，另有4×INT32 multiplier、4×INT10 shift、4×INT32 zp；当前接口没有requant_mode字段。conv_mode=0选择per-tensor，第0项scale广播；conv_mode=1选择per-channel，OC c使用参数c。屏蔽OC不会压缩参数索引。107-bit compute descriptor不变。</w:t>
+        <w:t xml:space="preserve">Requant配置采用独立297-bit requant_cfg_t：仅conv_mode为1bit，另有4×INT32 multiplier、4×INT10 shift、4×INT32 zp；当前接口没有requant_mode字段。conv_mode=0选择per-tensor，第0项scale广播；conv_mode=1选择per-channel，OC c使用参数c。屏蔽OC不会压缩参数索引。110-bit compute descriptor不变。</w:t>
       </w:r>
     </w:p>
     <w:p>
@@ -17130,7 +17130,7 @@
         <w:spacing w:after="120" w:line="312" w:lineRule="auto"/>
       </w:pPr>
       <w:r>
-        <w:t>单bank同包接收/发射重叠：WS包间隔P+1，AS每Tile间隔1+R×P。所有多Context AS采用Tile→Slice→Context，包括OS1。Psum使用条件为cim_os_cnt&gt;1或cim_as_cnt&gt;1；WS/单Context仅OS&gt;1写Psum，所有多Context AS（包括OS1/A4）保存各Context结果至Psum。所有精度cim_as_cnt≤OUTPUT_BUFFER_DEPTH=16，OS1/OS&gt;1相同；OS1 WS最多64，OS&gt;1 WS最多16，还需满足标签、地址和参数表容量。三个count均为8bit、1～255编码，0非法。</w:t>
+        <w:t>单bank同包接收/发射重叠：WS包间隔P+1，AS每Tile间隔1+R×P。所有多Context AS采用Tile→Slice→Context，包括OS1。Psum使用条件为cim_os_cnt&gt;1或cim_as_cnt&gt;1；WS/单Context仅OS&gt;1写Psum，所有多Context AS（包括OS1/A4）保存各Context结果至Psum。所有精度cim_as_cnt≤OUTPUT_BUFFER_DEPTH=16，OS1/OS&gt;1相同；OS1 WS最多64，OS&gt;1 WS最多16，还需满足标签、地址和参数表容量。三个count均为9bit、1～511编码，0非法。</w:t>
       </w:r>
     </w:p>
     <w:bookmarkEnd w:id="31"/>
